--- a/6-过程管理/流程制度规范类文件/ZGS-06-06-变更管理制度.docx
+++ b/6-过程管理/流程制度规范类文件/ZGS-06-06-变更管理制度.docx
@@ -1,10 +1,11 @@
 
 <file path=word/document.xml><?xml version="1.0" encoding="utf-8"?>
-<w:document xmlns:wpc="http://schemas.microsoft.com/office/word/2010/wordprocessingCanvas" xmlns:mc="http://schemas.openxmlformats.org/markup-compatibility/2006" xmlns:o="urn:schemas-microsoft-com:office:office" xmlns:r="http://schemas.openxmlformats.org/officeDocument/2006/relationships" xmlns:m="http://schemas.openxmlformats.org/officeDocument/2006/math" xmlns:v="urn:schemas-microsoft-com:vml" xmlns:wp14="http://schemas.microsoft.com/office/word/2010/wordprocessingDrawing" xmlns:wp="http://schemas.openxmlformats.org/drawingml/2006/wordprocessingDrawing" xmlns:w="http://schemas.openxmlformats.org/wordprocessingml/2006/main" xmlns:w14="http://schemas.microsoft.com/office/word/2010/wordml" xmlns:w10="urn:schemas-microsoft-com:office:word" xmlns:w15="http://schemas.microsoft.com/office/word/2012/wordml" xmlns:wpg="http://schemas.microsoft.com/office/word/2010/wordprocessingGroup" xmlns:wpi="http://schemas.microsoft.com/office/word/2010/wordprocessingInk" xmlns:wne="http://schemas.microsoft.com/office/word/2006/wordml" xmlns:wps="http://schemas.microsoft.com/office/word/2010/wordprocessingShape" xmlns:wpsCustomData="http://www.wps.cn/officeDocument/2013/wpsCustomData" mc:Ignorable="w14 w15 wp14">
+<w:document xmlns:wpc="http://schemas.microsoft.com/office/word/2010/wordprocessingCanvas" xmlns:mc="http://schemas.openxmlformats.org/markup-compatibility/2006" xmlns:o="urn:schemas-microsoft-com:office:office" xmlns:r="http://schemas.openxmlformats.org/officeDocument/2006/relationships" xmlns:m="http://schemas.openxmlformats.org/officeDocument/2006/math" xmlns:v="urn:schemas-microsoft-com:vml" xmlns:wp14="http://schemas.microsoft.com/office/word/2010/wordprocessingDrawing" xmlns:wp="http://schemas.openxmlformats.org/drawingml/2006/wordprocessingDrawing" xmlns:w10="urn:schemas-microsoft-com:office:word" xmlns:w="http://schemas.openxmlformats.org/wordprocessingml/2006/main" xmlns:w14="http://schemas.microsoft.com/office/word/2010/wordml" xmlns:w15="http://schemas.microsoft.com/office/word/2012/wordml" xmlns:wne="http://schemas.microsoft.com/office/word/2006/wordml" xmlns:wpg="http://schemas.microsoft.com/office/word/2010/wordprocessingGroup" xmlns:wpi="http://schemas.microsoft.com/office/word/2010/wordprocessingInk" xmlns:wps="http://schemas.microsoft.com/office/word/2010/wordprocessingShape" mc:Ignorable="w14 w15 wp14">
+  <!-- Generated by Aspose.Words for .NET 13.3.0.1 -->
   <w:body>
     <w:p>
       <w:pPr>
-        <w:pStyle w:val="24"/>
+        <w:pStyle w:val="a"/>
         <w:keepNext w:val="0"/>
         <w:keepLines w:val="0"/>
         <w:pageBreakBefore w:val="0"/>
@@ -24,7 +25,7 @@
       <w:bookmarkStart w:id="0" w:name="_Toc14781"/>
       <w:r>
         <w:drawing>
-          <wp:anchor distT="0" distB="0" distL="114300" distR="114300" simplePos="0" relativeHeight="251660288" behindDoc="1" locked="0" layoutInCell="1" allowOverlap="1">
+          <wp:anchor distT="0" distB="0" distL="114300" distR="114300" simplePos="0" relativeHeight="251659264" behindDoc="1" locked="0" layoutInCell="1" allowOverlap="1">
             <wp:simplePos x="0" y="0"/>
             <wp:positionH relativeFrom="column">
               <wp:posOffset>0</wp:posOffset>
@@ -49,7 +50,7 @@
                     </pic:cNvPicPr>
                   </pic:nvPicPr>
                   <pic:blipFill>
-                    <a:blip r:embed="rId7"/>
+                    <a:blip xmlns:r="http://schemas.openxmlformats.org/officeDocument/2006/relationships" r:embed="rId4"/>
                     <a:stretch>
                       <a:fillRect/>
                     </a:stretch>
@@ -79,7 +80,7 @@
           <w:lang w:val="en-US" w:eastAsia="zh-CN"/>
         </w:rPr>
         <w:drawing>
-          <wp:anchor distT="0" distB="0" distL="114300" distR="114300" simplePos="0" relativeHeight="251659264" behindDoc="1" locked="0" layoutInCell="1" allowOverlap="1">
+          <wp:anchor distT="0" distB="0" distL="114300" distR="114300" simplePos="0" relativeHeight="251658240" behindDoc="1" locked="0" layoutInCell="1" allowOverlap="1">
             <wp:simplePos x="0" y="0"/>
             <wp:positionH relativeFrom="column">
               <wp:posOffset>635</wp:posOffset>
@@ -104,7 +105,7 @@
                     </pic:cNvPicPr>
                   </pic:nvPicPr>
                   <pic:blipFill>
-                    <a:blip r:embed="rId8">
+                    <a:blip xmlns:r="http://schemas.openxmlformats.org/officeDocument/2006/relationships" r:embed="rId5">
                       <a:alphaModFix amt="58000"/>
                       <a:lum contrast="-52000"/>
                     </a:blip>
@@ -138,7 +139,7 @@
     </w:p>
     <w:p>
       <w:pPr>
-        <w:pStyle w:val="25"/>
+        <w:pStyle w:val="a0"/>
         <w:keepNext w:val="0"/>
         <w:keepLines w:val="0"/>
         <w:pageBreakBefore w:val="0"/>
@@ -185,11 +186,11 @@
         <w:adjustRightInd w:val="0"/>
         <w:snapToGrid w:val="0"/>
         <w:spacing w:after="624" w:afterLines="200" w:line="219" w:lineRule="auto"/>
-        <w:ind w:left="0" w:leftChars="0" w:right="0" w:rightChars="0" w:firstLine="0" w:firstLineChars="0"/>
+        <w:ind w:left="0" w:right="0" w:firstLine="0" w:leftChars="0" w:rightChars="0" w:firstLineChars="0"/>
         <w:jc w:val="center"/>
         <w:textAlignment w:val="baseline"/>
         <w:rPr>
-          <w:rFonts w:hint="eastAsia" w:ascii="宋体" w:hAnsi="宋体" w:eastAsia="宋体" w:cs="宋体"/>
+          <w:rFonts w:ascii="宋体" w:eastAsia="宋体" w:hAnsi="宋体" w:cs="宋体" w:hint="eastAsia"/>
           <w:sz w:val="24"/>
           <w:szCs w:val="24"/>
           <w:lang w:val="en-US" w:eastAsia="zh-CN"/>
@@ -197,7 +198,7 @@
       </w:pPr>
       <w:r>
         <w:rPr>
-          <w:rFonts w:ascii="宋体" w:hAnsi="宋体" w:eastAsia="宋体" w:cs="宋体"/>
+          <w:rFonts w:ascii="宋体" w:eastAsia="宋体" w:hAnsi="宋体" w:cs="宋体"/>
           <w:b/>
           <w:bCs/>
           <w:spacing w:val="-3"/>
@@ -206,74 +207,20 @@
         </w:rPr>
         <w:t>文件编号：ZGS-06-06</w:t>
       </w:r>
-      <w:r>
-        <w:rPr>
-          <w:rFonts w:hint="eastAsia" w:ascii="宋体" w:hAnsi="宋体" w:eastAsia="宋体" w:cs="宋体"/>
-          <w:b/>
-          <w:bCs/>
-          <w:spacing w:val="-3"/>
-          <w:sz w:val="24"/>
-          <w:szCs w:val="24"/>
-          <w:lang w:val="en-US" w:eastAsia="zh-CN"/>
-        </w:rPr>
-      </w:r>
-      <w:r>
-        <w:rPr>
-          <w:rFonts w:ascii="宋体" w:hAnsi="宋体" w:eastAsia="宋体" w:cs="宋体"/>
-          <w:b/>
-          <w:bCs/>
-          <w:spacing w:val="-3"/>
-          <w:sz w:val="24"/>
-          <w:szCs w:val="24"/>
-        </w:rPr>
-      </w:r>
-      <w:r>
-        <w:rPr>
-          <w:rFonts w:hint="eastAsia" w:ascii="宋体" w:hAnsi="宋体" w:cs="宋体"/>
-          <w:b/>
-          <w:bCs/>
-          <w:spacing w:val="-3"/>
-          <w:sz w:val="24"/>
-          <w:szCs w:val="24"/>
-          <w:lang w:val="en-US" w:eastAsia="zh-CN"/>
-        </w:rPr>
-      </w:r>
-      <w:r>
-        <w:rPr>
-          <w:rFonts w:ascii="宋体" w:hAnsi="宋体" w:eastAsia="宋体" w:cs="宋体"/>
-          <w:b/>
-          <w:bCs/>
-          <w:spacing w:val="-3"/>
-          <w:sz w:val="24"/>
-          <w:szCs w:val="24"/>
-        </w:rPr>
-      </w:r>
-      <w:r>
-        <w:rPr>
-          <w:rFonts w:hint="eastAsia" w:ascii="宋体" w:hAnsi="宋体" w:cs="宋体"/>
-          <w:b/>
-          <w:bCs/>
-          <w:spacing w:val="-3"/>
-          <w:sz w:val="24"/>
-          <w:szCs w:val="24"/>
-          <w:lang w:val="en-US" w:eastAsia="zh-CN"/>
-        </w:rPr>
-      </w:r>
     </w:p>
     <w:tbl>
       <w:tblPr>
-        <w:tblStyle w:val="21"/>
+        <w:tblStyle w:val="TableGrid"/>
         <w:tblW w:w="0" w:type="auto"/>
         <w:jc w:val="center"/>
         <w:tblBorders>
-          <w:top w:val="none" w:color="auto" w:sz="0" w:space="0"/>
-          <w:left w:val="none" w:color="auto" w:sz="0" w:space="0"/>
-          <w:bottom w:val="none" w:color="auto" w:sz="0" w:space="0"/>
-          <w:right w:val="none" w:color="auto" w:sz="0" w:space="0"/>
-          <w:insideH w:val="none" w:color="auto" w:sz="0" w:space="0"/>
-          <w:insideV w:val="none" w:color="auto" w:sz="0" w:space="0"/>
+          <w:top w:val="nil"/>
+          <w:left w:val="nil"/>
+          <w:bottom w:val="nil"/>
+          <w:right w:val="nil"/>
+          <w:insideH w:val="nil"/>
+          <w:insideV w:val="nil"/>
         </w:tblBorders>
-        <w:tblLayout w:type="autofit"/>
         <w:tblCellMar>
           <w:top w:w="0" w:type="dxa"/>
           <w:left w:w="108" w:type="dxa"/>
@@ -287,17 +234,25 @@
       </w:tblGrid>
       <w:tr>
         <w:tblPrEx>
+          <w:tblW w:w="0" w:type="auto"/>
+          <w:jc w:val="center"/>
           <w:tblBorders>
-            <w:top w:val="none" w:color="auto" w:sz="0" w:space="0"/>
-            <w:left w:val="none" w:color="auto" w:sz="0" w:space="0"/>
-            <w:bottom w:val="none" w:color="auto" w:sz="0" w:space="0"/>
-            <w:right w:val="none" w:color="auto" w:sz="0" w:space="0"/>
-            <w:insideH w:val="none" w:color="auto" w:sz="0" w:space="0"/>
-            <w:insideV w:val="none" w:color="auto" w:sz="0" w:space="0"/>
+            <w:top w:val="nil"/>
+            <w:left w:val="nil"/>
+            <w:bottom w:val="nil"/>
+            <w:right w:val="nil"/>
+            <w:insideH w:val="nil"/>
+            <w:insideV w:val="nil"/>
           </w:tblBorders>
+          <w:tblCellMar>
+            <w:top w:w="0" w:type="dxa"/>
+            <w:left w:w="108" w:type="dxa"/>
+            <w:bottom w:w="0" w:type="dxa"/>
+            <w:right w:w="108" w:type="dxa"/>
+          </w:tblCellMar>
         </w:tblPrEx>
         <w:trPr>
-          <w:trHeight w:val="810" w:hRule="atLeast"/>
+          <w:trHeight w:val="810"/>
           <w:jc w:val="center"/>
         </w:trPr>
         <w:tc>
@@ -335,7 +290,7 @@
             </w:r>
             <w:r>
               <w:rPr>
-                <w:rFonts w:hint="default" w:asciiTheme="minorAscii" w:hAnsiTheme="minorAscii" w:eastAsiaTheme="minorEastAsia"/>
+                <w:rFonts w:asciiTheme="minorAscii" w:eastAsiaTheme="minorEastAsia" w:hAnsiTheme="minorAscii" w:hint="default"/>
                 <w:spacing w:val="227"/>
                 <w:sz w:val="21"/>
                 <w:vertAlign w:val="baseline"/>
@@ -389,7 +344,7 @@
             </w:r>
             <w:r>
               <w:rPr>
-                <w:rFonts w:hint="eastAsia" w:asciiTheme="minorAscii" w:hAnsiTheme="minorAscii" w:eastAsiaTheme="minorEastAsia"/>
+                <w:rFonts w:asciiTheme="minorAscii" w:eastAsiaTheme="minorEastAsia" w:hAnsiTheme="minorAscii" w:hint="eastAsia"/>
                 <w:spacing w:val="227"/>
                 <w:sz w:val="21"/>
                 <w:vertAlign w:val="baseline"/>
@@ -411,14 +366,8 @@
       </w:tr>
       <w:tr>
         <w:tblPrEx>
-          <w:tblBorders>
-            <w:top w:val="none" w:color="auto" w:sz="0" w:space="0"/>
-            <w:left w:val="none" w:color="auto" w:sz="0" w:space="0"/>
-            <w:bottom w:val="none" w:color="auto" w:sz="0" w:space="0"/>
-            <w:right w:val="none" w:color="auto" w:sz="0" w:space="0"/>
-            <w:insideH w:val="none" w:color="auto" w:sz="0" w:space="0"/>
-            <w:insideV w:val="none" w:color="auto" w:sz="0" w:space="0"/>
-          </w:tblBorders>
+          <w:tblW w:w="0" w:type="auto"/>
+          <w:jc w:val="center"/>
           <w:tblCellMar>
             <w:top w:w="0" w:type="dxa"/>
             <w:left w:w="108" w:type="dxa"/>
@@ -427,7 +376,7 @@
           </w:tblCellMar>
         </w:tblPrEx>
         <w:trPr>
-          <w:trHeight w:val="810" w:hRule="atLeast"/>
+          <w:trHeight w:val="810"/>
           <w:jc w:val="center"/>
         </w:trPr>
         <w:tc>
@@ -451,7 +400,7 @@
               <w:snapToGrid w:val="0"/>
               <w:textAlignment w:val="baseline"/>
               <w:rPr>
-                <w:rFonts w:hint="default" w:ascii="Arial" w:hAnsi="Arial" w:eastAsia="Arial" w:cs="Arial"/>
+                <w:rFonts w:ascii="Arial" w:eastAsia="Arial" w:hAnsi="Arial" w:cs="Arial" w:hint="default"/>
                 <w:snapToGrid w:val="0"/>
                 <w:color w:val="000000"/>
                 <w:kern w:val="0"/>
@@ -483,7 +432,7 @@
             </w:r>
             <w:r>
               <w:rPr>
-                <w:rFonts w:hint="default" w:asciiTheme="minorAscii" w:hAnsiTheme="minorAscii" w:eastAsiaTheme="minorEastAsia"/>
+                <w:rFonts w:asciiTheme="minorAscii" w:eastAsiaTheme="minorEastAsia" w:hAnsiTheme="minorAscii" w:hint="default"/>
                 <w:spacing w:val="227"/>
                 <w:sz w:val="21"/>
                 <w:vertAlign w:val="baseline"/>
@@ -536,7 +485,7 @@
               <w:snapToGrid w:val="0"/>
               <w:textAlignment w:val="baseline"/>
               <w:rPr>
-                <w:rFonts w:hint="default" w:ascii="Arial" w:hAnsi="Arial" w:eastAsia="Arial" w:cs="Arial"/>
+                <w:rFonts w:ascii="Arial" w:eastAsia="Arial" w:hAnsi="Arial" w:cs="Arial" w:hint="default"/>
                 <w:snapToGrid w:val="0"/>
                 <w:color w:val="000000"/>
                 <w:kern w:val="0"/>
@@ -554,8 +503,8 @@
               </w:rPr>
               <w:t>审核</w:t>
             </w:r>
-            <w:bookmarkStart w:id="32" w:name="_GoBack"/>
-            <w:bookmarkEnd w:id="32"/>
+            <w:bookmarkStart w:id="2" w:name="_GoBack"/>
+            <w:bookmarkEnd w:id="2"/>
             <w:r>
               <w:rPr>
                 <w:rFonts w:hint="eastAsia"/>
@@ -566,7 +515,7 @@
             </w:r>
             <w:r>
               <w:rPr>
-                <w:rFonts w:hint="eastAsia" w:asciiTheme="minorAscii" w:hAnsiTheme="minorAscii" w:eastAsiaTheme="minorEastAsia"/>
+                <w:rFonts w:asciiTheme="minorAscii" w:eastAsiaTheme="minorEastAsia" w:hAnsiTheme="minorAscii" w:hint="eastAsia"/>
                 <w:spacing w:val="227"/>
                 <w:sz w:val="21"/>
                 <w:vertAlign w:val="baseline"/>
@@ -588,14 +537,8 @@
       </w:tr>
       <w:tr>
         <w:tblPrEx>
-          <w:tblBorders>
-            <w:top w:val="none" w:color="auto" w:sz="0" w:space="0"/>
-            <w:left w:val="none" w:color="auto" w:sz="0" w:space="0"/>
-            <w:bottom w:val="none" w:color="auto" w:sz="0" w:space="0"/>
-            <w:right w:val="none" w:color="auto" w:sz="0" w:space="0"/>
-            <w:insideH w:val="none" w:color="auto" w:sz="0" w:space="0"/>
-            <w:insideV w:val="none" w:color="auto" w:sz="0" w:space="0"/>
-          </w:tblBorders>
+          <w:tblW w:w="0" w:type="auto"/>
+          <w:jc w:val="center"/>
           <w:tblCellMar>
             <w:top w:w="0" w:type="dxa"/>
             <w:left w:w="108" w:type="dxa"/>
@@ -604,7 +547,7 @@
           </w:tblCellMar>
         </w:tblPrEx>
         <w:trPr>
-          <w:trHeight w:val="635" w:hRule="atLeast"/>
+          <w:trHeight w:val="635"/>
           <w:jc w:val="center"/>
         </w:trPr>
         <w:tc>
@@ -641,31 +584,6 @@
                 <w:lang w:val="en-US" w:eastAsia="zh-CN"/>
               </w:rPr>
               <w:t>批准人:宋海滨</w:t>
-            </w:r>
-            <w:r>
-              <w:rPr>
-                <w:rFonts w:hint="eastAsia"/>
-                <w:spacing w:val="1"/>
-                <w:kern w:val="0"/>
-                <w:vertAlign w:val="baseline"/>
-                <w:lang w:val="en-US" w:eastAsia="zh-CN"/>
-              </w:rPr>
-            </w:r>
-            <w:r>
-              <w:rPr>
-                <w:rFonts w:hint="eastAsia" w:asciiTheme="minorAscii" w:hAnsiTheme="minorAscii" w:eastAsiaTheme="minorEastAsia"/>
-                <w:spacing w:val="227"/>
-                <w:sz w:val="21"/>
-                <w:vertAlign w:val="baseline"/>
-                <w:lang w:val="en-US" w:eastAsia="zh-CN"/>
-              </w:rPr>
-            </w:r>
-            <w:r>
-              <w:rPr>
-                <w:rFonts w:hint="eastAsia"/>
-                <w:u w:val="single"/>
-                <w:lang w:val="en-US" w:eastAsia="zh-CN"/>
-              </w:rPr>
             </w:r>
           </w:p>
         </w:tc>
@@ -704,7 +622,7 @@
             </w:r>
             <w:r>
               <w:rPr>
-                <w:rFonts w:hint="eastAsia" w:asciiTheme="minorAscii" w:hAnsiTheme="minorAscii" w:eastAsiaTheme="minorEastAsia"/>
+                <w:rFonts w:asciiTheme="minorAscii" w:eastAsiaTheme="minorEastAsia" w:hAnsiTheme="minorAscii" w:hint="eastAsia"/>
                 <w:spacing w:val="227"/>
                 <w:sz w:val="21"/>
                 <w:vertAlign w:val="baseline"/>
@@ -763,14 +681,14 @@
         <w:ind w:left="3634"/>
         <w:textAlignment w:val="baseline"/>
         <w:rPr>
-          <w:rFonts w:ascii="宋体" w:hAnsi="宋体" w:eastAsia="宋体" w:cs="宋体"/>
+          <w:rFonts w:ascii="宋体" w:eastAsia="宋体" w:hAnsi="宋体" w:cs="宋体"/>
           <w:sz w:val="31"/>
           <w:szCs w:val="31"/>
         </w:rPr>
       </w:pPr>
       <w:r>
         <w:rPr>
-          <w:rFonts w:ascii="宋体" w:hAnsi="宋体" w:eastAsia="宋体" w:cs="宋体"/>
+          <w:rFonts w:ascii="宋体" w:eastAsia="宋体" w:hAnsi="宋体" w:cs="宋体"/>
           <w:b/>
           <w:bCs/>
           <w:spacing w:val="4"/>
@@ -782,16 +700,16 @@
     </w:p>
     <w:tbl>
       <w:tblPr>
-        <w:tblStyle w:val="26"/>
+        <w:tblStyle w:val="TableNormal0"/>
         <w:tblW w:w="7137" w:type="dxa"/>
         <w:jc w:val="center"/>
         <w:tblBorders>
-          <w:top w:val="single" w:color="000000" w:sz="2" w:space="0"/>
-          <w:left w:val="single" w:color="000000" w:sz="2" w:space="0"/>
-          <w:bottom w:val="single" w:color="000000" w:sz="2" w:space="0"/>
-          <w:right w:val="single" w:color="000000" w:sz="2" w:space="0"/>
-          <w:insideH w:val="single" w:color="000000" w:sz="2" w:space="0"/>
-          <w:insideV w:val="single" w:color="000000" w:sz="2" w:space="0"/>
+          <w:top w:val="single" w:sz="2" w:space="0" w:color="000000"/>
+          <w:left w:val="single" w:sz="2" w:space="0" w:color="000000"/>
+          <w:bottom w:val="single" w:sz="2" w:space="0" w:color="000000"/>
+          <w:right w:val="single" w:sz="2" w:space="0" w:color="000000"/>
+          <w:insideH w:val="single" w:sz="2" w:space="0" w:color="000000"/>
+          <w:insideV w:val="single" w:sz="2" w:space="0" w:color="000000"/>
         </w:tblBorders>
         <w:tblLayout w:type="fixed"/>
         <w:tblCellMar>
@@ -809,14 +727,17 @@
       </w:tblGrid>
       <w:tr>
         <w:tblPrEx>
+          <w:tblW w:w="7137" w:type="dxa"/>
+          <w:jc w:val="center"/>
           <w:tblBorders>
-            <w:top w:val="single" w:color="000000" w:sz="2" w:space="0"/>
-            <w:left w:val="single" w:color="000000" w:sz="2" w:space="0"/>
-            <w:bottom w:val="single" w:color="000000" w:sz="2" w:space="0"/>
-            <w:right w:val="single" w:color="000000" w:sz="2" w:space="0"/>
-            <w:insideH w:val="single" w:color="000000" w:sz="2" w:space="0"/>
-            <w:insideV w:val="single" w:color="000000" w:sz="2" w:space="0"/>
+            <w:top w:val="single" w:sz="2" w:space="0" w:color="000000"/>
+            <w:left w:val="single" w:sz="2" w:space="0" w:color="000000"/>
+            <w:bottom w:val="single" w:sz="2" w:space="0" w:color="000000"/>
+            <w:right w:val="single" w:sz="2" w:space="0" w:color="000000"/>
+            <w:insideH w:val="single" w:sz="2" w:space="0" w:color="000000"/>
+            <w:insideV w:val="single" w:sz="2" w:space="0" w:color="000000"/>
           </w:tblBorders>
+          <w:tblLayout w:type="fixed"/>
           <w:tblCellMar>
             <w:top w:w="0" w:type="dxa"/>
             <w:left w:w="0" w:type="dxa"/>
@@ -825,7 +746,7 @@
           </w:tblCellMar>
         </w:tblPrEx>
         <w:trPr>
-          <w:trHeight w:val="593" w:hRule="atLeast"/>
+          <w:trHeight w:val="593"/>
           <w:jc w:val="center"/>
         </w:trPr>
         <w:tc>
@@ -847,18 +768,18 @@
               <w:adjustRightInd w:val="0"/>
               <w:snapToGrid w:val="0"/>
               <w:spacing w:before="176" w:line="228" w:lineRule="auto"/>
-              <w:ind w:left="0" w:leftChars="0" w:right="0" w:rightChars="0" w:firstLine="0" w:firstLineChars="0"/>
+              <w:ind w:left="0" w:right="0" w:firstLine="0" w:leftChars="0" w:rightChars="0" w:firstLineChars="0"/>
               <w:jc w:val="center"/>
               <w:textAlignment w:val="baseline"/>
               <w:rPr>
-                <w:rFonts w:ascii="宋体" w:hAnsi="宋体" w:eastAsia="宋体" w:cs="宋体"/>
+                <w:rFonts w:ascii="宋体" w:eastAsia="宋体" w:hAnsi="宋体" w:cs="宋体"/>
                 <w:sz w:val="20"/>
                 <w:szCs w:val="20"/>
               </w:rPr>
             </w:pPr>
             <w:r>
               <w:rPr>
-                <w:rFonts w:ascii="宋体" w:hAnsi="宋体" w:eastAsia="宋体" w:cs="宋体"/>
+                <w:rFonts w:ascii="宋体" w:eastAsia="宋体" w:hAnsi="宋体" w:cs="宋体"/>
                 <w:spacing w:val="-14"/>
                 <w:sz w:val="20"/>
                 <w:szCs w:val="20"/>
@@ -886,18 +807,18 @@
               <w:adjustRightInd w:val="0"/>
               <w:snapToGrid w:val="0"/>
               <w:spacing w:before="175" w:line="227" w:lineRule="auto"/>
-              <w:ind w:left="0" w:leftChars="0" w:right="0" w:rightChars="0" w:firstLine="0" w:firstLineChars="0"/>
+              <w:ind w:left="0" w:right="0" w:firstLine="0" w:leftChars="0" w:rightChars="0" w:firstLineChars="0"/>
               <w:jc w:val="center"/>
               <w:textAlignment w:val="baseline"/>
               <w:rPr>
-                <w:rFonts w:ascii="宋体" w:hAnsi="宋体" w:eastAsia="宋体" w:cs="宋体"/>
+                <w:rFonts w:ascii="宋体" w:eastAsia="宋体" w:hAnsi="宋体" w:cs="宋体"/>
                 <w:sz w:val="20"/>
                 <w:szCs w:val="20"/>
               </w:rPr>
             </w:pPr>
             <w:r>
               <w:rPr>
-                <w:rFonts w:ascii="宋体" w:hAnsi="宋体" w:eastAsia="宋体" w:cs="宋体"/>
+                <w:rFonts w:ascii="宋体" w:eastAsia="宋体" w:hAnsi="宋体" w:cs="宋体"/>
                 <w:spacing w:val="4"/>
                 <w:sz w:val="20"/>
                 <w:szCs w:val="20"/>
@@ -925,18 +846,18 @@
               <w:adjustRightInd w:val="0"/>
               <w:snapToGrid w:val="0"/>
               <w:spacing w:before="175" w:line="228" w:lineRule="auto"/>
-              <w:ind w:left="0" w:leftChars="0" w:right="0" w:rightChars="0" w:firstLine="0" w:firstLineChars="0"/>
+              <w:ind w:left="0" w:right="0" w:firstLine="0" w:leftChars="0" w:rightChars="0" w:firstLineChars="0"/>
               <w:jc w:val="center"/>
               <w:textAlignment w:val="baseline"/>
               <w:rPr>
-                <w:rFonts w:ascii="宋体" w:hAnsi="宋体" w:eastAsia="宋体" w:cs="宋体"/>
+                <w:rFonts w:ascii="宋体" w:eastAsia="宋体" w:hAnsi="宋体" w:cs="宋体"/>
                 <w:sz w:val="20"/>
                 <w:szCs w:val="20"/>
               </w:rPr>
             </w:pPr>
             <w:r>
               <w:rPr>
-                <w:rFonts w:ascii="宋体" w:hAnsi="宋体" w:eastAsia="宋体" w:cs="宋体"/>
+                <w:rFonts w:ascii="宋体" w:eastAsia="宋体" w:hAnsi="宋体" w:cs="宋体"/>
                 <w:spacing w:val="7"/>
                 <w:sz w:val="20"/>
                 <w:szCs w:val="20"/>
@@ -964,18 +885,18 @@
               <w:adjustRightInd w:val="0"/>
               <w:snapToGrid w:val="0"/>
               <w:spacing w:before="176" w:line="229" w:lineRule="auto"/>
-              <w:ind w:left="0" w:leftChars="0" w:right="0" w:rightChars="0" w:firstLine="0" w:firstLineChars="0"/>
+              <w:ind w:left="0" w:right="0" w:firstLine="0" w:leftChars="0" w:rightChars="0" w:firstLineChars="0"/>
               <w:jc w:val="center"/>
               <w:textAlignment w:val="baseline"/>
               <w:rPr>
-                <w:rFonts w:ascii="宋体" w:hAnsi="宋体" w:eastAsia="宋体" w:cs="宋体"/>
+                <w:rFonts w:ascii="宋体" w:eastAsia="宋体" w:hAnsi="宋体" w:cs="宋体"/>
                 <w:sz w:val="20"/>
                 <w:szCs w:val="20"/>
               </w:rPr>
             </w:pPr>
             <w:r>
               <w:rPr>
-                <w:rFonts w:ascii="宋体" w:hAnsi="宋体" w:eastAsia="宋体" w:cs="宋体"/>
+                <w:rFonts w:ascii="宋体" w:eastAsia="宋体" w:hAnsi="宋体" w:cs="宋体"/>
                 <w:spacing w:val="7"/>
                 <w:sz w:val="20"/>
                 <w:szCs w:val="20"/>
@@ -987,14 +908,9 @@
       </w:tr>
       <w:tr>
         <w:tblPrEx>
-          <w:tblBorders>
-            <w:top w:val="single" w:color="000000" w:sz="2" w:space="0"/>
-            <w:left w:val="single" w:color="000000" w:sz="2" w:space="0"/>
-            <w:bottom w:val="single" w:color="000000" w:sz="2" w:space="0"/>
-            <w:right w:val="single" w:color="000000" w:sz="2" w:space="0"/>
-            <w:insideH w:val="single" w:color="000000" w:sz="2" w:space="0"/>
-            <w:insideV w:val="single" w:color="000000" w:sz="2" w:space="0"/>
-          </w:tblBorders>
+          <w:tblW w:w="7137" w:type="dxa"/>
+          <w:jc w:val="center"/>
+          <w:tblLayout w:type="fixed"/>
           <w:tblCellMar>
             <w:top w:w="0" w:type="dxa"/>
             <w:left w:w="0" w:type="dxa"/>
@@ -1003,7 +919,7 @@
           </w:tblCellMar>
         </w:tblPrEx>
         <w:trPr>
-          <w:trHeight w:val="516" w:hRule="atLeast"/>
+          <w:trHeight w:val="516"/>
           <w:jc w:val="center"/>
         </w:trPr>
         <w:tc>
@@ -1025,11 +941,11 @@
               <w:adjustRightInd w:val="0"/>
               <w:snapToGrid w:val="0"/>
               <w:spacing w:before="173" w:line="267" w:lineRule="exact"/>
-              <w:ind w:left="0" w:leftChars="0" w:right="0" w:rightChars="0" w:firstLine="0" w:firstLineChars="0"/>
+              <w:ind w:left="0" w:right="0" w:firstLine="0" w:leftChars="0" w:rightChars="0" w:firstLineChars="0"/>
               <w:jc w:val="center"/>
               <w:textAlignment w:val="baseline"/>
               <w:rPr>
-                <w:rFonts w:hint="default" w:ascii="宋体" w:hAnsi="宋体" w:eastAsia="宋体" w:cs="宋体"/>
+                <w:rFonts w:ascii="宋体" w:eastAsia="宋体" w:hAnsi="宋体" w:cs="宋体" w:hint="default"/>
                 <w:sz w:val="20"/>
                 <w:szCs w:val="20"/>
                 <w:lang w:val="en-US" w:eastAsia="zh-CN"/>
@@ -1037,7 +953,7 @@
             </w:pPr>
             <w:r>
               <w:rPr>
-                <w:rFonts w:ascii="宋体" w:hAnsi="宋体" w:eastAsia="宋体" w:cs="宋体"/>
+                <w:rFonts w:ascii="宋体" w:eastAsia="宋体" w:hAnsi="宋体" w:cs="宋体"/>
                 <w:spacing w:val="3"/>
                 <w:position w:val="1"/>
                 <w:sz w:val="20"/>
@@ -1047,7 +963,7 @@
             </w:r>
             <w:r>
               <w:rPr>
-                <w:rFonts w:hint="eastAsia" w:ascii="宋体" w:hAnsi="宋体" w:cs="宋体"/>
+                <w:rFonts w:ascii="宋体" w:hAnsi="宋体" w:cs="宋体" w:hint="eastAsia"/>
                 <w:spacing w:val="3"/>
                 <w:position w:val="1"/>
                 <w:sz w:val="20"/>
@@ -1077,18 +993,18 @@
               <w:adjustRightInd w:val="0"/>
               <w:snapToGrid w:val="0"/>
               <w:spacing w:before="173" w:line="267" w:lineRule="exact"/>
-              <w:ind w:left="0" w:leftChars="0" w:right="0" w:rightChars="0" w:firstLine="0" w:firstLineChars="0"/>
+              <w:ind w:left="0" w:right="0" w:firstLine="0" w:leftChars="0" w:rightChars="0" w:firstLineChars="0"/>
               <w:jc w:val="center"/>
               <w:textAlignment w:val="baseline"/>
               <w:rPr>
-                <w:rFonts w:ascii="宋体" w:hAnsi="宋体" w:eastAsia="宋体" w:cs="宋体"/>
+                <w:rFonts w:ascii="宋体" w:eastAsia="宋体" w:hAnsi="宋体" w:cs="宋体"/>
                 <w:sz w:val="20"/>
                 <w:szCs w:val="20"/>
               </w:rPr>
             </w:pPr>
             <w:r>
               <w:rPr>
-                <w:rFonts w:ascii="宋体" w:hAnsi="宋体" w:eastAsia="宋体" w:cs="宋体"/>
+                <w:rFonts w:ascii="宋体" w:eastAsia="宋体" w:hAnsi="宋体" w:cs="宋体"/>
                 <w:spacing w:val="4"/>
                 <w:position w:val="1"/>
                 <w:sz w:val="20"/>
@@ -1117,18 +1033,18 @@
               <w:adjustRightInd w:val="0"/>
               <w:snapToGrid w:val="0"/>
               <w:spacing w:before="172" w:line="228" w:lineRule="auto"/>
-              <w:ind w:left="0" w:leftChars="0" w:right="0" w:rightChars="0" w:firstLine="0" w:firstLineChars="0"/>
+              <w:ind w:left="0" w:right="0" w:firstLine="0" w:leftChars="0" w:rightChars="0" w:firstLineChars="0"/>
               <w:jc w:val="center"/>
               <w:textAlignment w:val="baseline"/>
               <w:rPr>
-                <w:rFonts w:ascii="宋体" w:hAnsi="宋体" w:eastAsia="宋体" w:cs="宋体"/>
+                <w:rFonts w:ascii="宋体" w:eastAsia="宋体" w:hAnsi="宋体" w:cs="宋体"/>
                 <w:sz w:val="20"/>
                 <w:szCs w:val="20"/>
               </w:rPr>
             </w:pPr>
             <w:r>
               <w:rPr>
-                <w:rFonts w:ascii="宋体" w:hAnsi="宋体" w:eastAsia="宋体" w:cs="宋体"/>
+                <w:rFonts w:ascii="宋体" w:eastAsia="宋体" w:hAnsi="宋体" w:cs="宋体"/>
                 <w:spacing w:val="7"/>
                 <w:sz w:val="20"/>
                 <w:szCs w:val="20"/>
@@ -1156,11 +1072,11 @@
               <w:adjustRightInd w:val="0"/>
               <w:snapToGrid w:val="0"/>
               <w:spacing w:before="173" w:line="229" w:lineRule="auto"/>
-              <w:ind w:left="0" w:leftChars="0" w:right="0" w:rightChars="0" w:firstLine="0" w:firstLineChars="0"/>
+              <w:ind w:left="0" w:right="0" w:firstLine="0" w:leftChars="0" w:rightChars="0" w:firstLineChars="0"/>
               <w:jc w:val="center"/>
               <w:textAlignment w:val="baseline"/>
               <w:rPr>
-                <w:rFonts w:ascii="宋体" w:hAnsi="宋体" w:eastAsia="宋体" w:cs="宋体"/>
+                <w:rFonts w:ascii="宋体" w:eastAsia="宋体" w:hAnsi="宋体" w:cs="宋体"/>
                 <w:sz w:val="20"/>
                 <w:szCs w:val="20"/>
               </w:rPr>
@@ -1177,14 +1093,9 @@
       </w:tr>
       <w:tr>
         <w:tblPrEx>
-          <w:tblBorders>
-            <w:top w:val="single" w:color="000000" w:sz="2" w:space="0"/>
-            <w:left w:val="single" w:color="000000" w:sz="2" w:space="0"/>
-            <w:bottom w:val="single" w:color="000000" w:sz="2" w:space="0"/>
-            <w:right w:val="single" w:color="000000" w:sz="2" w:space="0"/>
-            <w:insideH w:val="single" w:color="000000" w:sz="2" w:space="0"/>
-            <w:insideV w:val="single" w:color="000000" w:sz="2" w:space="0"/>
-          </w:tblBorders>
+          <w:tblW w:w="7137" w:type="dxa"/>
+          <w:jc w:val="center"/>
+          <w:tblLayout w:type="fixed"/>
           <w:tblCellMar>
             <w:top w:w="0" w:type="dxa"/>
             <w:left w:w="0" w:type="dxa"/>
@@ -1193,7 +1104,7 @@
           </w:tblCellMar>
         </w:tblPrEx>
         <w:trPr>
-          <w:trHeight w:val="556" w:hRule="atLeast"/>
+          <w:trHeight w:val="556"/>
           <w:jc w:val="center"/>
         </w:trPr>
         <w:tc>
@@ -1202,7 +1113,7 @@
           </w:tcPr>
           <w:p>
             <w:pPr>
-              <w:pStyle w:val="27"/>
+              <w:pStyle w:val="TableText"/>
               <w:keepNext w:val="0"/>
               <w:keepLines w:val="0"/>
               <w:pageBreakBefore w:val="0"/>
@@ -1215,7 +1126,7 @@
               <w:bidi w:val="0"/>
               <w:adjustRightInd w:val="0"/>
               <w:snapToGrid w:val="0"/>
-              <w:ind w:left="0" w:leftChars="0" w:right="0" w:rightChars="0" w:firstLine="0" w:firstLineChars="0"/>
+              <w:ind w:left="0" w:right="0" w:firstLine="0" w:leftChars="0" w:rightChars="0" w:firstLineChars="0"/>
               <w:jc w:val="center"/>
               <w:textAlignment w:val="baseline"/>
             </w:pPr>
@@ -1227,7 +1138,7 @@
           </w:tcPr>
           <w:p>
             <w:pPr>
-              <w:pStyle w:val="27"/>
+              <w:pStyle w:val="TableText"/>
               <w:keepNext w:val="0"/>
               <w:keepLines w:val="0"/>
               <w:pageBreakBefore w:val="0"/>
@@ -1240,7 +1151,7 @@
               <w:bidi w:val="0"/>
               <w:adjustRightInd w:val="0"/>
               <w:snapToGrid w:val="0"/>
-              <w:ind w:left="0" w:leftChars="0" w:right="0" w:rightChars="0" w:firstLine="0" w:firstLineChars="0"/>
+              <w:ind w:left="0" w:right="0" w:firstLine="0" w:leftChars="0" w:rightChars="0" w:firstLineChars="0"/>
               <w:jc w:val="center"/>
               <w:textAlignment w:val="baseline"/>
             </w:pPr>
@@ -1252,7 +1163,7 @@
           </w:tcPr>
           <w:p>
             <w:pPr>
-              <w:pStyle w:val="27"/>
+              <w:pStyle w:val="TableText"/>
               <w:keepNext w:val="0"/>
               <w:keepLines w:val="0"/>
               <w:pageBreakBefore w:val="0"/>
@@ -1265,7 +1176,7 @@
               <w:bidi w:val="0"/>
               <w:adjustRightInd w:val="0"/>
               <w:snapToGrid w:val="0"/>
-              <w:ind w:left="0" w:leftChars="0" w:right="0" w:rightChars="0" w:firstLine="0" w:firstLineChars="0"/>
+              <w:ind w:left="0" w:right="0" w:firstLine="0" w:leftChars="0" w:rightChars="0" w:firstLineChars="0"/>
               <w:jc w:val="center"/>
               <w:textAlignment w:val="baseline"/>
             </w:pPr>
@@ -1277,7 +1188,7 @@
           </w:tcPr>
           <w:p>
             <w:pPr>
-              <w:pStyle w:val="27"/>
+              <w:pStyle w:val="TableText"/>
               <w:keepNext w:val="0"/>
               <w:keepLines w:val="0"/>
               <w:pageBreakBefore w:val="0"/>
@@ -1290,7 +1201,7 @@
               <w:bidi w:val="0"/>
               <w:adjustRightInd w:val="0"/>
               <w:snapToGrid w:val="0"/>
-              <w:ind w:left="0" w:leftChars="0" w:right="0" w:rightChars="0" w:firstLine="0" w:firstLineChars="0"/>
+              <w:ind w:left="0" w:right="0" w:firstLine="0" w:leftChars="0" w:rightChars="0" w:firstLineChars="0"/>
               <w:jc w:val="center"/>
               <w:textAlignment w:val="baseline"/>
             </w:pPr>
@@ -1299,14 +1210,9 @@
       </w:tr>
       <w:tr>
         <w:tblPrEx>
-          <w:tblBorders>
-            <w:top w:val="single" w:color="000000" w:sz="2" w:space="0"/>
-            <w:left w:val="single" w:color="000000" w:sz="2" w:space="0"/>
-            <w:bottom w:val="single" w:color="000000" w:sz="2" w:space="0"/>
-            <w:right w:val="single" w:color="000000" w:sz="2" w:space="0"/>
-            <w:insideH w:val="single" w:color="000000" w:sz="2" w:space="0"/>
-            <w:insideV w:val="single" w:color="000000" w:sz="2" w:space="0"/>
-          </w:tblBorders>
+          <w:tblW w:w="7137" w:type="dxa"/>
+          <w:jc w:val="center"/>
+          <w:tblLayout w:type="fixed"/>
           <w:tblCellMar>
             <w:top w:w="0" w:type="dxa"/>
             <w:left w:w="0" w:type="dxa"/>
@@ -1315,7 +1221,7 @@
           </w:tblCellMar>
         </w:tblPrEx>
         <w:trPr>
-          <w:trHeight w:val="556" w:hRule="atLeast"/>
+          <w:trHeight w:val="556"/>
           <w:jc w:val="center"/>
         </w:trPr>
         <w:tc>
@@ -1324,7 +1230,7 @@
           </w:tcPr>
           <w:p>
             <w:pPr>
-              <w:pStyle w:val="27"/>
+              <w:pStyle w:val="TableText"/>
               <w:keepNext w:val="0"/>
               <w:keepLines w:val="0"/>
               <w:pageBreakBefore w:val="0"/>
@@ -1337,7 +1243,7 @@
               <w:bidi w:val="0"/>
               <w:adjustRightInd w:val="0"/>
               <w:snapToGrid w:val="0"/>
-              <w:ind w:left="0" w:leftChars="0" w:right="0" w:rightChars="0" w:firstLine="0" w:firstLineChars="0"/>
+              <w:ind w:left="0" w:right="0" w:firstLine="0" w:leftChars="0" w:rightChars="0" w:firstLineChars="0"/>
               <w:jc w:val="center"/>
               <w:textAlignment w:val="baseline"/>
             </w:pPr>
@@ -1349,7 +1255,7 @@
           </w:tcPr>
           <w:p>
             <w:pPr>
-              <w:pStyle w:val="27"/>
+              <w:pStyle w:val="TableText"/>
               <w:keepNext w:val="0"/>
               <w:keepLines w:val="0"/>
               <w:pageBreakBefore w:val="0"/>
@@ -1362,7 +1268,7 @@
               <w:bidi w:val="0"/>
               <w:adjustRightInd w:val="0"/>
               <w:snapToGrid w:val="0"/>
-              <w:ind w:left="0" w:leftChars="0" w:right="0" w:rightChars="0" w:firstLine="0" w:firstLineChars="0"/>
+              <w:ind w:left="0" w:right="0" w:firstLine="0" w:leftChars="0" w:rightChars="0" w:firstLineChars="0"/>
               <w:jc w:val="center"/>
               <w:textAlignment w:val="baseline"/>
             </w:pPr>
@@ -1374,7 +1280,7 @@
           </w:tcPr>
           <w:p>
             <w:pPr>
-              <w:pStyle w:val="27"/>
+              <w:pStyle w:val="TableText"/>
               <w:keepNext w:val="0"/>
               <w:keepLines w:val="0"/>
               <w:pageBreakBefore w:val="0"/>
@@ -1387,7 +1293,7 @@
               <w:bidi w:val="0"/>
               <w:adjustRightInd w:val="0"/>
               <w:snapToGrid w:val="0"/>
-              <w:ind w:left="0" w:leftChars="0" w:right="0" w:rightChars="0" w:firstLine="0" w:firstLineChars="0"/>
+              <w:ind w:left="0" w:right="0" w:firstLine="0" w:leftChars="0" w:rightChars="0" w:firstLineChars="0"/>
               <w:jc w:val="center"/>
               <w:textAlignment w:val="baseline"/>
             </w:pPr>
@@ -1399,7 +1305,7 @@
           </w:tcPr>
           <w:p>
             <w:pPr>
-              <w:pStyle w:val="27"/>
+              <w:pStyle w:val="TableText"/>
               <w:keepNext w:val="0"/>
               <w:keepLines w:val="0"/>
               <w:pageBreakBefore w:val="0"/>
@@ -1412,7 +1318,7 @@
               <w:bidi w:val="0"/>
               <w:adjustRightInd w:val="0"/>
               <w:snapToGrid w:val="0"/>
-              <w:ind w:left="0" w:leftChars="0" w:right="0" w:rightChars="0" w:firstLine="0" w:firstLineChars="0"/>
+              <w:ind w:left="0" w:right="0" w:firstLine="0" w:leftChars="0" w:rightChars="0" w:firstLineChars="0"/>
               <w:jc w:val="center"/>
               <w:textAlignment w:val="baseline"/>
             </w:pPr>
@@ -1421,14 +1327,9 @@
       </w:tr>
       <w:tr>
         <w:tblPrEx>
-          <w:tblBorders>
-            <w:top w:val="single" w:color="000000" w:sz="2" w:space="0"/>
-            <w:left w:val="single" w:color="000000" w:sz="2" w:space="0"/>
-            <w:bottom w:val="single" w:color="000000" w:sz="2" w:space="0"/>
-            <w:right w:val="single" w:color="000000" w:sz="2" w:space="0"/>
-            <w:insideH w:val="single" w:color="000000" w:sz="2" w:space="0"/>
-            <w:insideV w:val="single" w:color="000000" w:sz="2" w:space="0"/>
-          </w:tblBorders>
+          <w:tblW w:w="7137" w:type="dxa"/>
+          <w:jc w:val="center"/>
+          <w:tblLayout w:type="fixed"/>
           <w:tblCellMar>
             <w:top w:w="0" w:type="dxa"/>
             <w:left w:w="0" w:type="dxa"/>
@@ -1437,7 +1338,7 @@
           </w:tblCellMar>
         </w:tblPrEx>
         <w:trPr>
-          <w:trHeight w:val="557" w:hRule="atLeast"/>
+          <w:trHeight w:val="557"/>
           <w:jc w:val="center"/>
         </w:trPr>
         <w:tc>
@@ -1446,7 +1347,7 @@
           </w:tcPr>
           <w:p>
             <w:pPr>
-              <w:pStyle w:val="27"/>
+              <w:pStyle w:val="TableText"/>
               <w:keepNext w:val="0"/>
               <w:keepLines w:val="0"/>
               <w:pageBreakBefore w:val="0"/>
@@ -1459,7 +1360,7 @@
               <w:bidi w:val="0"/>
               <w:adjustRightInd w:val="0"/>
               <w:snapToGrid w:val="0"/>
-              <w:ind w:left="0" w:leftChars="0" w:right="0" w:rightChars="0" w:firstLine="0" w:firstLineChars="0"/>
+              <w:ind w:left="0" w:right="0" w:firstLine="0" w:leftChars="0" w:rightChars="0" w:firstLineChars="0"/>
               <w:jc w:val="center"/>
               <w:textAlignment w:val="baseline"/>
             </w:pPr>
@@ -1471,7 +1372,7 @@
           </w:tcPr>
           <w:p>
             <w:pPr>
-              <w:pStyle w:val="27"/>
+              <w:pStyle w:val="TableText"/>
               <w:keepNext w:val="0"/>
               <w:keepLines w:val="0"/>
               <w:pageBreakBefore w:val="0"/>
@@ -1484,7 +1385,7 @@
               <w:bidi w:val="0"/>
               <w:adjustRightInd w:val="0"/>
               <w:snapToGrid w:val="0"/>
-              <w:ind w:left="0" w:leftChars="0" w:right="0" w:rightChars="0" w:firstLine="0" w:firstLineChars="0"/>
+              <w:ind w:left="0" w:right="0" w:firstLine="0" w:leftChars="0" w:rightChars="0" w:firstLineChars="0"/>
               <w:jc w:val="center"/>
               <w:textAlignment w:val="baseline"/>
             </w:pPr>
@@ -1496,7 +1397,7 @@
           </w:tcPr>
           <w:p>
             <w:pPr>
-              <w:pStyle w:val="27"/>
+              <w:pStyle w:val="TableText"/>
               <w:keepNext w:val="0"/>
               <w:keepLines w:val="0"/>
               <w:pageBreakBefore w:val="0"/>
@@ -1509,7 +1410,7 @@
               <w:bidi w:val="0"/>
               <w:adjustRightInd w:val="0"/>
               <w:snapToGrid w:val="0"/>
-              <w:ind w:left="0" w:leftChars="0" w:right="0" w:rightChars="0" w:firstLine="0" w:firstLineChars="0"/>
+              <w:ind w:left="0" w:right="0" w:firstLine="0" w:leftChars="0" w:rightChars="0" w:firstLineChars="0"/>
               <w:jc w:val="center"/>
               <w:textAlignment w:val="baseline"/>
             </w:pPr>
@@ -1521,7 +1422,7 @@
           </w:tcPr>
           <w:p>
             <w:pPr>
-              <w:pStyle w:val="27"/>
+              <w:pStyle w:val="TableText"/>
               <w:keepNext w:val="0"/>
               <w:keepLines w:val="0"/>
               <w:pageBreakBefore w:val="0"/>
@@ -1534,7 +1435,7 @@
               <w:bidi w:val="0"/>
               <w:adjustRightInd w:val="0"/>
               <w:snapToGrid w:val="0"/>
-              <w:ind w:left="0" w:leftChars="0" w:right="0" w:rightChars="0" w:firstLine="0" w:firstLineChars="0"/>
+              <w:ind w:left="0" w:right="0" w:firstLine="0" w:leftChars="0" w:rightChars="0" w:firstLineChars="0"/>
               <w:jc w:val="center"/>
               <w:textAlignment w:val="baseline"/>
             </w:pPr>
@@ -1565,7 +1466,7 @@
     <w:sdt>
       <w:sdtPr>
         <w:rPr>
-          <w:rFonts w:ascii="宋体" w:hAnsi="宋体" w:eastAsia="宋体" w:cs="Arial"/>
+          <w:rFonts w:ascii="宋体" w:eastAsia="宋体" w:hAnsi="宋体" w:cs="Arial"/>
           <w:snapToGrid w:val="0"/>
           <w:color w:val="000000"/>
           <w:kern w:val="0"/>
@@ -1581,7 +1482,7 @@
       </w:sdtPr>
       <w:sdtEndPr>
         <w:rPr>
-          <w:rFonts w:hint="eastAsia" w:ascii="宋体" w:hAnsi="宋体" w:eastAsia="宋体" w:cs="宋体"/>
+          <w:rFonts w:ascii="宋体" w:eastAsia="宋体" w:hAnsi="宋体" w:cs="宋体" w:hint="eastAsia"/>
           <w:snapToGrid w:val="0"/>
           <w:color w:val="000000"/>
           <w:kern w:val="0"/>
@@ -1606,18 +1507,18 @@
             <w:adjustRightInd w:val="0"/>
             <w:snapToGrid w:val="0"/>
             <w:spacing w:before="0" w:beforeLines="0" w:after="0" w:afterLines="0" w:line="240" w:lineRule="auto"/>
-            <w:ind w:left="0" w:leftChars="0" w:right="0" w:rightChars="0" w:firstLine="0" w:firstLineChars="0"/>
+            <w:ind w:left="0" w:right="0" w:firstLine="0" w:leftChars="0" w:rightChars="0" w:firstLineChars="0"/>
             <w:jc w:val="center"/>
             <w:textAlignment w:val="baseline"/>
             <w:rPr>
-              <w:rFonts w:hint="eastAsia" w:ascii="宋体" w:hAnsi="宋体" w:eastAsia="宋体" w:cs="宋体"/>
+              <w:rFonts w:ascii="宋体" w:eastAsia="宋体" w:hAnsi="宋体" w:cs="宋体" w:hint="eastAsia"/>
               <w:sz w:val="24"/>
               <w:szCs w:val="24"/>
             </w:rPr>
           </w:pPr>
           <w:r>
             <w:rPr>
-              <w:rFonts w:hint="eastAsia" w:ascii="宋体" w:hAnsi="宋体" w:eastAsia="宋体" w:cs="宋体"/>
+              <w:rFonts w:ascii="宋体" w:eastAsia="宋体" w:hAnsi="宋体" w:cs="宋体" w:hint="eastAsia"/>
               <w:sz w:val="24"/>
               <w:szCs w:val="24"/>
             </w:rPr>
@@ -1626,17 +1527,17 @@
         </w:p>
         <w:p>
           <w:pPr>
-            <w:pStyle w:val="16"/>
+            <w:pStyle w:val="TOC1"/>
             <w:tabs>
               <w:tab w:val="right" w:leader="dot" w:pos="8306"/>
             </w:tabs>
             <w:rPr>
-              <w:rFonts w:hint="eastAsia" w:ascii="宋体" w:hAnsi="宋体" w:eastAsia="宋体" w:cs="宋体"/>
+              <w:rFonts w:ascii="宋体" w:eastAsia="宋体" w:hAnsi="宋体" w:cs="宋体" w:hint="eastAsia"/>
             </w:rPr>
           </w:pPr>
           <w:r>
             <w:rPr>
-              <w:rFonts w:hint="eastAsia" w:ascii="宋体" w:hAnsi="宋体" w:eastAsia="宋体" w:cs="宋体"/>
+              <w:rFonts w:ascii="宋体" w:eastAsia="宋体" w:hAnsi="宋体" w:cs="宋体" w:hint="eastAsia"/>
               <w:sz w:val="24"/>
               <w:szCs w:val="24"/>
             </w:rPr>
@@ -1644,7 +1545,7 @@
           </w:r>
           <w:r>
             <w:rPr>
-              <w:rFonts w:hint="eastAsia" w:ascii="宋体" w:hAnsi="宋体" w:eastAsia="宋体" w:cs="宋体"/>
+              <w:rFonts w:ascii="宋体" w:eastAsia="宋体" w:hAnsi="宋体" w:cs="宋体" w:hint="eastAsia"/>
               <w:sz w:val="24"/>
               <w:szCs w:val="24"/>
             </w:rPr>
@@ -1652,7 +1553,7 @@
           </w:r>
           <w:r>
             <w:rPr>
-              <w:rFonts w:hint="eastAsia" w:ascii="宋体" w:hAnsi="宋体" w:eastAsia="宋体" w:cs="宋体"/>
+              <w:rFonts w:ascii="宋体" w:eastAsia="宋体" w:hAnsi="宋体" w:cs="宋体" w:hint="eastAsia"/>
               <w:sz w:val="24"/>
               <w:szCs w:val="24"/>
             </w:rPr>
@@ -1660,71 +1561,71 @@
           </w:r>
           <w:r>
             <w:rPr>
-              <w:rFonts w:hint="eastAsia" w:ascii="宋体" w:hAnsi="宋体" w:eastAsia="宋体" w:cs="宋体"/>
+              <w:rFonts w:ascii="宋体" w:eastAsia="宋体" w:hAnsi="宋体" w:cs="宋体" w:hint="eastAsia"/>
               <w:szCs w:val="24"/>
             </w:rPr>
             <w:fldChar w:fldCharType="begin"/>
           </w:r>
           <w:r>
             <w:rPr>
-              <w:rFonts w:hint="eastAsia" w:ascii="宋体" w:hAnsi="宋体" w:eastAsia="宋体" w:cs="宋体"/>
+              <w:rFonts w:ascii="宋体" w:eastAsia="宋体" w:hAnsi="宋体" w:cs="宋体" w:hint="eastAsia"/>
               <w:szCs w:val="24"/>
             </w:rPr>
             <w:instrText xml:space="preserve"> HYPERLINK \l _Toc14781 </w:instrText>
           </w:r>
           <w:r>
             <w:rPr>
-              <w:rFonts w:hint="eastAsia" w:ascii="宋体" w:hAnsi="宋体" w:eastAsia="宋体" w:cs="宋体"/>
+              <w:rFonts w:ascii="宋体" w:eastAsia="宋体" w:hAnsi="宋体" w:cs="宋体" w:hint="eastAsia"/>
               <w:szCs w:val="24"/>
             </w:rPr>
             <w:fldChar w:fldCharType="separate"/>
           </w:r>
           <w:r>
             <w:rPr>
-              <w:rFonts w:hint="eastAsia" w:ascii="宋体" w:hAnsi="宋体" w:eastAsia="宋体" w:cs="宋体"/>
+              <w:rFonts w:ascii="宋体" w:eastAsia="宋体" w:hAnsi="宋体" w:cs="宋体" w:hint="eastAsia"/>
               <w:lang w:val="en-US" w:eastAsia="zh-CN"/>
             </w:rPr>
             <w:t>重庆市鹧鸪哨信息技术有限责任公司</w:t>
           </w:r>
           <w:r>
             <w:rPr>
-              <w:rFonts w:hint="eastAsia" w:ascii="宋体" w:hAnsi="宋体" w:eastAsia="宋体" w:cs="宋体"/>
+              <w:rFonts w:ascii="宋体" w:eastAsia="宋体" w:hAnsi="宋体" w:cs="宋体" w:hint="eastAsia"/>
             </w:rPr>
             <w:tab/>
           </w:r>
           <w:r>
             <w:rPr>
-              <w:rFonts w:hint="eastAsia" w:ascii="宋体" w:hAnsi="宋体" w:eastAsia="宋体" w:cs="宋体"/>
+              <w:rFonts w:ascii="宋体" w:eastAsia="宋体" w:hAnsi="宋体" w:cs="宋体" w:hint="eastAsia"/>
             </w:rPr>
             <w:fldChar w:fldCharType="begin"/>
           </w:r>
           <w:r>
             <w:rPr>
-              <w:rFonts w:hint="eastAsia" w:ascii="宋体" w:hAnsi="宋体" w:eastAsia="宋体" w:cs="宋体"/>
+              <w:rFonts w:ascii="宋体" w:eastAsia="宋体" w:hAnsi="宋体" w:cs="宋体" w:hint="eastAsia"/>
             </w:rPr>
             <w:instrText xml:space="preserve"> PAGEREF _Toc14781 \h </w:instrText>
           </w:r>
           <w:r>
             <w:rPr>
-              <w:rFonts w:hint="eastAsia" w:ascii="宋体" w:hAnsi="宋体" w:eastAsia="宋体" w:cs="宋体"/>
+              <w:rFonts w:ascii="宋体" w:eastAsia="宋体" w:hAnsi="宋体" w:cs="宋体" w:hint="eastAsia"/>
             </w:rPr>
             <w:fldChar w:fldCharType="separate"/>
           </w:r>
           <w:r>
             <w:rPr>
-              <w:rFonts w:hint="eastAsia" w:ascii="宋体" w:hAnsi="宋体" w:eastAsia="宋体" w:cs="宋体"/>
+              <w:rFonts w:ascii="宋体" w:eastAsia="宋体" w:hAnsi="宋体" w:cs="宋体" w:hint="eastAsia"/>
             </w:rPr>
             <w:t>1</w:t>
           </w:r>
           <w:r>
             <w:rPr>
-              <w:rFonts w:hint="eastAsia" w:ascii="宋体" w:hAnsi="宋体" w:eastAsia="宋体" w:cs="宋体"/>
+              <w:rFonts w:ascii="宋体" w:eastAsia="宋体" w:hAnsi="宋体" w:cs="宋体" w:hint="eastAsia"/>
             </w:rPr>
             <w:fldChar w:fldCharType="end"/>
           </w:r>
           <w:r>
             <w:rPr>
-              <w:rFonts w:hint="eastAsia" w:ascii="宋体" w:hAnsi="宋体" w:eastAsia="宋体" w:cs="宋体"/>
+              <w:rFonts w:ascii="宋体" w:eastAsia="宋体" w:hAnsi="宋体" w:cs="宋体" w:hint="eastAsia"/>
               <w:szCs w:val="24"/>
             </w:rPr>
             <w:fldChar w:fldCharType="end"/>
@@ -1732,81 +1633,81 @@
         </w:p>
         <w:p>
           <w:pPr>
-            <w:pStyle w:val="16"/>
+            <w:pStyle w:val="TOC1"/>
             <w:tabs>
               <w:tab w:val="right" w:leader="dot" w:pos="8306"/>
             </w:tabs>
             <w:rPr>
-              <w:rFonts w:hint="eastAsia" w:ascii="宋体" w:hAnsi="宋体" w:eastAsia="宋体" w:cs="宋体"/>
+              <w:rFonts w:ascii="宋体" w:eastAsia="宋体" w:hAnsi="宋体" w:cs="宋体" w:hint="eastAsia"/>
             </w:rPr>
           </w:pPr>
           <w:r>
             <w:rPr>
-              <w:rFonts w:hint="eastAsia" w:ascii="宋体" w:hAnsi="宋体" w:eastAsia="宋体" w:cs="宋体"/>
+              <w:rFonts w:ascii="宋体" w:eastAsia="宋体" w:hAnsi="宋体" w:cs="宋体" w:hint="eastAsia"/>
               <w:szCs w:val="24"/>
             </w:rPr>
             <w:fldChar w:fldCharType="begin"/>
           </w:r>
           <w:r>
             <w:rPr>
-              <w:rFonts w:hint="eastAsia" w:ascii="宋体" w:hAnsi="宋体" w:eastAsia="宋体" w:cs="宋体"/>
+              <w:rFonts w:ascii="宋体" w:eastAsia="宋体" w:hAnsi="宋体" w:cs="宋体" w:hint="eastAsia"/>
               <w:szCs w:val="24"/>
             </w:rPr>
             <w:instrText xml:space="preserve"> HYPERLINK \l _Toc11804 </w:instrText>
           </w:r>
           <w:r>
             <w:rPr>
-              <w:rFonts w:hint="eastAsia" w:ascii="宋体" w:hAnsi="宋体" w:eastAsia="宋体" w:cs="宋体"/>
+              <w:rFonts w:ascii="宋体" w:eastAsia="宋体" w:hAnsi="宋体" w:cs="宋体" w:hint="eastAsia"/>
               <w:szCs w:val="24"/>
             </w:rPr>
             <w:fldChar w:fldCharType="separate"/>
           </w:r>
           <w:r>
             <w:rPr>
-              <w:rFonts w:hint="eastAsia" w:ascii="宋体" w:hAnsi="宋体" w:eastAsia="宋体" w:cs="宋体"/>
+              <w:rFonts w:ascii="宋体" w:eastAsia="宋体" w:hAnsi="宋体" w:cs="宋体" w:hint="eastAsia"/>
               <w:lang w:val="en-US" w:eastAsia="zh-CN"/>
             </w:rPr>
             <w:t>变更管理制度</w:t>
           </w:r>
           <w:r>
             <w:rPr>
-              <w:rFonts w:hint="eastAsia" w:ascii="宋体" w:hAnsi="宋体" w:eastAsia="宋体" w:cs="宋体"/>
+              <w:rFonts w:ascii="宋体" w:eastAsia="宋体" w:hAnsi="宋体" w:cs="宋体" w:hint="eastAsia"/>
             </w:rPr>
             <w:tab/>
           </w:r>
           <w:r>
             <w:rPr>
-              <w:rFonts w:hint="eastAsia" w:ascii="宋体" w:hAnsi="宋体" w:eastAsia="宋体" w:cs="宋体"/>
+              <w:rFonts w:ascii="宋体" w:eastAsia="宋体" w:hAnsi="宋体" w:cs="宋体" w:hint="eastAsia"/>
             </w:rPr>
             <w:fldChar w:fldCharType="begin"/>
           </w:r>
           <w:r>
             <w:rPr>
-              <w:rFonts w:hint="eastAsia" w:ascii="宋体" w:hAnsi="宋体" w:eastAsia="宋体" w:cs="宋体"/>
+              <w:rFonts w:ascii="宋体" w:eastAsia="宋体" w:hAnsi="宋体" w:cs="宋体" w:hint="eastAsia"/>
             </w:rPr>
             <w:instrText xml:space="preserve"> PAGEREF _Toc11804 \h </w:instrText>
           </w:r>
           <w:r>
             <w:rPr>
-              <w:rFonts w:hint="eastAsia" w:ascii="宋体" w:hAnsi="宋体" w:eastAsia="宋体" w:cs="宋体"/>
+              <w:rFonts w:ascii="宋体" w:eastAsia="宋体" w:hAnsi="宋体" w:cs="宋体" w:hint="eastAsia"/>
             </w:rPr>
             <w:fldChar w:fldCharType="separate"/>
           </w:r>
           <w:r>
             <w:rPr>
-              <w:rFonts w:hint="eastAsia" w:ascii="宋体" w:hAnsi="宋体" w:eastAsia="宋体" w:cs="宋体"/>
+              <w:rFonts w:ascii="宋体" w:eastAsia="宋体" w:hAnsi="宋体" w:cs="宋体" w:hint="eastAsia"/>
             </w:rPr>
             <w:t>1</w:t>
           </w:r>
           <w:r>
             <w:rPr>
-              <w:rFonts w:hint="eastAsia" w:ascii="宋体" w:hAnsi="宋体" w:eastAsia="宋体" w:cs="宋体"/>
+              <w:rFonts w:ascii="宋体" w:eastAsia="宋体" w:hAnsi="宋体" w:cs="宋体" w:hint="eastAsia"/>
             </w:rPr>
             <w:fldChar w:fldCharType="end"/>
           </w:r>
           <w:r>
             <w:rPr>
-              <w:rFonts w:hint="eastAsia" w:ascii="宋体" w:hAnsi="宋体" w:eastAsia="宋体" w:cs="宋体"/>
+              <w:rFonts w:ascii="宋体" w:eastAsia="宋体" w:hAnsi="宋体" w:cs="宋体" w:hint="eastAsia"/>
               <w:szCs w:val="24"/>
             </w:rPr>
             <w:fldChar w:fldCharType="end"/>
@@ -1814,87 +1715,87 @@
         </w:p>
         <w:p>
           <w:pPr>
-            <w:pStyle w:val="16"/>
+            <w:pStyle w:val="TOC1"/>
             <w:tabs>
               <w:tab w:val="right" w:leader="dot" w:pos="8306"/>
             </w:tabs>
             <w:rPr>
-              <w:rFonts w:hint="eastAsia" w:ascii="宋体" w:hAnsi="宋体" w:eastAsia="宋体" w:cs="宋体"/>
+              <w:rFonts w:ascii="宋体" w:eastAsia="宋体" w:hAnsi="宋体" w:cs="宋体" w:hint="eastAsia"/>
             </w:rPr>
           </w:pPr>
           <w:r>
             <w:rPr>
-              <w:rFonts w:hint="eastAsia" w:ascii="宋体" w:hAnsi="宋体" w:eastAsia="宋体" w:cs="宋体"/>
+              <w:rFonts w:ascii="宋体" w:eastAsia="宋体" w:hAnsi="宋体" w:cs="宋体" w:hint="eastAsia"/>
               <w:szCs w:val="24"/>
             </w:rPr>
             <w:fldChar w:fldCharType="begin"/>
           </w:r>
           <w:r>
             <w:rPr>
-              <w:rFonts w:hint="eastAsia" w:ascii="宋体" w:hAnsi="宋体" w:eastAsia="宋体" w:cs="宋体"/>
+              <w:rFonts w:ascii="宋体" w:eastAsia="宋体" w:hAnsi="宋体" w:cs="宋体" w:hint="eastAsia"/>
               <w:szCs w:val="24"/>
             </w:rPr>
             <w:instrText xml:space="preserve"> HYPERLINK \l _Toc12389 </w:instrText>
           </w:r>
           <w:r>
             <w:rPr>
-              <w:rFonts w:hint="eastAsia" w:ascii="宋体" w:hAnsi="宋体" w:eastAsia="宋体" w:cs="宋体"/>
+              <w:rFonts w:ascii="宋体" w:eastAsia="宋体" w:hAnsi="宋体" w:cs="宋体" w:hint="eastAsia"/>
               <w:szCs w:val="24"/>
             </w:rPr>
             <w:fldChar w:fldCharType="separate"/>
           </w:r>
           <w:r>
             <w:rPr>
-              <w:rFonts w:hint="eastAsia" w:ascii="宋体" w:hAnsi="宋体" w:eastAsia="宋体" w:cs="宋体"/>
+              <w:rFonts w:ascii="宋体" w:eastAsia="宋体" w:hAnsi="宋体" w:cs="宋体" w:hint="eastAsia"/>
             </w:rPr>
             <w:t xml:space="preserve">1. </w:t>
           </w:r>
           <w:r>
             <w:rPr>
-              <w:rFonts w:hint="eastAsia" w:ascii="宋体" w:hAnsi="宋体" w:eastAsia="宋体" w:cs="宋体"/>
+              <w:rFonts w:ascii="宋体" w:eastAsia="宋体" w:hAnsi="宋体" w:cs="宋体" w:hint="eastAsia"/>
               <w:lang w:val="en-US" w:eastAsia="zh-CN"/>
             </w:rPr>
             <w:t>总则</w:t>
           </w:r>
           <w:r>
             <w:rPr>
-              <w:rFonts w:hint="eastAsia" w:ascii="宋体" w:hAnsi="宋体" w:eastAsia="宋体" w:cs="宋体"/>
+              <w:rFonts w:ascii="宋体" w:eastAsia="宋体" w:hAnsi="宋体" w:cs="宋体" w:hint="eastAsia"/>
             </w:rPr>
             <w:tab/>
           </w:r>
           <w:r>
             <w:rPr>
-              <w:rFonts w:hint="eastAsia" w:ascii="宋体" w:hAnsi="宋体" w:eastAsia="宋体" w:cs="宋体"/>
+              <w:rFonts w:ascii="宋体" w:eastAsia="宋体" w:hAnsi="宋体" w:cs="宋体" w:hint="eastAsia"/>
             </w:rPr>
             <w:fldChar w:fldCharType="begin"/>
           </w:r>
           <w:r>
             <w:rPr>
-              <w:rFonts w:hint="eastAsia" w:ascii="宋体" w:hAnsi="宋体" w:eastAsia="宋体" w:cs="宋体"/>
+              <w:rFonts w:ascii="宋体" w:eastAsia="宋体" w:hAnsi="宋体" w:cs="宋体" w:hint="eastAsia"/>
             </w:rPr>
             <w:instrText xml:space="preserve"> PAGEREF _Toc12389 \h </w:instrText>
           </w:r>
           <w:r>
             <w:rPr>
-              <w:rFonts w:hint="eastAsia" w:ascii="宋体" w:hAnsi="宋体" w:eastAsia="宋体" w:cs="宋体"/>
+              <w:rFonts w:ascii="宋体" w:eastAsia="宋体" w:hAnsi="宋体" w:cs="宋体" w:hint="eastAsia"/>
             </w:rPr>
             <w:fldChar w:fldCharType="separate"/>
           </w:r>
           <w:r>
             <w:rPr>
-              <w:rFonts w:hint="eastAsia" w:ascii="宋体" w:hAnsi="宋体" w:eastAsia="宋体" w:cs="宋体"/>
+              <w:rFonts w:ascii="宋体" w:eastAsia="宋体" w:hAnsi="宋体" w:cs="宋体" w:hint="eastAsia"/>
             </w:rPr>
             <w:t>5</w:t>
           </w:r>
           <w:r>
             <w:rPr>
-              <w:rFonts w:hint="eastAsia" w:ascii="宋体" w:hAnsi="宋体" w:eastAsia="宋体" w:cs="宋体"/>
+              <w:rFonts w:ascii="宋体" w:eastAsia="宋体" w:hAnsi="宋体" w:cs="宋体" w:hint="eastAsia"/>
             </w:rPr>
             <w:fldChar w:fldCharType="end"/>
           </w:r>
           <w:r>
             <w:rPr>
-              <w:rFonts w:hint="eastAsia" w:ascii="宋体" w:hAnsi="宋体" w:eastAsia="宋体" w:cs="宋体"/>
+              <w:rFonts w:ascii="宋体" w:eastAsia="宋体" w:hAnsi="宋体" w:cs="宋体" w:hint="eastAsia"/>
               <w:szCs w:val="24"/>
             </w:rPr>
             <w:fldChar w:fldCharType="end"/>
@@ -1902,81 +1803,81 @@
         </w:p>
         <w:p>
           <w:pPr>
-            <w:pStyle w:val="17"/>
+            <w:pStyle w:val="TOC2"/>
             <w:tabs>
               <w:tab w:val="right" w:leader="dot" w:pos="8306"/>
             </w:tabs>
             <w:rPr>
-              <w:rFonts w:hint="eastAsia" w:ascii="宋体" w:hAnsi="宋体" w:eastAsia="宋体" w:cs="宋体"/>
+              <w:rFonts w:ascii="宋体" w:eastAsia="宋体" w:hAnsi="宋体" w:cs="宋体" w:hint="eastAsia"/>
             </w:rPr>
           </w:pPr>
           <w:r>
             <w:rPr>
-              <w:rFonts w:hint="eastAsia" w:ascii="宋体" w:hAnsi="宋体" w:eastAsia="宋体" w:cs="宋体"/>
+              <w:rFonts w:ascii="宋体" w:eastAsia="宋体" w:hAnsi="宋体" w:cs="宋体" w:hint="eastAsia"/>
               <w:szCs w:val="24"/>
             </w:rPr>
             <w:fldChar w:fldCharType="begin"/>
           </w:r>
           <w:r>
             <w:rPr>
-              <w:rFonts w:hint="eastAsia" w:ascii="宋体" w:hAnsi="宋体" w:eastAsia="宋体" w:cs="宋体"/>
+              <w:rFonts w:ascii="宋体" w:eastAsia="宋体" w:hAnsi="宋体" w:cs="宋体" w:hint="eastAsia"/>
               <w:szCs w:val="24"/>
             </w:rPr>
             <w:instrText xml:space="preserve"> HYPERLINK \l _Toc32456 </w:instrText>
           </w:r>
           <w:r>
             <w:rPr>
-              <w:rFonts w:hint="eastAsia" w:ascii="宋体" w:hAnsi="宋体" w:eastAsia="宋体" w:cs="宋体"/>
+              <w:rFonts w:ascii="宋体" w:eastAsia="宋体" w:hAnsi="宋体" w:cs="宋体" w:hint="eastAsia"/>
               <w:szCs w:val="24"/>
             </w:rPr>
             <w:fldChar w:fldCharType="separate"/>
           </w:r>
           <w:r>
             <w:rPr>
-              <w:rFonts w:hint="eastAsia" w:ascii="宋体" w:hAnsi="宋体" w:eastAsia="宋体" w:cs="宋体"/>
+              <w:rFonts w:ascii="宋体" w:eastAsia="宋体" w:hAnsi="宋体" w:cs="宋体" w:hint="eastAsia"/>
               <w:lang w:val="en-US" w:eastAsia="zh-CN"/>
             </w:rPr>
             <w:t>1.1. 目的</w:t>
           </w:r>
           <w:r>
             <w:rPr>
-              <w:rFonts w:hint="eastAsia" w:ascii="宋体" w:hAnsi="宋体" w:eastAsia="宋体" w:cs="宋体"/>
+              <w:rFonts w:ascii="宋体" w:eastAsia="宋体" w:hAnsi="宋体" w:cs="宋体" w:hint="eastAsia"/>
             </w:rPr>
             <w:tab/>
           </w:r>
           <w:r>
             <w:rPr>
-              <w:rFonts w:hint="eastAsia" w:ascii="宋体" w:hAnsi="宋体" w:eastAsia="宋体" w:cs="宋体"/>
+              <w:rFonts w:ascii="宋体" w:eastAsia="宋体" w:hAnsi="宋体" w:cs="宋体" w:hint="eastAsia"/>
             </w:rPr>
             <w:fldChar w:fldCharType="begin"/>
           </w:r>
           <w:r>
             <w:rPr>
-              <w:rFonts w:hint="eastAsia" w:ascii="宋体" w:hAnsi="宋体" w:eastAsia="宋体" w:cs="宋体"/>
+              <w:rFonts w:ascii="宋体" w:eastAsia="宋体" w:hAnsi="宋体" w:cs="宋体" w:hint="eastAsia"/>
             </w:rPr>
             <w:instrText xml:space="preserve"> PAGEREF _Toc32456 \h </w:instrText>
           </w:r>
           <w:r>
             <w:rPr>
-              <w:rFonts w:hint="eastAsia" w:ascii="宋体" w:hAnsi="宋体" w:eastAsia="宋体" w:cs="宋体"/>
+              <w:rFonts w:ascii="宋体" w:eastAsia="宋体" w:hAnsi="宋体" w:cs="宋体" w:hint="eastAsia"/>
             </w:rPr>
             <w:fldChar w:fldCharType="separate"/>
           </w:r>
           <w:r>
             <w:rPr>
-              <w:rFonts w:hint="eastAsia" w:ascii="宋体" w:hAnsi="宋体" w:eastAsia="宋体" w:cs="宋体"/>
+              <w:rFonts w:ascii="宋体" w:eastAsia="宋体" w:hAnsi="宋体" w:cs="宋体" w:hint="eastAsia"/>
             </w:rPr>
             <w:t>5</w:t>
           </w:r>
           <w:r>
             <w:rPr>
-              <w:rFonts w:hint="eastAsia" w:ascii="宋体" w:hAnsi="宋体" w:eastAsia="宋体" w:cs="宋体"/>
+              <w:rFonts w:ascii="宋体" w:eastAsia="宋体" w:hAnsi="宋体" w:cs="宋体" w:hint="eastAsia"/>
             </w:rPr>
             <w:fldChar w:fldCharType="end"/>
           </w:r>
           <w:r>
             <w:rPr>
-              <w:rFonts w:hint="eastAsia" w:ascii="宋体" w:hAnsi="宋体" w:eastAsia="宋体" w:cs="宋体"/>
+              <w:rFonts w:ascii="宋体" w:eastAsia="宋体" w:hAnsi="宋体" w:cs="宋体" w:hint="eastAsia"/>
               <w:szCs w:val="24"/>
             </w:rPr>
             <w:fldChar w:fldCharType="end"/>
@@ -1984,81 +1885,81 @@
         </w:p>
         <w:p>
           <w:pPr>
-            <w:pStyle w:val="17"/>
+            <w:pStyle w:val="TOC2"/>
             <w:tabs>
               <w:tab w:val="right" w:leader="dot" w:pos="8306"/>
             </w:tabs>
             <w:rPr>
-              <w:rFonts w:hint="eastAsia" w:ascii="宋体" w:hAnsi="宋体" w:eastAsia="宋体" w:cs="宋体"/>
+              <w:rFonts w:ascii="宋体" w:eastAsia="宋体" w:hAnsi="宋体" w:cs="宋体" w:hint="eastAsia"/>
             </w:rPr>
           </w:pPr>
           <w:r>
             <w:rPr>
-              <w:rFonts w:hint="eastAsia" w:ascii="宋体" w:hAnsi="宋体" w:eastAsia="宋体" w:cs="宋体"/>
+              <w:rFonts w:ascii="宋体" w:eastAsia="宋体" w:hAnsi="宋体" w:cs="宋体" w:hint="eastAsia"/>
               <w:szCs w:val="24"/>
             </w:rPr>
             <w:fldChar w:fldCharType="begin"/>
           </w:r>
           <w:r>
             <w:rPr>
-              <w:rFonts w:hint="eastAsia" w:ascii="宋体" w:hAnsi="宋体" w:eastAsia="宋体" w:cs="宋体"/>
+              <w:rFonts w:ascii="宋体" w:eastAsia="宋体" w:hAnsi="宋体" w:cs="宋体" w:hint="eastAsia"/>
               <w:szCs w:val="24"/>
             </w:rPr>
             <w:instrText xml:space="preserve"> HYPERLINK \l _Toc31127 </w:instrText>
           </w:r>
           <w:r>
             <w:rPr>
-              <w:rFonts w:hint="eastAsia" w:ascii="宋体" w:hAnsi="宋体" w:eastAsia="宋体" w:cs="宋体"/>
+              <w:rFonts w:ascii="宋体" w:eastAsia="宋体" w:hAnsi="宋体" w:cs="宋体" w:hint="eastAsia"/>
               <w:szCs w:val="24"/>
             </w:rPr>
             <w:fldChar w:fldCharType="separate"/>
           </w:r>
           <w:r>
             <w:rPr>
-              <w:rFonts w:hint="eastAsia" w:ascii="宋体" w:hAnsi="宋体" w:eastAsia="宋体" w:cs="宋体"/>
+              <w:rFonts w:ascii="宋体" w:eastAsia="宋体" w:hAnsi="宋体" w:cs="宋体" w:hint="eastAsia"/>
               <w:lang w:val="en-US" w:eastAsia="zh-CN"/>
             </w:rPr>
             <w:t>1.2. 适用范围</w:t>
           </w:r>
           <w:r>
             <w:rPr>
-              <w:rFonts w:hint="eastAsia" w:ascii="宋体" w:hAnsi="宋体" w:eastAsia="宋体" w:cs="宋体"/>
+              <w:rFonts w:ascii="宋体" w:eastAsia="宋体" w:hAnsi="宋体" w:cs="宋体" w:hint="eastAsia"/>
             </w:rPr>
             <w:tab/>
           </w:r>
           <w:r>
             <w:rPr>
-              <w:rFonts w:hint="eastAsia" w:ascii="宋体" w:hAnsi="宋体" w:eastAsia="宋体" w:cs="宋体"/>
+              <w:rFonts w:ascii="宋体" w:eastAsia="宋体" w:hAnsi="宋体" w:cs="宋体" w:hint="eastAsia"/>
             </w:rPr>
             <w:fldChar w:fldCharType="begin"/>
           </w:r>
           <w:r>
             <w:rPr>
-              <w:rFonts w:hint="eastAsia" w:ascii="宋体" w:hAnsi="宋体" w:eastAsia="宋体" w:cs="宋体"/>
+              <w:rFonts w:ascii="宋体" w:eastAsia="宋体" w:hAnsi="宋体" w:cs="宋体" w:hint="eastAsia"/>
             </w:rPr>
             <w:instrText xml:space="preserve"> PAGEREF _Toc31127 \h </w:instrText>
           </w:r>
           <w:r>
             <w:rPr>
-              <w:rFonts w:hint="eastAsia" w:ascii="宋体" w:hAnsi="宋体" w:eastAsia="宋体" w:cs="宋体"/>
+              <w:rFonts w:ascii="宋体" w:eastAsia="宋体" w:hAnsi="宋体" w:cs="宋体" w:hint="eastAsia"/>
             </w:rPr>
             <w:fldChar w:fldCharType="separate"/>
           </w:r>
           <w:r>
             <w:rPr>
-              <w:rFonts w:hint="eastAsia" w:ascii="宋体" w:hAnsi="宋体" w:eastAsia="宋体" w:cs="宋体"/>
+              <w:rFonts w:ascii="宋体" w:eastAsia="宋体" w:hAnsi="宋体" w:cs="宋体" w:hint="eastAsia"/>
             </w:rPr>
             <w:t>5</w:t>
           </w:r>
           <w:r>
             <w:rPr>
-              <w:rFonts w:hint="eastAsia" w:ascii="宋体" w:hAnsi="宋体" w:eastAsia="宋体" w:cs="宋体"/>
+              <w:rFonts w:ascii="宋体" w:eastAsia="宋体" w:hAnsi="宋体" w:cs="宋体" w:hint="eastAsia"/>
             </w:rPr>
             <w:fldChar w:fldCharType="end"/>
           </w:r>
           <w:r>
             <w:rPr>
-              <w:rFonts w:hint="eastAsia" w:ascii="宋体" w:hAnsi="宋体" w:eastAsia="宋体" w:cs="宋体"/>
+              <w:rFonts w:ascii="宋体" w:eastAsia="宋体" w:hAnsi="宋体" w:cs="宋体" w:hint="eastAsia"/>
               <w:szCs w:val="24"/>
             </w:rPr>
             <w:fldChar w:fldCharType="end"/>
@@ -2066,81 +1967,81 @@
         </w:p>
         <w:p>
           <w:pPr>
-            <w:pStyle w:val="17"/>
+            <w:pStyle w:val="TOC2"/>
             <w:tabs>
               <w:tab w:val="right" w:leader="dot" w:pos="8306"/>
             </w:tabs>
             <w:rPr>
-              <w:rFonts w:hint="eastAsia" w:ascii="宋体" w:hAnsi="宋体" w:eastAsia="宋体" w:cs="宋体"/>
+              <w:rFonts w:ascii="宋体" w:eastAsia="宋体" w:hAnsi="宋体" w:cs="宋体" w:hint="eastAsia"/>
             </w:rPr>
           </w:pPr>
           <w:r>
             <w:rPr>
-              <w:rFonts w:hint="eastAsia" w:ascii="宋体" w:hAnsi="宋体" w:eastAsia="宋体" w:cs="宋体"/>
+              <w:rFonts w:ascii="宋体" w:eastAsia="宋体" w:hAnsi="宋体" w:cs="宋体" w:hint="eastAsia"/>
               <w:szCs w:val="24"/>
             </w:rPr>
             <w:fldChar w:fldCharType="begin"/>
           </w:r>
           <w:r>
             <w:rPr>
-              <w:rFonts w:hint="eastAsia" w:ascii="宋体" w:hAnsi="宋体" w:eastAsia="宋体" w:cs="宋体"/>
+              <w:rFonts w:ascii="宋体" w:eastAsia="宋体" w:hAnsi="宋体" w:cs="宋体" w:hint="eastAsia"/>
               <w:szCs w:val="24"/>
             </w:rPr>
             <w:instrText xml:space="preserve"> HYPERLINK \l _Toc26165 </w:instrText>
           </w:r>
           <w:r>
             <w:rPr>
-              <w:rFonts w:hint="eastAsia" w:ascii="宋体" w:hAnsi="宋体" w:eastAsia="宋体" w:cs="宋体"/>
+              <w:rFonts w:ascii="宋体" w:eastAsia="宋体" w:hAnsi="宋体" w:cs="宋体" w:hint="eastAsia"/>
               <w:szCs w:val="24"/>
             </w:rPr>
             <w:fldChar w:fldCharType="separate"/>
           </w:r>
           <w:r>
             <w:rPr>
-              <w:rFonts w:hint="eastAsia" w:ascii="宋体" w:hAnsi="宋体" w:eastAsia="宋体" w:cs="宋体"/>
+              <w:rFonts w:ascii="宋体" w:eastAsia="宋体" w:hAnsi="宋体" w:cs="宋体" w:hint="eastAsia"/>
               <w:lang w:val="en-US" w:eastAsia="zh-CN"/>
             </w:rPr>
             <w:t>1.3. 原则</w:t>
           </w:r>
           <w:r>
             <w:rPr>
-              <w:rFonts w:hint="eastAsia" w:ascii="宋体" w:hAnsi="宋体" w:eastAsia="宋体" w:cs="宋体"/>
+              <w:rFonts w:ascii="宋体" w:eastAsia="宋体" w:hAnsi="宋体" w:cs="宋体" w:hint="eastAsia"/>
             </w:rPr>
             <w:tab/>
           </w:r>
           <w:r>
             <w:rPr>
-              <w:rFonts w:hint="eastAsia" w:ascii="宋体" w:hAnsi="宋体" w:eastAsia="宋体" w:cs="宋体"/>
+              <w:rFonts w:ascii="宋体" w:eastAsia="宋体" w:hAnsi="宋体" w:cs="宋体" w:hint="eastAsia"/>
             </w:rPr>
             <w:fldChar w:fldCharType="begin"/>
           </w:r>
           <w:r>
             <w:rPr>
-              <w:rFonts w:hint="eastAsia" w:ascii="宋体" w:hAnsi="宋体" w:eastAsia="宋体" w:cs="宋体"/>
+              <w:rFonts w:ascii="宋体" w:eastAsia="宋体" w:hAnsi="宋体" w:cs="宋体" w:hint="eastAsia"/>
             </w:rPr>
             <w:instrText xml:space="preserve"> PAGEREF _Toc26165 \h </w:instrText>
           </w:r>
           <w:r>
             <w:rPr>
-              <w:rFonts w:hint="eastAsia" w:ascii="宋体" w:hAnsi="宋体" w:eastAsia="宋体" w:cs="宋体"/>
+              <w:rFonts w:ascii="宋体" w:eastAsia="宋体" w:hAnsi="宋体" w:cs="宋体" w:hint="eastAsia"/>
             </w:rPr>
             <w:fldChar w:fldCharType="separate"/>
           </w:r>
           <w:r>
             <w:rPr>
-              <w:rFonts w:hint="eastAsia" w:ascii="宋体" w:hAnsi="宋体" w:eastAsia="宋体" w:cs="宋体"/>
+              <w:rFonts w:ascii="宋体" w:eastAsia="宋体" w:hAnsi="宋体" w:cs="宋体" w:hint="eastAsia"/>
             </w:rPr>
             <w:t>5</w:t>
           </w:r>
           <w:r>
             <w:rPr>
-              <w:rFonts w:hint="eastAsia" w:ascii="宋体" w:hAnsi="宋体" w:eastAsia="宋体" w:cs="宋体"/>
+              <w:rFonts w:ascii="宋体" w:eastAsia="宋体" w:hAnsi="宋体" w:cs="宋体" w:hint="eastAsia"/>
             </w:rPr>
             <w:fldChar w:fldCharType="end"/>
           </w:r>
           <w:r>
             <w:rPr>
-              <w:rFonts w:hint="eastAsia" w:ascii="宋体" w:hAnsi="宋体" w:eastAsia="宋体" w:cs="宋体"/>
+              <w:rFonts w:ascii="宋体" w:eastAsia="宋体" w:hAnsi="宋体" w:cs="宋体" w:hint="eastAsia"/>
               <w:szCs w:val="24"/>
             </w:rPr>
             <w:fldChar w:fldCharType="end"/>
@@ -2148,81 +2049,81 @@
         </w:p>
         <w:p>
           <w:pPr>
-            <w:pStyle w:val="17"/>
+            <w:pStyle w:val="TOC2"/>
             <w:tabs>
               <w:tab w:val="right" w:leader="dot" w:pos="8306"/>
             </w:tabs>
             <w:rPr>
-              <w:rFonts w:hint="eastAsia" w:ascii="宋体" w:hAnsi="宋体" w:eastAsia="宋体" w:cs="宋体"/>
+              <w:rFonts w:ascii="宋体" w:eastAsia="宋体" w:hAnsi="宋体" w:cs="宋体" w:hint="eastAsia"/>
             </w:rPr>
           </w:pPr>
           <w:r>
             <w:rPr>
-              <w:rFonts w:hint="eastAsia" w:ascii="宋体" w:hAnsi="宋体" w:eastAsia="宋体" w:cs="宋体"/>
+              <w:rFonts w:ascii="宋体" w:eastAsia="宋体" w:hAnsi="宋体" w:cs="宋体" w:hint="eastAsia"/>
               <w:szCs w:val="24"/>
             </w:rPr>
             <w:fldChar w:fldCharType="begin"/>
           </w:r>
           <w:r>
             <w:rPr>
-              <w:rFonts w:hint="eastAsia" w:ascii="宋体" w:hAnsi="宋体" w:eastAsia="宋体" w:cs="宋体"/>
+              <w:rFonts w:ascii="宋体" w:eastAsia="宋体" w:hAnsi="宋体" w:cs="宋体" w:hint="eastAsia"/>
               <w:szCs w:val="24"/>
             </w:rPr>
             <w:instrText xml:space="preserve"> HYPERLINK \l _Toc7272 </w:instrText>
           </w:r>
           <w:r>
             <w:rPr>
-              <w:rFonts w:hint="eastAsia" w:ascii="宋体" w:hAnsi="宋体" w:eastAsia="宋体" w:cs="宋体"/>
+              <w:rFonts w:ascii="宋体" w:eastAsia="宋体" w:hAnsi="宋体" w:cs="宋体" w:hint="eastAsia"/>
               <w:szCs w:val="24"/>
             </w:rPr>
             <w:fldChar w:fldCharType="separate"/>
           </w:r>
           <w:r>
             <w:rPr>
-              <w:rFonts w:hint="eastAsia" w:ascii="宋体" w:hAnsi="宋体" w:eastAsia="宋体" w:cs="宋体"/>
+              <w:rFonts w:ascii="宋体" w:eastAsia="宋体" w:hAnsi="宋体" w:cs="宋体" w:hint="eastAsia"/>
               <w:lang w:val="en-US" w:eastAsia="zh-CN"/>
             </w:rPr>
             <w:t>1.4. 岗位职责</w:t>
           </w:r>
           <w:r>
             <w:rPr>
-              <w:rFonts w:hint="eastAsia" w:ascii="宋体" w:hAnsi="宋体" w:eastAsia="宋体" w:cs="宋体"/>
+              <w:rFonts w:ascii="宋体" w:eastAsia="宋体" w:hAnsi="宋体" w:cs="宋体" w:hint="eastAsia"/>
             </w:rPr>
             <w:tab/>
           </w:r>
           <w:r>
             <w:rPr>
-              <w:rFonts w:hint="eastAsia" w:ascii="宋体" w:hAnsi="宋体" w:eastAsia="宋体" w:cs="宋体"/>
+              <w:rFonts w:ascii="宋体" w:eastAsia="宋体" w:hAnsi="宋体" w:cs="宋体" w:hint="eastAsia"/>
             </w:rPr>
             <w:fldChar w:fldCharType="begin"/>
           </w:r>
           <w:r>
             <w:rPr>
-              <w:rFonts w:hint="eastAsia" w:ascii="宋体" w:hAnsi="宋体" w:eastAsia="宋体" w:cs="宋体"/>
+              <w:rFonts w:ascii="宋体" w:eastAsia="宋体" w:hAnsi="宋体" w:cs="宋体" w:hint="eastAsia"/>
             </w:rPr>
             <w:instrText xml:space="preserve"> PAGEREF _Toc7272 \h </w:instrText>
           </w:r>
           <w:r>
             <w:rPr>
-              <w:rFonts w:hint="eastAsia" w:ascii="宋体" w:hAnsi="宋体" w:eastAsia="宋体" w:cs="宋体"/>
+              <w:rFonts w:ascii="宋体" w:eastAsia="宋体" w:hAnsi="宋体" w:cs="宋体" w:hint="eastAsia"/>
             </w:rPr>
             <w:fldChar w:fldCharType="separate"/>
           </w:r>
           <w:r>
             <w:rPr>
-              <w:rFonts w:hint="eastAsia" w:ascii="宋体" w:hAnsi="宋体" w:eastAsia="宋体" w:cs="宋体"/>
+              <w:rFonts w:ascii="宋体" w:eastAsia="宋体" w:hAnsi="宋体" w:cs="宋体" w:hint="eastAsia"/>
             </w:rPr>
             <w:t>5</w:t>
           </w:r>
           <w:r>
             <w:rPr>
-              <w:rFonts w:hint="eastAsia" w:ascii="宋体" w:hAnsi="宋体" w:eastAsia="宋体" w:cs="宋体"/>
+              <w:rFonts w:ascii="宋体" w:eastAsia="宋体" w:hAnsi="宋体" w:cs="宋体" w:hint="eastAsia"/>
             </w:rPr>
             <w:fldChar w:fldCharType="end"/>
           </w:r>
           <w:r>
             <w:rPr>
-              <w:rFonts w:hint="eastAsia" w:ascii="宋体" w:hAnsi="宋体" w:eastAsia="宋体" w:cs="宋体"/>
+              <w:rFonts w:ascii="宋体" w:eastAsia="宋体" w:hAnsi="宋体" w:cs="宋体" w:hint="eastAsia"/>
               <w:szCs w:val="24"/>
             </w:rPr>
             <w:fldChar w:fldCharType="end"/>
@@ -2230,81 +2131,81 @@
         </w:p>
         <w:p>
           <w:pPr>
-            <w:pStyle w:val="13"/>
+            <w:pStyle w:val="TOC3"/>
             <w:tabs>
               <w:tab w:val="right" w:leader="dot" w:pos="8306"/>
             </w:tabs>
             <w:rPr>
-              <w:rFonts w:hint="eastAsia" w:ascii="宋体" w:hAnsi="宋体" w:eastAsia="宋体" w:cs="宋体"/>
+              <w:rFonts w:ascii="宋体" w:eastAsia="宋体" w:hAnsi="宋体" w:cs="宋体" w:hint="eastAsia"/>
             </w:rPr>
           </w:pPr>
           <w:r>
             <w:rPr>
-              <w:rFonts w:hint="eastAsia" w:ascii="宋体" w:hAnsi="宋体" w:eastAsia="宋体" w:cs="宋体"/>
+              <w:rFonts w:ascii="宋体" w:eastAsia="宋体" w:hAnsi="宋体" w:cs="宋体" w:hint="eastAsia"/>
               <w:szCs w:val="24"/>
             </w:rPr>
             <w:fldChar w:fldCharType="begin"/>
           </w:r>
           <w:r>
             <w:rPr>
-              <w:rFonts w:hint="eastAsia" w:ascii="宋体" w:hAnsi="宋体" w:eastAsia="宋体" w:cs="宋体"/>
+              <w:rFonts w:ascii="宋体" w:eastAsia="宋体" w:hAnsi="宋体" w:cs="宋体" w:hint="eastAsia"/>
               <w:szCs w:val="24"/>
             </w:rPr>
             <w:instrText xml:space="preserve"> HYPERLINK \l _Toc3091 </w:instrText>
           </w:r>
           <w:r>
             <w:rPr>
-              <w:rFonts w:hint="eastAsia" w:ascii="宋体" w:hAnsi="宋体" w:eastAsia="宋体" w:cs="宋体"/>
+              <w:rFonts w:ascii="宋体" w:eastAsia="宋体" w:hAnsi="宋体" w:cs="宋体" w:hint="eastAsia"/>
               <w:szCs w:val="24"/>
             </w:rPr>
             <w:fldChar w:fldCharType="separate"/>
           </w:r>
           <w:r>
             <w:rPr>
-              <w:rFonts w:hint="eastAsia" w:ascii="宋体" w:hAnsi="宋体" w:eastAsia="宋体" w:cs="宋体"/>
+              <w:rFonts w:ascii="宋体" w:eastAsia="宋体" w:hAnsi="宋体" w:cs="宋体" w:hint="eastAsia"/>
               <w:lang w:val="en-US" w:eastAsia="zh-CN"/>
             </w:rPr>
-            <w:t>1.4.1. 运维部部长</w:t>
-          </w:r>
-          <w:r>
-            <w:rPr>
-              <w:rFonts w:hint="eastAsia" w:ascii="宋体" w:hAnsi="宋体" w:eastAsia="宋体" w:cs="宋体"/>
+            <w:t>1.4.1. 运维部经理</w:t>
+          </w:r>
+          <w:r>
+            <w:rPr>
+              <w:rFonts w:ascii="宋体" w:eastAsia="宋体" w:hAnsi="宋体" w:cs="宋体" w:hint="eastAsia"/>
             </w:rPr>
             <w:tab/>
           </w:r>
           <w:r>
             <w:rPr>
-              <w:rFonts w:hint="eastAsia" w:ascii="宋体" w:hAnsi="宋体" w:eastAsia="宋体" w:cs="宋体"/>
+              <w:rFonts w:ascii="宋体" w:eastAsia="宋体" w:hAnsi="宋体" w:cs="宋体" w:hint="eastAsia"/>
             </w:rPr>
             <w:fldChar w:fldCharType="begin"/>
           </w:r>
           <w:r>
             <w:rPr>
-              <w:rFonts w:hint="eastAsia" w:ascii="宋体" w:hAnsi="宋体" w:eastAsia="宋体" w:cs="宋体"/>
+              <w:rFonts w:ascii="宋体" w:eastAsia="宋体" w:hAnsi="宋体" w:cs="宋体" w:hint="eastAsia"/>
             </w:rPr>
             <w:instrText xml:space="preserve"> PAGEREF _Toc3091 \h </w:instrText>
           </w:r>
           <w:r>
             <w:rPr>
-              <w:rFonts w:hint="eastAsia" w:ascii="宋体" w:hAnsi="宋体" w:eastAsia="宋体" w:cs="宋体"/>
+              <w:rFonts w:ascii="宋体" w:eastAsia="宋体" w:hAnsi="宋体" w:cs="宋体" w:hint="eastAsia"/>
             </w:rPr>
             <w:fldChar w:fldCharType="separate"/>
           </w:r>
           <w:r>
             <w:rPr>
-              <w:rFonts w:hint="eastAsia" w:ascii="宋体" w:hAnsi="宋体" w:eastAsia="宋体" w:cs="宋体"/>
+              <w:rFonts w:ascii="宋体" w:eastAsia="宋体" w:hAnsi="宋体" w:cs="宋体" w:hint="eastAsia"/>
             </w:rPr>
             <w:t>5</w:t>
           </w:r>
           <w:r>
             <w:rPr>
-              <w:rFonts w:hint="eastAsia" w:ascii="宋体" w:hAnsi="宋体" w:eastAsia="宋体" w:cs="宋体"/>
+              <w:rFonts w:ascii="宋体" w:eastAsia="宋体" w:hAnsi="宋体" w:cs="宋体" w:hint="eastAsia"/>
             </w:rPr>
             <w:fldChar w:fldCharType="end"/>
           </w:r>
           <w:r>
             <w:rPr>
-              <w:rFonts w:hint="eastAsia" w:ascii="宋体" w:hAnsi="宋体" w:eastAsia="宋体" w:cs="宋体"/>
+              <w:rFonts w:ascii="宋体" w:eastAsia="宋体" w:hAnsi="宋体" w:cs="宋体" w:hint="eastAsia"/>
               <w:szCs w:val="24"/>
             </w:rPr>
             <w:fldChar w:fldCharType="end"/>
@@ -2312,81 +2213,81 @@
         </w:p>
         <w:p>
           <w:pPr>
-            <w:pStyle w:val="13"/>
+            <w:pStyle w:val="TOC3"/>
             <w:tabs>
               <w:tab w:val="right" w:leader="dot" w:pos="8306"/>
             </w:tabs>
             <w:rPr>
-              <w:rFonts w:hint="eastAsia" w:ascii="宋体" w:hAnsi="宋体" w:eastAsia="宋体" w:cs="宋体"/>
+              <w:rFonts w:ascii="宋体" w:eastAsia="宋体" w:hAnsi="宋体" w:cs="宋体" w:hint="eastAsia"/>
             </w:rPr>
           </w:pPr>
           <w:r>
             <w:rPr>
-              <w:rFonts w:hint="eastAsia" w:ascii="宋体" w:hAnsi="宋体" w:eastAsia="宋体" w:cs="宋体"/>
+              <w:rFonts w:ascii="宋体" w:eastAsia="宋体" w:hAnsi="宋体" w:cs="宋体" w:hint="eastAsia"/>
               <w:szCs w:val="24"/>
             </w:rPr>
             <w:fldChar w:fldCharType="begin"/>
           </w:r>
           <w:r>
             <w:rPr>
-              <w:rFonts w:hint="eastAsia" w:ascii="宋体" w:hAnsi="宋体" w:eastAsia="宋体" w:cs="宋体"/>
+              <w:rFonts w:ascii="宋体" w:eastAsia="宋体" w:hAnsi="宋体" w:cs="宋体" w:hint="eastAsia"/>
               <w:szCs w:val="24"/>
             </w:rPr>
             <w:instrText xml:space="preserve"> HYPERLINK \l _Toc13049 </w:instrText>
           </w:r>
           <w:r>
             <w:rPr>
-              <w:rFonts w:hint="eastAsia" w:ascii="宋体" w:hAnsi="宋体" w:eastAsia="宋体" w:cs="宋体"/>
+              <w:rFonts w:ascii="宋体" w:eastAsia="宋体" w:hAnsi="宋体" w:cs="宋体" w:hint="eastAsia"/>
               <w:szCs w:val="24"/>
             </w:rPr>
             <w:fldChar w:fldCharType="separate"/>
           </w:r>
           <w:r>
             <w:rPr>
-              <w:rFonts w:hint="eastAsia" w:ascii="宋体" w:hAnsi="宋体" w:eastAsia="宋体" w:cs="宋体"/>
+              <w:rFonts w:ascii="宋体" w:eastAsia="宋体" w:hAnsi="宋体" w:cs="宋体" w:hint="eastAsia"/>
               <w:lang w:val="en-US" w:eastAsia="zh-CN"/>
             </w:rPr>
             <w:t>1.4.2. 运维工程师</w:t>
           </w:r>
           <w:r>
             <w:rPr>
-              <w:rFonts w:hint="eastAsia" w:ascii="宋体" w:hAnsi="宋体" w:eastAsia="宋体" w:cs="宋体"/>
+              <w:rFonts w:ascii="宋体" w:eastAsia="宋体" w:hAnsi="宋体" w:cs="宋体" w:hint="eastAsia"/>
             </w:rPr>
             <w:tab/>
           </w:r>
           <w:r>
             <w:rPr>
-              <w:rFonts w:hint="eastAsia" w:ascii="宋体" w:hAnsi="宋体" w:eastAsia="宋体" w:cs="宋体"/>
+              <w:rFonts w:ascii="宋体" w:eastAsia="宋体" w:hAnsi="宋体" w:cs="宋体" w:hint="eastAsia"/>
             </w:rPr>
             <w:fldChar w:fldCharType="begin"/>
           </w:r>
           <w:r>
             <w:rPr>
-              <w:rFonts w:hint="eastAsia" w:ascii="宋体" w:hAnsi="宋体" w:eastAsia="宋体" w:cs="宋体"/>
+              <w:rFonts w:ascii="宋体" w:eastAsia="宋体" w:hAnsi="宋体" w:cs="宋体" w:hint="eastAsia"/>
             </w:rPr>
             <w:instrText xml:space="preserve"> PAGEREF _Toc13049 \h </w:instrText>
           </w:r>
           <w:r>
             <w:rPr>
-              <w:rFonts w:hint="eastAsia" w:ascii="宋体" w:hAnsi="宋体" w:eastAsia="宋体" w:cs="宋体"/>
+              <w:rFonts w:ascii="宋体" w:eastAsia="宋体" w:hAnsi="宋体" w:cs="宋体" w:hint="eastAsia"/>
             </w:rPr>
             <w:fldChar w:fldCharType="separate"/>
           </w:r>
           <w:r>
             <w:rPr>
-              <w:rFonts w:hint="eastAsia" w:ascii="宋体" w:hAnsi="宋体" w:eastAsia="宋体" w:cs="宋体"/>
+              <w:rFonts w:ascii="宋体" w:eastAsia="宋体" w:hAnsi="宋体" w:cs="宋体" w:hint="eastAsia"/>
             </w:rPr>
             <w:t>6</w:t>
           </w:r>
           <w:r>
             <w:rPr>
-              <w:rFonts w:hint="eastAsia" w:ascii="宋体" w:hAnsi="宋体" w:eastAsia="宋体" w:cs="宋体"/>
+              <w:rFonts w:ascii="宋体" w:eastAsia="宋体" w:hAnsi="宋体" w:cs="宋体" w:hint="eastAsia"/>
             </w:rPr>
             <w:fldChar w:fldCharType="end"/>
           </w:r>
           <w:r>
             <w:rPr>
-              <w:rFonts w:hint="eastAsia" w:ascii="宋体" w:hAnsi="宋体" w:eastAsia="宋体" w:cs="宋体"/>
+              <w:rFonts w:ascii="宋体" w:eastAsia="宋体" w:hAnsi="宋体" w:cs="宋体" w:hint="eastAsia"/>
               <w:szCs w:val="24"/>
             </w:rPr>
             <w:fldChar w:fldCharType="end"/>
@@ -2394,81 +2295,81 @@
         </w:p>
         <w:p>
           <w:pPr>
-            <w:pStyle w:val="13"/>
+            <w:pStyle w:val="TOC3"/>
             <w:tabs>
               <w:tab w:val="right" w:leader="dot" w:pos="8306"/>
             </w:tabs>
             <w:rPr>
-              <w:rFonts w:hint="eastAsia" w:ascii="宋体" w:hAnsi="宋体" w:eastAsia="宋体" w:cs="宋体"/>
+              <w:rFonts w:ascii="宋体" w:eastAsia="宋体" w:hAnsi="宋体" w:cs="宋体" w:hint="eastAsia"/>
             </w:rPr>
           </w:pPr>
           <w:r>
             <w:rPr>
-              <w:rFonts w:hint="eastAsia" w:ascii="宋体" w:hAnsi="宋体" w:eastAsia="宋体" w:cs="宋体"/>
+              <w:rFonts w:ascii="宋体" w:eastAsia="宋体" w:hAnsi="宋体" w:cs="宋体" w:hint="eastAsia"/>
               <w:szCs w:val="24"/>
             </w:rPr>
             <w:fldChar w:fldCharType="begin"/>
           </w:r>
           <w:r>
             <w:rPr>
-              <w:rFonts w:hint="eastAsia" w:ascii="宋体" w:hAnsi="宋体" w:eastAsia="宋体" w:cs="宋体"/>
+              <w:rFonts w:ascii="宋体" w:eastAsia="宋体" w:hAnsi="宋体" w:cs="宋体" w:hint="eastAsia"/>
               <w:szCs w:val="24"/>
             </w:rPr>
             <w:instrText xml:space="preserve"> HYPERLINK \l _Toc5765 </w:instrText>
           </w:r>
           <w:r>
             <w:rPr>
-              <w:rFonts w:hint="eastAsia" w:ascii="宋体" w:hAnsi="宋体" w:eastAsia="宋体" w:cs="宋体"/>
+              <w:rFonts w:ascii="宋体" w:eastAsia="宋体" w:hAnsi="宋体" w:cs="宋体" w:hint="eastAsia"/>
               <w:szCs w:val="24"/>
             </w:rPr>
             <w:fldChar w:fldCharType="separate"/>
           </w:r>
           <w:r>
             <w:rPr>
-              <w:rFonts w:hint="eastAsia" w:ascii="宋体" w:hAnsi="宋体" w:eastAsia="宋体" w:cs="宋体"/>
+              <w:rFonts w:ascii="宋体" w:eastAsia="宋体" w:hAnsi="宋体" w:cs="宋体" w:hint="eastAsia"/>
               <w:lang w:val="en-US" w:eastAsia="zh-CN"/>
             </w:rPr>
             <w:t>1.4.3. 运维部</w:t>
           </w:r>
           <w:r>
             <w:rPr>
-              <w:rFonts w:hint="eastAsia" w:ascii="宋体" w:hAnsi="宋体" w:eastAsia="宋体" w:cs="宋体"/>
+              <w:rFonts w:ascii="宋体" w:eastAsia="宋体" w:hAnsi="宋体" w:cs="宋体" w:hint="eastAsia"/>
             </w:rPr>
             <w:tab/>
           </w:r>
           <w:r>
             <w:rPr>
-              <w:rFonts w:hint="eastAsia" w:ascii="宋体" w:hAnsi="宋体" w:eastAsia="宋体" w:cs="宋体"/>
+              <w:rFonts w:ascii="宋体" w:eastAsia="宋体" w:hAnsi="宋体" w:cs="宋体" w:hint="eastAsia"/>
             </w:rPr>
             <w:fldChar w:fldCharType="begin"/>
           </w:r>
           <w:r>
             <w:rPr>
-              <w:rFonts w:hint="eastAsia" w:ascii="宋体" w:hAnsi="宋体" w:eastAsia="宋体" w:cs="宋体"/>
+              <w:rFonts w:ascii="宋体" w:eastAsia="宋体" w:hAnsi="宋体" w:cs="宋体" w:hint="eastAsia"/>
             </w:rPr>
             <w:instrText xml:space="preserve"> PAGEREF _Toc5765 \h </w:instrText>
           </w:r>
           <w:r>
             <w:rPr>
-              <w:rFonts w:hint="eastAsia" w:ascii="宋体" w:hAnsi="宋体" w:eastAsia="宋体" w:cs="宋体"/>
+              <w:rFonts w:ascii="宋体" w:eastAsia="宋体" w:hAnsi="宋体" w:cs="宋体" w:hint="eastAsia"/>
             </w:rPr>
             <w:fldChar w:fldCharType="separate"/>
           </w:r>
           <w:r>
             <w:rPr>
-              <w:rFonts w:hint="eastAsia" w:ascii="宋体" w:hAnsi="宋体" w:eastAsia="宋体" w:cs="宋体"/>
+              <w:rFonts w:ascii="宋体" w:eastAsia="宋体" w:hAnsi="宋体" w:cs="宋体" w:hint="eastAsia"/>
             </w:rPr>
             <w:t>6</w:t>
           </w:r>
           <w:r>
             <w:rPr>
-              <w:rFonts w:hint="eastAsia" w:ascii="宋体" w:hAnsi="宋体" w:eastAsia="宋体" w:cs="宋体"/>
+              <w:rFonts w:ascii="宋体" w:eastAsia="宋体" w:hAnsi="宋体" w:cs="宋体" w:hint="eastAsia"/>
             </w:rPr>
             <w:fldChar w:fldCharType="end"/>
           </w:r>
           <w:r>
             <w:rPr>
-              <w:rFonts w:hint="eastAsia" w:ascii="宋体" w:hAnsi="宋体" w:eastAsia="宋体" w:cs="宋体"/>
+              <w:rFonts w:ascii="宋体" w:eastAsia="宋体" w:hAnsi="宋体" w:cs="宋体" w:hint="eastAsia"/>
               <w:szCs w:val="24"/>
             </w:rPr>
             <w:fldChar w:fldCharType="end"/>
@@ -2476,81 +2377,81 @@
         </w:p>
         <w:p>
           <w:pPr>
-            <w:pStyle w:val="16"/>
+            <w:pStyle w:val="TOC1"/>
             <w:tabs>
               <w:tab w:val="right" w:leader="dot" w:pos="8306"/>
             </w:tabs>
             <w:rPr>
-              <w:rFonts w:hint="eastAsia" w:ascii="宋体" w:hAnsi="宋体" w:eastAsia="宋体" w:cs="宋体"/>
+              <w:rFonts w:ascii="宋体" w:eastAsia="宋体" w:hAnsi="宋体" w:cs="宋体" w:hint="eastAsia"/>
             </w:rPr>
           </w:pPr>
           <w:r>
             <w:rPr>
-              <w:rFonts w:hint="eastAsia" w:ascii="宋体" w:hAnsi="宋体" w:eastAsia="宋体" w:cs="宋体"/>
+              <w:rFonts w:ascii="宋体" w:eastAsia="宋体" w:hAnsi="宋体" w:cs="宋体" w:hint="eastAsia"/>
               <w:szCs w:val="24"/>
             </w:rPr>
             <w:fldChar w:fldCharType="begin"/>
           </w:r>
           <w:r>
             <w:rPr>
-              <w:rFonts w:hint="eastAsia" w:ascii="宋体" w:hAnsi="宋体" w:eastAsia="宋体" w:cs="宋体"/>
+              <w:rFonts w:ascii="宋体" w:eastAsia="宋体" w:hAnsi="宋体" w:cs="宋体" w:hint="eastAsia"/>
               <w:szCs w:val="24"/>
             </w:rPr>
             <w:instrText xml:space="preserve"> HYPERLINK \l _Toc30039 </w:instrText>
           </w:r>
           <w:r>
             <w:rPr>
-              <w:rFonts w:hint="eastAsia" w:ascii="宋体" w:hAnsi="宋体" w:eastAsia="宋体" w:cs="宋体"/>
+              <w:rFonts w:ascii="宋体" w:eastAsia="宋体" w:hAnsi="宋体" w:cs="宋体" w:hint="eastAsia"/>
               <w:szCs w:val="24"/>
             </w:rPr>
             <w:fldChar w:fldCharType="separate"/>
           </w:r>
           <w:r>
             <w:rPr>
-              <w:rFonts w:hint="eastAsia" w:ascii="宋体" w:hAnsi="宋体" w:eastAsia="宋体" w:cs="宋体"/>
+              <w:rFonts w:ascii="宋体" w:eastAsia="宋体" w:hAnsi="宋体" w:cs="宋体" w:hint="eastAsia"/>
               <w:lang w:val="en-US" w:eastAsia="zh-CN"/>
             </w:rPr>
             <w:t>2. 引用依据</w:t>
           </w:r>
           <w:r>
             <w:rPr>
-              <w:rFonts w:hint="eastAsia" w:ascii="宋体" w:hAnsi="宋体" w:eastAsia="宋体" w:cs="宋体"/>
+              <w:rFonts w:ascii="宋体" w:eastAsia="宋体" w:hAnsi="宋体" w:cs="宋体" w:hint="eastAsia"/>
             </w:rPr>
             <w:tab/>
           </w:r>
           <w:r>
             <w:rPr>
-              <w:rFonts w:hint="eastAsia" w:ascii="宋体" w:hAnsi="宋体" w:eastAsia="宋体" w:cs="宋体"/>
+              <w:rFonts w:ascii="宋体" w:eastAsia="宋体" w:hAnsi="宋体" w:cs="宋体" w:hint="eastAsia"/>
             </w:rPr>
             <w:fldChar w:fldCharType="begin"/>
           </w:r>
           <w:r>
             <w:rPr>
-              <w:rFonts w:hint="eastAsia" w:ascii="宋体" w:hAnsi="宋体" w:eastAsia="宋体" w:cs="宋体"/>
+              <w:rFonts w:ascii="宋体" w:eastAsia="宋体" w:hAnsi="宋体" w:cs="宋体" w:hint="eastAsia"/>
             </w:rPr>
             <w:instrText xml:space="preserve"> PAGEREF _Toc30039 \h </w:instrText>
           </w:r>
           <w:r>
             <w:rPr>
-              <w:rFonts w:hint="eastAsia" w:ascii="宋体" w:hAnsi="宋体" w:eastAsia="宋体" w:cs="宋体"/>
+              <w:rFonts w:ascii="宋体" w:eastAsia="宋体" w:hAnsi="宋体" w:cs="宋体" w:hint="eastAsia"/>
             </w:rPr>
             <w:fldChar w:fldCharType="separate"/>
           </w:r>
           <w:r>
             <w:rPr>
-              <w:rFonts w:hint="eastAsia" w:ascii="宋体" w:hAnsi="宋体" w:eastAsia="宋体" w:cs="宋体"/>
+              <w:rFonts w:ascii="宋体" w:eastAsia="宋体" w:hAnsi="宋体" w:cs="宋体" w:hint="eastAsia"/>
             </w:rPr>
             <w:t>6</w:t>
           </w:r>
           <w:r>
             <w:rPr>
-              <w:rFonts w:hint="eastAsia" w:ascii="宋体" w:hAnsi="宋体" w:eastAsia="宋体" w:cs="宋体"/>
+              <w:rFonts w:ascii="宋体" w:eastAsia="宋体" w:hAnsi="宋体" w:cs="宋体" w:hint="eastAsia"/>
             </w:rPr>
             <w:fldChar w:fldCharType="end"/>
           </w:r>
           <w:r>
             <w:rPr>
-              <w:rFonts w:hint="eastAsia" w:ascii="宋体" w:hAnsi="宋体" w:eastAsia="宋体" w:cs="宋体"/>
+              <w:rFonts w:ascii="宋体" w:eastAsia="宋体" w:hAnsi="宋体" w:cs="宋体" w:hint="eastAsia"/>
               <w:szCs w:val="24"/>
             </w:rPr>
             <w:fldChar w:fldCharType="end"/>
@@ -2558,81 +2459,81 @@
         </w:p>
         <w:p>
           <w:pPr>
-            <w:pStyle w:val="16"/>
+            <w:pStyle w:val="TOC1"/>
             <w:tabs>
               <w:tab w:val="right" w:leader="dot" w:pos="8306"/>
             </w:tabs>
             <w:rPr>
-              <w:rFonts w:hint="eastAsia" w:ascii="宋体" w:hAnsi="宋体" w:eastAsia="宋体" w:cs="宋体"/>
+              <w:rFonts w:ascii="宋体" w:eastAsia="宋体" w:hAnsi="宋体" w:cs="宋体" w:hint="eastAsia"/>
             </w:rPr>
           </w:pPr>
           <w:r>
             <w:rPr>
-              <w:rFonts w:hint="eastAsia" w:ascii="宋体" w:hAnsi="宋体" w:eastAsia="宋体" w:cs="宋体"/>
+              <w:rFonts w:ascii="宋体" w:eastAsia="宋体" w:hAnsi="宋体" w:cs="宋体" w:hint="eastAsia"/>
               <w:szCs w:val="24"/>
             </w:rPr>
             <w:fldChar w:fldCharType="begin"/>
           </w:r>
           <w:r>
             <w:rPr>
-              <w:rFonts w:hint="eastAsia" w:ascii="宋体" w:hAnsi="宋体" w:eastAsia="宋体" w:cs="宋体"/>
+              <w:rFonts w:ascii="宋体" w:eastAsia="宋体" w:hAnsi="宋体" w:cs="宋体" w:hint="eastAsia"/>
               <w:szCs w:val="24"/>
             </w:rPr>
             <w:instrText xml:space="preserve"> HYPERLINK \l _Toc17910 </w:instrText>
           </w:r>
           <w:r>
             <w:rPr>
-              <w:rFonts w:hint="eastAsia" w:ascii="宋体" w:hAnsi="宋体" w:eastAsia="宋体" w:cs="宋体"/>
+              <w:rFonts w:ascii="宋体" w:eastAsia="宋体" w:hAnsi="宋体" w:cs="宋体" w:hint="eastAsia"/>
               <w:szCs w:val="24"/>
             </w:rPr>
             <w:fldChar w:fldCharType="separate"/>
           </w:r>
           <w:r>
             <w:rPr>
-              <w:rFonts w:hint="eastAsia" w:ascii="宋体" w:hAnsi="宋体" w:eastAsia="宋体" w:cs="宋体"/>
+              <w:rFonts w:ascii="宋体" w:eastAsia="宋体" w:hAnsi="宋体" w:cs="宋体" w:hint="eastAsia"/>
               <w:lang w:val="en-US" w:eastAsia="zh-CN"/>
             </w:rPr>
             <w:t>3. 定义与术语</w:t>
           </w:r>
           <w:r>
             <w:rPr>
-              <w:rFonts w:hint="eastAsia" w:ascii="宋体" w:hAnsi="宋体" w:eastAsia="宋体" w:cs="宋体"/>
+              <w:rFonts w:ascii="宋体" w:eastAsia="宋体" w:hAnsi="宋体" w:cs="宋体" w:hint="eastAsia"/>
             </w:rPr>
             <w:tab/>
           </w:r>
           <w:r>
             <w:rPr>
-              <w:rFonts w:hint="eastAsia" w:ascii="宋体" w:hAnsi="宋体" w:eastAsia="宋体" w:cs="宋体"/>
+              <w:rFonts w:ascii="宋体" w:eastAsia="宋体" w:hAnsi="宋体" w:cs="宋体" w:hint="eastAsia"/>
             </w:rPr>
             <w:fldChar w:fldCharType="begin"/>
           </w:r>
           <w:r>
             <w:rPr>
-              <w:rFonts w:hint="eastAsia" w:ascii="宋体" w:hAnsi="宋体" w:eastAsia="宋体" w:cs="宋体"/>
+              <w:rFonts w:ascii="宋体" w:eastAsia="宋体" w:hAnsi="宋体" w:cs="宋体" w:hint="eastAsia"/>
             </w:rPr>
             <w:instrText xml:space="preserve"> PAGEREF _Toc17910 \h </w:instrText>
           </w:r>
           <w:r>
             <w:rPr>
-              <w:rFonts w:hint="eastAsia" w:ascii="宋体" w:hAnsi="宋体" w:eastAsia="宋体" w:cs="宋体"/>
+              <w:rFonts w:ascii="宋体" w:eastAsia="宋体" w:hAnsi="宋体" w:cs="宋体" w:hint="eastAsia"/>
             </w:rPr>
             <w:fldChar w:fldCharType="separate"/>
           </w:r>
           <w:r>
             <w:rPr>
-              <w:rFonts w:hint="eastAsia" w:ascii="宋体" w:hAnsi="宋体" w:eastAsia="宋体" w:cs="宋体"/>
+              <w:rFonts w:ascii="宋体" w:eastAsia="宋体" w:hAnsi="宋体" w:cs="宋体" w:hint="eastAsia"/>
             </w:rPr>
             <w:t>6</w:t>
           </w:r>
           <w:r>
             <w:rPr>
-              <w:rFonts w:hint="eastAsia" w:ascii="宋体" w:hAnsi="宋体" w:eastAsia="宋体" w:cs="宋体"/>
+              <w:rFonts w:ascii="宋体" w:eastAsia="宋体" w:hAnsi="宋体" w:cs="宋体" w:hint="eastAsia"/>
             </w:rPr>
             <w:fldChar w:fldCharType="end"/>
           </w:r>
           <w:r>
             <w:rPr>
-              <w:rFonts w:hint="eastAsia" w:ascii="宋体" w:hAnsi="宋体" w:eastAsia="宋体" w:cs="宋体"/>
+              <w:rFonts w:ascii="宋体" w:eastAsia="宋体" w:hAnsi="宋体" w:cs="宋体" w:hint="eastAsia"/>
               <w:szCs w:val="24"/>
             </w:rPr>
             <w:fldChar w:fldCharType="end"/>
@@ -2640,81 +2541,81 @@
         </w:p>
         <w:p>
           <w:pPr>
-            <w:pStyle w:val="17"/>
+            <w:pStyle w:val="TOC2"/>
             <w:tabs>
               <w:tab w:val="right" w:leader="dot" w:pos="8306"/>
             </w:tabs>
             <w:rPr>
-              <w:rFonts w:hint="eastAsia" w:ascii="宋体" w:hAnsi="宋体" w:eastAsia="宋体" w:cs="宋体"/>
+              <w:rFonts w:ascii="宋体" w:eastAsia="宋体" w:hAnsi="宋体" w:cs="宋体" w:hint="eastAsia"/>
             </w:rPr>
           </w:pPr>
           <w:r>
             <w:rPr>
-              <w:rFonts w:hint="eastAsia" w:ascii="宋体" w:hAnsi="宋体" w:eastAsia="宋体" w:cs="宋体"/>
+              <w:rFonts w:ascii="宋体" w:eastAsia="宋体" w:hAnsi="宋体" w:cs="宋体" w:hint="eastAsia"/>
               <w:szCs w:val="24"/>
             </w:rPr>
             <w:fldChar w:fldCharType="begin"/>
           </w:r>
           <w:r>
             <w:rPr>
-              <w:rFonts w:hint="eastAsia" w:ascii="宋体" w:hAnsi="宋体" w:eastAsia="宋体" w:cs="宋体"/>
+              <w:rFonts w:ascii="宋体" w:eastAsia="宋体" w:hAnsi="宋体" w:cs="宋体" w:hint="eastAsia"/>
               <w:szCs w:val="24"/>
             </w:rPr>
             <w:instrText xml:space="preserve"> HYPERLINK \l _Toc12425 </w:instrText>
           </w:r>
           <w:r>
             <w:rPr>
-              <w:rFonts w:hint="eastAsia" w:ascii="宋体" w:hAnsi="宋体" w:eastAsia="宋体" w:cs="宋体"/>
+              <w:rFonts w:ascii="宋体" w:eastAsia="宋体" w:hAnsi="宋体" w:cs="宋体" w:hint="eastAsia"/>
               <w:szCs w:val="24"/>
             </w:rPr>
             <w:fldChar w:fldCharType="separate"/>
           </w:r>
           <w:r>
             <w:rPr>
-              <w:rFonts w:hint="eastAsia" w:ascii="宋体" w:hAnsi="宋体" w:eastAsia="宋体" w:cs="宋体"/>
+              <w:rFonts w:ascii="宋体" w:eastAsia="宋体" w:hAnsi="宋体" w:cs="宋体" w:hint="eastAsia"/>
               <w:lang w:val="en-US" w:eastAsia="zh-CN"/>
             </w:rPr>
             <w:t>3.1. 变更</w:t>
           </w:r>
           <w:r>
             <w:rPr>
-              <w:rFonts w:hint="eastAsia" w:ascii="宋体" w:hAnsi="宋体" w:eastAsia="宋体" w:cs="宋体"/>
+              <w:rFonts w:ascii="宋体" w:eastAsia="宋体" w:hAnsi="宋体" w:cs="宋体" w:hint="eastAsia"/>
             </w:rPr>
             <w:tab/>
           </w:r>
           <w:r>
             <w:rPr>
-              <w:rFonts w:hint="eastAsia" w:ascii="宋体" w:hAnsi="宋体" w:eastAsia="宋体" w:cs="宋体"/>
+              <w:rFonts w:ascii="宋体" w:eastAsia="宋体" w:hAnsi="宋体" w:cs="宋体" w:hint="eastAsia"/>
             </w:rPr>
             <w:fldChar w:fldCharType="begin"/>
           </w:r>
           <w:r>
             <w:rPr>
-              <w:rFonts w:hint="eastAsia" w:ascii="宋体" w:hAnsi="宋体" w:eastAsia="宋体" w:cs="宋体"/>
+              <w:rFonts w:ascii="宋体" w:eastAsia="宋体" w:hAnsi="宋体" w:cs="宋体" w:hint="eastAsia"/>
             </w:rPr>
             <w:instrText xml:space="preserve"> PAGEREF _Toc12425 \h </w:instrText>
           </w:r>
           <w:r>
             <w:rPr>
-              <w:rFonts w:hint="eastAsia" w:ascii="宋体" w:hAnsi="宋体" w:eastAsia="宋体" w:cs="宋体"/>
+              <w:rFonts w:ascii="宋体" w:eastAsia="宋体" w:hAnsi="宋体" w:cs="宋体" w:hint="eastAsia"/>
             </w:rPr>
             <w:fldChar w:fldCharType="separate"/>
           </w:r>
           <w:r>
             <w:rPr>
-              <w:rFonts w:hint="eastAsia" w:ascii="宋体" w:hAnsi="宋体" w:eastAsia="宋体" w:cs="宋体"/>
+              <w:rFonts w:ascii="宋体" w:eastAsia="宋体" w:hAnsi="宋体" w:cs="宋体" w:hint="eastAsia"/>
             </w:rPr>
             <w:t>6</w:t>
           </w:r>
           <w:r>
             <w:rPr>
-              <w:rFonts w:hint="eastAsia" w:ascii="宋体" w:hAnsi="宋体" w:eastAsia="宋体" w:cs="宋体"/>
+              <w:rFonts w:ascii="宋体" w:eastAsia="宋体" w:hAnsi="宋体" w:cs="宋体" w:hint="eastAsia"/>
             </w:rPr>
             <w:fldChar w:fldCharType="end"/>
           </w:r>
           <w:r>
             <w:rPr>
-              <w:rFonts w:hint="eastAsia" w:ascii="宋体" w:hAnsi="宋体" w:eastAsia="宋体" w:cs="宋体"/>
+              <w:rFonts w:ascii="宋体" w:eastAsia="宋体" w:hAnsi="宋体" w:cs="宋体" w:hint="eastAsia"/>
               <w:szCs w:val="24"/>
             </w:rPr>
             <w:fldChar w:fldCharType="end"/>
@@ -2722,81 +2623,81 @@
         </w:p>
         <w:p>
           <w:pPr>
-            <w:pStyle w:val="17"/>
+            <w:pStyle w:val="TOC2"/>
             <w:tabs>
               <w:tab w:val="right" w:leader="dot" w:pos="8306"/>
             </w:tabs>
             <w:rPr>
-              <w:rFonts w:hint="eastAsia" w:ascii="宋体" w:hAnsi="宋体" w:eastAsia="宋体" w:cs="宋体"/>
+              <w:rFonts w:ascii="宋体" w:eastAsia="宋体" w:hAnsi="宋体" w:cs="宋体" w:hint="eastAsia"/>
             </w:rPr>
           </w:pPr>
           <w:r>
             <w:rPr>
-              <w:rFonts w:hint="eastAsia" w:ascii="宋体" w:hAnsi="宋体" w:eastAsia="宋体" w:cs="宋体"/>
+              <w:rFonts w:ascii="宋体" w:eastAsia="宋体" w:hAnsi="宋体" w:cs="宋体" w:hint="eastAsia"/>
               <w:szCs w:val="24"/>
             </w:rPr>
             <w:fldChar w:fldCharType="begin"/>
           </w:r>
           <w:r>
             <w:rPr>
-              <w:rFonts w:hint="eastAsia" w:ascii="宋体" w:hAnsi="宋体" w:eastAsia="宋体" w:cs="宋体"/>
+              <w:rFonts w:ascii="宋体" w:eastAsia="宋体" w:hAnsi="宋体" w:cs="宋体" w:hint="eastAsia"/>
               <w:szCs w:val="24"/>
             </w:rPr>
             <w:instrText xml:space="preserve"> HYPERLINK \l _Toc12398 </w:instrText>
           </w:r>
           <w:r>
             <w:rPr>
-              <w:rFonts w:hint="eastAsia" w:ascii="宋体" w:hAnsi="宋体" w:eastAsia="宋体" w:cs="宋体"/>
+              <w:rFonts w:ascii="宋体" w:eastAsia="宋体" w:hAnsi="宋体" w:cs="宋体" w:hint="eastAsia"/>
               <w:szCs w:val="24"/>
             </w:rPr>
             <w:fldChar w:fldCharType="separate"/>
           </w:r>
           <w:r>
             <w:rPr>
-              <w:rFonts w:hint="eastAsia" w:ascii="宋体" w:hAnsi="宋体" w:eastAsia="宋体" w:cs="宋体"/>
+              <w:rFonts w:ascii="宋体" w:eastAsia="宋体" w:hAnsi="宋体" w:cs="宋体" w:hint="eastAsia"/>
               <w:lang w:val="en-US" w:eastAsia="zh-CN"/>
             </w:rPr>
             <w:t>3.2. 一般变更</w:t>
           </w:r>
           <w:r>
             <w:rPr>
-              <w:rFonts w:hint="eastAsia" w:ascii="宋体" w:hAnsi="宋体" w:eastAsia="宋体" w:cs="宋体"/>
+              <w:rFonts w:ascii="宋体" w:eastAsia="宋体" w:hAnsi="宋体" w:cs="宋体" w:hint="eastAsia"/>
             </w:rPr>
             <w:tab/>
           </w:r>
           <w:r>
             <w:rPr>
-              <w:rFonts w:hint="eastAsia" w:ascii="宋体" w:hAnsi="宋体" w:eastAsia="宋体" w:cs="宋体"/>
+              <w:rFonts w:ascii="宋体" w:eastAsia="宋体" w:hAnsi="宋体" w:cs="宋体" w:hint="eastAsia"/>
             </w:rPr>
             <w:fldChar w:fldCharType="begin"/>
           </w:r>
           <w:r>
             <w:rPr>
-              <w:rFonts w:hint="eastAsia" w:ascii="宋体" w:hAnsi="宋体" w:eastAsia="宋体" w:cs="宋体"/>
+              <w:rFonts w:ascii="宋体" w:eastAsia="宋体" w:hAnsi="宋体" w:cs="宋体" w:hint="eastAsia"/>
             </w:rPr>
             <w:instrText xml:space="preserve"> PAGEREF _Toc12398 \h </w:instrText>
           </w:r>
           <w:r>
             <w:rPr>
-              <w:rFonts w:hint="eastAsia" w:ascii="宋体" w:hAnsi="宋体" w:eastAsia="宋体" w:cs="宋体"/>
+              <w:rFonts w:ascii="宋体" w:eastAsia="宋体" w:hAnsi="宋体" w:cs="宋体" w:hint="eastAsia"/>
             </w:rPr>
             <w:fldChar w:fldCharType="separate"/>
           </w:r>
           <w:r>
             <w:rPr>
-              <w:rFonts w:hint="eastAsia" w:ascii="宋体" w:hAnsi="宋体" w:eastAsia="宋体" w:cs="宋体"/>
+              <w:rFonts w:ascii="宋体" w:eastAsia="宋体" w:hAnsi="宋体" w:cs="宋体" w:hint="eastAsia"/>
             </w:rPr>
             <w:t>6</w:t>
           </w:r>
           <w:r>
             <w:rPr>
-              <w:rFonts w:hint="eastAsia" w:ascii="宋体" w:hAnsi="宋体" w:eastAsia="宋体" w:cs="宋体"/>
+              <w:rFonts w:ascii="宋体" w:eastAsia="宋体" w:hAnsi="宋体" w:cs="宋体" w:hint="eastAsia"/>
             </w:rPr>
             <w:fldChar w:fldCharType="end"/>
           </w:r>
           <w:r>
             <w:rPr>
-              <w:rFonts w:hint="eastAsia" w:ascii="宋体" w:hAnsi="宋体" w:eastAsia="宋体" w:cs="宋体"/>
+              <w:rFonts w:ascii="宋体" w:eastAsia="宋体" w:hAnsi="宋体" w:cs="宋体" w:hint="eastAsia"/>
               <w:szCs w:val="24"/>
             </w:rPr>
             <w:fldChar w:fldCharType="end"/>
@@ -2804,81 +2705,81 @@
         </w:p>
         <w:p>
           <w:pPr>
-            <w:pStyle w:val="17"/>
+            <w:pStyle w:val="TOC2"/>
             <w:tabs>
               <w:tab w:val="right" w:leader="dot" w:pos="8306"/>
             </w:tabs>
             <w:rPr>
-              <w:rFonts w:hint="eastAsia" w:ascii="宋体" w:hAnsi="宋体" w:eastAsia="宋体" w:cs="宋体"/>
+              <w:rFonts w:ascii="宋体" w:eastAsia="宋体" w:hAnsi="宋体" w:cs="宋体" w:hint="eastAsia"/>
             </w:rPr>
           </w:pPr>
           <w:r>
             <w:rPr>
-              <w:rFonts w:hint="eastAsia" w:ascii="宋体" w:hAnsi="宋体" w:eastAsia="宋体" w:cs="宋体"/>
+              <w:rFonts w:ascii="宋体" w:eastAsia="宋体" w:hAnsi="宋体" w:cs="宋体" w:hint="eastAsia"/>
               <w:szCs w:val="24"/>
             </w:rPr>
             <w:fldChar w:fldCharType="begin"/>
           </w:r>
           <w:r>
             <w:rPr>
-              <w:rFonts w:hint="eastAsia" w:ascii="宋体" w:hAnsi="宋体" w:eastAsia="宋体" w:cs="宋体"/>
+              <w:rFonts w:ascii="宋体" w:eastAsia="宋体" w:hAnsi="宋体" w:cs="宋体" w:hint="eastAsia"/>
               <w:szCs w:val="24"/>
             </w:rPr>
             <w:instrText xml:space="preserve"> HYPERLINK \l _Toc13077 </w:instrText>
           </w:r>
           <w:r>
             <w:rPr>
-              <w:rFonts w:hint="eastAsia" w:ascii="宋体" w:hAnsi="宋体" w:eastAsia="宋体" w:cs="宋体"/>
+              <w:rFonts w:ascii="宋体" w:eastAsia="宋体" w:hAnsi="宋体" w:cs="宋体" w:hint="eastAsia"/>
               <w:szCs w:val="24"/>
             </w:rPr>
             <w:fldChar w:fldCharType="separate"/>
           </w:r>
           <w:r>
             <w:rPr>
-              <w:rFonts w:hint="eastAsia" w:ascii="宋体" w:hAnsi="宋体" w:eastAsia="宋体" w:cs="宋体"/>
+              <w:rFonts w:ascii="宋体" w:eastAsia="宋体" w:hAnsi="宋体" w:cs="宋体" w:hint="eastAsia"/>
               <w:lang w:val="en-US" w:eastAsia="zh-CN"/>
             </w:rPr>
             <w:t>3.3. 重大变更</w:t>
           </w:r>
           <w:r>
             <w:rPr>
-              <w:rFonts w:hint="eastAsia" w:ascii="宋体" w:hAnsi="宋体" w:eastAsia="宋体" w:cs="宋体"/>
+              <w:rFonts w:ascii="宋体" w:eastAsia="宋体" w:hAnsi="宋体" w:cs="宋体" w:hint="eastAsia"/>
             </w:rPr>
             <w:tab/>
           </w:r>
           <w:r>
             <w:rPr>
-              <w:rFonts w:hint="eastAsia" w:ascii="宋体" w:hAnsi="宋体" w:eastAsia="宋体" w:cs="宋体"/>
+              <w:rFonts w:ascii="宋体" w:eastAsia="宋体" w:hAnsi="宋体" w:cs="宋体" w:hint="eastAsia"/>
             </w:rPr>
             <w:fldChar w:fldCharType="begin"/>
           </w:r>
           <w:r>
             <w:rPr>
-              <w:rFonts w:hint="eastAsia" w:ascii="宋体" w:hAnsi="宋体" w:eastAsia="宋体" w:cs="宋体"/>
+              <w:rFonts w:ascii="宋体" w:eastAsia="宋体" w:hAnsi="宋体" w:cs="宋体" w:hint="eastAsia"/>
             </w:rPr>
             <w:instrText xml:space="preserve"> PAGEREF _Toc13077 \h </w:instrText>
           </w:r>
           <w:r>
             <w:rPr>
-              <w:rFonts w:hint="eastAsia" w:ascii="宋体" w:hAnsi="宋体" w:eastAsia="宋体" w:cs="宋体"/>
+              <w:rFonts w:ascii="宋体" w:eastAsia="宋体" w:hAnsi="宋体" w:cs="宋体" w:hint="eastAsia"/>
             </w:rPr>
             <w:fldChar w:fldCharType="separate"/>
           </w:r>
           <w:r>
             <w:rPr>
-              <w:rFonts w:hint="eastAsia" w:ascii="宋体" w:hAnsi="宋体" w:eastAsia="宋体" w:cs="宋体"/>
+              <w:rFonts w:ascii="宋体" w:eastAsia="宋体" w:hAnsi="宋体" w:cs="宋体" w:hint="eastAsia"/>
             </w:rPr>
             <w:t>6</w:t>
           </w:r>
           <w:r>
             <w:rPr>
-              <w:rFonts w:hint="eastAsia" w:ascii="宋体" w:hAnsi="宋体" w:eastAsia="宋体" w:cs="宋体"/>
+              <w:rFonts w:ascii="宋体" w:eastAsia="宋体" w:hAnsi="宋体" w:cs="宋体" w:hint="eastAsia"/>
             </w:rPr>
             <w:fldChar w:fldCharType="end"/>
           </w:r>
           <w:r>
             <w:rPr>
-              <w:rFonts w:hint="eastAsia" w:ascii="宋体" w:hAnsi="宋体" w:eastAsia="宋体" w:cs="宋体"/>
+              <w:rFonts w:ascii="宋体" w:eastAsia="宋体" w:hAnsi="宋体" w:cs="宋体" w:hint="eastAsia"/>
               <w:szCs w:val="24"/>
             </w:rPr>
             <w:fldChar w:fldCharType="end"/>
@@ -2886,81 +2787,81 @@
         </w:p>
         <w:p>
           <w:pPr>
-            <w:pStyle w:val="17"/>
+            <w:pStyle w:val="TOC2"/>
             <w:tabs>
               <w:tab w:val="right" w:leader="dot" w:pos="8306"/>
             </w:tabs>
             <w:rPr>
-              <w:rFonts w:hint="eastAsia" w:ascii="宋体" w:hAnsi="宋体" w:eastAsia="宋体" w:cs="宋体"/>
+              <w:rFonts w:ascii="宋体" w:eastAsia="宋体" w:hAnsi="宋体" w:cs="宋体" w:hint="eastAsia"/>
             </w:rPr>
           </w:pPr>
           <w:r>
             <w:rPr>
-              <w:rFonts w:hint="eastAsia" w:ascii="宋体" w:hAnsi="宋体" w:eastAsia="宋体" w:cs="宋体"/>
+              <w:rFonts w:ascii="宋体" w:eastAsia="宋体" w:hAnsi="宋体" w:cs="宋体" w:hint="eastAsia"/>
               <w:szCs w:val="24"/>
             </w:rPr>
             <w:fldChar w:fldCharType="begin"/>
           </w:r>
           <w:r>
             <w:rPr>
-              <w:rFonts w:hint="eastAsia" w:ascii="宋体" w:hAnsi="宋体" w:eastAsia="宋体" w:cs="宋体"/>
+              <w:rFonts w:ascii="宋体" w:eastAsia="宋体" w:hAnsi="宋体" w:cs="宋体" w:hint="eastAsia"/>
               <w:szCs w:val="24"/>
             </w:rPr>
             <w:instrText xml:space="preserve"> HYPERLINK \l _Toc8338 </w:instrText>
           </w:r>
           <w:r>
             <w:rPr>
-              <w:rFonts w:hint="eastAsia" w:ascii="宋体" w:hAnsi="宋体" w:eastAsia="宋体" w:cs="宋体"/>
+              <w:rFonts w:ascii="宋体" w:eastAsia="宋体" w:hAnsi="宋体" w:cs="宋体" w:hint="eastAsia"/>
               <w:szCs w:val="24"/>
             </w:rPr>
             <w:fldChar w:fldCharType="separate"/>
           </w:r>
           <w:r>
             <w:rPr>
-              <w:rFonts w:hint="eastAsia" w:ascii="宋体" w:hAnsi="宋体" w:eastAsia="宋体" w:cs="宋体"/>
+              <w:rFonts w:ascii="宋体" w:eastAsia="宋体" w:hAnsi="宋体" w:cs="宋体" w:hint="eastAsia"/>
               <w:lang w:val="en-US" w:eastAsia="zh-CN"/>
             </w:rPr>
             <w:t>3.4. 紧急变更</w:t>
           </w:r>
           <w:r>
             <w:rPr>
-              <w:rFonts w:hint="eastAsia" w:ascii="宋体" w:hAnsi="宋体" w:eastAsia="宋体" w:cs="宋体"/>
+              <w:rFonts w:ascii="宋体" w:eastAsia="宋体" w:hAnsi="宋体" w:cs="宋体" w:hint="eastAsia"/>
             </w:rPr>
             <w:tab/>
           </w:r>
           <w:r>
             <w:rPr>
-              <w:rFonts w:hint="eastAsia" w:ascii="宋体" w:hAnsi="宋体" w:eastAsia="宋体" w:cs="宋体"/>
+              <w:rFonts w:ascii="宋体" w:eastAsia="宋体" w:hAnsi="宋体" w:cs="宋体" w:hint="eastAsia"/>
             </w:rPr>
             <w:fldChar w:fldCharType="begin"/>
           </w:r>
           <w:r>
             <w:rPr>
-              <w:rFonts w:hint="eastAsia" w:ascii="宋体" w:hAnsi="宋体" w:eastAsia="宋体" w:cs="宋体"/>
+              <w:rFonts w:ascii="宋体" w:eastAsia="宋体" w:hAnsi="宋体" w:cs="宋体" w:hint="eastAsia"/>
             </w:rPr>
             <w:instrText xml:space="preserve"> PAGEREF _Toc8338 \h </w:instrText>
           </w:r>
           <w:r>
             <w:rPr>
-              <w:rFonts w:hint="eastAsia" w:ascii="宋体" w:hAnsi="宋体" w:eastAsia="宋体" w:cs="宋体"/>
+              <w:rFonts w:ascii="宋体" w:eastAsia="宋体" w:hAnsi="宋体" w:cs="宋体" w:hint="eastAsia"/>
             </w:rPr>
             <w:fldChar w:fldCharType="separate"/>
           </w:r>
           <w:r>
             <w:rPr>
-              <w:rFonts w:hint="eastAsia" w:ascii="宋体" w:hAnsi="宋体" w:eastAsia="宋体" w:cs="宋体"/>
+              <w:rFonts w:ascii="宋体" w:eastAsia="宋体" w:hAnsi="宋体" w:cs="宋体" w:hint="eastAsia"/>
             </w:rPr>
             <w:t>7</w:t>
           </w:r>
           <w:r>
             <w:rPr>
-              <w:rFonts w:hint="eastAsia" w:ascii="宋体" w:hAnsi="宋体" w:eastAsia="宋体" w:cs="宋体"/>
+              <w:rFonts w:ascii="宋体" w:eastAsia="宋体" w:hAnsi="宋体" w:cs="宋体" w:hint="eastAsia"/>
             </w:rPr>
             <w:fldChar w:fldCharType="end"/>
           </w:r>
           <w:r>
             <w:rPr>
-              <w:rFonts w:hint="eastAsia" w:ascii="宋体" w:hAnsi="宋体" w:eastAsia="宋体" w:cs="宋体"/>
+              <w:rFonts w:ascii="宋体" w:eastAsia="宋体" w:hAnsi="宋体" w:cs="宋体" w:hint="eastAsia"/>
               <w:szCs w:val="24"/>
             </w:rPr>
             <w:fldChar w:fldCharType="end"/>
@@ -2968,81 +2869,81 @@
         </w:p>
         <w:p>
           <w:pPr>
-            <w:pStyle w:val="16"/>
+            <w:pStyle w:val="TOC1"/>
             <w:tabs>
               <w:tab w:val="right" w:leader="dot" w:pos="8306"/>
             </w:tabs>
             <w:rPr>
-              <w:rFonts w:hint="eastAsia" w:ascii="宋体" w:hAnsi="宋体" w:eastAsia="宋体" w:cs="宋体"/>
+              <w:rFonts w:ascii="宋体" w:eastAsia="宋体" w:hAnsi="宋体" w:cs="宋体" w:hint="eastAsia"/>
             </w:rPr>
           </w:pPr>
           <w:r>
             <w:rPr>
-              <w:rFonts w:hint="eastAsia" w:ascii="宋体" w:hAnsi="宋体" w:eastAsia="宋体" w:cs="宋体"/>
+              <w:rFonts w:ascii="宋体" w:eastAsia="宋体" w:hAnsi="宋体" w:cs="宋体" w:hint="eastAsia"/>
               <w:szCs w:val="24"/>
             </w:rPr>
             <w:fldChar w:fldCharType="begin"/>
           </w:r>
           <w:r>
             <w:rPr>
-              <w:rFonts w:hint="eastAsia" w:ascii="宋体" w:hAnsi="宋体" w:eastAsia="宋体" w:cs="宋体"/>
+              <w:rFonts w:ascii="宋体" w:eastAsia="宋体" w:hAnsi="宋体" w:cs="宋体" w:hint="eastAsia"/>
               <w:szCs w:val="24"/>
             </w:rPr>
             <w:instrText xml:space="preserve"> HYPERLINK \l _Toc17008 </w:instrText>
           </w:r>
           <w:r>
             <w:rPr>
-              <w:rFonts w:hint="eastAsia" w:ascii="宋体" w:hAnsi="宋体" w:eastAsia="宋体" w:cs="宋体"/>
+              <w:rFonts w:ascii="宋体" w:eastAsia="宋体" w:hAnsi="宋体" w:cs="宋体" w:hint="eastAsia"/>
               <w:szCs w:val="24"/>
             </w:rPr>
             <w:fldChar w:fldCharType="separate"/>
           </w:r>
           <w:r>
             <w:rPr>
-              <w:rFonts w:hint="eastAsia" w:ascii="宋体" w:hAnsi="宋体" w:eastAsia="宋体" w:cs="宋体"/>
+              <w:rFonts w:ascii="宋体" w:eastAsia="宋体" w:hAnsi="宋体" w:cs="宋体" w:hint="eastAsia"/>
               <w:lang w:val="en-US" w:eastAsia="zh-CN"/>
             </w:rPr>
             <w:t>4. 管理内容与要求</w:t>
           </w:r>
           <w:r>
             <w:rPr>
-              <w:rFonts w:hint="eastAsia" w:ascii="宋体" w:hAnsi="宋体" w:eastAsia="宋体" w:cs="宋体"/>
+              <w:rFonts w:ascii="宋体" w:eastAsia="宋体" w:hAnsi="宋体" w:cs="宋体" w:hint="eastAsia"/>
             </w:rPr>
             <w:tab/>
           </w:r>
           <w:r>
             <w:rPr>
-              <w:rFonts w:hint="eastAsia" w:ascii="宋体" w:hAnsi="宋体" w:eastAsia="宋体" w:cs="宋体"/>
+              <w:rFonts w:ascii="宋体" w:eastAsia="宋体" w:hAnsi="宋体" w:cs="宋体" w:hint="eastAsia"/>
             </w:rPr>
             <w:fldChar w:fldCharType="begin"/>
           </w:r>
           <w:r>
             <w:rPr>
-              <w:rFonts w:hint="eastAsia" w:ascii="宋体" w:hAnsi="宋体" w:eastAsia="宋体" w:cs="宋体"/>
+              <w:rFonts w:ascii="宋体" w:eastAsia="宋体" w:hAnsi="宋体" w:cs="宋体" w:hint="eastAsia"/>
             </w:rPr>
             <w:instrText xml:space="preserve"> PAGEREF _Toc17008 \h </w:instrText>
           </w:r>
           <w:r>
             <w:rPr>
-              <w:rFonts w:hint="eastAsia" w:ascii="宋体" w:hAnsi="宋体" w:eastAsia="宋体" w:cs="宋体"/>
+              <w:rFonts w:ascii="宋体" w:eastAsia="宋体" w:hAnsi="宋体" w:cs="宋体" w:hint="eastAsia"/>
             </w:rPr>
             <w:fldChar w:fldCharType="separate"/>
           </w:r>
           <w:r>
             <w:rPr>
-              <w:rFonts w:hint="eastAsia" w:ascii="宋体" w:hAnsi="宋体" w:eastAsia="宋体" w:cs="宋体"/>
+              <w:rFonts w:ascii="宋体" w:eastAsia="宋体" w:hAnsi="宋体" w:cs="宋体" w:hint="eastAsia"/>
             </w:rPr>
             <w:t>7</w:t>
           </w:r>
           <w:r>
             <w:rPr>
-              <w:rFonts w:hint="eastAsia" w:ascii="宋体" w:hAnsi="宋体" w:eastAsia="宋体" w:cs="宋体"/>
+              <w:rFonts w:ascii="宋体" w:eastAsia="宋体" w:hAnsi="宋体" w:cs="宋体" w:hint="eastAsia"/>
             </w:rPr>
             <w:fldChar w:fldCharType="end"/>
           </w:r>
           <w:r>
             <w:rPr>
-              <w:rFonts w:hint="eastAsia" w:ascii="宋体" w:hAnsi="宋体" w:eastAsia="宋体" w:cs="宋体"/>
+              <w:rFonts w:ascii="宋体" w:eastAsia="宋体" w:hAnsi="宋体" w:cs="宋体" w:hint="eastAsia"/>
               <w:szCs w:val="24"/>
             </w:rPr>
             <w:fldChar w:fldCharType="end"/>
@@ -3050,81 +2951,81 @@
         </w:p>
         <w:p>
           <w:pPr>
-            <w:pStyle w:val="17"/>
+            <w:pStyle w:val="TOC2"/>
             <w:tabs>
               <w:tab w:val="right" w:leader="dot" w:pos="8306"/>
             </w:tabs>
             <w:rPr>
-              <w:rFonts w:hint="eastAsia" w:ascii="宋体" w:hAnsi="宋体" w:eastAsia="宋体" w:cs="宋体"/>
+              <w:rFonts w:ascii="宋体" w:eastAsia="宋体" w:hAnsi="宋体" w:cs="宋体" w:hint="eastAsia"/>
             </w:rPr>
           </w:pPr>
           <w:r>
             <w:rPr>
-              <w:rFonts w:hint="eastAsia" w:ascii="宋体" w:hAnsi="宋体" w:eastAsia="宋体" w:cs="宋体"/>
+              <w:rFonts w:ascii="宋体" w:eastAsia="宋体" w:hAnsi="宋体" w:cs="宋体" w:hint="eastAsia"/>
               <w:szCs w:val="24"/>
             </w:rPr>
             <w:fldChar w:fldCharType="begin"/>
           </w:r>
           <w:r>
             <w:rPr>
-              <w:rFonts w:hint="eastAsia" w:ascii="宋体" w:hAnsi="宋体" w:eastAsia="宋体" w:cs="宋体"/>
+              <w:rFonts w:ascii="宋体" w:eastAsia="宋体" w:hAnsi="宋体" w:cs="宋体" w:hint="eastAsia"/>
               <w:szCs w:val="24"/>
             </w:rPr>
             <w:instrText xml:space="preserve"> HYPERLINK \l _Toc32193 </w:instrText>
           </w:r>
           <w:r>
             <w:rPr>
-              <w:rFonts w:hint="eastAsia" w:ascii="宋体" w:hAnsi="宋体" w:eastAsia="宋体" w:cs="宋体"/>
+              <w:rFonts w:ascii="宋体" w:eastAsia="宋体" w:hAnsi="宋体" w:cs="宋体" w:hint="eastAsia"/>
               <w:szCs w:val="24"/>
             </w:rPr>
             <w:fldChar w:fldCharType="separate"/>
           </w:r>
           <w:r>
             <w:rPr>
-              <w:rFonts w:hint="eastAsia" w:ascii="宋体" w:hAnsi="宋体" w:eastAsia="宋体" w:cs="宋体"/>
+              <w:rFonts w:ascii="宋体" w:eastAsia="宋体" w:hAnsi="宋体" w:cs="宋体" w:hint="eastAsia"/>
               <w:lang w:val="en-US" w:eastAsia="zh-CN"/>
             </w:rPr>
             <w:t>4.1. 变更分类与级别判定</w:t>
           </w:r>
           <w:r>
             <w:rPr>
-              <w:rFonts w:hint="eastAsia" w:ascii="宋体" w:hAnsi="宋体" w:eastAsia="宋体" w:cs="宋体"/>
+              <w:rFonts w:ascii="宋体" w:eastAsia="宋体" w:hAnsi="宋体" w:cs="宋体" w:hint="eastAsia"/>
             </w:rPr>
             <w:tab/>
           </w:r>
           <w:r>
             <w:rPr>
-              <w:rFonts w:hint="eastAsia" w:ascii="宋体" w:hAnsi="宋体" w:eastAsia="宋体" w:cs="宋体"/>
+              <w:rFonts w:ascii="宋体" w:eastAsia="宋体" w:hAnsi="宋体" w:cs="宋体" w:hint="eastAsia"/>
             </w:rPr>
             <w:fldChar w:fldCharType="begin"/>
           </w:r>
           <w:r>
             <w:rPr>
-              <w:rFonts w:hint="eastAsia" w:ascii="宋体" w:hAnsi="宋体" w:eastAsia="宋体" w:cs="宋体"/>
+              <w:rFonts w:ascii="宋体" w:eastAsia="宋体" w:hAnsi="宋体" w:cs="宋体" w:hint="eastAsia"/>
             </w:rPr>
             <w:instrText xml:space="preserve"> PAGEREF _Toc32193 \h </w:instrText>
           </w:r>
           <w:r>
             <w:rPr>
-              <w:rFonts w:hint="eastAsia" w:ascii="宋体" w:hAnsi="宋体" w:eastAsia="宋体" w:cs="宋体"/>
+              <w:rFonts w:ascii="宋体" w:eastAsia="宋体" w:hAnsi="宋体" w:cs="宋体" w:hint="eastAsia"/>
             </w:rPr>
             <w:fldChar w:fldCharType="separate"/>
           </w:r>
           <w:r>
             <w:rPr>
-              <w:rFonts w:hint="eastAsia" w:ascii="宋体" w:hAnsi="宋体" w:eastAsia="宋体" w:cs="宋体"/>
+              <w:rFonts w:ascii="宋体" w:eastAsia="宋体" w:hAnsi="宋体" w:cs="宋体" w:hint="eastAsia"/>
             </w:rPr>
             <w:t>7</w:t>
           </w:r>
           <w:r>
             <w:rPr>
-              <w:rFonts w:hint="eastAsia" w:ascii="宋体" w:hAnsi="宋体" w:eastAsia="宋体" w:cs="宋体"/>
+              <w:rFonts w:ascii="宋体" w:eastAsia="宋体" w:hAnsi="宋体" w:cs="宋体" w:hint="eastAsia"/>
             </w:rPr>
             <w:fldChar w:fldCharType="end"/>
           </w:r>
           <w:r>
             <w:rPr>
-              <w:rFonts w:hint="eastAsia" w:ascii="宋体" w:hAnsi="宋体" w:eastAsia="宋体" w:cs="宋体"/>
+              <w:rFonts w:ascii="宋体" w:eastAsia="宋体" w:hAnsi="宋体" w:cs="宋体" w:hint="eastAsia"/>
               <w:szCs w:val="24"/>
             </w:rPr>
             <w:fldChar w:fldCharType="end"/>
@@ -3132,81 +3033,81 @@
         </w:p>
         <w:p>
           <w:pPr>
-            <w:pStyle w:val="17"/>
+            <w:pStyle w:val="TOC2"/>
             <w:tabs>
               <w:tab w:val="right" w:leader="dot" w:pos="8306"/>
             </w:tabs>
             <w:rPr>
-              <w:rFonts w:hint="eastAsia" w:ascii="宋体" w:hAnsi="宋体" w:eastAsia="宋体" w:cs="宋体"/>
+              <w:rFonts w:ascii="宋体" w:eastAsia="宋体" w:hAnsi="宋体" w:cs="宋体" w:hint="eastAsia"/>
             </w:rPr>
           </w:pPr>
           <w:r>
             <w:rPr>
-              <w:rFonts w:hint="eastAsia" w:ascii="宋体" w:hAnsi="宋体" w:eastAsia="宋体" w:cs="宋体"/>
+              <w:rFonts w:ascii="宋体" w:eastAsia="宋体" w:hAnsi="宋体" w:cs="宋体" w:hint="eastAsia"/>
               <w:szCs w:val="24"/>
             </w:rPr>
             <w:fldChar w:fldCharType="begin"/>
           </w:r>
           <w:r>
             <w:rPr>
-              <w:rFonts w:hint="eastAsia" w:ascii="宋体" w:hAnsi="宋体" w:eastAsia="宋体" w:cs="宋体"/>
+              <w:rFonts w:ascii="宋体" w:eastAsia="宋体" w:hAnsi="宋体" w:cs="宋体" w:hint="eastAsia"/>
               <w:szCs w:val="24"/>
             </w:rPr>
             <w:instrText xml:space="preserve"> HYPERLINK \l _Toc2367 </w:instrText>
           </w:r>
           <w:r>
             <w:rPr>
-              <w:rFonts w:hint="eastAsia" w:ascii="宋体" w:hAnsi="宋体" w:eastAsia="宋体" w:cs="宋体"/>
+              <w:rFonts w:ascii="宋体" w:eastAsia="宋体" w:hAnsi="宋体" w:cs="宋体" w:hint="eastAsia"/>
               <w:szCs w:val="24"/>
             </w:rPr>
             <w:fldChar w:fldCharType="separate"/>
           </w:r>
           <w:r>
             <w:rPr>
-              <w:rFonts w:hint="eastAsia" w:ascii="宋体" w:hAnsi="宋体" w:eastAsia="宋体" w:cs="宋体"/>
+              <w:rFonts w:ascii="宋体" w:eastAsia="宋体" w:hAnsi="宋体" w:cs="宋体" w:hint="eastAsia"/>
               <w:lang w:val="en-US" w:eastAsia="zh-CN"/>
             </w:rPr>
             <w:t>4.2. 变更管理通用流程</w:t>
           </w:r>
           <w:r>
             <w:rPr>
-              <w:rFonts w:hint="eastAsia" w:ascii="宋体" w:hAnsi="宋体" w:eastAsia="宋体" w:cs="宋体"/>
+              <w:rFonts w:ascii="宋体" w:eastAsia="宋体" w:hAnsi="宋体" w:cs="宋体" w:hint="eastAsia"/>
             </w:rPr>
             <w:tab/>
           </w:r>
           <w:r>
             <w:rPr>
-              <w:rFonts w:hint="eastAsia" w:ascii="宋体" w:hAnsi="宋体" w:eastAsia="宋体" w:cs="宋体"/>
+              <w:rFonts w:ascii="宋体" w:eastAsia="宋体" w:hAnsi="宋体" w:cs="宋体" w:hint="eastAsia"/>
             </w:rPr>
             <w:fldChar w:fldCharType="begin"/>
           </w:r>
           <w:r>
             <w:rPr>
-              <w:rFonts w:hint="eastAsia" w:ascii="宋体" w:hAnsi="宋体" w:eastAsia="宋体" w:cs="宋体"/>
+              <w:rFonts w:ascii="宋体" w:eastAsia="宋体" w:hAnsi="宋体" w:cs="宋体" w:hint="eastAsia"/>
             </w:rPr>
             <w:instrText xml:space="preserve"> PAGEREF _Toc2367 \h </w:instrText>
           </w:r>
           <w:r>
             <w:rPr>
-              <w:rFonts w:hint="eastAsia" w:ascii="宋体" w:hAnsi="宋体" w:eastAsia="宋体" w:cs="宋体"/>
+              <w:rFonts w:ascii="宋体" w:eastAsia="宋体" w:hAnsi="宋体" w:cs="宋体" w:hint="eastAsia"/>
             </w:rPr>
             <w:fldChar w:fldCharType="separate"/>
           </w:r>
           <w:r>
             <w:rPr>
-              <w:rFonts w:hint="eastAsia" w:ascii="宋体" w:hAnsi="宋体" w:eastAsia="宋体" w:cs="宋体"/>
+              <w:rFonts w:ascii="宋体" w:eastAsia="宋体" w:hAnsi="宋体" w:cs="宋体" w:hint="eastAsia"/>
             </w:rPr>
             <w:t>7</w:t>
           </w:r>
           <w:r>
             <w:rPr>
-              <w:rFonts w:hint="eastAsia" w:ascii="宋体" w:hAnsi="宋体" w:eastAsia="宋体" w:cs="宋体"/>
+              <w:rFonts w:ascii="宋体" w:eastAsia="宋体" w:hAnsi="宋体" w:cs="宋体" w:hint="eastAsia"/>
             </w:rPr>
             <w:fldChar w:fldCharType="end"/>
           </w:r>
           <w:r>
             <w:rPr>
-              <w:rFonts w:hint="eastAsia" w:ascii="宋体" w:hAnsi="宋体" w:eastAsia="宋体" w:cs="宋体"/>
+              <w:rFonts w:ascii="宋体" w:eastAsia="宋体" w:hAnsi="宋体" w:cs="宋体" w:hint="eastAsia"/>
               <w:szCs w:val="24"/>
             </w:rPr>
             <w:fldChar w:fldCharType="end"/>
@@ -3214,81 +3115,81 @@
         </w:p>
         <w:p>
           <w:pPr>
-            <w:pStyle w:val="13"/>
+            <w:pStyle w:val="TOC3"/>
             <w:tabs>
               <w:tab w:val="right" w:leader="dot" w:pos="8306"/>
             </w:tabs>
             <w:rPr>
-              <w:rFonts w:hint="eastAsia" w:ascii="宋体" w:hAnsi="宋体" w:eastAsia="宋体" w:cs="宋体"/>
+              <w:rFonts w:ascii="宋体" w:eastAsia="宋体" w:hAnsi="宋体" w:cs="宋体" w:hint="eastAsia"/>
             </w:rPr>
           </w:pPr>
           <w:r>
             <w:rPr>
-              <w:rFonts w:hint="eastAsia" w:ascii="宋体" w:hAnsi="宋体" w:eastAsia="宋体" w:cs="宋体"/>
+              <w:rFonts w:ascii="宋体" w:eastAsia="宋体" w:hAnsi="宋体" w:cs="宋体" w:hint="eastAsia"/>
               <w:szCs w:val="24"/>
             </w:rPr>
             <w:fldChar w:fldCharType="begin"/>
           </w:r>
           <w:r>
             <w:rPr>
-              <w:rFonts w:hint="eastAsia" w:ascii="宋体" w:hAnsi="宋体" w:eastAsia="宋体" w:cs="宋体"/>
+              <w:rFonts w:ascii="宋体" w:eastAsia="宋体" w:hAnsi="宋体" w:cs="宋体" w:hint="eastAsia"/>
               <w:szCs w:val="24"/>
             </w:rPr>
             <w:instrText xml:space="preserve"> HYPERLINK \l _Toc3554 </w:instrText>
           </w:r>
           <w:r>
             <w:rPr>
-              <w:rFonts w:hint="eastAsia" w:ascii="宋体" w:hAnsi="宋体" w:eastAsia="宋体" w:cs="宋体"/>
+              <w:rFonts w:ascii="宋体" w:eastAsia="宋体" w:hAnsi="宋体" w:cs="宋体" w:hint="eastAsia"/>
               <w:szCs w:val="24"/>
             </w:rPr>
             <w:fldChar w:fldCharType="separate"/>
           </w:r>
           <w:r>
             <w:rPr>
-              <w:rFonts w:hint="eastAsia" w:ascii="宋体" w:hAnsi="宋体" w:eastAsia="宋体" w:cs="宋体"/>
+              <w:rFonts w:ascii="宋体" w:eastAsia="宋体" w:hAnsi="宋体" w:cs="宋体" w:hint="eastAsia"/>
               <w:lang w:val="en-US" w:eastAsia="zh-CN"/>
             </w:rPr>
             <w:t>4.2.1. 变更申请</w:t>
           </w:r>
           <w:r>
             <w:rPr>
-              <w:rFonts w:hint="eastAsia" w:ascii="宋体" w:hAnsi="宋体" w:eastAsia="宋体" w:cs="宋体"/>
+              <w:rFonts w:ascii="宋体" w:eastAsia="宋体" w:hAnsi="宋体" w:cs="宋体" w:hint="eastAsia"/>
             </w:rPr>
             <w:tab/>
           </w:r>
           <w:r>
             <w:rPr>
-              <w:rFonts w:hint="eastAsia" w:ascii="宋体" w:hAnsi="宋体" w:eastAsia="宋体" w:cs="宋体"/>
+              <w:rFonts w:ascii="宋体" w:eastAsia="宋体" w:hAnsi="宋体" w:cs="宋体" w:hint="eastAsia"/>
             </w:rPr>
             <w:fldChar w:fldCharType="begin"/>
           </w:r>
           <w:r>
             <w:rPr>
-              <w:rFonts w:hint="eastAsia" w:ascii="宋体" w:hAnsi="宋体" w:eastAsia="宋体" w:cs="宋体"/>
+              <w:rFonts w:ascii="宋体" w:eastAsia="宋体" w:hAnsi="宋体" w:cs="宋体" w:hint="eastAsia"/>
             </w:rPr>
             <w:instrText xml:space="preserve"> PAGEREF _Toc3554 \h </w:instrText>
           </w:r>
           <w:r>
             <w:rPr>
-              <w:rFonts w:hint="eastAsia" w:ascii="宋体" w:hAnsi="宋体" w:eastAsia="宋体" w:cs="宋体"/>
+              <w:rFonts w:ascii="宋体" w:eastAsia="宋体" w:hAnsi="宋体" w:cs="宋体" w:hint="eastAsia"/>
             </w:rPr>
             <w:fldChar w:fldCharType="separate"/>
           </w:r>
           <w:r>
             <w:rPr>
-              <w:rFonts w:hint="eastAsia" w:ascii="宋体" w:hAnsi="宋体" w:eastAsia="宋体" w:cs="宋体"/>
+              <w:rFonts w:ascii="宋体" w:eastAsia="宋体" w:hAnsi="宋体" w:cs="宋体" w:hint="eastAsia"/>
             </w:rPr>
             <w:t>7</w:t>
           </w:r>
           <w:r>
             <w:rPr>
-              <w:rFonts w:hint="eastAsia" w:ascii="宋体" w:hAnsi="宋体" w:eastAsia="宋体" w:cs="宋体"/>
+              <w:rFonts w:ascii="宋体" w:eastAsia="宋体" w:hAnsi="宋体" w:cs="宋体" w:hint="eastAsia"/>
             </w:rPr>
             <w:fldChar w:fldCharType="end"/>
           </w:r>
           <w:r>
             <w:rPr>
-              <w:rFonts w:hint="eastAsia" w:ascii="宋体" w:hAnsi="宋体" w:eastAsia="宋体" w:cs="宋体"/>
+              <w:rFonts w:ascii="宋体" w:eastAsia="宋体" w:hAnsi="宋体" w:cs="宋体" w:hint="eastAsia"/>
               <w:szCs w:val="24"/>
             </w:rPr>
             <w:fldChar w:fldCharType="end"/>
@@ -3296,81 +3197,81 @@
         </w:p>
         <w:p>
           <w:pPr>
-            <w:pStyle w:val="13"/>
+            <w:pStyle w:val="TOC3"/>
             <w:tabs>
               <w:tab w:val="right" w:leader="dot" w:pos="8306"/>
             </w:tabs>
             <w:rPr>
-              <w:rFonts w:hint="eastAsia" w:ascii="宋体" w:hAnsi="宋体" w:eastAsia="宋体" w:cs="宋体"/>
+              <w:rFonts w:ascii="宋体" w:eastAsia="宋体" w:hAnsi="宋体" w:cs="宋体" w:hint="eastAsia"/>
             </w:rPr>
           </w:pPr>
           <w:r>
             <w:rPr>
-              <w:rFonts w:hint="eastAsia" w:ascii="宋体" w:hAnsi="宋体" w:eastAsia="宋体" w:cs="宋体"/>
+              <w:rFonts w:ascii="宋体" w:eastAsia="宋体" w:hAnsi="宋体" w:cs="宋体" w:hint="eastAsia"/>
               <w:szCs w:val="24"/>
             </w:rPr>
             <w:fldChar w:fldCharType="begin"/>
           </w:r>
           <w:r>
             <w:rPr>
-              <w:rFonts w:hint="eastAsia" w:ascii="宋体" w:hAnsi="宋体" w:eastAsia="宋体" w:cs="宋体"/>
+              <w:rFonts w:ascii="宋体" w:eastAsia="宋体" w:hAnsi="宋体" w:cs="宋体" w:hint="eastAsia"/>
               <w:szCs w:val="24"/>
             </w:rPr>
             <w:instrText xml:space="preserve"> HYPERLINK \l _Toc11347 </w:instrText>
           </w:r>
           <w:r>
             <w:rPr>
-              <w:rFonts w:hint="eastAsia" w:ascii="宋体" w:hAnsi="宋体" w:eastAsia="宋体" w:cs="宋体"/>
+              <w:rFonts w:ascii="宋体" w:eastAsia="宋体" w:hAnsi="宋体" w:cs="宋体" w:hint="eastAsia"/>
               <w:szCs w:val="24"/>
             </w:rPr>
             <w:fldChar w:fldCharType="separate"/>
           </w:r>
           <w:r>
             <w:rPr>
-              <w:rFonts w:hint="eastAsia" w:ascii="宋体" w:hAnsi="宋体" w:eastAsia="宋体" w:cs="宋体"/>
+              <w:rFonts w:ascii="宋体" w:eastAsia="宋体" w:hAnsi="宋体" w:cs="宋体" w:hint="eastAsia"/>
               <w:lang w:val="en-US" w:eastAsia="zh-CN"/>
             </w:rPr>
             <w:t>4.2.2. 记录与过滤</w:t>
           </w:r>
           <w:r>
             <w:rPr>
-              <w:rFonts w:hint="eastAsia" w:ascii="宋体" w:hAnsi="宋体" w:eastAsia="宋体" w:cs="宋体"/>
+              <w:rFonts w:ascii="宋体" w:eastAsia="宋体" w:hAnsi="宋体" w:cs="宋体" w:hint="eastAsia"/>
             </w:rPr>
             <w:tab/>
           </w:r>
           <w:r>
             <w:rPr>
-              <w:rFonts w:hint="eastAsia" w:ascii="宋体" w:hAnsi="宋体" w:eastAsia="宋体" w:cs="宋体"/>
+              <w:rFonts w:ascii="宋体" w:eastAsia="宋体" w:hAnsi="宋体" w:cs="宋体" w:hint="eastAsia"/>
             </w:rPr>
             <w:fldChar w:fldCharType="begin"/>
           </w:r>
           <w:r>
             <w:rPr>
-              <w:rFonts w:hint="eastAsia" w:ascii="宋体" w:hAnsi="宋体" w:eastAsia="宋体" w:cs="宋体"/>
+              <w:rFonts w:ascii="宋体" w:eastAsia="宋体" w:hAnsi="宋体" w:cs="宋体" w:hint="eastAsia"/>
             </w:rPr>
             <w:instrText xml:space="preserve"> PAGEREF _Toc11347 \h </w:instrText>
           </w:r>
           <w:r>
             <w:rPr>
-              <w:rFonts w:hint="eastAsia" w:ascii="宋体" w:hAnsi="宋体" w:eastAsia="宋体" w:cs="宋体"/>
+              <w:rFonts w:ascii="宋体" w:eastAsia="宋体" w:hAnsi="宋体" w:cs="宋体" w:hint="eastAsia"/>
             </w:rPr>
             <w:fldChar w:fldCharType="separate"/>
           </w:r>
           <w:r>
             <w:rPr>
-              <w:rFonts w:hint="eastAsia" w:ascii="宋体" w:hAnsi="宋体" w:eastAsia="宋体" w:cs="宋体"/>
+              <w:rFonts w:ascii="宋体" w:eastAsia="宋体" w:hAnsi="宋体" w:cs="宋体" w:hint="eastAsia"/>
             </w:rPr>
             <w:t>7</w:t>
           </w:r>
           <w:r>
             <w:rPr>
-              <w:rFonts w:hint="eastAsia" w:ascii="宋体" w:hAnsi="宋体" w:eastAsia="宋体" w:cs="宋体"/>
+              <w:rFonts w:ascii="宋体" w:eastAsia="宋体" w:hAnsi="宋体" w:cs="宋体" w:hint="eastAsia"/>
             </w:rPr>
             <w:fldChar w:fldCharType="end"/>
           </w:r>
           <w:r>
             <w:rPr>
-              <w:rFonts w:hint="eastAsia" w:ascii="宋体" w:hAnsi="宋体" w:eastAsia="宋体" w:cs="宋体"/>
+              <w:rFonts w:ascii="宋体" w:eastAsia="宋体" w:hAnsi="宋体" w:cs="宋体" w:hint="eastAsia"/>
               <w:szCs w:val="24"/>
             </w:rPr>
             <w:fldChar w:fldCharType="end"/>
@@ -3378,81 +3279,81 @@
         </w:p>
         <w:p>
           <w:pPr>
-            <w:pStyle w:val="13"/>
+            <w:pStyle w:val="TOC3"/>
             <w:tabs>
               <w:tab w:val="right" w:leader="dot" w:pos="8306"/>
             </w:tabs>
             <w:rPr>
-              <w:rFonts w:hint="eastAsia" w:ascii="宋体" w:hAnsi="宋体" w:eastAsia="宋体" w:cs="宋体"/>
+              <w:rFonts w:ascii="宋体" w:eastAsia="宋体" w:hAnsi="宋体" w:cs="宋体" w:hint="eastAsia"/>
             </w:rPr>
           </w:pPr>
           <w:r>
             <w:rPr>
-              <w:rFonts w:hint="eastAsia" w:ascii="宋体" w:hAnsi="宋体" w:eastAsia="宋体" w:cs="宋体"/>
+              <w:rFonts w:ascii="宋体" w:eastAsia="宋体" w:hAnsi="宋体" w:cs="宋体" w:hint="eastAsia"/>
               <w:szCs w:val="24"/>
             </w:rPr>
             <w:fldChar w:fldCharType="begin"/>
           </w:r>
           <w:r>
             <w:rPr>
-              <w:rFonts w:hint="eastAsia" w:ascii="宋体" w:hAnsi="宋体" w:eastAsia="宋体" w:cs="宋体"/>
+              <w:rFonts w:ascii="宋体" w:eastAsia="宋体" w:hAnsi="宋体" w:cs="宋体" w:hint="eastAsia"/>
               <w:szCs w:val="24"/>
             </w:rPr>
             <w:instrText xml:space="preserve"> HYPERLINK \l _Toc9954 </w:instrText>
           </w:r>
           <w:r>
             <w:rPr>
-              <w:rFonts w:hint="eastAsia" w:ascii="宋体" w:hAnsi="宋体" w:eastAsia="宋体" w:cs="宋体"/>
+              <w:rFonts w:ascii="宋体" w:eastAsia="宋体" w:hAnsi="宋体" w:cs="宋体" w:hint="eastAsia"/>
               <w:szCs w:val="24"/>
             </w:rPr>
             <w:fldChar w:fldCharType="separate"/>
           </w:r>
           <w:r>
             <w:rPr>
-              <w:rFonts w:hint="eastAsia" w:ascii="宋体" w:hAnsi="宋体" w:eastAsia="宋体" w:cs="宋体"/>
+              <w:rFonts w:ascii="宋体" w:eastAsia="宋体" w:hAnsi="宋体" w:cs="宋体" w:hint="eastAsia"/>
               <w:lang w:val="en-US" w:eastAsia="zh-CN"/>
             </w:rPr>
             <w:t>4.2.3. 评估与分类</w:t>
           </w:r>
           <w:r>
             <w:rPr>
-              <w:rFonts w:hint="eastAsia" w:ascii="宋体" w:hAnsi="宋体" w:eastAsia="宋体" w:cs="宋体"/>
+              <w:rFonts w:ascii="宋体" w:eastAsia="宋体" w:hAnsi="宋体" w:cs="宋体" w:hint="eastAsia"/>
             </w:rPr>
             <w:tab/>
           </w:r>
           <w:r>
             <w:rPr>
-              <w:rFonts w:hint="eastAsia" w:ascii="宋体" w:hAnsi="宋体" w:eastAsia="宋体" w:cs="宋体"/>
+              <w:rFonts w:ascii="宋体" w:eastAsia="宋体" w:hAnsi="宋体" w:cs="宋体" w:hint="eastAsia"/>
             </w:rPr>
             <w:fldChar w:fldCharType="begin"/>
           </w:r>
           <w:r>
             <w:rPr>
-              <w:rFonts w:hint="eastAsia" w:ascii="宋体" w:hAnsi="宋体" w:eastAsia="宋体" w:cs="宋体"/>
+              <w:rFonts w:ascii="宋体" w:eastAsia="宋体" w:hAnsi="宋体" w:cs="宋体" w:hint="eastAsia"/>
             </w:rPr>
             <w:instrText xml:space="preserve"> PAGEREF _Toc9954 \h </w:instrText>
           </w:r>
           <w:r>
             <w:rPr>
-              <w:rFonts w:hint="eastAsia" w:ascii="宋体" w:hAnsi="宋体" w:eastAsia="宋体" w:cs="宋体"/>
+              <w:rFonts w:ascii="宋体" w:eastAsia="宋体" w:hAnsi="宋体" w:cs="宋体" w:hint="eastAsia"/>
             </w:rPr>
             <w:fldChar w:fldCharType="separate"/>
           </w:r>
           <w:r>
             <w:rPr>
-              <w:rFonts w:hint="eastAsia" w:ascii="宋体" w:hAnsi="宋体" w:eastAsia="宋体" w:cs="宋体"/>
+              <w:rFonts w:ascii="宋体" w:eastAsia="宋体" w:hAnsi="宋体" w:cs="宋体" w:hint="eastAsia"/>
             </w:rPr>
             <w:t>7</w:t>
           </w:r>
           <w:r>
             <w:rPr>
-              <w:rFonts w:hint="eastAsia" w:ascii="宋体" w:hAnsi="宋体" w:eastAsia="宋体" w:cs="宋体"/>
+              <w:rFonts w:ascii="宋体" w:eastAsia="宋体" w:hAnsi="宋体" w:cs="宋体" w:hint="eastAsia"/>
             </w:rPr>
             <w:fldChar w:fldCharType="end"/>
           </w:r>
           <w:r>
             <w:rPr>
-              <w:rFonts w:hint="eastAsia" w:ascii="宋体" w:hAnsi="宋体" w:eastAsia="宋体" w:cs="宋体"/>
+              <w:rFonts w:ascii="宋体" w:eastAsia="宋体" w:hAnsi="宋体" w:cs="宋体" w:hint="eastAsia"/>
               <w:szCs w:val="24"/>
             </w:rPr>
             <w:fldChar w:fldCharType="end"/>
@@ -3460,81 +3361,81 @@
         </w:p>
         <w:p>
           <w:pPr>
-            <w:pStyle w:val="13"/>
+            <w:pStyle w:val="TOC3"/>
             <w:tabs>
               <w:tab w:val="right" w:leader="dot" w:pos="8306"/>
             </w:tabs>
             <w:rPr>
-              <w:rFonts w:hint="eastAsia" w:ascii="宋体" w:hAnsi="宋体" w:eastAsia="宋体" w:cs="宋体"/>
+              <w:rFonts w:ascii="宋体" w:eastAsia="宋体" w:hAnsi="宋体" w:cs="宋体" w:hint="eastAsia"/>
             </w:rPr>
           </w:pPr>
           <w:r>
             <w:rPr>
-              <w:rFonts w:hint="eastAsia" w:ascii="宋体" w:hAnsi="宋体" w:eastAsia="宋体" w:cs="宋体"/>
+              <w:rFonts w:ascii="宋体" w:eastAsia="宋体" w:hAnsi="宋体" w:cs="宋体" w:hint="eastAsia"/>
               <w:szCs w:val="24"/>
             </w:rPr>
             <w:fldChar w:fldCharType="begin"/>
           </w:r>
           <w:r>
             <w:rPr>
-              <w:rFonts w:hint="eastAsia" w:ascii="宋体" w:hAnsi="宋体" w:eastAsia="宋体" w:cs="宋体"/>
+              <w:rFonts w:ascii="宋体" w:eastAsia="宋体" w:hAnsi="宋体" w:cs="宋体" w:hint="eastAsia"/>
               <w:szCs w:val="24"/>
             </w:rPr>
             <w:instrText xml:space="preserve"> HYPERLINK \l _Toc25792 </w:instrText>
           </w:r>
           <w:r>
             <w:rPr>
-              <w:rFonts w:hint="eastAsia" w:ascii="宋体" w:hAnsi="宋体" w:eastAsia="宋体" w:cs="宋体"/>
+              <w:rFonts w:ascii="宋体" w:eastAsia="宋体" w:hAnsi="宋体" w:cs="宋体" w:hint="eastAsia"/>
               <w:szCs w:val="24"/>
             </w:rPr>
             <w:fldChar w:fldCharType="separate"/>
           </w:r>
           <w:r>
             <w:rPr>
-              <w:rFonts w:hint="eastAsia" w:ascii="宋体" w:hAnsi="宋体" w:eastAsia="宋体" w:cs="宋体"/>
+              <w:rFonts w:ascii="宋体" w:eastAsia="宋体" w:hAnsi="宋体" w:cs="宋体" w:hint="eastAsia"/>
               <w:lang w:val="en-US" w:eastAsia="zh-CN"/>
             </w:rPr>
             <w:t>4.2.4. 审批与计划</w:t>
           </w:r>
           <w:r>
             <w:rPr>
-              <w:rFonts w:hint="eastAsia" w:ascii="宋体" w:hAnsi="宋体" w:eastAsia="宋体" w:cs="宋体"/>
+              <w:rFonts w:ascii="宋体" w:eastAsia="宋体" w:hAnsi="宋体" w:cs="宋体" w:hint="eastAsia"/>
             </w:rPr>
             <w:tab/>
           </w:r>
           <w:r>
             <w:rPr>
-              <w:rFonts w:hint="eastAsia" w:ascii="宋体" w:hAnsi="宋体" w:eastAsia="宋体" w:cs="宋体"/>
+              <w:rFonts w:ascii="宋体" w:eastAsia="宋体" w:hAnsi="宋体" w:cs="宋体" w:hint="eastAsia"/>
             </w:rPr>
             <w:fldChar w:fldCharType="begin"/>
           </w:r>
           <w:r>
             <w:rPr>
-              <w:rFonts w:hint="eastAsia" w:ascii="宋体" w:hAnsi="宋体" w:eastAsia="宋体" w:cs="宋体"/>
+              <w:rFonts w:ascii="宋体" w:eastAsia="宋体" w:hAnsi="宋体" w:cs="宋体" w:hint="eastAsia"/>
             </w:rPr>
             <w:instrText xml:space="preserve"> PAGEREF _Toc25792 \h </w:instrText>
           </w:r>
           <w:r>
             <w:rPr>
-              <w:rFonts w:hint="eastAsia" w:ascii="宋体" w:hAnsi="宋体" w:eastAsia="宋体" w:cs="宋体"/>
+              <w:rFonts w:ascii="宋体" w:eastAsia="宋体" w:hAnsi="宋体" w:cs="宋体" w:hint="eastAsia"/>
             </w:rPr>
             <w:fldChar w:fldCharType="separate"/>
           </w:r>
           <w:r>
             <w:rPr>
-              <w:rFonts w:hint="eastAsia" w:ascii="宋体" w:hAnsi="宋体" w:eastAsia="宋体" w:cs="宋体"/>
+              <w:rFonts w:ascii="宋体" w:eastAsia="宋体" w:hAnsi="宋体" w:cs="宋体" w:hint="eastAsia"/>
             </w:rPr>
             <w:t>8</w:t>
           </w:r>
           <w:r>
             <w:rPr>
-              <w:rFonts w:hint="eastAsia" w:ascii="宋体" w:hAnsi="宋体" w:eastAsia="宋体" w:cs="宋体"/>
+              <w:rFonts w:ascii="宋体" w:eastAsia="宋体" w:hAnsi="宋体" w:cs="宋体" w:hint="eastAsia"/>
             </w:rPr>
             <w:fldChar w:fldCharType="end"/>
           </w:r>
           <w:r>
             <w:rPr>
-              <w:rFonts w:hint="eastAsia" w:ascii="宋体" w:hAnsi="宋体" w:eastAsia="宋体" w:cs="宋体"/>
+              <w:rFonts w:ascii="宋体" w:eastAsia="宋体" w:hAnsi="宋体" w:cs="宋体" w:hint="eastAsia"/>
               <w:szCs w:val="24"/>
             </w:rPr>
             <w:fldChar w:fldCharType="end"/>
@@ -3542,81 +3443,81 @@
         </w:p>
         <w:p>
           <w:pPr>
-            <w:pStyle w:val="13"/>
+            <w:pStyle w:val="TOC3"/>
             <w:tabs>
               <w:tab w:val="right" w:leader="dot" w:pos="8306"/>
             </w:tabs>
             <w:rPr>
-              <w:rFonts w:hint="eastAsia" w:ascii="宋体" w:hAnsi="宋体" w:eastAsia="宋体" w:cs="宋体"/>
+              <w:rFonts w:ascii="宋体" w:eastAsia="宋体" w:hAnsi="宋体" w:cs="宋体" w:hint="eastAsia"/>
             </w:rPr>
           </w:pPr>
           <w:r>
             <w:rPr>
-              <w:rFonts w:hint="eastAsia" w:ascii="宋体" w:hAnsi="宋体" w:eastAsia="宋体" w:cs="宋体"/>
+              <w:rFonts w:ascii="宋体" w:eastAsia="宋体" w:hAnsi="宋体" w:cs="宋体" w:hint="eastAsia"/>
               <w:szCs w:val="24"/>
             </w:rPr>
             <w:fldChar w:fldCharType="begin"/>
           </w:r>
           <w:r>
             <w:rPr>
-              <w:rFonts w:hint="eastAsia" w:ascii="宋体" w:hAnsi="宋体" w:eastAsia="宋体" w:cs="宋体"/>
+              <w:rFonts w:ascii="宋体" w:eastAsia="宋体" w:hAnsi="宋体" w:cs="宋体" w:hint="eastAsia"/>
               <w:szCs w:val="24"/>
             </w:rPr>
             <w:instrText xml:space="preserve"> HYPERLINK \l _Toc21753 </w:instrText>
           </w:r>
           <w:r>
             <w:rPr>
-              <w:rFonts w:hint="eastAsia" w:ascii="宋体" w:hAnsi="宋体" w:eastAsia="宋体" w:cs="宋体"/>
+              <w:rFonts w:ascii="宋体" w:eastAsia="宋体" w:hAnsi="宋体" w:cs="宋体" w:hint="eastAsia"/>
               <w:szCs w:val="24"/>
             </w:rPr>
             <w:fldChar w:fldCharType="separate"/>
           </w:r>
           <w:r>
             <w:rPr>
-              <w:rFonts w:hint="eastAsia" w:ascii="宋体" w:hAnsi="宋体" w:eastAsia="宋体" w:cs="宋体"/>
+              <w:rFonts w:ascii="宋体" w:eastAsia="宋体" w:hAnsi="宋体" w:cs="宋体" w:hint="eastAsia"/>
               <w:lang w:val="en-US" w:eastAsia="zh-CN"/>
             </w:rPr>
             <w:t>4.2.5. 实施与测试</w:t>
           </w:r>
           <w:r>
             <w:rPr>
-              <w:rFonts w:hint="eastAsia" w:ascii="宋体" w:hAnsi="宋体" w:eastAsia="宋体" w:cs="宋体"/>
+              <w:rFonts w:ascii="宋体" w:eastAsia="宋体" w:hAnsi="宋体" w:cs="宋体" w:hint="eastAsia"/>
             </w:rPr>
             <w:tab/>
           </w:r>
           <w:r>
             <w:rPr>
-              <w:rFonts w:hint="eastAsia" w:ascii="宋体" w:hAnsi="宋体" w:eastAsia="宋体" w:cs="宋体"/>
+              <w:rFonts w:ascii="宋体" w:eastAsia="宋体" w:hAnsi="宋体" w:cs="宋体" w:hint="eastAsia"/>
             </w:rPr>
             <w:fldChar w:fldCharType="begin"/>
           </w:r>
           <w:r>
             <w:rPr>
-              <w:rFonts w:hint="eastAsia" w:ascii="宋体" w:hAnsi="宋体" w:eastAsia="宋体" w:cs="宋体"/>
+              <w:rFonts w:ascii="宋体" w:eastAsia="宋体" w:hAnsi="宋体" w:cs="宋体" w:hint="eastAsia"/>
             </w:rPr>
             <w:instrText xml:space="preserve"> PAGEREF _Toc21753 \h </w:instrText>
           </w:r>
           <w:r>
             <w:rPr>
-              <w:rFonts w:hint="eastAsia" w:ascii="宋体" w:hAnsi="宋体" w:eastAsia="宋体" w:cs="宋体"/>
+              <w:rFonts w:ascii="宋体" w:eastAsia="宋体" w:hAnsi="宋体" w:cs="宋体" w:hint="eastAsia"/>
             </w:rPr>
             <w:fldChar w:fldCharType="separate"/>
           </w:r>
           <w:r>
             <w:rPr>
-              <w:rFonts w:hint="eastAsia" w:ascii="宋体" w:hAnsi="宋体" w:eastAsia="宋体" w:cs="宋体"/>
+              <w:rFonts w:ascii="宋体" w:eastAsia="宋体" w:hAnsi="宋体" w:cs="宋体" w:hint="eastAsia"/>
             </w:rPr>
             <w:t>8</w:t>
           </w:r>
           <w:r>
             <w:rPr>
-              <w:rFonts w:hint="eastAsia" w:ascii="宋体" w:hAnsi="宋体" w:eastAsia="宋体" w:cs="宋体"/>
+              <w:rFonts w:ascii="宋体" w:eastAsia="宋体" w:hAnsi="宋体" w:cs="宋体" w:hint="eastAsia"/>
             </w:rPr>
             <w:fldChar w:fldCharType="end"/>
           </w:r>
           <w:r>
             <w:rPr>
-              <w:rFonts w:hint="eastAsia" w:ascii="宋体" w:hAnsi="宋体" w:eastAsia="宋体" w:cs="宋体"/>
+              <w:rFonts w:ascii="宋体" w:eastAsia="宋体" w:hAnsi="宋体" w:cs="宋体" w:hint="eastAsia"/>
               <w:szCs w:val="24"/>
             </w:rPr>
             <w:fldChar w:fldCharType="end"/>
@@ -3624,81 +3525,81 @@
         </w:p>
         <w:p>
           <w:pPr>
-            <w:pStyle w:val="13"/>
+            <w:pStyle w:val="TOC3"/>
             <w:tabs>
               <w:tab w:val="right" w:leader="dot" w:pos="8306"/>
             </w:tabs>
             <w:rPr>
-              <w:rFonts w:hint="eastAsia" w:ascii="宋体" w:hAnsi="宋体" w:eastAsia="宋体" w:cs="宋体"/>
+              <w:rFonts w:ascii="宋体" w:eastAsia="宋体" w:hAnsi="宋体" w:cs="宋体" w:hint="eastAsia"/>
             </w:rPr>
           </w:pPr>
           <w:r>
             <w:rPr>
-              <w:rFonts w:hint="eastAsia" w:ascii="宋体" w:hAnsi="宋体" w:eastAsia="宋体" w:cs="宋体"/>
+              <w:rFonts w:ascii="宋体" w:eastAsia="宋体" w:hAnsi="宋体" w:cs="宋体" w:hint="eastAsia"/>
               <w:szCs w:val="24"/>
             </w:rPr>
             <w:fldChar w:fldCharType="begin"/>
           </w:r>
           <w:r>
             <w:rPr>
-              <w:rFonts w:hint="eastAsia" w:ascii="宋体" w:hAnsi="宋体" w:eastAsia="宋体" w:cs="宋体"/>
+              <w:rFonts w:ascii="宋体" w:eastAsia="宋体" w:hAnsi="宋体" w:cs="宋体" w:hint="eastAsia"/>
               <w:szCs w:val="24"/>
             </w:rPr>
             <w:instrText xml:space="preserve"> HYPERLINK \l _Toc12165 </w:instrText>
           </w:r>
           <w:r>
             <w:rPr>
-              <w:rFonts w:hint="eastAsia" w:ascii="宋体" w:hAnsi="宋体" w:eastAsia="宋体" w:cs="宋体"/>
+              <w:rFonts w:ascii="宋体" w:eastAsia="宋体" w:hAnsi="宋体" w:cs="宋体" w:hint="eastAsia"/>
               <w:szCs w:val="24"/>
             </w:rPr>
             <w:fldChar w:fldCharType="separate"/>
           </w:r>
           <w:r>
             <w:rPr>
-              <w:rFonts w:hint="eastAsia" w:ascii="宋体" w:hAnsi="宋体" w:eastAsia="宋体" w:cs="宋体"/>
+              <w:rFonts w:ascii="宋体" w:eastAsia="宋体" w:hAnsi="宋体" w:cs="宋体" w:hint="eastAsia"/>
               <w:lang w:val="en-US" w:eastAsia="zh-CN"/>
             </w:rPr>
             <w:t>4.2.6. 回退与复盘</w:t>
           </w:r>
           <w:r>
             <w:rPr>
-              <w:rFonts w:hint="eastAsia" w:ascii="宋体" w:hAnsi="宋体" w:eastAsia="宋体" w:cs="宋体"/>
+              <w:rFonts w:ascii="宋体" w:eastAsia="宋体" w:hAnsi="宋体" w:cs="宋体" w:hint="eastAsia"/>
             </w:rPr>
             <w:tab/>
           </w:r>
           <w:r>
             <w:rPr>
-              <w:rFonts w:hint="eastAsia" w:ascii="宋体" w:hAnsi="宋体" w:eastAsia="宋体" w:cs="宋体"/>
+              <w:rFonts w:ascii="宋体" w:eastAsia="宋体" w:hAnsi="宋体" w:cs="宋体" w:hint="eastAsia"/>
             </w:rPr>
             <w:fldChar w:fldCharType="begin"/>
           </w:r>
           <w:r>
             <w:rPr>
-              <w:rFonts w:hint="eastAsia" w:ascii="宋体" w:hAnsi="宋体" w:eastAsia="宋体" w:cs="宋体"/>
+              <w:rFonts w:ascii="宋体" w:eastAsia="宋体" w:hAnsi="宋体" w:cs="宋体" w:hint="eastAsia"/>
             </w:rPr>
             <w:instrText xml:space="preserve"> PAGEREF _Toc12165 \h </w:instrText>
           </w:r>
           <w:r>
             <w:rPr>
-              <w:rFonts w:hint="eastAsia" w:ascii="宋体" w:hAnsi="宋体" w:eastAsia="宋体" w:cs="宋体"/>
+              <w:rFonts w:ascii="宋体" w:eastAsia="宋体" w:hAnsi="宋体" w:cs="宋体" w:hint="eastAsia"/>
             </w:rPr>
             <w:fldChar w:fldCharType="separate"/>
           </w:r>
           <w:r>
             <w:rPr>
-              <w:rFonts w:hint="eastAsia" w:ascii="宋体" w:hAnsi="宋体" w:eastAsia="宋体" w:cs="宋体"/>
+              <w:rFonts w:ascii="宋体" w:eastAsia="宋体" w:hAnsi="宋体" w:cs="宋体" w:hint="eastAsia"/>
             </w:rPr>
             <w:t>8</w:t>
           </w:r>
           <w:r>
             <w:rPr>
-              <w:rFonts w:hint="eastAsia" w:ascii="宋体" w:hAnsi="宋体" w:eastAsia="宋体" w:cs="宋体"/>
+              <w:rFonts w:ascii="宋体" w:eastAsia="宋体" w:hAnsi="宋体" w:cs="宋体" w:hint="eastAsia"/>
             </w:rPr>
             <w:fldChar w:fldCharType="end"/>
           </w:r>
           <w:r>
             <w:rPr>
-              <w:rFonts w:hint="eastAsia" w:ascii="宋体" w:hAnsi="宋体" w:eastAsia="宋体" w:cs="宋体"/>
+              <w:rFonts w:ascii="宋体" w:eastAsia="宋体" w:hAnsi="宋体" w:cs="宋体" w:hint="eastAsia"/>
               <w:szCs w:val="24"/>
             </w:rPr>
             <w:fldChar w:fldCharType="end"/>
@@ -3706,81 +3607,81 @@
         </w:p>
         <w:p>
           <w:pPr>
-            <w:pStyle w:val="13"/>
+            <w:pStyle w:val="TOC3"/>
             <w:tabs>
               <w:tab w:val="right" w:leader="dot" w:pos="8306"/>
             </w:tabs>
             <w:rPr>
-              <w:rFonts w:hint="eastAsia" w:ascii="宋体" w:hAnsi="宋体" w:eastAsia="宋体" w:cs="宋体"/>
+              <w:rFonts w:ascii="宋体" w:eastAsia="宋体" w:hAnsi="宋体" w:cs="宋体" w:hint="eastAsia"/>
             </w:rPr>
           </w:pPr>
           <w:r>
             <w:rPr>
-              <w:rFonts w:hint="eastAsia" w:ascii="宋体" w:hAnsi="宋体" w:eastAsia="宋体" w:cs="宋体"/>
+              <w:rFonts w:ascii="宋体" w:eastAsia="宋体" w:hAnsi="宋体" w:cs="宋体" w:hint="eastAsia"/>
               <w:szCs w:val="24"/>
             </w:rPr>
             <w:fldChar w:fldCharType="begin"/>
           </w:r>
           <w:r>
             <w:rPr>
-              <w:rFonts w:hint="eastAsia" w:ascii="宋体" w:hAnsi="宋体" w:eastAsia="宋体" w:cs="宋体"/>
+              <w:rFonts w:ascii="宋体" w:eastAsia="宋体" w:hAnsi="宋体" w:cs="宋体" w:hint="eastAsia"/>
               <w:szCs w:val="24"/>
             </w:rPr>
             <w:instrText xml:space="preserve"> HYPERLINK \l _Toc25639 </w:instrText>
           </w:r>
           <w:r>
             <w:rPr>
-              <w:rFonts w:hint="eastAsia" w:ascii="宋体" w:hAnsi="宋体" w:eastAsia="宋体" w:cs="宋体"/>
+              <w:rFonts w:ascii="宋体" w:eastAsia="宋体" w:hAnsi="宋体" w:cs="宋体" w:hint="eastAsia"/>
               <w:szCs w:val="24"/>
             </w:rPr>
             <w:fldChar w:fldCharType="separate"/>
           </w:r>
           <w:r>
             <w:rPr>
-              <w:rFonts w:hint="eastAsia" w:ascii="宋体" w:hAnsi="宋体" w:eastAsia="宋体" w:cs="宋体"/>
+              <w:rFonts w:ascii="宋体" w:eastAsia="宋体" w:hAnsi="宋体" w:cs="宋体" w:hint="eastAsia"/>
               <w:lang w:val="en-US" w:eastAsia="zh-CN"/>
             </w:rPr>
             <w:t>4.2.7. 回顾与关闭</w:t>
           </w:r>
           <w:r>
             <w:rPr>
-              <w:rFonts w:hint="eastAsia" w:ascii="宋体" w:hAnsi="宋体" w:eastAsia="宋体" w:cs="宋体"/>
+              <w:rFonts w:ascii="宋体" w:eastAsia="宋体" w:hAnsi="宋体" w:cs="宋体" w:hint="eastAsia"/>
             </w:rPr>
             <w:tab/>
           </w:r>
           <w:r>
             <w:rPr>
-              <w:rFonts w:hint="eastAsia" w:ascii="宋体" w:hAnsi="宋体" w:eastAsia="宋体" w:cs="宋体"/>
+              <w:rFonts w:ascii="宋体" w:eastAsia="宋体" w:hAnsi="宋体" w:cs="宋体" w:hint="eastAsia"/>
             </w:rPr>
             <w:fldChar w:fldCharType="begin"/>
           </w:r>
           <w:r>
             <w:rPr>
-              <w:rFonts w:hint="eastAsia" w:ascii="宋体" w:hAnsi="宋体" w:eastAsia="宋体" w:cs="宋体"/>
+              <w:rFonts w:ascii="宋体" w:eastAsia="宋体" w:hAnsi="宋体" w:cs="宋体" w:hint="eastAsia"/>
             </w:rPr>
             <w:instrText xml:space="preserve"> PAGEREF _Toc25639 \h </w:instrText>
           </w:r>
           <w:r>
             <w:rPr>
-              <w:rFonts w:hint="eastAsia" w:ascii="宋体" w:hAnsi="宋体" w:eastAsia="宋体" w:cs="宋体"/>
+              <w:rFonts w:ascii="宋体" w:eastAsia="宋体" w:hAnsi="宋体" w:cs="宋体" w:hint="eastAsia"/>
             </w:rPr>
             <w:fldChar w:fldCharType="separate"/>
           </w:r>
           <w:r>
             <w:rPr>
-              <w:rFonts w:hint="eastAsia" w:ascii="宋体" w:hAnsi="宋体" w:eastAsia="宋体" w:cs="宋体"/>
+              <w:rFonts w:ascii="宋体" w:eastAsia="宋体" w:hAnsi="宋体" w:cs="宋体" w:hint="eastAsia"/>
             </w:rPr>
             <w:t>8</w:t>
           </w:r>
           <w:r>
             <w:rPr>
-              <w:rFonts w:hint="eastAsia" w:ascii="宋体" w:hAnsi="宋体" w:eastAsia="宋体" w:cs="宋体"/>
+              <w:rFonts w:ascii="宋体" w:eastAsia="宋体" w:hAnsi="宋体" w:cs="宋体" w:hint="eastAsia"/>
             </w:rPr>
             <w:fldChar w:fldCharType="end"/>
           </w:r>
           <w:r>
             <w:rPr>
-              <w:rFonts w:hint="eastAsia" w:ascii="宋体" w:hAnsi="宋体" w:eastAsia="宋体" w:cs="宋体"/>
+              <w:rFonts w:ascii="宋体" w:eastAsia="宋体" w:hAnsi="宋体" w:cs="宋体" w:hint="eastAsia"/>
               <w:szCs w:val="24"/>
             </w:rPr>
             <w:fldChar w:fldCharType="end"/>
@@ -3788,81 +3689,81 @@
         </w:p>
         <w:p>
           <w:pPr>
-            <w:pStyle w:val="17"/>
+            <w:pStyle w:val="TOC2"/>
             <w:tabs>
               <w:tab w:val="right" w:leader="dot" w:pos="8306"/>
             </w:tabs>
             <w:rPr>
-              <w:rFonts w:hint="eastAsia" w:ascii="宋体" w:hAnsi="宋体" w:eastAsia="宋体" w:cs="宋体"/>
+              <w:rFonts w:ascii="宋体" w:eastAsia="宋体" w:hAnsi="宋体" w:cs="宋体" w:hint="eastAsia"/>
             </w:rPr>
           </w:pPr>
           <w:r>
             <w:rPr>
-              <w:rFonts w:hint="eastAsia" w:ascii="宋体" w:hAnsi="宋体" w:eastAsia="宋体" w:cs="宋体"/>
+              <w:rFonts w:ascii="宋体" w:eastAsia="宋体" w:hAnsi="宋体" w:cs="宋体" w:hint="eastAsia"/>
               <w:szCs w:val="24"/>
             </w:rPr>
             <w:fldChar w:fldCharType="begin"/>
           </w:r>
           <w:r>
             <w:rPr>
-              <w:rFonts w:hint="eastAsia" w:ascii="宋体" w:hAnsi="宋体" w:eastAsia="宋体" w:cs="宋体"/>
+              <w:rFonts w:ascii="宋体" w:eastAsia="宋体" w:hAnsi="宋体" w:cs="宋体" w:hint="eastAsia"/>
               <w:szCs w:val="24"/>
             </w:rPr>
             <w:instrText xml:space="preserve"> HYPERLINK \l _Toc26527 </w:instrText>
           </w:r>
           <w:r>
             <w:rPr>
-              <w:rFonts w:hint="eastAsia" w:ascii="宋体" w:hAnsi="宋体" w:eastAsia="宋体" w:cs="宋体"/>
+              <w:rFonts w:ascii="宋体" w:eastAsia="宋体" w:hAnsi="宋体" w:cs="宋体" w:hint="eastAsia"/>
               <w:szCs w:val="24"/>
             </w:rPr>
             <w:fldChar w:fldCharType="separate"/>
           </w:r>
           <w:r>
             <w:rPr>
-              <w:rFonts w:hint="eastAsia" w:ascii="宋体" w:hAnsi="宋体" w:eastAsia="宋体" w:cs="宋体"/>
+              <w:rFonts w:ascii="宋体" w:eastAsia="宋体" w:hAnsi="宋体" w:cs="宋体" w:hint="eastAsia"/>
               <w:lang w:val="en-US" w:eastAsia="zh-CN"/>
             </w:rPr>
             <w:t>4.3. 特定流程要求</w:t>
           </w:r>
           <w:r>
             <w:rPr>
-              <w:rFonts w:hint="eastAsia" w:ascii="宋体" w:hAnsi="宋体" w:eastAsia="宋体" w:cs="宋体"/>
+              <w:rFonts w:ascii="宋体" w:eastAsia="宋体" w:hAnsi="宋体" w:cs="宋体" w:hint="eastAsia"/>
             </w:rPr>
             <w:tab/>
           </w:r>
           <w:r>
             <w:rPr>
-              <w:rFonts w:hint="eastAsia" w:ascii="宋体" w:hAnsi="宋体" w:eastAsia="宋体" w:cs="宋体"/>
+              <w:rFonts w:ascii="宋体" w:eastAsia="宋体" w:hAnsi="宋体" w:cs="宋体" w:hint="eastAsia"/>
             </w:rPr>
             <w:fldChar w:fldCharType="begin"/>
           </w:r>
           <w:r>
             <w:rPr>
-              <w:rFonts w:hint="eastAsia" w:ascii="宋体" w:hAnsi="宋体" w:eastAsia="宋体" w:cs="宋体"/>
+              <w:rFonts w:ascii="宋体" w:eastAsia="宋体" w:hAnsi="宋体" w:cs="宋体" w:hint="eastAsia"/>
             </w:rPr>
             <w:instrText xml:space="preserve"> PAGEREF _Toc26527 \h </w:instrText>
           </w:r>
           <w:r>
             <w:rPr>
-              <w:rFonts w:hint="eastAsia" w:ascii="宋体" w:hAnsi="宋体" w:eastAsia="宋体" w:cs="宋体"/>
+              <w:rFonts w:ascii="宋体" w:eastAsia="宋体" w:hAnsi="宋体" w:cs="宋体" w:hint="eastAsia"/>
             </w:rPr>
             <w:fldChar w:fldCharType="separate"/>
           </w:r>
           <w:r>
             <w:rPr>
-              <w:rFonts w:hint="eastAsia" w:ascii="宋体" w:hAnsi="宋体" w:eastAsia="宋体" w:cs="宋体"/>
+              <w:rFonts w:ascii="宋体" w:eastAsia="宋体" w:hAnsi="宋体" w:cs="宋体" w:hint="eastAsia"/>
             </w:rPr>
             <w:t>8</w:t>
           </w:r>
           <w:r>
             <w:rPr>
-              <w:rFonts w:hint="eastAsia" w:ascii="宋体" w:hAnsi="宋体" w:eastAsia="宋体" w:cs="宋体"/>
+              <w:rFonts w:ascii="宋体" w:eastAsia="宋体" w:hAnsi="宋体" w:cs="宋体" w:hint="eastAsia"/>
             </w:rPr>
             <w:fldChar w:fldCharType="end"/>
           </w:r>
           <w:r>
             <w:rPr>
-              <w:rFonts w:hint="eastAsia" w:ascii="宋体" w:hAnsi="宋体" w:eastAsia="宋体" w:cs="宋体"/>
+              <w:rFonts w:ascii="宋体" w:eastAsia="宋体" w:hAnsi="宋体" w:cs="宋体" w:hint="eastAsia"/>
               <w:szCs w:val="24"/>
             </w:rPr>
             <w:fldChar w:fldCharType="end"/>
@@ -3870,80 +3771,80 @@
         </w:p>
         <w:p>
           <w:pPr>
-            <w:pStyle w:val="17"/>
+            <w:pStyle w:val="TOC2"/>
             <w:tabs>
               <w:tab w:val="right" w:leader="dot" w:pos="8306"/>
             </w:tabs>
             <w:rPr>
-              <w:rFonts w:hint="eastAsia" w:ascii="宋体" w:hAnsi="宋体" w:eastAsia="宋体" w:cs="宋体"/>
+              <w:rFonts w:ascii="宋体" w:eastAsia="宋体" w:hAnsi="宋体" w:cs="宋体" w:hint="eastAsia"/>
             </w:rPr>
           </w:pPr>
           <w:r>
             <w:rPr>
-              <w:rFonts w:hint="eastAsia" w:ascii="宋体" w:hAnsi="宋体" w:eastAsia="宋体" w:cs="宋体"/>
+              <w:rFonts w:ascii="宋体" w:eastAsia="宋体" w:hAnsi="宋体" w:cs="宋体" w:hint="eastAsia"/>
               <w:szCs w:val="24"/>
             </w:rPr>
             <w:fldChar w:fldCharType="begin"/>
           </w:r>
           <w:r>
             <w:rPr>
-              <w:rFonts w:hint="eastAsia" w:ascii="宋体" w:hAnsi="宋体" w:eastAsia="宋体" w:cs="宋体"/>
+              <w:rFonts w:ascii="宋体" w:eastAsia="宋体" w:hAnsi="宋体" w:cs="宋体" w:hint="eastAsia"/>
               <w:szCs w:val="24"/>
             </w:rPr>
             <w:instrText xml:space="preserve"> HYPERLINK \l _Toc28299 </w:instrText>
           </w:r>
           <w:r>
             <w:rPr>
-              <w:rFonts w:hint="eastAsia" w:ascii="宋体" w:hAnsi="宋体" w:eastAsia="宋体" w:cs="宋体"/>
+              <w:rFonts w:ascii="宋体" w:eastAsia="宋体" w:hAnsi="宋体" w:cs="宋体" w:hint="eastAsia"/>
               <w:szCs w:val="24"/>
             </w:rPr>
             <w:fldChar w:fldCharType="separate"/>
           </w:r>
           <w:r>
             <w:rPr>
-              <w:rFonts w:hint="eastAsia" w:ascii="宋体" w:hAnsi="宋体" w:eastAsia="宋体" w:cs="宋体"/>
+              <w:rFonts w:ascii="宋体" w:eastAsia="宋体" w:hAnsi="宋体" w:cs="宋体" w:hint="eastAsia"/>
             </w:rPr>
             <w:t>4.4. 关键控制点与测量指标</w:t>
           </w:r>
           <w:r>
             <w:rPr>
-              <w:rFonts w:hint="eastAsia" w:ascii="宋体" w:hAnsi="宋体" w:eastAsia="宋体" w:cs="宋体"/>
+              <w:rFonts w:ascii="宋体" w:eastAsia="宋体" w:hAnsi="宋体" w:cs="宋体" w:hint="eastAsia"/>
             </w:rPr>
             <w:tab/>
           </w:r>
           <w:r>
             <w:rPr>
-              <w:rFonts w:hint="eastAsia" w:ascii="宋体" w:hAnsi="宋体" w:eastAsia="宋体" w:cs="宋体"/>
+              <w:rFonts w:ascii="宋体" w:eastAsia="宋体" w:hAnsi="宋体" w:cs="宋体" w:hint="eastAsia"/>
             </w:rPr>
             <w:fldChar w:fldCharType="begin"/>
           </w:r>
           <w:r>
             <w:rPr>
-              <w:rFonts w:hint="eastAsia" w:ascii="宋体" w:hAnsi="宋体" w:eastAsia="宋体" w:cs="宋体"/>
+              <w:rFonts w:ascii="宋体" w:eastAsia="宋体" w:hAnsi="宋体" w:cs="宋体" w:hint="eastAsia"/>
             </w:rPr>
             <w:instrText xml:space="preserve"> PAGEREF _Toc28299 \h </w:instrText>
           </w:r>
           <w:r>
             <w:rPr>
-              <w:rFonts w:hint="eastAsia" w:ascii="宋体" w:hAnsi="宋体" w:eastAsia="宋体" w:cs="宋体"/>
+              <w:rFonts w:ascii="宋体" w:eastAsia="宋体" w:hAnsi="宋体" w:cs="宋体" w:hint="eastAsia"/>
             </w:rPr>
             <w:fldChar w:fldCharType="separate"/>
           </w:r>
           <w:r>
             <w:rPr>
-              <w:rFonts w:hint="eastAsia" w:ascii="宋体" w:hAnsi="宋体" w:eastAsia="宋体" w:cs="宋体"/>
+              <w:rFonts w:ascii="宋体" w:eastAsia="宋体" w:hAnsi="宋体" w:cs="宋体" w:hint="eastAsia"/>
             </w:rPr>
             <w:t>9</w:t>
           </w:r>
           <w:r>
             <w:rPr>
-              <w:rFonts w:hint="eastAsia" w:ascii="宋体" w:hAnsi="宋体" w:eastAsia="宋体" w:cs="宋体"/>
+              <w:rFonts w:ascii="宋体" w:eastAsia="宋体" w:hAnsi="宋体" w:cs="宋体" w:hint="eastAsia"/>
             </w:rPr>
             <w:fldChar w:fldCharType="end"/>
           </w:r>
           <w:r>
             <w:rPr>
-              <w:rFonts w:hint="eastAsia" w:ascii="宋体" w:hAnsi="宋体" w:eastAsia="宋体" w:cs="宋体"/>
+              <w:rFonts w:ascii="宋体" w:eastAsia="宋体" w:hAnsi="宋体" w:cs="宋体" w:hint="eastAsia"/>
               <w:szCs w:val="24"/>
             </w:rPr>
             <w:fldChar w:fldCharType="end"/>
@@ -3951,81 +3852,81 @@
         </w:p>
         <w:p>
           <w:pPr>
-            <w:pStyle w:val="16"/>
+            <w:pStyle w:val="TOC1"/>
             <w:tabs>
               <w:tab w:val="right" w:leader="dot" w:pos="8306"/>
             </w:tabs>
             <w:rPr>
-              <w:rFonts w:hint="eastAsia" w:ascii="宋体" w:hAnsi="宋体" w:eastAsia="宋体" w:cs="宋体"/>
+              <w:rFonts w:ascii="宋体" w:eastAsia="宋体" w:hAnsi="宋体" w:cs="宋体" w:hint="eastAsia"/>
             </w:rPr>
           </w:pPr>
           <w:r>
             <w:rPr>
-              <w:rFonts w:hint="eastAsia" w:ascii="宋体" w:hAnsi="宋体" w:eastAsia="宋体" w:cs="宋体"/>
+              <w:rFonts w:ascii="宋体" w:eastAsia="宋体" w:hAnsi="宋体" w:cs="宋体" w:hint="eastAsia"/>
               <w:szCs w:val="24"/>
             </w:rPr>
             <w:fldChar w:fldCharType="begin"/>
           </w:r>
           <w:r>
             <w:rPr>
-              <w:rFonts w:hint="eastAsia" w:ascii="宋体" w:hAnsi="宋体" w:eastAsia="宋体" w:cs="宋体"/>
+              <w:rFonts w:ascii="宋体" w:eastAsia="宋体" w:hAnsi="宋体" w:cs="宋体" w:hint="eastAsia"/>
               <w:szCs w:val="24"/>
             </w:rPr>
             <w:instrText xml:space="preserve"> HYPERLINK \l _Toc1403 </w:instrText>
           </w:r>
           <w:r>
             <w:rPr>
-              <w:rFonts w:hint="eastAsia" w:ascii="宋体" w:hAnsi="宋体" w:eastAsia="宋体" w:cs="宋体"/>
+              <w:rFonts w:ascii="宋体" w:eastAsia="宋体" w:hAnsi="宋体" w:cs="宋体" w:hint="eastAsia"/>
               <w:szCs w:val="24"/>
             </w:rPr>
             <w:fldChar w:fldCharType="separate"/>
           </w:r>
           <w:r>
             <w:rPr>
-              <w:rFonts w:hint="eastAsia" w:ascii="宋体" w:hAnsi="宋体" w:eastAsia="宋体" w:cs="宋体"/>
+              <w:rFonts w:ascii="宋体" w:eastAsia="宋体" w:hAnsi="宋体" w:cs="宋体" w:hint="eastAsia"/>
               <w:lang w:val="en-US" w:eastAsia="zh-CN"/>
             </w:rPr>
             <w:t>5. 附则</w:t>
           </w:r>
           <w:r>
             <w:rPr>
-              <w:rFonts w:hint="eastAsia" w:ascii="宋体" w:hAnsi="宋体" w:eastAsia="宋体" w:cs="宋体"/>
+              <w:rFonts w:ascii="宋体" w:eastAsia="宋体" w:hAnsi="宋体" w:cs="宋体" w:hint="eastAsia"/>
             </w:rPr>
             <w:tab/>
           </w:r>
           <w:r>
             <w:rPr>
-              <w:rFonts w:hint="eastAsia" w:ascii="宋体" w:hAnsi="宋体" w:eastAsia="宋体" w:cs="宋体"/>
+              <w:rFonts w:ascii="宋体" w:eastAsia="宋体" w:hAnsi="宋体" w:cs="宋体" w:hint="eastAsia"/>
             </w:rPr>
             <w:fldChar w:fldCharType="begin"/>
           </w:r>
           <w:r>
             <w:rPr>
-              <w:rFonts w:hint="eastAsia" w:ascii="宋体" w:hAnsi="宋体" w:eastAsia="宋体" w:cs="宋体"/>
+              <w:rFonts w:ascii="宋体" w:eastAsia="宋体" w:hAnsi="宋体" w:cs="宋体" w:hint="eastAsia"/>
             </w:rPr>
             <w:instrText xml:space="preserve"> PAGEREF _Toc1403 \h </w:instrText>
           </w:r>
           <w:r>
             <w:rPr>
-              <w:rFonts w:hint="eastAsia" w:ascii="宋体" w:hAnsi="宋体" w:eastAsia="宋体" w:cs="宋体"/>
+              <w:rFonts w:ascii="宋体" w:eastAsia="宋体" w:hAnsi="宋体" w:cs="宋体" w:hint="eastAsia"/>
             </w:rPr>
             <w:fldChar w:fldCharType="separate"/>
           </w:r>
           <w:r>
             <w:rPr>
-              <w:rFonts w:hint="eastAsia" w:ascii="宋体" w:hAnsi="宋体" w:eastAsia="宋体" w:cs="宋体"/>
+              <w:rFonts w:ascii="宋体" w:eastAsia="宋体" w:hAnsi="宋体" w:cs="宋体" w:hint="eastAsia"/>
             </w:rPr>
             <w:t>9</w:t>
           </w:r>
           <w:r>
             <w:rPr>
-              <w:rFonts w:hint="eastAsia" w:ascii="宋体" w:hAnsi="宋体" w:eastAsia="宋体" w:cs="宋体"/>
+              <w:rFonts w:ascii="宋体" w:eastAsia="宋体" w:hAnsi="宋体" w:cs="宋体" w:hint="eastAsia"/>
             </w:rPr>
             <w:fldChar w:fldCharType="end"/>
           </w:r>
           <w:r>
             <w:rPr>
-              <w:rFonts w:hint="eastAsia" w:ascii="宋体" w:hAnsi="宋体" w:eastAsia="宋体" w:cs="宋体"/>
+              <w:rFonts w:ascii="宋体" w:eastAsia="宋体" w:hAnsi="宋体" w:cs="宋体" w:hint="eastAsia"/>
               <w:szCs w:val="24"/>
             </w:rPr>
             <w:fldChar w:fldCharType="end"/>
@@ -4033,81 +3934,81 @@
         </w:p>
         <w:p>
           <w:pPr>
-            <w:pStyle w:val="16"/>
+            <w:pStyle w:val="TOC1"/>
             <w:tabs>
               <w:tab w:val="right" w:leader="dot" w:pos="8306"/>
             </w:tabs>
             <w:rPr>
-              <w:rFonts w:hint="eastAsia" w:ascii="宋体" w:hAnsi="宋体" w:eastAsia="宋体" w:cs="宋体"/>
+              <w:rFonts w:ascii="宋体" w:eastAsia="宋体" w:hAnsi="宋体" w:cs="宋体" w:hint="eastAsia"/>
             </w:rPr>
           </w:pPr>
           <w:r>
             <w:rPr>
-              <w:rFonts w:hint="eastAsia" w:ascii="宋体" w:hAnsi="宋体" w:eastAsia="宋体" w:cs="宋体"/>
+              <w:rFonts w:ascii="宋体" w:eastAsia="宋体" w:hAnsi="宋体" w:cs="宋体" w:hint="eastAsia"/>
               <w:szCs w:val="24"/>
             </w:rPr>
             <w:fldChar w:fldCharType="begin"/>
           </w:r>
           <w:r>
             <w:rPr>
-              <w:rFonts w:hint="eastAsia" w:ascii="宋体" w:hAnsi="宋体" w:eastAsia="宋体" w:cs="宋体"/>
+              <w:rFonts w:ascii="宋体" w:eastAsia="宋体" w:hAnsi="宋体" w:cs="宋体" w:hint="eastAsia"/>
               <w:szCs w:val="24"/>
             </w:rPr>
             <w:instrText xml:space="preserve"> HYPERLINK \l _Toc24194 </w:instrText>
           </w:r>
           <w:r>
             <w:rPr>
-              <w:rFonts w:hint="eastAsia" w:ascii="宋体" w:hAnsi="宋体" w:eastAsia="宋体" w:cs="宋体"/>
+              <w:rFonts w:ascii="宋体" w:eastAsia="宋体" w:hAnsi="宋体" w:cs="宋体" w:hint="eastAsia"/>
               <w:szCs w:val="24"/>
             </w:rPr>
             <w:fldChar w:fldCharType="separate"/>
           </w:r>
           <w:r>
             <w:rPr>
-              <w:rFonts w:hint="eastAsia" w:ascii="宋体" w:hAnsi="宋体" w:eastAsia="宋体" w:cs="宋体"/>
+              <w:rFonts w:ascii="宋体" w:eastAsia="宋体" w:hAnsi="宋体" w:cs="宋体" w:hint="eastAsia"/>
               <w:lang w:val="en-US" w:eastAsia="zh-CN"/>
             </w:rPr>
             <w:t>6. 附件</w:t>
           </w:r>
           <w:r>
             <w:rPr>
-              <w:rFonts w:hint="eastAsia" w:ascii="宋体" w:hAnsi="宋体" w:eastAsia="宋体" w:cs="宋体"/>
+              <w:rFonts w:ascii="宋体" w:eastAsia="宋体" w:hAnsi="宋体" w:cs="宋体" w:hint="eastAsia"/>
             </w:rPr>
             <w:tab/>
           </w:r>
           <w:r>
             <w:rPr>
-              <w:rFonts w:hint="eastAsia" w:ascii="宋体" w:hAnsi="宋体" w:eastAsia="宋体" w:cs="宋体"/>
+              <w:rFonts w:ascii="宋体" w:eastAsia="宋体" w:hAnsi="宋体" w:cs="宋体" w:hint="eastAsia"/>
             </w:rPr>
             <w:fldChar w:fldCharType="begin"/>
           </w:r>
           <w:r>
             <w:rPr>
-              <w:rFonts w:hint="eastAsia" w:ascii="宋体" w:hAnsi="宋体" w:eastAsia="宋体" w:cs="宋体"/>
+              <w:rFonts w:ascii="宋体" w:eastAsia="宋体" w:hAnsi="宋体" w:cs="宋体" w:hint="eastAsia"/>
             </w:rPr>
             <w:instrText xml:space="preserve"> PAGEREF _Toc24194 \h </w:instrText>
           </w:r>
           <w:r>
             <w:rPr>
-              <w:rFonts w:hint="eastAsia" w:ascii="宋体" w:hAnsi="宋体" w:eastAsia="宋体" w:cs="宋体"/>
+              <w:rFonts w:ascii="宋体" w:eastAsia="宋体" w:hAnsi="宋体" w:cs="宋体" w:hint="eastAsia"/>
             </w:rPr>
             <w:fldChar w:fldCharType="separate"/>
           </w:r>
           <w:r>
             <w:rPr>
-              <w:rFonts w:hint="eastAsia" w:ascii="宋体" w:hAnsi="宋体" w:eastAsia="宋体" w:cs="宋体"/>
+              <w:rFonts w:ascii="宋体" w:eastAsia="宋体" w:hAnsi="宋体" w:cs="宋体" w:hint="eastAsia"/>
             </w:rPr>
             <w:t>9</w:t>
           </w:r>
           <w:r>
             <w:rPr>
-              <w:rFonts w:hint="eastAsia" w:ascii="宋体" w:hAnsi="宋体" w:eastAsia="宋体" w:cs="宋体"/>
+              <w:rFonts w:ascii="宋体" w:eastAsia="宋体" w:hAnsi="宋体" w:cs="宋体" w:hint="eastAsia"/>
             </w:rPr>
             <w:fldChar w:fldCharType="end"/>
           </w:r>
           <w:r>
             <w:rPr>
-              <w:rFonts w:hint="eastAsia" w:ascii="宋体" w:hAnsi="宋体" w:eastAsia="宋体" w:cs="宋体"/>
+              <w:rFonts w:ascii="宋体" w:eastAsia="宋体" w:hAnsi="宋体" w:cs="宋体" w:hint="eastAsia"/>
               <w:szCs w:val="24"/>
             </w:rPr>
             <w:fldChar w:fldCharType="end"/>
@@ -4115,81 +4016,81 @@
         </w:p>
         <w:p>
           <w:pPr>
-            <w:pStyle w:val="16"/>
+            <w:pStyle w:val="TOC1"/>
             <w:tabs>
               <w:tab w:val="right" w:leader="dot" w:pos="8306"/>
             </w:tabs>
             <w:rPr>
-              <w:rFonts w:hint="eastAsia" w:ascii="宋体" w:hAnsi="宋体" w:eastAsia="宋体" w:cs="宋体"/>
+              <w:rFonts w:ascii="宋体" w:eastAsia="宋体" w:hAnsi="宋体" w:cs="宋体" w:hint="eastAsia"/>
             </w:rPr>
           </w:pPr>
           <w:r>
             <w:rPr>
-              <w:rFonts w:hint="eastAsia" w:ascii="宋体" w:hAnsi="宋体" w:eastAsia="宋体" w:cs="宋体"/>
+              <w:rFonts w:ascii="宋体" w:eastAsia="宋体" w:hAnsi="宋体" w:cs="宋体" w:hint="eastAsia"/>
               <w:szCs w:val="24"/>
             </w:rPr>
             <w:fldChar w:fldCharType="begin"/>
           </w:r>
           <w:r>
             <w:rPr>
-              <w:rFonts w:hint="eastAsia" w:ascii="宋体" w:hAnsi="宋体" w:eastAsia="宋体" w:cs="宋体"/>
+              <w:rFonts w:ascii="宋体" w:eastAsia="宋体" w:hAnsi="宋体" w:cs="宋体" w:hint="eastAsia"/>
               <w:szCs w:val="24"/>
             </w:rPr>
             <w:instrText xml:space="preserve"> HYPERLINK \l _Toc22300 </w:instrText>
           </w:r>
           <w:r>
             <w:rPr>
-              <w:rFonts w:hint="eastAsia" w:ascii="宋体" w:hAnsi="宋体" w:eastAsia="宋体" w:cs="宋体"/>
+              <w:rFonts w:ascii="宋体" w:eastAsia="宋体" w:hAnsi="宋体" w:cs="宋体" w:hint="eastAsia"/>
               <w:szCs w:val="24"/>
             </w:rPr>
             <w:fldChar w:fldCharType="separate"/>
           </w:r>
           <w:r>
             <w:rPr>
-              <w:rFonts w:hint="eastAsia" w:ascii="宋体" w:hAnsi="宋体" w:eastAsia="宋体" w:cs="宋体"/>
+              <w:rFonts w:ascii="宋体" w:eastAsia="宋体" w:hAnsi="宋体" w:cs="宋体" w:hint="eastAsia"/>
               <w:lang w:val="en-US" w:eastAsia="zh-CN"/>
             </w:rPr>
             <w:t>7. 记录</w:t>
           </w:r>
           <w:r>
             <w:rPr>
-              <w:rFonts w:hint="eastAsia" w:ascii="宋体" w:hAnsi="宋体" w:eastAsia="宋体" w:cs="宋体"/>
+              <w:rFonts w:ascii="宋体" w:eastAsia="宋体" w:hAnsi="宋体" w:cs="宋体" w:hint="eastAsia"/>
             </w:rPr>
             <w:tab/>
           </w:r>
           <w:r>
             <w:rPr>
-              <w:rFonts w:hint="eastAsia" w:ascii="宋体" w:hAnsi="宋体" w:eastAsia="宋体" w:cs="宋体"/>
+              <w:rFonts w:ascii="宋体" w:eastAsia="宋体" w:hAnsi="宋体" w:cs="宋体" w:hint="eastAsia"/>
             </w:rPr>
             <w:fldChar w:fldCharType="begin"/>
           </w:r>
           <w:r>
             <w:rPr>
-              <w:rFonts w:hint="eastAsia" w:ascii="宋体" w:hAnsi="宋体" w:eastAsia="宋体" w:cs="宋体"/>
+              <w:rFonts w:ascii="宋体" w:eastAsia="宋体" w:hAnsi="宋体" w:cs="宋体" w:hint="eastAsia"/>
             </w:rPr>
             <w:instrText xml:space="preserve"> PAGEREF _Toc22300 \h </w:instrText>
           </w:r>
           <w:r>
             <w:rPr>
-              <w:rFonts w:hint="eastAsia" w:ascii="宋体" w:hAnsi="宋体" w:eastAsia="宋体" w:cs="宋体"/>
+              <w:rFonts w:ascii="宋体" w:eastAsia="宋体" w:hAnsi="宋体" w:cs="宋体" w:hint="eastAsia"/>
             </w:rPr>
             <w:fldChar w:fldCharType="separate"/>
           </w:r>
           <w:r>
             <w:rPr>
-              <w:rFonts w:hint="eastAsia" w:ascii="宋体" w:hAnsi="宋体" w:eastAsia="宋体" w:cs="宋体"/>
+              <w:rFonts w:ascii="宋体" w:eastAsia="宋体" w:hAnsi="宋体" w:cs="宋体" w:hint="eastAsia"/>
             </w:rPr>
             <w:t>9</w:t>
           </w:r>
           <w:r>
             <w:rPr>
-              <w:rFonts w:hint="eastAsia" w:ascii="宋体" w:hAnsi="宋体" w:eastAsia="宋体" w:cs="宋体"/>
+              <w:rFonts w:ascii="宋体" w:eastAsia="宋体" w:hAnsi="宋体" w:cs="宋体" w:hint="eastAsia"/>
             </w:rPr>
             <w:fldChar w:fldCharType="end"/>
           </w:r>
           <w:r>
             <w:rPr>
-              <w:rFonts w:hint="eastAsia" w:ascii="宋体" w:hAnsi="宋体" w:eastAsia="宋体" w:cs="宋体"/>
+              <w:rFonts w:ascii="宋体" w:eastAsia="宋体" w:hAnsi="宋体" w:cs="宋体" w:hint="eastAsia"/>
               <w:szCs w:val="24"/>
             </w:rPr>
             <w:fldChar w:fldCharType="end"/>
@@ -4211,7 +4112,7 @@
             <w:snapToGrid w:val="0"/>
             <w:textAlignment w:val="baseline"/>
             <w:rPr>
-              <w:rFonts w:hint="eastAsia" w:ascii="宋体" w:hAnsi="宋体" w:eastAsia="宋体" w:cs="宋体"/>
+              <w:rFonts w:ascii="宋体" w:eastAsia="宋体" w:hAnsi="宋体" w:cs="宋体" w:hint="eastAsia"/>
               <w:snapToGrid w:val="0"/>
               <w:color w:val="000000"/>
               <w:kern w:val="0"/>
@@ -4222,7 +4123,7 @@
           </w:pPr>
           <w:r>
             <w:rPr>
-              <w:rFonts w:hint="eastAsia" w:ascii="宋体" w:hAnsi="宋体" w:eastAsia="宋体" w:cs="宋体"/>
+              <w:rFonts w:ascii="宋体" w:eastAsia="宋体" w:hAnsi="宋体" w:cs="宋体" w:hint="eastAsia"/>
               <w:szCs w:val="24"/>
             </w:rPr>
             <w:fldChar w:fldCharType="end"/>
@@ -4246,7 +4147,7 @@
         <w:snapToGrid w:val="0"/>
         <w:textAlignment w:val="baseline"/>
         <w:rPr>
-          <w:rFonts w:ascii="Arial" w:hAnsi="Arial" w:eastAsia="Arial" w:cs="Arial"/>
+          <w:rFonts w:ascii="Arial" w:eastAsia="Arial" w:hAnsi="Arial" w:cs="Arial"/>
           <w:snapToGrid w:val="0"/>
           <w:color w:val="000000"/>
           <w:kern w:val="0"/>
@@ -4257,7 +4158,7 @@
       </w:pPr>
       <w:r>
         <w:rPr>
-          <w:rFonts w:ascii="Arial" w:hAnsi="Arial" w:eastAsia="Arial" w:cs="Arial"/>
+          <w:rFonts w:ascii="Arial" w:eastAsia="Arial" w:hAnsi="Arial" w:cs="Arial"/>
           <w:snapToGrid w:val="0"/>
           <w:color w:val="000000"/>
           <w:kern w:val="0"/>
@@ -4270,7 +4171,7 @@
     </w:p>
     <w:p>
       <w:pPr>
-        <w:pStyle w:val="28"/>
+        <w:pStyle w:val="1"/>
         <w:keepNext w:val="0"/>
         <w:keepLines w:val="0"/>
         <w:pageBreakBefore w:val="0"/>
@@ -4285,7 +4186,7 @@
         <w:snapToGrid w:val="0"/>
         <w:textAlignment w:val="baseline"/>
       </w:pPr>
-      <w:bookmarkStart w:id="2" w:name="_Toc12389"/>
+      <w:bookmarkStart w:id="3" w:name="_Toc12389"/>
       <w:r>
         <w:rPr>
           <w:rFonts w:hint="eastAsia"/>
@@ -4293,18 +4194,18 @@
         </w:rPr>
         <w:t>总则</w:t>
       </w:r>
-      <w:bookmarkEnd w:id="2"/>
-    </w:p>
-    <w:p>
-      <w:pPr>
-        <w:pStyle w:val="30"/>
+      <w:bookmarkEnd w:id="3"/>
+    </w:p>
+    <w:p>
+      <w:pPr>
+        <w:pStyle w:val="2"/>
         <w:bidi w:val="0"/>
         <w:rPr>
           <w:rFonts w:hint="eastAsia"/>
           <w:lang w:val="en-US" w:eastAsia="zh-CN"/>
         </w:rPr>
       </w:pPr>
-      <w:bookmarkStart w:id="3" w:name="_Toc32456"/>
+      <w:bookmarkStart w:id="4" w:name="_Toc32456"/>
       <w:r>
         <w:rPr>
           <w:rFonts w:hint="eastAsia"/>
@@ -4312,11 +4213,11 @@
         </w:rPr>
         <w:t>目的</w:t>
       </w:r>
-      <w:bookmarkEnd w:id="3"/>
-    </w:p>
-    <w:p>
-      <w:pPr>
-        <w:pStyle w:val="29"/>
+      <w:bookmarkEnd w:id="4"/>
+    </w:p>
+    <w:p>
+      <w:pPr>
+        <w:pStyle w:val="a1"/>
         <w:rPr>
           <w:rFonts w:hint="eastAsia"/>
           <w:lang w:val="en-US" w:eastAsia="zh-CN"/>
@@ -4332,14 +4233,14 @@
     </w:p>
     <w:p>
       <w:pPr>
-        <w:pStyle w:val="30"/>
+        <w:pStyle w:val="2"/>
         <w:bidi w:val="0"/>
         <w:rPr>
           <w:rFonts w:hint="eastAsia"/>
           <w:lang w:val="en-US" w:eastAsia="zh-CN"/>
         </w:rPr>
       </w:pPr>
-      <w:bookmarkStart w:id="4" w:name="_Toc31127"/>
+      <w:bookmarkStart w:id="5" w:name="_Toc31127"/>
       <w:r>
         <w:rPr>
           <w:rFonts w:hint="eastAsia"/>
@@ -4347,11 +4248,11 @@
         </w:rPr>
         <w:t>适用范围</w:t>
       </w:r>
-      <w:bookmarkEnd w:id="4"/>
-    </w:p>
-    <w:p>
-      <w:pPr>
-        <w:pStyle w:val="29"/>
+      <w:bookmarkEnd w:id="5"/>
+    </w:p>
+    <w:p>
+      <w:pPr>
+        <w:pStyle w:val="a1"/>
         <w:rPr>
           <w:rFonts w:hint="eastAsia"/>
           <w:lang w:val="en-US" w:eastAsia="zh-CN"/>
@@ -4367,14 +4268,14 @@
     </w:p>
     <w:p>
       <w:pPr>
-        <w:pStyle w:val="30"/>
+        <w:pStyle w:val="2"/>
         <w:bidi w:val="0"/>
         <w:rPr>
           <w:rFonts w:hint="eastAsia"/>
           <w:lang w:val="en-US" w:eastAsia="zh-CN"/>
         </w:rPr>
       </w:pPr>
-      <w:bookmarkStart w:id="5" w:name="_Toc26165"/>
+      <w:bookmarkStart w:id="6" w:name="_Toc26165"/>
       <w:r>
         <w:rPr>
           <w:rFonts w:hint="eastAsia"/>
@@ -4382,16 +4283,16 @@
         </w:rPr>
         <w:t>原则</w:t>
       </w:r>
-      <w:bookmarkEnd w:id="5"/>
-    </w:p>
-    <w:p>
-      <w:pPr>
-        <w:pStyle w:val="29"/>
+      <w:bookmarkEnd w:id="6"/>
+    </w:p>
+    <w:p>
+      <w:pPr>
+        <w:pStyle w:val="a1"/>
         <w:numPr>
           <w:ilvl w:val="0"/>
           <w:numId w:val="2"/>
         </w:numPr>
-        <w:ind w:left="425" w:leftChars="0" w:hanging="425" w:firstLineChars="0"/>
+        <w:ind w:left="425" w:hanging="425" w:leftChars="0" w:firstLineChars="0"/>
         <w:rPr>
           <w:rFonts w:hint="eastAsia"/>
           <w:lang w:val="en-US" w:eastAsia="zh-CN"/>
@@ -4407,12 +4308,12 @@
     </w:p>
     <w:p>
       <w:pPr>
-        <w:pStyle w:val="29"/>
+        <w:pStyle w:val="a1"/>
         <w:numPr>
           <w:ilvl w:val="0"/>
           <w:numId w:val="2"/>
         </w:numPr>
-        <w:ind w:left="425" w:leftChars="0" w:hanging="425" w:firstLineChars="0"/>
+        <w:ind w:left="425" w:hanging="425" w:leftChars="0" w:firstLineChars="0"/>
         <w:rPr>
           <w:rFonts w:hint="eastAsia"/>
           <w:lang w:val="en-US" w:eastAsia="zh-CN"/>
@@ -4428,12 +4329,12 @@
     </w:p>
     <w:p>
       <w:pPr>
-        <w:pStyle w:val="29"/>
+        <w:pStyle w:val="a1"/>
         <w:numPr>
           <w:ilvl w:val="0"/>
           <w:numId w:val="2"/>
         </w:numPr>
-        <w:ind w:left="425" w:leftChars="0" w:hanging="425" w:firstLineChars="0"/>
+        <w:ind w:left="425" w:hanging="425" w:leftChars="0" w:firstLineChars="0"/>
         <w:rPr>
           <w:rFonts w:hint="eastAsia"/>
           <w:lang w:val="en-US" w:eastAsia="zh-CN"/>
@@ -4449,12 +4350,12 @@
     </w:p>
     <w:p>
       <w:pPr>
-        <w:pStyle w:val="29"/>
+        <w:pStyle w:val="a1"/>
         <w:numPr>
           <w:ilvl w:val="0"/>
           <w:numId w:val="2"/>
         </w:numPr>
-        <w:ind w:left="425" w:leftChars="0" w:hanging="425" w:firstLineChars="0"/>
+        <w:ind w:left="425" w:hanging="425" w:leftChars="0" w:firstLineChars="0"/>
         <w:rPr>
           <w:rFonts w:hint="eastAsia"/>
           <w:lang w:val="en-US" w:eastAsia="zh-CN"/>
@@ -4470,14 +4371,14 @@
     </w:p>
     <w:p>
       <w:pPr>
-        <w:pStyle w:val="30"/>
+        <w:pStyle w:val="2"/>
         <w:bidi w:val="0"/>
         <w:rPr>
           <w:rFonts w:hint="eastAsia"/>
           <w:lang w:val="en-US" w:eastAsia="zh-CN"/>
         </w:rPr>
       </w:pPr>
-      <w:bookmarkStart w:id="6" w:name="_Toc7272"/>
+      <w:bookmarkStart w:id="7" w:name="_Toc7272"/>
       <w:r>
         <w:rPr>
           <w:rFonts w:hint="eastAsia"/>
@@ -4485,35 +4386,35 @@
         </w:rPr>
         <w:t>岗位职责</w:t>
       </w:r>
-      <w:bookmarkEnd w:id="6"/>
-    </w:p>
-    <w:p>
-      <w:pPr>
-        <w:pStyle w:val="31"/>
+      <w:bookmarkEnd w:id="7"/>
+    </w:p>
+    <w:p>
+      <w:pPr>
+        <w:pStyle w:val="3"/>
         <w:bidi w:val="0"/>
         <w:rPr>
           <w:rFonts w:hint="eastAsia"/>
           <w:lang w:val="en-US" w:eastAsia="zh-CN"/>
         </w:rPr>
       </w:pPr>
-      <w:bookmarkStart w:id="7" w:name="_Toc3091"/>
-      <w:r>
-        <w:rPr>
-          <w:rFonts w:hint="eastAsia"/>
-          <w:lang w:val="en-US" w:eastAsia="zh-CN"/>
-        </w:rPr>
-        <w:t>运维部部长</w:t>
-      </w:r>
-      <w:bookmarkEnd w:id="7"/>
-    </w:p>
-    <w:p>
-      <w:pPr>
-        <w:pStyle w:val="29"/>
+      <w:bookmarkStart w:id="8" w:name="_Toc3091"/>
+      <w:r>
+        <w:rPr>
+          <w:rFonts w:hint="eastAsia"/>
+          <w:lang w:val="en-US" w:eastAsia="zh-CN"/>
+        </w:rPr>
+        <w:t>运维部经理</w:t>
+      </w:r>
+      <w:bookmarkEnd w:id="8"/>
+    </w:p>
+    <w:p>
+      <w:pPr>
+        <w:pStyle w:val="a1"/>
         <w:numPr>
           <w:ilvl w:val="0"/>
           <w:numId w:val="3"/>
         </w:numPr>
-        <w:ind w:left="425" w:leftChars="0" w:hanging="425" w:firstLineChars="0"/>
+        <w:ind w:left="425" w:hanging="425" w:leftChars="0" w:firstLineChars="0"/>
         <w:rPr>
           <w:rFonts w:hint="eastAsia"/>
           <w:lang w:val="en-US" w:eastAsia="zh-CN"/>
@@ -4529,12 +4430,12 @@
     </w:p>
     <w:p>
       <w:pPr>
-        <w:pStyle w:val="29"/>
+        <w:pStyle w:val="a1"/>
         <w:numPr>
           <w:ilvl w:val="0"/>
           <w:numId w:val="3"/>
         </w:numPr>
-        <w:ind w:left="425" w:leftChars="0" w:hanging="425" w:firstLineChars="0"/>
+        <w:ind w:left="425" w:hanging="425" w:leftChars="0" w:firstLineChars="0"/>
         <w:rPr>
           <w:rFonts w:hint="eastAsia"/>
           <w:lang w:val="en-US" w:eastAsia="zh-CN"/>
@@ -4550,12 +4451,12 @@
     </w:p>
     <w:p>
       <w:pPr>
-        <w:pStyle w:val="29"/>
+        <w:pStyle w:val="a1"/>
         <w:numPr>
           <w:ilvl w:val="0"/>
           <w:numId w:val="3"/>
         </w:numPr>
-        <w:ind w:left="425" w:leftChars="0" w:hanging="425" w:firstLineChars="0"/>
+        <w:ind w:left="425" w:hanging="425" w:leftChars="0" w:firstLineChars="0"/>
         <w:rPr>
           <w:rFonts w:hint="eastAsia"/>
           <w:lang w:val="en-US" w:eastAsia="zh-CN"/>
@@ -4571,12 +4472,12 @@
     </w:p>
     <w:p>
       <w:pPr>
-        <w:pStyle w:val="29"/>
+        <w:pStyle w:val="a1"/>
         <w:numPr>
           <w:ilvl w:val="0"/>
           <w:numId w:val="3"/>
         </w:numPr>
-        <w:ind w:left="425" w:leftChars="0" w:hanging="425" w:firstLineChars="0"/>
+        <w:ind w:left="425" w:hanging="425" w:leftChars="0" w:firstLineChars="0"/>
         <w:rPr>
           <w:rFonts w:hint="eastAsia"/>
           <w:lang w:val="en-US" w:eastAsia="zh-CN"/>
@@ -4592,12 +4493,12 @@
     </w:p>
     <w:p>
       <w:pPr>
-        <w:pStyle w:val="29"/>
+        <w:pStyle w:val="a1"/>
         <w:numPr>
           <w:ilvl w:val="0"/>
           <w:numId w:val="3"/>
         </w:numPr>
-        <w:ind w:left="425" w:leftChars="0" w:hanging="425" w:firstLineChars="0"/>
+        <w:ind w:left="425" w:hanging="425" w:leftChars="0" w:firstLineChars="0"/>
         <w:rPr>
           <w:rFonts w:hint="eastAsia"/>
           <w:lang w:val="en-US" w:eastAsia="zh-CN"/>
@@ -4613,12 +4514,12 @@
     </w:p>
     <w:p>
       <w:pPr>
-        <w:pStyle w:val="29"/>
+        <w:pStyle w:val="a1"/>
         <w:numPr>
           <w:ilvl w:val="0"/>
           <w:numId w:val="3"/>
         </w:numPr>
-        <w:ind w:left="425" w:leftChars="0" w:hanging="425" w:firstLineChars="0"/>
+        <w:ind w:left="425" w:hanging="425" w:leftChars="0" w:firstLineChars="0"/>
         <w:rPr>
           <w:rFonts w:hint="eastAsia"/>
           <w:lang w:val="en-US" w:eastAsia="zh-CN"/>
@@ -4634,14 +4535,14 @@
     </w:p>
     <w:p>
       <w:pPr>
-        <w:pStyle w:val="31"/>
+        <w:pStyle w:val="3"/>
         <w:bidi w:val="0"/>
         <w:rPr>
           <w:rFonts w:hint="eastAsia"/>
           <w:lang w:val="en-US" w:eastAsia="zh-CN"/>
         </w:rPr>
       </w:pPr>
-      <w:bookmarkStart w:id="8" w:name="_Toc13049"/>
+      <w:bookmarkStart w:id="9" w:name="_Toc13049"/>
       <w:r>
         <w:rPr>
           <w:rFonts w:hint="eastAsia"/>
@@ -4649,16 +4550,16 @@
         </w:rPr>
         <w:t>运维工程师</w:t>
       </w:r>
-      <w:bookmarkEnd w:id="8"/>
-    </w:p>
-    <w:p>
-      <w:pPr>
-        <w:pStyle w:val="29"/>
+      <w:bookmarkEnd w:id="9"/>
+    </w:p>
+    <w:p>
+      <w:pPr>
+        <w:pStyle w:val="a1"/>
         <w:numPr>
           <w:ilvl w:val="0"/>
           <w:numId w:val="4"/>
         </w:numPr>
-        <w:ind w:left="425" w:leftChars="0" w:hanging="425" w:firstLineChars="0"/>
+        <w:ind w:left="425" w:hanging="425" w:leftChars="0" w:firstLineChars="0"/>
         <w:rPr>
           <w:rFonts w:hint="eastAsia"/>
           <w:lang w:val="en-US" w:eastAsia="zh-CN"/>
@@ -4674,12 +4575,12 @@
     </w:p>
     <w:p>
       <w:pPr>
-        <w:pStyle w:val="29"/>
+        <w:pStyle w:val="a1"/>
         <w:numPr>
           <w:ilvl w:val="0"/>
           <w:numId w:val="4"/>
         </w:numPr>
-        <w:ind w:left="425" w:leftChars="0" w:hanging="425" w:firstLineChars="0"/>
+        <w:ind w:left="425" w:hanging="425" w:leftChars="0" w:firstLineChars="0"/>
         <w:rPr>
           <w:rFonts w:hint="eastAsia"/>
           <w:lang w:val="en-US" w:eastAsia="zh-CN"/>
@@ -4695,12 +4596,12 @@
     </w:p>
     <w:p>
       <w:pPr>
-        <w:pStyle w:val="29"/>
+        <w:pStyle w:val="a1"/>
         <w:numPr>
           <w:ilvl w:val="0"/>
           <w:numId w:val="4"/>
         </w:numPr>
-        <w:ind w:left="425" w:leftChars="0" w:hanging="425" w:firstLineChars="0"/>
+        <w:ind w:left="425" w:hanging="425" w:leftChars="0" w:firstLineChars="0"/>
         <w:rPr>
           <w:rFonts w:hint="eastAsia"/>
           <w:lang w:val="en-US" w:eastAsia="zh-CN"/>
@@ -4716,14 +4617,14 @@
     </w:p>
     <w:p>
       <w:pPr>
-        <w:pStyle w:val="31"/>
+        <w:pStyle w:val="3"/>
         <w:bidi w:val="0"/>
         <w:rPr>
           <w:rFonts w:hint="eastAsia"/>
           <w:lang w:val="en-US" w:eastAsia="zh-CN"/>
         </w:rPr>
       </w:pPr>
-      <w:bookmarkStart w:id="9" w:name="_Toc5765"/>
+      <w:bookmarkStart w:id="10" w:name="_Toc5765"/>
       <w:r>
         <w:rPr>
           <w:rFonts w:hint="eastAsia"/>
@@ -4731,16 +4632,16 @@
         </w:rPr>
         <w:t>运维部</w:t>
       </w:r>
-      <w:bookmarkEnd w:id="9"/>
-    </w:p>
-    <w:p>
-      <w:pPr>
-        <w:pStyle w:val="29"/>
+      <w:bookmarkEnd w:id="10"/>
+    </w:p>
+    <w:p>
+      <w:pPr>
+        <w:pStyle w:val="a1"/>
         <w:numPr>
           <w:ilvl w:val="0"/>
           <w:numId w:val="5"/>
         </w:numPr>
-        <w:ind w:left="425" w:leftChars="0" w:hanging="425" w:firstLineChars="0"/>
+        <w:ind w:left="425" w:hanging="425" w:leftChars="0" w:firstLineChars="0"/>
         <w:rPr>
           <w:rFonts w:hint="eastAsia"/>
           <w:lang w:val="en-US" w:eastAsia="zh-CN"/>
@@ -4756,12 +4657,12 @@
     </w:p>
     <w:p>
       <w:pPr>
-        <w:pStyle w:val="29"/>
+        <w:pStyle w:val="a1"/>
         <w:numPr>
           <w:ilvl w:val="0"/>
           <w:numId w:val="5"/>
         </w:numPr>
-        <w:ind w:left="425" w:leftChars="0" w:hanging="425" w:firstLineChars="0"/>
+        <w:ind w:left="425" w:hanging="425" w:leftChars="0" w:firstLineChars="0"/>
         <w:rPr>
           <w:rFonts w:hint="eastAsia"/>
           <w:lang w:val="en-US" w:eastAsia="zh-CN"/>
@@ -4777,12 +4678,12 @@
     </w:p>
     <w:p>
       <w:pPr>
-        <w:pStyle w:val="29"/>
+        <w:pStyle w:val="a1"/>
         <w:numPr>
           <w:ilvl w:val="0"/>
           <w:numId w:val="5"/>
         </w:numPr>
-        <w:ind w:left="425" w:leftChars="0" w:hanging="425" w:firstLineChars="0"/>
+        <w:ind w:left="425" w:hanging="425" w:leftChars="0" w:firstLineChars="0"/>
         <w:rPr>
           <w:rFonts w:hint="eastAsia"/>
           <w:lang w:val="en-US" w:eastAsia="zh-CN"/>
@@ -4798,14 +4699,14 @@
     </w:p>
     <w:p>
       <w:pPr>
-        <w:pStyle w:val="28"/>
+        <w:pStyle w:val="1"/>
         <w:bidi w:val="0"/>
         <w:rPr>
           <w:rFonts w:hint="eastAsia"/>
           <w:lang w:val="en-US" w:eastAsia="zh-CN"/>
         </w:rPr>
       </w:pPr>
-      <w:bookmarkStart w:id="10" w:name="_Toc30039"/>
+      <w:bookmarkStart w:id="11" w:name="_Toc30039"/>
       <w:r>
         <w:rPr>
           <w:rFonts w:hint="eastAsia"/>
@@ -4813,11 +4714,11 @@
         </w:rPr>
         <w:t>引用依据</w:t>
       </w:r>
-      <w:bookmarkEnd w:id="10"/>
-    </w:p>
-    <w:p>
-      <w:pPr>
-        <w:pStyle w:val="29"/>
+      <w:bookmarkEnd w:id="11"/>
+    </w:p>
+    <w:p>
+      <w:pPr>
+        <w:pStyle w:val="a1"/>
         <w:rPr>
           <w:rFonts w:hint="eastAsia"/>
           <w:lang w:val="en-US" w:eastAsia="zh-CN"/>
@@ -4833,12 +4734,12 @@
     </w:p>
     <w:p>
       <w:pPr>
-        <w:pStyle w:val="29"/>
+        <w:pStyle w:val="a1"/>
         <w:numPr>
           <w:ilvl w:val="0"/>
           <w:numId w:val="6"/>
         </w:numPr>
-        <w:ind w:left="425" w:leftChars="0" w:hanging="425" w:firstLineChars="0"/>
+        <w:ind w:left="425" w:hanging="425" w:leftChars="0" w:firstLineChars="0"/>
         <w:rPr>
           <w:rFonts w:hint="eastAsia"/>
           <w:lang w:val="en-US" w:eastAsia="zh-CN"/>
@@ -4854,12 +4755,12 @@
     </w:p>
     <w:p>
       <w:pPr>
-        <w:pStyle w:val="29"/>
+        <w:pStyle w:val="a1"/>
         <w:numPr>
           <w:ilvl w:val="0"/>
           <w:numId w:val="6"/>
         </w:numPr>
-        <w:ind w:left="425" w:leftChars="0" w:hanging="425" w:firstLineChars="0"/>
+        <w:ind w:left="425" w:hanging="425" w:leftChars="0" w:firstLineChars="0"/>
         <w:rPr>
           <w:rFonts w:hint="eastAsia"/>
           <w:lang w:val="en-US" w:eastAsia="zh-CN"/>
@@ -4875,12 +4776,12 @@
     </w:p>
     <w:p>
       <w:pPr>
-        <w:pStyle w:val="29"/>
+        <w:pStyle w:val="a1"/>
         <w:numPr>
           <w:ilvl w:val="0"/>
           <w:numId w:val="6"/>
         </w:numPr>
-        <w:ind w:left="425" w:leftChars="0" w:hanging="425" w:firstLineChars="0"/>
+        <w:ind w:left="425" w:hanging="425" w:leftChars="0" w:firstLineChars="0"/>
         <w:rPr>
           <w:rFonts w:hint="eastAsia"/>
           <w:lang w:val="en-US" w:eastAsia="zh-CN"/>
@@ -4896,12 +4797,12 @@
     </w:p>
     <w:p>
       <w:pPr>
-        <w:pStyle w:val="29"/>
+        <w:pStyle w:val="a1"/>
         <w:numPr>
           <w:ilvl w:val="0"/>
           <w:numId w:val="6"/>
         </w:numPr>
-        <w:ind w:left="425" w:leftChars="0" w:hanging="425" w:firstLineChars="0"/>
+        <w:ind w:left="425" w:hanging="425" w:leftChars="0" w:firstLineChars="0"/>
         <w:rPr>
           <w:rFonts w:hint="eastAsia"/>
           <w:lang w:val="en-US" w:eastAsia="zh-CN"/>
@@ -4917,14 +4818,14 @@
     </w:p>
     <w:p>
       <w:pPr>
-        <w:pStyle w:val="28"/>
+        <w:pStyle w:val="1"/>
         <w:bidi w:val="0"/>
         <w:rPr>
           <w:rFonts w:hint="eastAsia"/>
           <w:lang w:val="en-US" w:eastAsia="zh-CN"/>
         </w:rPr>
       </w:pPr>
-      <w:bookmarkStart w:id="11" w:name="_Toc17910"/>
+      <w:bookmarkStart w:id="12" w:name="_Toc17910"/>
       <w:r>
         <w:rPr>
           <w:rFonts w:hint="eastAsia"/>
@@ -4932,18 +4833,18 @@
         </w:rPr>
         <w:t>定义与术语</w:t>
       </w:r>
-      <w:bookmarkEnd w:id="11"/>
-    </w:p>
-    <w:p>
-      <w:pPr>
-        <w:pStyle w:val="30"/>
+      <w:bookmarkEnd w:id="12"/>
+    </w:p>
+    <w:p>
+      <w:pPr>
+        <w:pStyle w:val="2"/>
         <w:bidi w:val="0"/>
         <w:rPr>
           <w:rFonts w:hint="eastAsia"/>
           <w:lang w:val="en-US" w:eastAsia="zh-CN"/>
         </w:rPr>
       </w:pPr>
-      <w:bookmarkStart w:id="12" w:name="_Toc12425"/>
+      <w:bookmarkStart w:id="13" w:name="_Toc12425"/>
       <w:r>
         <w:rPr>
           <w:rFonts w:hint="eastAsia"/>
@@ -4951,11 +4852,11 @@
         </w:rPr>
         <w:t>变更</w:t>
       </w:r>
-      <w:bookmarkEnd w:id="12"/>
-    </w:p>
-    <w:p>
-      <w:pPr>
-        <w:pStyle w:val="29"/>
+      <w:bookmarkEnd w:id="13"/>
+    </w:p>
+    <w:p>
+      <w:pPr>
+        <w:pStyle w:val="a1"/>
         <w:rPr>
           <w:rFonts w:hint="eastAsia"/>
           <w:lang w:val="en-US" w:eastAsia="zh-CN"/>
@@ -4971,14 +4872,14 @@
     </w:p>
     <w:p>
       <w:pPr>
-        <w:pStyle w:val="30"/>
+        <w:pStyle w:val="2"/>
         <w:bidi w:val="0"/>
         <w:rPr>
           <w:rFonts w:hint="eastAsia"/>
           <w:lang w:val="en-US" w:eastAsia="zh-CN"/>
         </w:rPr>
       </w:pPr>
-      <w:bookmarkStart w:id="13" w:name="_Toc12398"/>
+      <w:bookmarkStart w:id="14" w:name="_Toc12398"/>
       <w:r>
         <w:rPr>
           <w:rFonts w:hint="eastAsia"/>
@@ -4986,11 +4887,11 @@
         </w:rPr>
         <w:t>一般变更</w:t>
       </w:r>
-      <w:bookmarkEnd w:id="13"/>
-    </w:p>
-    <w:p>
-      <w:pPr>
-        <w:pStyle w:val="29"/>
+      <w:bookmarkEnd w:id="14"/>
+    </w:p>
+    <w:p>
+      <w:pPr>
+        <w:pStyle w:val="a1"/>
         <w:rPr>
           <w:rFonts w:hint="eastAsia"/>
           <w:lang w:val="en-US" w:eastAsia="zh-CN"/>
@@ -5006,14 +4907,14 @@
     </w:p>
     <w:p>
       <w:pPr>
-        <w:pStyle w:val="30"/>
+        <w:pStyle w:val="2"/>
         <w:bidi w:val="0"/>
         <w:rPr>
           <w:rFonts w:hint="eastAsia"/>
           <w:lang w:val="en-US" w:eastAsia="zh-CN"/>
         </w:rPr>
       </w:pPr>
-      <w:bookmarkStart w:id="14" w:name="_Toc13077"/>
+      <w:bookmarkStart w:id="15" w:name="_Toc13077"/>
       <w:r>
         <w:rPr>
           <w:rFonts w:hint="eastAsia"/>
@@ -5021,11 +4922,11 @@
         </w:rPr>
         <w:t>重大变更</w:t>
       </w:r>
-      <w:bookmarkEnd w:id="14"/>
-    </w:p>
-    <w:p>
-      <w:pPr>
-        <w:pStyle w:val="29"/>
+      <w:bookmarkEnd w:id="15"/>
+    </w:p>
+    <w:p>
+      <w:pPr>
+        <w:pStyle w:val="a1"/>
         <w:rPr>
           <w:rFonts w:hint="eastAsia"/>
           <w:lang w:val="en-US" w:eastAsia="zh-CN"/>
@@ -5041,14 +4942,14 @@
     </w:p>
     <w:p>
       <w:pPr>
-        <w:pStyle w:val="30"/>
+        <w:pStyle w:val="2"/>
         <w:bidi w:val="0"/>
         <w:rPr>
           <w:rFonts w:hint="eastAsia"/>
           <w:lang w:val="en-US" w:eastAsia="zh-CN"/>
         </w:rPr>
       </w:pPr>
-      <w:bookmarkStart w:id="15" w:name="_Toc8338"/>
+      <w:bookmarkStart w:id="16" w:name="_Toc8338"/>
       <w:r>
         <w:rPr>
           <w:rFonts w:hint="eastAsia"/>
@@ -5056,11 +4957,11 @@
         </w:rPr>
         <w:t>紧急变更</w:t>
       </w:r>
-      <w:bookmarkEnd w:id="15"/>
-    </w:p>
-    <w:p>
-      <w:pPr>
-        <w:pStyle w:val="29"/>
+      <w:bookmarkEnd w:id="16"/>
+    </w:p>
+    <w:p>
+      <w:pPr>
+        <w:pStyle w:val="a1"/>
         <w:rPr>
           <w:rFonts w:hint="eastAsia"/>
           <w:lang w:val="en-US" w:eastAsia="zh-CN"/>
@@ -5076,7 +4977,7 @@
     </w:p>
     <w:p>
       <w:pPr>
-        <w:pStyle w:val="29"/>
+        <w:pStyle w:val="a1"/>
         <w:rPr>
           <w:rFonts w:hint="eastAsia"/>
           <w:lang w:val="en-US" w:eastAsia="zh-CN"/>
@@ -5092,14 +4993,14 @@
     </w:p>
     <w:p>
       <w:pPr>
-        <w:pStyle w:val="28"/>
+        <w:pStyle w:val="1"/>
         <w:bidi w:val="0"/>
         <w:rPr>
           <w:rFonts w:hint="eastAsia"/>
           <w:lang w:val="en-US" w:eastAsia="zh-CN"/>
         </w:rPr>
       </w:pPr>
-      <w:bookmarkStart w:id="16" w:name="_Toc17008"/>
+      <w:bookmarkStart w:id="17" w:name="_Toc17008"/>
       <w:r>
         <w:rPr>
           <w:rFonts w:hint="eastAsia"/>
@@ -5107,18 +5008,18 @@
         </w:rPr>
         <w:t>管理内容与要求</w:t>
       </w:r>
-      <w:bookmarkEnd w:id="16"/>
-    </w:p>
-    <w:p>
-      <w:pPr>
-        <w:pStyle w:val="30"/>
+      <w:bookmarkEnd w:id="17"/>
+    </w:p>
+    <w:p>
+      <w:pPr>
+        <w:pStyle w:val="2"/>
         <w:bidi w:val="0"/>
         <w:rPr>
           <w:rFonts w:hint="eastAsia"/>
           <w:lang w:val="en-US" w:eastAsia="zh-CN"/>
         </w:rPr>
       </w:pPr>
-      <w:bookmarkStart w:id="17" w:name="_Toc32193"/>
+      <w:bookmarkStart w:id="18" w:name="_Toc32193"/>
       <w:r>
         <w:rPr>
           <w:rFonts w:hint="eastAsia"/>
@@ -5126,11 +5027,11 @@
         </w:rPr>
         <w:t>变更分类与级别判定</w:t>
       </w:r>
-      <w:bookmarkEnd w:id="17"/>
-    </w:p>
-    <w:p>
-      <w:pPr>
-        <w:pStyle w:val="29"/>
+      <w:bookmarkEnd w:id="18"/>
+    </w:p>
+    <w:p>
+      <w:pPr>
+        <w:pStyle w:val="a1"/>
         <w:rPr>
           <w:rFonts w:hint="eastAsia"/>
           <w:lang w:val="en-US" w:eastAsia="zh-CN"/>
@@ -5146,18 +5047,17 @@
     </w:p>
     <w:tbl>
       <w:tblPr>
-        <w:tblStyle w:val="21"/>
+        <w:tblStyle w:val="TableGrid"/>
         <w:tblW w:w="0" w:type="auto"/>
         <w:tblInd w:w="0" w:type="dxa"/>
         <w:tblBorders>
-          <w:top w:val="single" w:color="auto" w:sz="4" w:space="0"/>
-          <w:left w:val="single" w:color="auto" w:sz="4" w:space="0"/>
-          <w:bottom w:val="single" w:color="auto" w:sz="4" w:space="0"/>
-          <w:right w:val="single" w:color="auto" w:sz="4" w:space="0"/>
-          <w:insideH w:val="single" w:color="auto" w:sz="4" w:space="0"/>
-          <w:insideV w:val="single" w:color="auto" w:sz="4" w:space="0"/>
+          <w:top w:val="single" w:sz="4" w:space="0" w:color="auto"/>
+          <w:left w:val="single" w:sz="4" w:space="0" w:color="auto"/>
+          <w:bottom w:val="single" w:sz="4" w:space="0" w:color="auto"/>
+          <w:right w:val="single" w:sz="4" w:space="0" w:color="auto"/>
+          <w:insideH w:val="single" w:sz="4" w:space="0" w:color="auto"/>
+          <w:insideV w:val="single" w:sz="4" w:space="0" w:color="auto"/>
         </w:tblBorders>
-        <w:tblLayout w:type="autofit"/>
         <w:tblCellMar>
           <w:top w:w="0" w:type="dxa"/>
           <w:left w:w="108" w:type="dxa"/>
@@ -5172,13 +5072,15 @@
       </w:tblGrid>
       <w:tr>
         <w:tblPrEx>
+          <w:tblW w:w="0" w:type="auto"/>
+          <w:tblInd w:w="0" w:type="dxa"/>
           <w:tblBorders>
-            <w:top w:val="single" w:color="auto" w:sz="4" w:space="0"/>
-            <w:left w:val="single" w:color="auto" w:sz="4" w:space="0"/>
-            <w:bottom w:val="single" w:color="auto" w:sz="4" w:space="0"/>
-            <w:right w:val="single" w:color="auto" w:sz="4" w:space="0"/>
-            <w:insideH w:val="single" w:color="auto" w:sz="4" w:space="0"/>
-            <w:insideV w:val="single" w:color="auto" w:sz="4" w:space="0"/>
+            <w:top w:val="single" w:sz="4" w:space="0" w:color="auto"/>
+            <w:left w:val="single" w:sz="4" w:space="0" w:color="auto"/>
+            <w:bottom w:val="single" w:sz="4" w:space="0" w:color="auto"/>
+            <w:right w:val="single" w:sz="4" w:space="0" w:color="auto"/>
+            <w:insideH w:val="single" w:sz="4" w:space="0" w:color="auto"/>
+            <w:insideV w:val="single" w:sz="4" w:space="0" w:color="auto"/>
           </w:tblBorders>
           <w:tblCellMar>
             <w:top w:w="0" w:type="dxa"/>
@@ -5193,9 +5095,9 @@
           </w:tcPr>
           <w:p>
             <w:pPr>
-              <w:pStyle w:val="29"/>
+              <w:pStyle w:val="a1"/>
               <w:widowControl w:val="0"/>
-              <w:ind w:left="0" w:leftChars="0" w:right="0" w:rightChars="0" w:firstLine="0" w:firstLineChars="0"/>
+              <w:ind w:left="0" w:right="0" w:firstLine="0" w:leftChars="0" w:rightChars="0" w:firstLineChars="0"/>
               <w:jc w:val="center"/>
               <w:rPr>
                 <w:rFonts w:hint="eastAsia"/>
@@ -5219,9 +5121,9 @@
           </w:tcPr>
           <w:p>
             <w:pPr>
-              <w:pStyle w:val="29"/>
+              <w:pStyle w:val="a1"/>
               <w:widowControl w:val="0"/>
-              <w:ind w:left="0" w:leftChars="0" w:right="0" w:rightChars="0" w:firstLine="0" w:firstLineChars="0"/>
+              <w:ind w:left="0" w:right="0" w:firstLine="0" w:leftChars="0" w:rightChars="0" w:firstLineChars="0"/>
               <w:jc w:val="center"/>
               <w:rPr>
                 <w:rFonts w:hint="eastAsia"/>
@@ -5245,9 +5147,9 @@
           </w:tcPr>
           <w:p>
             <w:pPr>
-              <w:pStyle w:val="29"/>
+              <w:pStyle w:val="a1"/>
               <w:widowControl w:val="0"/>
-              <w:ind w:left="0" w:leftChars="0" w:right="0" w:rightChars="0" w:firstLine="0" w:firstLineChars="0"/>
+              <w:ind w:left="0" w:right="0" w:firstLine="0" w:leftChars="0" w:rightChars="0" w:firstLineChars="0"/>
               <w:jc w:val="center"/>
               <w:rPr>
                 <w:rFonts w:hint="eastAsia"/>
@@ -5268,14 +5170,8 @@
       </w:tr>
       <w:tr>
         <w:tblPrEx>
-          <w:tblBorders>
-            <w:top w:val="single" w:color="auto" w:sz="4" w:space="0"/>
-            <w:left w:val="single" w:color="auto" w:sz="4" w:space="0"/>
-            <w:bottom w:val="single" w:color="auto" w:sz="4" w:space="0"/>
-            <w:right w:val="single" w:color="auto" w:sz="4" w:space="0"/>
-            <w:insideH w:val="single" w:color="auto" w:sz="4" w:space="0"/>
-            <w:insideV w:val="single" w:color="auto" w:sz="4" w:space="0"/>
-          </w:tblBorders>
+          <w:tblW w:w="0" w:type="auto"/>
+          <w:tblInd w:w="0" w:type="dxa"/>
           <w:tblCellMar>
             <w:top w:w="0" w:type="dxa"/>
             <w:left w:w="108" w:type="dxa"/>
@@ -5289,9 +5185,9 @@
           </w:tcPr>
           <w:p>
             <w:pPr>
-              <w:pStyle w:val="29"/>
+              <w:pStyle w:val="a1"/>
               <w:widowControl w:val="0"/>
-              <w:ind w:left="0" w:leftChars="0" w:right="0" w:rightChars="0" w:firstLine="0" w:firstLineChars="0"/>
+              <w:ind w:left="0" w:right="0" w:firstLine="0" w:leftChars="0" w:rightChars="0" w:firstLineChars="0"/>
               <w:jc w:val="center"/>
               <w:rPr>
                 <w:rFonts w:hint="default"/>
@@ -5315,9 +5211,9 @@
           </w:tcPr>
           <w:p>
             <w:pPr>
-              <w:pStyle w:val="29"/>
+              <w:pStyle w:val="a1"/>
               <w:widowControl w:val="0"/>
-              <w:ind w:left="0" w:leftChars="0" w:right="0" w:rightChars="0" w:firstLine="0" w:firstLineChars="0"/>
+              <w:ind w:left="0" w:right="0" w:firstLine="0" w:leftChars="0" w:rightChars="0" w:firstLineChars="0"/>
               <w:jc w:val="center"/>
               <w:rPr>
                 <w:rFonts w:hint="eastAsia"/>
@@ -5341,9 +5237,9 @@
           </w:tcPr>
           <w:p>
             <w:pPr>
-              <w:pStyle w:val="29"/>
+              <w:pStyle w:val="a1"/>
               <w:widowControl w:val="0"/>
-              <w:ind w:left="0" w:leftChars="0" w:right="0" w:rightChars="0" w:firstLine="0" w:firstLineChars="0"/>
+              <w:ind w:left="0" w:right="0" w:firstLine="0" w:leftChars="0" w:rightChars="0" w:firstLineChars="0"/>
               <w:jc w:val="center"/>
               <w:rPr>
                 <w:rFonts w:hint="default"/>
@@ -5364,14 +5260,8 @@
       </w:tr>
       <w:tr>
         <w:tblPrEx>
-          <w:tblBorders>
-            <w:top w:val="single" w:color="auto" w:sz="4" w:space="0"/>
-            <w:left w:val="single" w:color="auto" w:sz="4" w:space="0"/>
-            <w:bottom w:val="single" w:color="auto" w:sz="4" w:space="0"/>
-            <w:right w:val="single" w:color="auto" w:sz="4" w:space="0"/>
-            <w:insideH w:val="single" w:color="auto" w:sz="4" w:space="0"/>
-            <w:insideV w:val="single" w:color="auto" w:sz="4" w:space="0"/>
-          </w:tblBorders>
+          <w:tblW w:w="0" w:type="auto"/>
+          <w:tblInd w:w="0" w:type="dxa"/>
           <w:tblCellMar>
             <w:top w:w="0" w:type="dxa"/>
             <w:left w:w="108" w:type="dxa"/>
@@ -5385,9 +5275,9 @@
           </w:tcPr>
           <w:p>
             <w:pPr>
-              <w:pStyle w:val="29"/>
+              <w:pStyle w:val="a1"/>
               <w:widowControl w:val="0"/>
-              <w:ind w:left="0" w:leftChars="0" w:right="0" w:rightChars="0" w:firstLine="0" w:firstLineChars="0"/>
+              <w:ind w:left="0" w:right="0" w:firstLine="0" w:leftChars="0" w:rightChars="0" w:firstLineChars="0"/>
               <w:jc w:val="center"/>
               <w:rPr>
                 <w:rFonts w:hint="default"/>
@@ -5411,9 +5301,9 @@
           </w:tcPr>
           <w:p>
             <w:pPr>
-              <w:pStyle w:val="29"/>
+              <w:pStyle w:val="a1"/>
               <w:widowControl w:val="0"/>
-              <w:ind w:left="0" w:leftChars="0" w:right="0" w:rightChars="0" w:firstLine="0" w:firstLineChars="0"/>
+              <w:ind w:left="0" w:right="0" w:firstLine="0" w:leftChars="0" w:rightChars="0" w:firstLineChars="0"/>
               <w:jc w:val="center"/>
               <w:rPr>
                 <w:rFonts w:hint="eastAsia"/>
@@ -5437,9 +5327,9 @@
           </w:tcPr>
           <w:p>
             <w:pPr>
-              <w:pStyle w:val="29"/>
+              <w:pStyle w:val="a1"/>
               <w:widowControl w:val="0"/>
-              <w:ind w:left="0" w:leftChars="0" w:right="0" w:rightChars="0" w:firstLine="0" w:firstLineChars="0"/>
+              <w:ind w:left="0" w:right="0" w:firstLine="0" w:leftChars="0" w:rightChars="0" w:firstLineChars="0"/>
               <w:jc w:val="center"/>
               <w:rPr>
                 <w:rFonts w:hint="default"/>
@@ -5453,21 +5343,15 @@
                 <w:vertAlign w:val="baseline"/>
                 <w:lang w:val="en-US" w:eastAsia="zh-CN"/>
               </w:rPr>
-              <w:t>运维部部长审批</w:t>
+              <w:t>运维部经理审批</w:t>
             </w:r>
           </w:p>
         </w:tc>
       </w:tr>
       <w:tr>
         <w:tblPrEx>
-          <w:tblBorders>
-            <w:top w:val="single" w:color="auto" w:sz="4" w:space="0"/>
-            <w:left w:val="single" w:color="auto" w:sz="4" w:space="0"/>
-            <w:bottom w:val="single" w:color="auto" w:sz="4" w:space="0"/>
-            <w:right w:val="single" w:color="auto" w:sz="4" w:space="0"/>
-            <w:insideH w:val="single" w:color="auto" w:sz="4" w:space="0"/>
-            <w:insideV w:val="single" w:color="auto" w:sz="4" w:space="0"/>
-          </w:tblBorders>
+          <w:tblW w:w="0" w:type="auto"/>
+          <w:tblInd w:w="0" w:type="dxa"/>
           <w:tblCellMar>
             <w:top w:w="0" w:type="dxa"/>
             <w:left w:w="108" w:type="dxa"/>
@@ -5481,9 +5365,9 @@
           </w:tcPr>
           <w:p>
             <w:pPr>
-              <w:pStyle w:val="29"/>
+              <w:pStyle w:val="a1"/>
               <w:widowControl w:val="0"/>
-              <w:ind w:left="0" w:leftChars="0" w:right="0" w:rightChars="0" w:firstLine="0" w:firstLineChars="0"/>
+              <w:ind w:left="0" w:right="0" w:firstLine="0" w:leftChars="0" w:rightChars="0" w:firstLineChars="0"/>
               <w:jc w:val="center"/>
               <w:rPr>
                 <w:rFonts w:hint="default"/>
@@ -5507,9 +5391,9 @@
           </w:tcPr>
           <w:p>
             <w:pPr>
-              <w:pStyle w:val="29"/>
+              <w:pStyle w:val="a1"/>
               <w:widowControl w:val="0"/>
-              <w:ind w:left="0" w:leftChars="0" w:right="0" w:rightChars="0" w:firstLine="0" w:firstLineChars="0"/>
+              <w:ind w:left="0" w:right="0" w:firstLine="0" w:leftChars="0" w:rightChars="0" w:firstLineChars="0"/>
               <w:jc w:val="center"/>
               <w:rPr>
                 <w:rFonts w:hint="eastAsia"/>
@@ -5533,9 +5417,9 @@
           </w:tcPr>
           <w:p>
             <w:pPr>
-              <w:pStyle w:val="29"/>
+              <w:pStyle w:val="a1"/>
               <w:widowControl w:val="0"/>
-              <w:ind w:left="0" w:leftChars="0" w:right="0" w:rightChars="0" w:firstLine="0" w:firstLineChars="0"/>
+              <w:ind w:left="0" w:right="0" w:firstLine="0" w:leftChars="0" w:rightChars="0" w:firstLineChars="0"/>
               <w:jc w:val="center"/>
               <w:rPr>
                 <w:rFonts w:hint="default"/>
@@ -5549,7 +5433,7 @@
                 <w:vertAlign w:val="baseline"/>
                 <w:lang w:val="en-US" w:eastAsia="zh-CN"/>
               </w:rPr>
-              <w:t>运维部部长审批</w:t>
+              <w:t>运维部经理审批</w:t>
             </w:r>
           </w:p>
         </w:tc>
@@ -5557,14 +5441,14 @@
     </w:tbl>
     <w:p>
       <w:pPr>
-        <w:pStyle w:val="30"/>
+        <w:pStyle w:val="2"/>
         <w:bidi w:val="0"/>
         <w:rPr>
           <w:rFonts w:hint="eastAsia"/>
           <w:lang w:val="en-US" w:eastAsia="zh-CN"/>
         </w:rPr>
       </w:pPr>
-      <w:bookmarkStart w:id="18" w:name="_Toc2367"/>
+      <w:bookmarkStart w:id="19" w:name="_Toc2367"/>
       <w:r>
         <w:rPr>
           <w:rFonts w:hint="eastAsia"/>
@@ -5572,18 +5456,18 @@
         </w:rPr>
         <w:t>变更管理通用流程</w:t>
       </w:r>
-      <w:bookmarkEnd w:id="18"/>
-    </w:p>
-    <w:p>
-      <w:pPr>
-        <w:pStyle w:val="31"/>
+      <w:bookmarkEnd w:id="19"/>
+    </w:p>
+    <w:p>
+      <w:pPr>
+        <w:pStyle w:val="3"/>
         <w:bidi w:val="0"/>
         <w:rPr>
           <w:rFonts w:hint="eastAsia"/>
           <w:lang w:val="en-US" w:eastAsia="zh-CN"/>
         </w:rPr>
       </w:pPr>
-      <w:bookmarkStart w:id="19" w:name="_Toc3554"/>
+      <w:bookmarkStart w:id="20" w:name="_Toc3554"/>
       <w:r>
         <w:rPr>
           <w:rFonts w:hint="eastAsia"/>
@@ -5591,11 +5475,11 @@
         </w:rPr>
         <w:t>变更申请</w:t>
       </w:r>
-      <w:bookmarkEnd w:id="19"/>
-    </w:p>
-    <w:p>
-      <w:pPr>
-        <w:pStyle w:val="29"/>
+      <w:bookmarkEnd w:id="20"/>
+    </w:p>
+    <w:p>
+      <w:pPr>
+        <w:pStyle w:val="a1"/>
         <w:rPr>
           <w:rFonts w:hint="eastAsia"/>
           <w:lang w:val="en-US" w:eastAsia="zh-CN"/>
@@ -5611,14 +5495,14 @@
     </w:p>
     <w:p>
       <w:pPr>
-        <w:pStyle w:val="31"/>
+        <w:pStyle w:val="3"/>
         <w:bidi w:val="0"/>
         <w:rPr>
           <w:rFonts w:hint="eastAsia"/>
           <w:lang w:val="en-US" w:eastAsia="zh-CN"/>
         </w:rPr>
       </w:pPr>
-      <w:bookmarkStart w:id="20" w:name="_Toc11347"/>
+      <w:bookmarkStart w:id="21" w:name="_Toc11347"/>
       <w:r>
         <w:rPr>
           <w:rFonts w:hint="eastAsia"/>
@@ -5626,11 +5510,11 @@
         </w:rPr>
         <w:t>记录与过滤</w:t>
       </w:r>
-      <w:bookmarkEnd w:id="20"/>
-    </w:p>
-    <w:p>
-      <w:pPr>
-        <w:pStyle w:val="29"/>
+      <w:bookmarkEnd w:id="21"/>
+    </w:p>
+    <w:p>
+      <w:pPr>
+        <w:pStyle w:val="a1"/>
         <w:rPr>
           <w:rFonts w:hint="eastAsia"/>
           <w:lang w:val="en-US" w:eastAsia="zh-CN"/>
@@ -5646,14 +5530,14 @@
     </w:p>
     <w:p>
       <w:pPr>
-        <w:pStyle w:val="31"/>
+        <w:pStyle w:val="3"/>
         <w:bidi w:val="0"/>
         <w:rPr>
           <w:rFonts w:hint="eastAsia"/>
           <w:lang w:val="en-US" w:eastAsia="zh-CN"/>
         </w:rPr>
       </w:pPr>
-      <w:bookmarkStart w:id="21" w:name="_Toc9954"/>
+      <w:bookmarkStart w:id="22" w:name="_Toc9954"/>
       <w:r>
         <w:rPr>
           <w:rFonts w:hint="eastAsia"/>
@@ -5661,11 +5545,11 @@
         </w:rPr>
         <w:t>评估与分类</w:t>
       </w:r>
-      <w:bookmarkEnd w:id="21"/>
-    </w:p>
-    <w:p>
-      <w:pPr>
-        <w:pStyle w:val="29"/>
+      <w:bookmarkEnd w:id="22"/>
+    </w:p>
+    <w:p>
+      <w:pPr>
+        <w:pStyle w:val="a1"/>
         <w:rPr>
           <w:rFonts w:hint="eastAsia"/>
           <w:lang w:val="en-US" w:eastAsia="zh-CN"/>
@@ -5681,14 +5565,14 @@
     </w:p>
     <w:p>
       <w:pPr>
-        <w:pStyle w:val="31"/>
+        <w:pStyle w:val="3"/>
         <w:bidi w:val="0"/>
         <w:rPr>
           <w:rFonts w:hint="eastAsia"/>
           <w:lang w:val="en-US" w:eastAsia="zh-CN"/>
         </w:rPr>
       </w:pPr>
-      <w:bookmarkStart w:id="22" w:name="_Toc25792"/>
+      <w:bookmarkStart w:id="23" w:name="_Toc25792"/>
       <w:r>
         <w:rPr>
           <w:rFonts w:hint="eastAsia"/>
@@ -5696,11 +5580,11 @@
         </w:rPr>
         <w:t>审批与计划</w:t>
       </w:r>
-      <w:bookmarkEnd w:id="22"/>
-    </w:p>
-    <w:p>
-      <w:pPr>
-        <w:pStyle w:val="29"/>
+      <w:bookmarkEnd w:id="23"/>
+    </w:p>
+    <w:p>
+      <w:pPr>
+        <w:pStyle w:val="a1"/>
         <w:rPr>
           <w:rFonts w:hint="eastAsia"/>
           <w:lang w:val="en-US" w:eastAsia="zh-CN"/>
@@ -5716,14 +5600,14 @@
     </w:p>
     <w:p>
       <w:pPr>
-        <w:pStyle w:val="31"/>
+        <w:pStyle w:val="3"/>
         <w:bidi w:val="0"/>
         <w:rPr>
           <w:rFonts w:hint="eastAsia"/>
           <w:lang w:val="en-US" w:eastAsia="zh-CN"/>
         </w:rPr>
       </w:pPr>
-      <w:bookmarkStart w:id="23" w:name="_Toc21753"/>
+      <w:bookmarkStart w:id="24" w:name="_Toc21753"/>
       <w:r>
         <w:rPr>
           <w:rFonts w:hint="eastAsia"/>
@@ -5731,11 +5615,11 @@
         </w:rPr>
         <w:t>实施与测试</w:t>
       </w:r>
-      <w:bookmarkEnd w:id="23"/>
-    </w:p>
-    <w:p>
-      <w:pPr>
-        <w:pStyle w:val="29"/>
+      <w:bookmarkEnd w:id="24"/>
+    </w:p>
+    <w:p>
+      <w:pPr>
+        <w:pStyle w:val="a1"/>
         <w:rPr>
           <w:rFonts w:hint="eastAsia"/>
           <w:lang w:val="en-US" w:eastAsia="zh-CN"/>
@@ -5751,14 +5635,14 @@
     </w:p>
     <w:p>
       <w:pPr>
-        <w:pStyle w:val="31"/>
+        <w:pStyle w:val="3"/>
         <w:bidi w:val="0"/>
         <w:rPr>
           <w:rFonts w:hint="eastAsia"/>
           <w:lang w:val="en-US" w:eastAsia="zh-CN"/>
         </w:rPr>
       </w:pPr>
-      <w:bookmarkStart w:id="24" w:name="_Toc12165"/>
+      <w:bookmarkStart w:id="25" w:name="_Toc12165"/>
       <w:r>
         <w:rPr>
           <w:rFonts w:hint="eastAsia"/>
@@ -5766,16 +5650,16 @@
         </w:rPr>
         <w:t>回退与复盘</w:t>
       </w:r>
-      <w:bookmarkEnd w:id="24"/>
-    </w:p>
-    <w:p>
-      <w:pPr>
-        <w:pStyle w:val="29"/>
+      <w:bookmarkEnd w:id="25"/>
+    </w:p>
+    <w:p>
+      <w:pPr>
+        <w:pStyle w:val="a1"/>
         <w:numPr>
           <w:ilvl w:val="0"/>
           <w:numId w:val="7"/>
         </w:numPr>
-        <w:ind w:left="425" w:leftChars="0" w:hanging="425" w:firstLineChars="0"/>
+        <w:ind w:left="425" w:hanging="425" w:leftChars="0" w:firstLineChars="0"/>
         <w:rPr>
           <w:rFonts w:hint="default"/>
           <w:lang w:val="en-US" w:eastAsia="zh-CN"/>
@@ -5791,12 +5675,12 @@
     </w:p>
     <w:p>
       <w:pPr>
-        <w:pStyle w:val="29"/>
+        <w:pStyle w:val="a1"/>
         <w:numPr>
           <w:ilvl w:val="0"/>
           <w:numId w:val="7"/>
         </w:numPr>
-        <w:ind w:left="425" w:leftChars="0" w:hanging="425" w:firstLineChars="0"/>
+        <w:ind w:left="425" w:hanging="425" w:leftChars="0" w:firstLineChars="0"/>
         <w:rPr>
           <w:rFonts w:hint="default"/>
           <w:lang w:val="en-US" w:eastAsia="zh-CN"/>
@@ -5812,12 +5696,12 @@
     </w:p>
     <w:p>
       <w:pPr>
-        <w:pStyle w:val="29"/>
+        <w:pStyle w:val="a1"/>
         <w:numPr>
           <w:ilvl w:val="0"/>
           <w:numId w:val="7"/>
         </w:numPr>
-        <w:ind w:left="425" w:leftChars="0" w:hanging="425" w:firstLineChars="0"/>
+        <w:ind w:left="425" w:hanging="425" w:leftChars="0" w:firstLineChars="0"/>
         <w:rPr>
           <w:rFonts w:hint="default"/>
           <w:lang w:val="en-US" w:eastAsia="zh-CN"/>
@@ -5833,12 +5717,12 @@
     </w:p>
     <w:p>
       <w:pPr>
-        <w:pStyle w:val="29"/>
+        <w:pStyle w:val="a1"/>
         <w:numPr>
           <w:ilvl w:val="0"/>
           <w:numId w:val="7"/>
         </w:numPr>
-        <w:ind w:left="425" w:leftChars="0" w:hanging="425" w:firstLineChars="0"/>
+        <w:ind w:left="425" w:hanging="425" w:leftChars="0" w:firstLineChars="0"/>
         <w:rPr>
           <w:rFonts w:hint="default"/>
           <w:lang w:val="en-US" w:eastAsia="zh-CN"/>
@@ -5868,14 +5752,14 @@
     </w:p>
     <w:p>
       <w:pPr>
-        <w:pStyle w:val="31"/>
+        <w:pStyle w:val="3"/>
         <w:bidi w:val="0"/>
         <w:rPr>
           <w:rFonts w:hint="eastAsia"/>
           <w:lang w:val="en-US" w:eastAsia="zh-CN"/>
         </w:rPr>
       </w:pPr>
-      <w:bookmarkStart w:id="25" w:name="_Toc25639"/>
+      <w:bookmarkStart w:id="26" w:name="_Toc25639"/>
       <w:r>
         <w:rPr>
           <w:rFonts w:hint="eastAsia"/>
@@ -5883,11 +5767,11 @@
         </w:rPr>
         <w:t>回顾与关闭</w:t>
       </w:r>
-      <w:bookmarkEnd w:id="25"/>
-    </w:p>
-    <w:p>
-      <w:pPr>
-        <w:pStyle w:val="29"/>
+      <w:bookmarkEnd w:id="26"/>
+    </w:p>
+    <w:p>
+      <w:pPr>
+        <w:pStyle w:val="a1"/>
         <w:rPr>
           <w:rFonts w:hint="eastAsia"/>
           <w:lang w:val="en-US" w:eastAsia="zh-CN"/>
@@ -5903,14 +5787,14 @@
     </w:p>
     <w:p>
       <w:pPr>
-        <w:pStyle w:val="30"/>
+        <w:pStyle w:val="2"/>
         <w:bidi w:val="0"/>
         <w:rPr>
           <w:rFonts w:hint="eastAsia"/>
           <w:lang w:val="en-US" w:eastAsia="zh-CN"/>
         </w:rPr>
       </w:pPr>
-      <w:bookmarkStart w:id="26" w:name="_Toc26527"/>
+      <w:bookmarkStart w:id="27" w:name="_Toc26527"/>
       <w:r>
         <w:rPr>
           <w:rFonts w:hint="eastAsia"/>
@@ -5918,11 +5802,11 @@
         </w:rPr>
         <w:t>特定流程要求</w:t>
       </w:r>
-      <w:bookmarkEnd w:id="26"/>
-    </w:p>
-    <w:p>
-      <w:pPr>
-        <w:pStyle w:val="29"/>
+      <w:bookmarkEnd w:id="27"/>
+    </w:p>
+    <w:p>
+      <w:pPr>
+        <w:pStyle w:val="a1"/>
         <w:rPr>
           <w:rFonts w:hint="eastAsia"/>
           <w:lang w:val="en-US" w:eastAsia="zh-CN"/>
@@ -5938,7 +5822,7 @@
     </w:p>
     <w:p>
       <w:pPr>
-        <w:pStyle w:val="29"/>
+        <w:pStyle w:val="a1"/>
         <w:rPr>
           <w:rFonts w:hint="eastAsia"/>
           <w:lang w:val="en-US" w:eastAsia="zh-CN"/>
@@ -5954,7 +5838,7 @@
     </w:p>
     <w:p>
       <w:pPr>
-        <w:pStyle w:val="29"/>
+        <w:pStyle w:val="a1"/>
         <w:rPr>
           <w:rFonts w:hint="eastAsia"/>
           <w:lang w:val="en-US" w:eastAsia="zh-CN"/>
@@ -5970,30 +5854,30 @@
     </w:p>
     <w:p>
       <w:pPr>
-        <w:pStyle w:val="30"/>
+        <w:pStyle w:val="2"/>
         <w:bidi w:val="0"/>
         <w:rPr>
           <w:rFonts w:hint="eastAsia"/>
         </w:rPr>
       </w:pPr>
-      <w:bookmarkStart w:id="27" w:name="_Toc28299"/>
-      <w:bookmarkStart w:id="28" w:name="_Toc14508"/>
+      <w:bookmarkStart w:id="28" w:name="_Toc28299"/>
+      <w:bookmarkStart w:id="29" w:name="_Toc14508"/>
       <w:r>
         <w:rPr>
           <w:rFonts w:hint="eastAsia"/>
         </w:rPr>
         <w:t>关键控制点与测量指标</w:t>
       </w:r>
-      <w:bookmarkEnd w:id="27"/>
       <w:bookmarkEnd w:id="28"/>
-    </w:p>
-    <w:p>
-      <w:pPr>
-        <w:pStyle w:val="29"/>
-        <w:ind w:left="0" w:leftChars="0" w:right="0" w:rightChars="0" w:firstLine="0" w:firstLineChars="0"/>
+      <w:bookmarkEnd w:id="29"/>
+    </w:p>
+    <w:p>
+      <w:pPr>
+        <w:pStyle w:val="a1"/>
+        <w:ind w:left="0" w:right="0" w:firstLine="0" w:leftChars="0" w:rightChars="0" w:firstLineChars="0"/>
         <w:jc w:val="center"/>
         <w:rPr>
-          <w:rFonts w:hint="eastAsia" w:eastAsia="宋体"/>
+          <w:rFonts w:eastAsia="宋体" w:hint="eastAsia"/>
           <w:lang w:val="en-US" w:eastAsia="zh-CN"/>
         </w:rPr>
       </w:pPr>
@@ -6097,18 +5981,17 @@
     </w:p>
     <w:tbl>
       <w:tblPr>
-        <w:tblStyle w:val="21"/>
+        <w:tblStyle w:val="TableGrid"/>
         <w:tblW w:w="0" w:type="auto"/>
         <w:jc w:val="center"/>
         <w:tblBorders>
-          <w:top w:val="single" w:color="auto" w:sz="4" w:space="0"/>
-          <w:left w:val="single" w:color="auto" w:sz="4" w:space="0"/>
-          <w:bottom w:val="single" w:color="auto" w:sz="4" w:space="0"/>
-          <w:right w:val="single" w:color="auto" w:sz="4" w:space="0"/>
-          <w:insideH w:val="single" w:color="auto" w:sz="4" w:space="0"/>
-          <w:insideV w:val="single" w:color="auto" w:sz="4" w:space="0"/>
+          <w:top w:val="single" w:sz="4" w:space="0" w:color="auto"/>
+          <w:left w:val="single" w:sz="4" w:space="0" w:color="auto"/>
+          <w:bottom w:val="single" w:sz="4" w:space="0" w:color="auto"/>
+          <w:right w:val="single" w:sz="4" w:space="0" w:color="auto"/>
+          <w:insideH w:val="single" w:sz="4" w:space="0" w:color="auto"/>
+          <w:insideV w:val="single" w:sz="4" w:space="0" w:color="auto"/>
         </w:tblBorders>
-        <w:tblLayout w:type="autofit"/>
         <w:tblCellMar>
           <w:top w:w="0" w:type="dxa"/>
           <w:left w:w="108" w:type="dxa"/>
@@ -6125,13 +6008,15 @@
       </w:tblGrid>
       <w:tr>
         <w:tblPrEx>
+          <w:tblW w:w="0" w:type="auto"/>
+          <w:jc w:val="center"/>
           <w:tblBorders>
-            <w:top w:val="single" w:color="auto" w:sz="4" w:space="0"/>
-            <w:left w:val="single" w:color="auto" w:sz="4" w:space="0"/>
-            <w:bottom w:val="single" w:color="auto" w:sz="4" w:space="0"/>
-            <w:right w:val="single" w:color="auto" w:sz="4" w:space="0"/>
-            <w:insideH w:val="single" w:color="auto" w:sz="4" w:space="0"/>
-            <w:insideV w:val="single" w:color="auto" w:sz="4" w:space="0"/>
+            <w:top w:val="single" w:sz="4" w:space="0" w:color="auto"/>
+            <w:left w:val="single" w:sz="4" w:space="0" w:color="auto"/>
+            <w:bottom w:val="single" w:sz="4" w:space="0" w:color="auto"/>
+            <w:right w:val="single" w:sz="4" w:space="0" w:color="auto"/>
+            <w:insideH w:val="single" w:sz="4" w:space="0" w:color="auto"/>
+            <w:insideV w:val="single" w:sz="4" w:space="0" w:color="auto"/>
           </w:tblBorders>
           <w:tblCellMar>
             <w:top w:w="0" w:type="dxa"/>
@@ -6162,7 +6047,7 @@
               <w:bidi w:val="0"/>
               <w:adjustRightInd w:val="0"/>
               <w:snapToGrid w:val="0"/>
-              <w:ind w:left="0" w:leftChars="0" w:right="0" w:rightChars="0" w:firstLine="0" w:firstLineChars="0"/>
+              <w:ind w:left="0" w:right="0" w:firstLine="0" w:leftChars="0" w:rightChars="0" w:firstLineChars="0"/>
               <w:jc w:val="center"/>
               <w:textAlignment w:val="baseline"/>
               <w:rPr>
@@ -6202,7 +6087,7 @@
               <w:bidi w:val="0"/>
               <w:adjustRightInd w:val="0"/>
               <w:snapToGrid w:val="0"/>
-              <w:ind w:left="0" w:leftChars="0" w:right="0" w:rightChars="0" w:firstLine="0" w:firstLineChars="0"/>
+              <w:ind w:left="0" w:right="0" w:firstLine="0" w:leftChars="0" w:rightChars="0" w:firstLineChars="0"/>
               <w:jc w:val="center"/>
               <w:textAlignment w:val="baseline"/>
               <w:rPr>
@@ -6242,7 +6127,7 @@
               <w:bidi w:val="0"/>
               <w:adjustRightInd w:val="0"/>
               <w:snapToGrid w:val="0"/>
-              <w:ind w:left="0" w:leftChars="0" w:right="0" w:rightChars="0" w:firstLine="0" w:firstLineChars="0"/>
+              <w:ind w:left="0" w:right="0" w:firstLine="0" w:leftChars="0" w:rightChars="0" w:firstLineChars="0"/>
               <w:jc w:val="center"/>
               <w:textAlignment w:val="baseline"/>
               <w:rPr>
@@ -6282,7 +6167,7 @@
               <w:bidi w:val="0"/>
               <w:adjustRightInd w:val="0"/>
               <w:snapToGrid w:val="0"/>
-              <w:ind w:left="0" w:leftChars="0" w:right="0" w:rightChars="0" w:firstLine="0" w:firstLineChars="0"/>
+              <w:ind w:left="0" w:right="0" w:firstLine="0" w:leftChars="0" w:rightChars="0" w:firstLineChars="0"/>
               <w:jc w:val="center"/>
               <w:textAlignment w:val="baseline"/>
               <w:rPr>
@@ -6322,7 +6207,7 @@
               <w:bidi w:val="0"/>
               <w:adjustRightInd w:val="0"/>
               <w:snapToGrid w:val="0"/>
-              <w:ind w:left="0" w:leftChars="0" w:right="0" w:rightChars="0" w:firstLine="0" w:firstLineChars="0"/>
+              <w:ind w:left="0" w:right="0" w:firstLine="0" w:leftChars="0" w:rightChars="0" w:firstLineChars="0"/>
               <w:jc w:val="center"/>
               <w:textAlignment w:val="baseline"/>
               <w:rPr>
@@ -6346,14 +6231,8 @@
       </w:tr>
       <w:tr>
         <w:tblPrEx>
-          <w:tblBorders>
-            <w:top w:val="single" w:color="auto" w:sz="4" w:space="0"/>
-            <w:left w:val="single" w:color="auto" w:sz="4" w:space="0"/>
-            <w:bottom w:val="single" w:color="auto" w:sz="4" w:space="0"/>
-            <w:right w:val="single" w:color="auto" w:sz="4" w:space="0"/>
-            <w:insideH w:val="single" w:color="auto" w:sz="4" w:space="0"/>
-            <w:insideV w:val="single" w:color="auto" w:sz="4" w:space="0"/>
-          </w:tblBorders>
+          <w:tblW w:w="0" w:type="auto"/>
+          <w:jc w:val="center"/>
           <w:tblCellMar>
             <w:top w:w="0" w:type="dxa"/>
             <w:left w:w="108" w:type="dxa"/>
@@ -6370,7 +6249,7 @@
           </w:tcPr>
           <w:p>
             <w:pPr>
-              <w:pStyle w:val="29"/>
+              <w:pStyle w:val="a1"/>
               <w:keepNext w:val="0"/>
               <w:keepLines w:val="0"/>
               <w:pageBreakBefore w:val="0"/>
@@ -6384,7 +6263,7 @@
               <w:bidi w:val="0"/>
               <w:adjustRightInd w:val="0"/>
               <w:snapToGrid w:val="0"/>
-              <w:ind w:left="0" w:leftChars="0" w:right="0" w:rightChars="0" w:firstLine="0" w:firstLineChars="0"/>
+              <w:ind w:left="0" w:right="0" w:firstLine="0" w:leftChars="0" w:rightChars="0" w:firstLineChars="0"/>
               <w:jc w:val="center"/>
               <w:textAlignment w:val="baseline"/>
               <w:rPr>
@@ -6413,12 +6292,12 @@
           </w:tcPr>
           <w:p>
             <w:pPr>
-              <w:pStyle w:val="29"/>
+              <w:pStyle w:val="a1"/>
               <w:widowControl w:val="0"/>
-              <w:ind w:left="0" w:leftChars="0" w:firstLine="0" w:firstLineChars="0"/>
+              <w:ind w:left="0" w:firstLine="0" w:leftChars="0" w:firstLineChars="0"/>
               <w:jc w:val="left"/>
               <w:rPr>
-                <w:rFonts w:hint="default" w:eastAsia="宋体"/>
+                <w:rFonts w:eastAsia="宋体" w:hint="default"/>
                 <w:sz w:val="21"/>
                 <w:szCs w:val="21"/>
                 <w:vertAlign w:val="baseline"/>
@@ -6427,7 +6306,7 @@
             </w:pPr>
             <w:r>
               <w:rPr>
-                <w:rFonts w:hint="eastAsia" w:ascii="Segoe UI" w:hAnsi="Segoe UI" w:eastAsia="Segoe UI" w:cs="Segoe UI"/>
+                <w:rFonts w:ascii="Segoe UI" w:eastAsia="Segoe UI" w:hAnsi="Segoe UI" w:cs="Segoe UI" w:hint="eastAsia"/>
                 <w:i w:val="0"/>
                 <w:iCs w:val="0"/>
                 <w:caps w:val="0"/>
@@ -6448,9 +6327,9 @@
           </w:tcPr>
           <w:p>
             <w:pPr>
-              <w:pStyle w:val="29"/>
+              <w:pStyle w:val="a1"/>
               <w:widowControl w:val="0"/>
-              <w:ind w:left="0" w:leftChars="0" w:firstLine="0" w:firstLineChars="0"/>
+              <w:ind w:left="0" w:firstLine="0" w:leftChars="0" w:firstLineChars="0"/>
               <w:jc w:val="left"/>
               <w:rPr>
                 <w:rFonts w:hint="default"/>
@@ -6462,7 +6341,7 @@
             </w:pPr>
             <w:r>
               <w:rPr>
-                <w:rFonts w:ascii="Segoe UI" w:hAnsi="Segoe UI" w:eastAsia="Segoe UI" w:cs="Segoe UI"/>
+                <w:rFonts w:ascii="Segoe UI" w:eastAsia="Segoe UI" w:hAnsi="Segoe UI" w:cs="Segoe UI"/>
                 <w:i w:val="0"/>
                 <w:iCs w:val="0"/>
                 <w:caps w:val="0"/>
@@ -6482,7 +6361,7 @@
           </w:tcPr>
           <w:p>
             <w:pPr>
-              <w:pStyle w:val="29"/>
+              <w:pStyle w:val="a1"/>
               <w:keepNext w:val="0"/>
               <w:keepLines w:val="0"/>
               <w:pageBreakBefore w:val="0"/>
@@ -6496,7 +6375,7 @@
               <w:bidi w:val="0"/>
               <w:adjustRightInd w:val="0"/>
               <w:snapToGrid w:val="0"/>
-              <w:ind w:left="0" w:leftChars="0" w:right="0" w:rightChars="0" w:firstLine="0" w:firstLineChars="0"/>
+              <w:ind w:left="0" w:right="0" w:firstLine="0" w:leftChars="0" w:rightChars="0" w:firstLineChars="0"/>
               <w:jc w:val="center"/>
               <w:textAlignment w:val="baseline"/>
               <w:rPr>
@@ -6525,7 +6404,7 @@
           </w:tcPr>
           <w:p>
             <w:pPr>
-              <w:pStyle w:val="29"/>
+              <w:pStyle w:val="a1"/>
               <w:keepNext w:val="0"/>
               <w:keepLines w:val="0"/>
               <w:pageBreakBefore w:val="0"/>
@@ -6539,7 +6418,7 @@
               <w:bidi w:val="0"/>
               <w:adjustRightInd w:val="0"/>
               <w:snapToGrid w:val="0"/>
-              <w:ind w:left="0" w:leftChars="0" w:right="0" w:rightChars="0" w:firstLine="0" w:firstLineChars="0"/>
+              <w:ind w:left="0" w:right="0" w:firstLine="0" w:leftChars="0" w:rightChars="0" w:firstLineChars="0"/>
               <w:jc w:val="center"/>
               <w:textAlignment w:val="baseline"/>
               <w:rPr>
@@ -6552,7 +6431,7 @@
             </w:pPr>
             <w:r>
               <w:rPr>
-                <w:rFonts w:hint="eastAsia" w:ascii="微软雅黑" w:hAnsi="微软雅黑" w:eastAsia="微软雅黑" w:cs="微软雅黑"/>
+                <w:rFonts w:ascii="微软雅黑" w:eastAsia="微软雅黑" w:hAnsi="微软雅黑" w:cs="微软雅黑" w:hint="eastAsia"/>
                 <w:sz w:val="21"/>
                 <w:szCs w:val="21"/>
                 <w:vertAlign w:val="baseline"/>
@@ -6566,23 +6445,23 @@
     </w:tbl>
     <w:p>
       <w:pPr>
-        <w:pStyle w:val="29"/>
-        <w:rPr>
-          <w:rFonts w:hint="eastAsia"/>
-          <w:lang w:val="en-US" w:eastAsia="zh-CN"/>
-        </w:rPr>
-      </w:pPr>
-    </w:p>
-    <w:p>
-      <w:pPr>
-        <w:pStyle w:val="28"/>
+        <w:pStyle w:val="a1"/>
+        <w:rPr>
+          <w:rFonts w:hint="eastAsia"/>
+          <w:lang w:val="en-US" w:eastAsia="zh-CN"/>
+        </w:rPr>
+      </w:pPr>
+    </w:p>
+    <w:p>
+      <w:pPr>
+        <w:pStyle w:val="1"/>
         <w:bidi w:val="0"/>
         <w:rPr>
           <w:rFonts w:hint="eastAsia"/>
           <w:lang w:val="en-US" w:eastAsia="zh-CN"/>
         </w:rPr>
       </w:pPr>
-      <w:bookmarkStart w:id="29" w:name="_Toc1403"/>
+      <w:bookmarkStart w:id="30" w:name="_Toc1403"/>
       <w:r>
         <w:rPr>
           <w:rFonts w:hint="eastAsia"/>
@@ -6590,16 +6469,16 @@
         </w:rPr>
         <w:t>附则</w:t>
       </w:r>
-      <w:bookmarkEnd w:id="29"/>
-    </w:p>
-    <w:p>
-      <w:pPr>
-        <w:pStyle w:val="29"/>
+      <w:bookmarkEnd w:id="30"/>
+    </w:p>
+    <w:p>
+      <w:pPr>
+        <w:pStyle w:val="a1"/>
         <w:numPr>
           <w:ilvl w:val="0"/>
           <w:numId w:val="8"/>
         </w:numPr>
-        <w:ind w:left="425" w:leftChars="0" w:hanging="425" w:firstLineChars="0"/>
+        <w:ind w:left="425" w:hanging="425" w:leftChars="0" w:firstLineChars="0"/>
         <w:rPr>
           <w:rFonts w:hint="eastAsia"/>
           <w:lang w:val="en-US" w:eastAsia="zh-CN"/>
@@ -6615,12 +6494,12 @@
     </w:p>
     <w:p>
       <w:pPr>
-        <w:pStyle w:val="29"/>
+        <w:pStyle w:val="a1"/>
         <w:numPr>
           <w:ilvl w:val="0"/>
           <w:numId w:val="8"/>
         </w:numPr>
-        <w:ind w:left="425" w:leftChars="0" w:hanging="425" w:firstLineChars="0"/>
+        <w:ind w:left="425" w:hanging="425" w:leftChars="0" w:firstLineChars="0"/>
         <w:rPr>
           <w:rFonts w:hint="eastAsia"/>
           <w:lang w:val="en-US" w:eastAsia="zh-CN"/>
@@ -6636,14 +6515,14 @@
     </w:p>
     <w:p>
       <w:pPr>
-        <w:pStyle w:val="28"/>
+        <w:pStyle w:val="1"/>
         <w:bidi w:val="0"/>
         <w:rPr>
           <w:rFonts w:hint="eastAsia"/>
           <w:lang w:val="en-US" w:eastAsia="zh-CN"/>
         </w:rPr>
       </w:pPr>
-      <w:bookmarkStart w:id="30" w:name="_Toc24194"/>
+      <w:bookmarkStart w:id="31" w:name="_Toc24194"/>
       <w:r>
         <w:rPr>
           <w:rFonts w:hint="eastAsia"/>
@@ -6651,16 +6530,16 @@
         </w:rPr>
         <w:t>附件</w:t>
       </w:r>
-      <w:bookmarkEnd w:id="30"/>
-    </w:p>
-    <w:p>
-      <w:pPr>
-        <w:pStyle w:val="29"/>
+      <w:bookmarkEnd w:id="31"/>
+    </w:p>
+    <w:p>
+      <w:pPr>
+        <w:pStyle w:val="a1"/>
         <w:numPr>
           <w:ilvl w:val="0"/>
           <w:numId w:val="9"/>
         </w:numPr>
-        <w:ind w:left="425" w:leftChars="0" w:hanging="425" w:firstLineChars="0"/>
+        <w:ind w:left="425" w:hanging="425" w:leftChars="0" w:firstLineChars="0"/>
         <w:rPr>
           <w:rFonts w:hint="eastAsia"/>
           <w:lang w:val="en-US" w:eastAsia="zh-CN"/>
@@ -6676,12 +6555,12 @@
     </w:p>
     <w:p>
       <w:pPr>
-        <w:pStyle w:val="29"/>
+        <w:pStyle w:val="a1"/>
         <w:numPr>
           <w:ilvl w:val="0"/>
           <w:numId w:val="9"/>
         </w:numPr>
-        <w:ind w:left="425" w:leftChars="0" w:hanging="425" w:firstLineChars="0"/>
+        <w:ind w:left="425" w:hanging="425" w:leftChars="0" w:firstLineChars="0"/>
         <w:rPr>
           <w:rFonts w:hint="eastAsia"/>
           <w:lang w:val="en-US" w:eastAsia="zh-CN"/>
@@ -6697,12 +6576,12 @@
     </w:p>
     <w:p>
       <w:pPr>
-        <w:pStyle w:val="29"/>
+        <w:pStyle w:val="a1"/>
         <w:numPr>
           <w:ilvl w:val="0"/>
           <w:numId w:val="9"/>
         </w:numPr>
-        <w:ind w:left="425" w:leftChars="0" w:hanging="425" w:firstLineChars="0"/>
+        <w:ind w:left="425" w:hanging="425" w:leftChars="0" w:firstLineChars="0"/>
         <w:rPr>
           <w:rFonts w:hint="eastAsia"/>
           <w:lang w:val="en-US" w:eastAsia="zh-CN"/>
@@ -6718,14 +6597,14 @@
     </w:p>
     <w:p>
       <w:pPr>
-        <w:pStyle w:val="28"/>
+        <w:pStyle w:val="1"/>
         <w:bidi w:val="0"/>
         <w:rPr>
           <w:rFonts w:hint="eastAsia"/>
           <w:lang w:val="en-US" w:eastAsia="zh-CN"/>
         </w:rPr>
       </w:pPr>
-      <w:bookmarkStart w:id="31" w:name="_Toc22300"/>
+      <w:bookmarkStart w:id="32" w:name="_Toc22300"/>
       <w:r>
         <w:rPr>
           <w:rFonts w:hint="eastAsia"/>
@@ -6733,11 +6612,11 @@
         </w:rPr>
         <w:t>记录</w:t>
       </w:r>
-      <w:bookmarkEnd w:id="31"/>
-    </w:p>
-    <w:p>
-      <w:pPr>
-        <w:pStyle w:val="29"/>
+      <w:bookmarkEnd w:id="32"/>
+    </w:p>
+    <w:p>
+      <w:pPr>
+        <w:pStyle w:val="a1"/>
         <w:rPr>
           <w:rFonts w:hint="eastAsia"/>
           <w:lang w:val="en-US" w:eastAsia="zh-CN"/>
@@ -6753,7 +6632,7 @@
     </w:p>
     <w:p>
       <w:pPr>
-        <w:pStyle w:val="29"/>
+        <w:pStyle w:val="a1"/>
         <w:rPr>
           <w:rFonts w:hint="eastAsia"/>
           <w:lang w:val="en-US" w:eastAsia="zh-CN"/>
@@ -6761,108 +6640,52 @@
       </w:pPr>
     </w:p>
     <w:sectPr>
-      <w:headerReference r:id="rId5" w:type="default"/>
-      <w:footerReference w:type="default" r:id="rId11"/>
-      <w:headerReference w:type="first" r:id="rId12"/>
-      <w:footerReference w:type="first" r:id="rId13"/>
-      <w:headerReference w:type="even" r:id="rId14"/>
-      <w:footerReference w:type="even" r:id="rId15"/>
+      <w:headerReference w:type="even" r:id="rId6"/>
+      <w:headerReference w:type="default" r:id="rId7"/>
+      <w:footerReference w:type="even" r:id="rId8"/>
+      <w:footerReference w:type="default" r:id="rId9"/>
+      <w:headerReference w:type="first" r:id="rId10"/>
+      <w:footerReference w:type="first" r:id="rId11"/>
       <w:pgSz w:w="11906" w:h="16838"/>
       <w:pgMar w:top="1417" w:right="1800" w:bottom="1440" w:left="1800" w:header="1140" w:footer="992" w:gutter="0"/>
-      <w:cols w:space="425" w:num="1"/>
+      <w:cols w:num="1" w:space="425"/>
       <w:docGrid w:type="lines" w:linePitch="312" w:charSpace="0"/>
     </w:sectPr>
   </w:body>
 </w:document>
 </file>
 
-<file path=word/endnotes.xml><?xml version="1.0" encoding="utf-8"?>
-<w:endnotes xmlns:wpc="http://schemas.microsoft.com/office/word/2010/wordprocessingCanvas" xmlns:mc="http://schemas.openxmlformats.org/markup-compatibility/2006" xmlns:o="urn:schemas-microsoft-com:office:office" xmlns:r="http://schemas.openxmlformats.org/officeDocument/2006/relationships" xmlns:m="http://schemas.openxmlformats.org/officeDocument/2006/math" xmlns:v="urn:schemas-microsoft-com:vml" xmlns:wp14="http://schemas.microsoft.com/office/word/2010/wordprocessingDrawing" xmlns:wp="http://schemas.openxmlformats.org/drawingml/2006/wordprocessingDrawing" xmlns:w="http://schemas.openxmlformats.org/wordprocessingml/2006/main" xmlns:w14="http://schemas.microsoft.com/office/word/2010/wordml" xmlns:w15="http://schemas.microsoft.com/office/word/2012/wordml" xmlns:w10="urn:schemas-microsoft-com:office:word" xmlns:wpg="http://schemas.microsoft.com/office/word/2010/wordprocessingGroup" xmlns:wpi="http://schemas.microsoft.com/office/word/2010/wordprocessingInk" xmlns:wne="http://schemas.microsoft.com/office/word/2006/wordml" xmlns:wps="http://schemas.microsoft.com/office/word/2010/wordprocessingShape" xmlns:wpsCustomData="http://www.wps.cn/officeDocument/2013/wpsCustomData" mc:Ignorable="w14 w15 wp14">
-  <w:endnote w:type="separator" w:id="0">
-    <w:p>
-      <w:pPr>
-        <w:spacing w:line="240" w:lineRule="auto"/>
-      </w:pPr>
-      <w:r>
-        <w:separator/>
-      </w:r>
-    </w:p>
-  </w:endnote>
-  <w:endnote w:type="continuationSeparator" w:id="1">
-    <w:p>
-      <w:pPr>
-        <w:spacing w:line="240" w:lineRule="auto"/>
-      </w:pPr>
-      <w:r>
-        <w:continuationSeparator/>
-      </w:r>
-    </w:p>
-  </w:endnote>
-</w:endnotes>
-</file>
-
 <file path=word/footer1.xml><?xml version="1.0" encoding="utf-8"?>
-<w:ftr xmlns:m="http://schemas.openxmlformats.org/officeDocument/2006/math" xmlns:mc="http://schemas.openxmlformats.org/markup-compatibility/2006" xmlns:mo="http://schemas.microsoft.com/office/mac/office/2008/main" xmlns:mv="urn:schemas-microsoft-com:mac:vml" xmlns:o="urn:schemas-microsoft-com:office:office" xmlns:r="http://schemas.openxmlformats.org/officeDocument/2006/relationships" xmlns:v="urn:schemas-microsoft-com:vml" xmlns:w10="urn:schemas-microsoft-com:office:word" xmlns:w14="http://schemas.microsoft.com/office/word/2010/wordml" xmlns:w="http://schemas.openxmlformats.org/wordprocessingml/2006/main" xmlns:wne="http://schemas.microsoft.com/office/word/2006/wordml" xmlns:wp14="http://schemas.microsoft.com/office/word/2010/wordprocessingDrawing" xmlns:wp="http://schemas.openxmlformats.org/drawingml/2006/wordprocessingDrawing" xmlns:wpc="http://schemas.microsoft.com/office/word/2010/wordprocessingCanvas" xmlns:wpg="http://schemas.microsoft.com/office/word/2010/wordprocessingGroup" xmlns:wpi="http://schemas.microsoft.com/office/word/2010/wordprocessingInk" xmlns:wps="http://schemas.microsoft.com/office/word/2010/wordprocessingShape" mc:Ignorable="w14 wp14">
-  <w:p>
-    <w:pPr>
-      <w:pStyle w:val="Footer"/>
-    </w:pPr>
-  </w:p>
+<w:ftr xmlns:wpc="http://schemas.microsoft.com/office/word/2010/wordprocessingCanvas" xmlns:mc="http://schemas.openxmlformats.org/markup-compatibility/2006" xmlns:o="urn:schemas-microsoft-com:office:office" xmlns:r="http://schemas.openxmlformats.org/officeDocument/2006/relationships" xmlns:m="http://schemas.openxmlformats.org/officeDocument/2006/math" xmlns:v="urn:schemas-microsoft-com:vml" xmlns:wp14="http://schemas.microsoft.com/office/word/2010/wordprocessingDrawing" xmlns:wp="http://schemas.openxmlformats.org/drawingml/2006/wordprocessingDrawing" xmlns:w10="urn:schemas-microsoft-com:office:word" xmlns:w="http://schemas.openxmlformats.org/wordprocessingml/2006/main" xmlns:w14="http://schemas.microsoft.com/office/word/2010/wordml" xmlns:w15="http://schemas.microsoft.com/office/word/2012/wordml" xmlns:wne="http://schemas.microsoft.com/office/word/2006/wordml" xmlns:wpg="http://schemas.microsoft.com/office/word/2010/wordprocessingGroup" xmlns:wpi="http://schemas.microsoft.com/office/word/2010/wordprocessingInk" xmlns:wps="http://schemas.microsoft.com/office/word/2010/wordprocessingShape" mc:Ignorable="w14 w15 wp14">
+  <w:p/>
 </w:ftr>
 </file>
 
 <file path=word/footer2.xml><?xml version="1.0" encoding="utf-8"?>
-<w:ftr xmlns:m="http://schemas.openxmlformats.org/officeDocument/2006/math" xmlns:mc="http://schemas.openxmlformats.org/markup-compatibility/2006" xmlns:mo="http://schemas.microsoft.com/office/mac/office/2008/main" xmlns:mv="urn:schemas-microsoft-com:mac:vml" xmlns:o="urn:schemas-microsoft-com:office:office" xmlns:r="http://schemas.openxmlformats.org/officeDocument/2006/relationships" xmlns:v="urn:schemas-microsoft-com:vml" xmlns:w10="urn:schemas-microsoft-com:office:word" xmlns:w14="http://schemas.microsoft.com/office/word/2010/wordml" xmlns:w="http://schemas.openxmlformats.org/wordprocessingml/2006/main" xmlns:wne="http://schemas.microsoft.com/office/word/2006/wordml" xmlns:wp14="http://schemas.microsoft.com/office/word/2010/wordprocessingDrawing" xmlns:wp="http://schemas.openxmlformats.org/drawingml/2006/wordprocessingDrawing" xmlns:wpc="http://schemas.microsoft.com/office/word/2010/wordprocessingCanvas" xmlns:wpg="http://schemas.microsoft.com/office/word/2010/wordprocessingGroup" xmlns:wpi="http://schemas.microsoft.com/office/word/2010/wordprocessingInk" xmlns:wps="http://schemas.microsoft.com/office/word/2010/wordprocessingShape" mc:Ignorable="w14 wp14">
-  <w:p>
-    <w:pPr>
-      <w:pStyle w:val="Footer"/>
-    </w:pPr>
-  </w:p>
+<w:ftr xmlns:wpc="http://schemas.microsoft.com/office/word/2010/wordprocessingCanvas" xmlns:mc="http://schemas.openxmlformats.org/markup-compatibility/2006" xmlns:o="urn:schemas-microsoft-com:office:office" xmlns:r="http://schemas.openxmlformats.org/officeDocument/2006/relationships" xmlns:m="http://schemas.openxmlformats.org/officeDocument/2006/math" xmlns:v="urn:schemas-microsoft-com:vml" xmlns:wp14="http://schemas.microsoft.com/office/word/2010/wordprocessingDrawing" xmlns:wp="http://schemas.openxmlformats.org/drawingml/2006/wordprocessingDrawing" xmlns:w10="urn:schemas-microsoft-com:office:word" xmlns:w="http://schemas.openxmlformats.org/wordprocessingml/2006/main" xmlns:w14="http://schemas.microsoft.com/office/word/2010/wordml" xmlns:w15="http://schemas.microsoft.com/office/word/2012/wordml" xmlns:wne="http://schemas.microsoft.com/office/word/2006/wordml" xmlns:wpg="http://schemas.microsoft.com/office/word/2010/wordprocessingGroup" xmlns:wpi="http://schemas.microsoft.com/office/word/2010/wordprocessingInk" xmlns:wps="http://schemas.microsoft.com/office/word/2010/wordprocessingShape" mc:Ignorable="w14 w15 wp14">
+  <w:p/>
 </w:ftr>
 </file>
 
 <file path=word/footer3.xml><?xml version="1.0" encoding="utf-8"?>
-<w:ftr xmlns:m="http://schemas.openxmlformats.org/officeDocument/2006/math" xmlns:mc="http://schemas.openxmlformats.org/markup-compatibility/2006" xmlns:mo="http://schemas.microsoft.com/office/mac/office/2008/main" xmlns:mv="urn:schemas-microsoft-com:mac:vml" xmlns:o="urn:schemas-microsoft-com:office:office" xmlns:r="http://schemas.openxmlformats.org/officeDocument/2006/relationships" xmlns:v="urn:schemas-microsoft-com:vml" xmlns:w10="urn:schemas-microsoft-com:office:word" xmlns:w14="http://schemas.microsoft.com/office/word/2010/wordml" xmlns:w="http://schemas.openxmlformats.org/wordprocessingml/2006/main" xmlns:wne="http://schemas.microsoft.com/office/word/2006/wordml" xmlns:wp14="http://schemas.microsoft.com/office/word/2010/wordprocessingDrawing" xmlns:wp="http://schemas.openxmlformats.org/drawingml/2006/wordprocessingDrawing" xmlns:wpc="http://schemas.microsoft.com/office/word/2010/wordprocessingCanvas" xmlns:wpg="http://schemas.microsoft.com/office/word/2010/wordprocessingGroup" xmlns:wpi="http://schemas.microsoft.com/office/word/2010/wordprocessingInk" xmlns:wps="http://schemas.microsoft.com/office/word/2010/wordprocessingShape" mc:Ignorable="w14 wp14">
-  <w:p>
-    <w:pPr>
-      <w:pStyle w:val="Footer"/>
-    </w:pPr>
-  </w:p>
+<w:ftr xmlns:wpc="http://schemas.microsoft.com/office/word/2010/wordprocessingCanvas" xmlns:mc="http://schemas.openxmlformats.org/markup-compatibility/2006" xmlns:o="urn:schemas-microsoft-com:office:office" xmlns:r="http://schemas.openxmlformats.org/officeDocument/2006/relationships" xmlns:m="http://schemas.openxmlformats.org/officeDocument/2006/math" xmlns:v="urn:schemas-microsoft-com:vml" xmlns:wp14="http://schemas.microsoft.com/office/word/2010/wordprocessingDrawing" xmlns:wp="http://schemas.openxmlformats.org/drawingml/2006/wordprocessingDrawing" xmlns:w10="urn:schemas-microsoft-com:office:word" xmlns:w="http://schemas.openxmlformats.org/wordprocessingml/2006/main" xmlns:w14="http://schemas.microsoft.com/office/word/2010/wordml" xmlns:w15="http://schemas.microsoft.com/office/word/2012/wordml" xmlns:wne="http://schemas.microsoft.com/office/word/2006/wordml" xmlns:wpg="http://schemas.microsoft.com/office/word/2010/wordprocessingGroup" xmlns:wpi="http://schemas.microsoft.com/office/word/2010/wordprocessingInk" xmlns:wps="http://schemas.microsoft.com/office/word/2010/wordprocessingShape" mc:Ignorable="w14 w15 wp14">
+  <w:p/>
 </w:ftr>
 </file>
 
-<file path=word/footnotes.xml><?xml version="1.0" encoding="utf-8"?>
-<w:footnotes xmlns:wpc="http://schemas.microsoft.com/office/word/2010/wordprocessingCanvas" xmlns:mc="http://schemas.openxmlformats.org/markup-compatibility/2006" xmlns:o="urn:schemas-microsoft-com:office:office" xmlns:r="http://schemas.openxmlformats.org/officeDocument/2006/relationships" xmlns:m="http://schemas.openxmlformats.org/officeDocument/2006/math" xmlns:v="urn:schemas-microsoft-com:vml" xmlns:wp14="http://schemas.microsoft.com/office/word/2010/wordprocessingDrawing" xmlns:wp="http://schemas.openxmlformats.org/drawingml/2006/wordprocessingDrawing" xmlns:w="http://schemas.openxmlformats.org/wordprocessingml/2006/main" xmlns:w14="http://schemas.microsoft.com/office/word/2010/wordml" xmlns:w15="http://schemas.microsoft.com/office/word/2012/wordml" xmlns:w10="urn:schemas-microsoft-com:office:word" xmlns:wpg="http://schemas.microsoft.com/office/word/2010/wordprocessingGroup" xmlns:wpi="http://schemas.microsoft.com/office/word/2010/wordprocessingInk" xmlns:wne="http://schemas.microsoft.com/office/word/2006/wordml" xmlns:wps="http://schemas.microsoft.com/office/word/2010/wordprocessingShape" xmlns:wpsCustomData="http://www.wps.cn/officeDocument/2013/wpsCustomData" mc:Ignorable="w14 w15 wp14">
-  <w:footnote w:type="separator" w:id="0">
-    <w:p>
-      <w:pPr>
-        <w:spacing w:line="360" w:lineRule="auto"/>
-      </w:pPr>
-      <w:r>
-        <w:separator/>
-      </w:r>
-    </w:p>
-  </w:footnote>
-  <w:footnote w:type="continuationSeparator" w:id="1">
-    <w:p>
-      <w:pPr>
-        <w:spacing w:line="360" w:lineRule="auto"/>
-      </w:pPr>
-      <w:r>
-        <w:continuationSeparator/>
-      </w:r>
-    </w:p>
-  </w:footnote>
-</w:footnotes>
+<file path=word/header1.xml><?xml version="1.0" encoding="utf-8"?>
+<w:hdr xmlns:wpc="http://schemas.microsoft.com/office/word/2010/wordprocessingCanvas" xmlns:mc="http://schemas.openxmlformats.org/markup-compatibility/2006" xmlns:o="urn:schemas-microsoft-com:office:office" xmlns:r="http://schemas.openxmlformats.org/officeDocument/2006/relationships" xmlns:m="http://schemas.openxmlformats.org/officeDocument/2006/math" xmlns:v="urn:schemas-microsoft-com:vml" xmlns:wp14="http://schemas.microsoft.com/office/word/2010/wordprocessingDrawing" xmlns:wp="http://schemas.openxmlformats.org/drawingml/2006/wordprocessingDrawing" xmlns:w10="urn:schemas-microsoft-com:office:word" xmlns:w="http://schemas.openxmlformats.org/wordprocessingml/2006/main" xmlns:w14="http://schemas.microsoft.com/office/word/2010/wordml" xmlns:w15="http://schemas.microsoft.com/office/word/2012/wordml" xmlns:wne="http://schemas.microsoft.com/office/word/2006/wordml" xmlns:wpg="http://schemas.microsoft.com/office/word/2010/wordprocessingGroup" xmlns:wpi="http://schemas.microsoft.com/office/word/2010/wordprocessingInk" xmlns:wps="http://schemas.microsoft.com/office/word/2010/wordprocessingShape" mc:Ignorable="w14 w15 wp14">
+  <w:p/>
+</w:hdr>
 </file>
 
-<file path=word/header1.xml><?xml version="1.0" encoding="utf-8"?>
-<w:hdr xmlns:wpc="http://schemas.microsoft.com/office/word/2010/wordprocessingCanvas" xmlns:mc="http://schemas.openxmlformats.org/markup-compatibility/2006" xmlns:o="urn:schemas-microsoft-com:office:office" xmlns:r="http://schemas.openxmlformats.org/officeDocument/2006/relationships" xmlns:m="http://schemas.openxmlformats.org/officeDocument/2006/math" xmlns:v="urn:schemas-microsoft-com:vml" xmlns:wp14="http://schemas.microsoft.com/office/word/2010/wordprocessingDrawing" xmlns:wp="http://schemas.openxmlformats.org/drawingml/2006/wordprocessingDrawing" xmlns:w10="urn:schemas-microsoft-com:office:word" xmlns:w="http://schemas.openxmlformats.org/wordprocessingml/2006/main" xmlns:w14="http://schemas.microsoft.com/office/word/2010/wordml" xmlns:w15="http://schemas.microsoft.com/office/word/2012/wordml" xmlns:wpg="http://schemas.microsoft.com/office/word/2010/wordprocessingGroup" xmlns:wpi="http://schemas.microsoft.com/office/word/2010/wordprocessingInk" xmlns:wne="http://schemas.microsoft.com/office/word/2006/wordml" xmlns:wps="http://schemas.microsoft.com/office/word/2010/wordprocessingShape" xmlns:wpsCustomData="http://www.wps.cn/officeDocument/2013/wpsCustomData" mc:Ignorable="w14 w15 wp14">
+<file path=word/header2.xml><?xml version="1.0" encoding="utf-8"?>
+<w:hdr xmlns:wpc="http://schemas.microsoft.com/office/word/2010/wordprocessingCanvas" xmlns:mc="http://schemas.openxmlformats.org/markup-compatibility/2006" xmlns:o="urn:schemas-microsoft-com:office:office" xmlns:r="http://schemas.openxmlformats.org/officeDocument/2006/relationships" xmlns:m="http://schemas.openxmlformats.org/officeDocument/2006/math" xmlns:v="urn:schemas-microsoft-com:vml" xmlns:wp14="http://schemas.microsoft.com/office/word/2010/wordprocessingDrawing" xmlns:wp="http://schemas.openxmlformats.org/drawingml/2006/wordprocessingDrawing" xmlns:w10="urn:schemas-microsoft-com:office:word" xmlns:w="http://schemas.openxmlformats.org/wordprocessingml/2006/main" xmlns:w14="http://schemas.microsoft.com/office/word/2010/wordml" xmlns:w15="http://schemas.microsoft.com/office/word/2012/wordml" xmlns:wne="http://schemas.microsoft.com/office/word/2006/wordml" xmlns:wpg="http://schemas.microsoft.com/office/word/2010/wordprocessingGroup" xmlns:wpi="http://schemas.microsoft.com/office/word/2010/wordprocessingInk" xmlns:wps="http://schemas.microsoft.com/office/word/2010/wordprocessingShape" mc:Ignorable="w14 w15 wp14">
   <w:p>
     <w:pPr>
-      <w:pStyle w:val="15"/>
+      <w:pStyle w:val="Header"/>
       <w:pBdr>
-        <w:bottom w:val="single" w:color="auto" w:sz="4" w:space="1"/>
+        <w:bottom w:val="single" w:sz="4" w:space="1" w:color="auto"/>
       </w:pBdr>
       <w:tabs>
         <w:tab w:val="left" w:pos="335"/>
@@ -6870,62 +6693,36 @@
       </w:tabs>
       <w:jc w:val="right"/>
       <w:rPr>
-        <w:rFonts w:hint="eastAsia" w:eastAsiaTheme="minorEastAsia"/>
+        <w:rFonts w:eastAsiaTheme="minorEastAsia" w:hint="eastAsia"/>
         <w:lang w:eastAsia="zh-CN"/>
       </w:rPr>
     </w:pPr>
     <w:r>
       <w:rPr>
-        <w:rFonts w:hint="eastAsia" w:eastAsiaTheme="minorEastAsia"/>
+        <w:rFonts w:eastAsiaTheme="minorEastAsia" w:hint="eastAsia"/>
         <w:lang w:val="en-US" w:eastAsia="zh-CN"/>
       </w:rPr>
       <w:tab/>
       <w:tab/>
       <w:t>重庆市鹧鸪哨信息技术有限责任公司</w:t>
     </w:r>
-    <w:r>
-      <w:rPr>
-        <w:rFonts w:hint="eastAsia" w:eastAsiaTheme="minorEastAsia"/>
-        <w:lang w:val="en-US" w:eastAsia="zh-CN"/>
-      </w:rPr>
-    </w:r>
-    <w:r>
-      <w:rPr>
-        <w:rFonts w:hint="eastAsia" w:eastAsiaTheme="minorEastAsia"/>
-        <w:lang w:val="en-US" w:eastAsia="zh-CN"/>
-      </w:rPr>
-    </w:r>
-  </w:p>
-</w:hdr>
-</file>
-
-<file path=word/header2.xml><?xml version="1.0" encoding="utf-8"?>
-<w:hdr xmlns:m="http://schemas.openxmlformats.org/officeDocument/2006/math" xmlns:mc="http://schemas.openxmlformats.org/markup-compatibility/2006" xmlns:mo="http://schemas.microsoft.com/office/mac/office/2008/main" xmlns:mv="urn:schemas-microsoft-com:mac:vml" xmlns:o="urn:schemas-microsoft-com:office:office" xmlns:r="http://schemas.openxmlformats.org/officeDocument/2006/relationships" xmlns:v="urn:schemas-microsoft-com:vml" xmlns:w10="urn:schemas-microsoft-com:office:word" xmlns:w14="http://schemas.microsoft.com/office/word/2010/wordml" xmlns:w="http://schemas.openxmlformats.org/wordprocessingml/2006/main" xmlns:wne="http://schemas.microsoft.com/office/word/2006/wordml" xmlns:wp14="http://schemas.microsoft.com/office/word/2010/wordprocessingDrawing" xmlns:wp="http://schemas.openxmlformats.org/drawingml/2006/wordprocessingDrawing" xmlns:wpc="http://schemas.microsoft.com/office/word/2010/wordprocessingCanvas" xmlns:wpg="http://schemas.microsoft.com/office/word/2010/wordprocessingGroup" xmlns:wpi="http://schemas.microsoft.com/office/word/2010/wordprocessingInk" xmlns:wps="http://schemas.microsoft.com/office/word/2010/wordprocessingShape" mc:Ignorable="w14 wp14">
-  <w:p>
-    <w:pPr>
-      <w:pStyle w:val="Header"/>
-    </w:pPr>
   </w:p>
 </w:hdr>
 </file>
 
 <file path=word/header3.xml><?xml version="1.0" encoding="utf-8"?>
-<w:hdr xmlns:m="http://schemas.openxmlformats.org/officeDocument/2006/math" xmlns:mc="http://schemas.openxmlformats.org/markup-compatibility/2006" xmlns:mo="http://schemas.microsoft.com/office/mac/office/2008/main" xmlns:mv="urn:schemas-microsoft-com:mac:vml" xmlns:o="urn:schemas-microsoft-com:office:office" xmlns:r="http://schemas.openxmlformats.org/officeDocument/2006/relationships" xmlns:v="urn:schemas-microsoft-com:vml" xmlns:w10="urn:schemas-microsoft-com:office:word" xmlns:w14="http://schemas.microsoft.com/office/word/2010/wordml" xmlns:w="http://schemas.openxmlformats.org/wordprocessingml/2006/main" xmlns:wne="http://schemas.microsoft.com/office/word/2006/wordml" xmlns:wp14="http://schemas.microsoft.com/office/word/2010/wordprocessingDrawing" xmlns:wp="http://schemas.openxmlformats.org/drawingml/2006/wordprocessingDrawing" xmlns:wpc="http://schemas.microsoft.com/office/word/2010/wordprocessingCanvas" xmlns:wpg="http://schemas.microsoft.com/office/word/2010/wordprocessingGroup" xmlns:wpi="http://schemas.microsoft.com/office/word/2010/wordprocessingInk" xmlns:wps="http://schemas.microsoft.com/office/word/2010/wordprocessingShape" mc:Ignorable="w14 wp14">
-  <w:p>
-    <w:pPr>
-      <w:pStyle w:val="Header"/>
-    </w:pPr>
-  </w:p>
+<w:hdr xmlns:wpc="http://schemas.microsoft.com/office/word/2010/wordprocessingCanvas" xmlns:mc="http://schemas.openxmlformats.org/markup-compatibility/2006" xmlns:o="urn:schemas-microsoft-com:office:office" xmlns:r="http://schemas.openxmlformats.org/officeDocument/2006/relationships" xmlns:m="http://schemas.openxmlformats.org/officeDocument/2006/math" xmlns:v="urn:schemas-microsoft-com:vml" xmlns:wp14="http://schemas.microsoft.com/office/word/2010/wordprocessingDrawing" xmlns:wp="http://schemas.openxmlformats.org/drawingml/2006/wordprocessingDrawing" xmlns:w10="urn:schemas-microsoft-com:office:word" xmlns:w="http://schemas.openxmlformats.org/wordprocessingml/2006/main" xmlns:w14="http://schemas.microsoft.com/office/word/2010/wordml" xmlns:w15="http://schemas.microsoft.com/office/word/2012/wordml" xmlns:wne="http://schemas.microsoft.com/office/word/2006/wordml" xmlns:wpg="http://schemas.microsoft.com/office/word/2010/wordprocessingGroup" xmlns:wpi="http://schemas.microsoft.com/office/word/2010/wordprocessingInk" xmlns:wps="http://schemas.microsoft.com/office/word/2010/wordprocessingShape" mc:Ignorable="w14 w15 wp14">
+  <w:p/>
 </w:hdr>
 </file>
 
 <file path=word/numbering.xml><?xml version="1.0" encoding="utf-8"?>
-<w:numbering xmlns:wpc="http://schemas.microsoft.com/office/word/2010/wordprocessingCanvas" xmlns:mc="http://schemas.openxmlformats.org/markup-compatibility/2006" xmlns:o="urn:schemas-microsoft-com:office:office" xmlns:r="http://schemas.openxmlformats.org/officeDocument/2006/relationships" xmlns:m="http://schemas.openxmlformats.org/officeDocument/2006/math" xmlns:v="urn:schemas-microsoft-com:vml" xmlns:wp14="http://schemas.microsoft.com/office/word/2010/wordprocessingDrawing" xmlns:wp="http://schemas.openxmlformats.org/drawingml/2006/wordprocessingDrawing" xmlns:w10="urn:schemas-microsoft-com:office:word" xmlns:w="http://schemas.openxmlformats.org/wordprocessingml/2006/main" xmlns:w14="http://schemas.microsoft.com/office/word/2010/wordml" xmlns:wpg="http://schemas.microsoft.com/office/word/2010/wordprocessingGroup" xmlns:wpi="http://schemas.microsoft.com/office/word/2010/wordprocessingInk" xmlns:wne="http://schemas.microsoft.com/office/word/2006/wordml" xmlns:wps="http://schemas.microsoft.com/office/word/2010/wordprocessingShape" xmlns:wpsCustomData="http://www.wps.cn/officeDocument/2013/wpsCustomData" mc:Ignorable="w14 wp14">
+<w:numbering xmlns:wpc="http://schemas.microsoft.com/office/word/2010/wordprocessingCanvas" xmlns:mc="http://schemas.openxmlformats.org/markup-compatibility/2006" xmlns:o="urn:schemas-microsoft-com:office:office" xmlns:r="http://schemas.openxmlformats.org/officeDocument/2006/relationships" xmlns:m="http://schemas.openxmlformats.org/officeDocument/2006/math" xmlns:v="urn:schemas-microsoft-com:vml" xmlns:wp14="http://schemas.microsoft.com/office/word/2010/wordprocessingDrawing" xmlns:wp="http://schemas.openxmlformats.org/drawingml/2006/wordprocessingDrawing" xmlns:w10="urn:schemas-microsoft-com:office:word" xmlns:w="http://schemas.openxmlformats.org/wordprocessingml/2006/main" xmlns:w14="http://schemas.microsoft.com/office/word/2010/wordml" xmlns:w15="http://schemas.microsoft.com/office/word/2012/wordml" xmlns:wne="http://schemas.microsoft.com/office/word/2006/wordml" xmlns:wpg="http://schemas.microsoft.com/office/word/2010/wordprocessingGroup" xmlns:wpi="http://schemas.microsoft.com/office/word/2010/wordprocessingInk" xmlns:wps="http://schemas.microsoft.com/office/word/2010/wordprocessingShape" mc:Ignorable="w14 w15 wp14">
   <w:abstractNum w:abstractNumId="0">
     <w:nsid w:val="8AE9CB31"/>
     <w:multiLevelType w:val="singleLevel"/>
     <w:tmpl w:val="8AE9CB31"/>
-    <w:lvl w:ilvl="0" w:tentative="0">
+    <w:lvl w:ilvl="0">
       <w:start w:val="1"/>
       <w:numFmt w:val="decimal"/>
       <w:lvlText w:val="%1."/>
@@ -6942,10 +6739,10 @@
     <w:nsid w:val="8E964DCE"/>
     <w:multiLevelType w:val="multilevel"/>
     <w:tmpl w:val="8E964DCE"/>
-    <w:lvl w:ilvl="0" w:tentative="0">
+    <w:lvl w:ilvl="0">
       <w:start w:val="1"/>
       <w:numFmt w:val="decimal"/>
-      <w:pStyle w:val="2"/>
+      <w:pStyle w:val="Heading1"/>
       <w:lvlText w:val="%1."/>
       <w:lvlJc w:val="left"/>
       <w:pPr>
@@ -6955,10 +6752,10 @@
         <w:rFonts w:hint="default"/>
       </w:rPr>
     </w:lvl>
-    <w:lvl w:ilvl="1" w:tentative="0">
+    <w:lvl w:ilvl="1">
       <w:start w:val="1"/>
       <w:numFmt w:val="decimal"/>
-      <w:pStyle w:val="3"/>
+      <w:pStyle w:val="Heading2"/>
       <w:lvlText w:val="%1.%2."/>
       <w:lvlJc w:val="left"/>
       <w:pPr>
@@ -6968,10 +6765,10 @@
         <w:rFonts w:hint="default"/>
       </w:rPr>
     </w:lvl>
-    <w:lvl w:ilvl="2" w:tentative="0">
+    <w:lvl w:ilvl="2">
       <w:start w:val="1"/>
       <w:numFmt w:val="decimal"/>
-      <w:pStyle w:val="4"/>
+      <w:pStyle w:val="Heading3"/>
       <w:lvlText w:val="%1.%2.%3."/>
       <w:lvlJc w:val="left"/>
       <w:pPr>
@@ -6981,10 +6778,10 @@
         <w:rFonts w:hint="default"/>
       </w:rPr>
     </w:lvl>
-    <w:lvl w:ilvl="3" w:tentative="0">
+    <w:lvl w:ilvl="3">
       <w:start w:val="1"/>
       <w:numFmt w:val="decimal"/>
-      <w:pStyle w:val="5"/>
+      <w:pStyle w:val="Heading4"/>
       <w:lvlText w:val="%1.%2.%3.%4."/>
       <w:lvlJc w:val="left"/>
       <w:pPr>
@@ -6994,10 +6791,10 @@
         <w:rFonts w:hint="default"/>
       </w:rPr>
     </w:lvl>
-    <w:lvl w:ilvl="4" w:tentative="0">
+    <w:lvl w:ilvl="4">
       <w:start w:val="1"/>
       <w:numFmt w:val="decimal"/>
-      <w:pStyle w:val="6"/>
+      <w:pStyle w:val="Heading5"/>
       <w:lvlText w:val="%1.%2.%3.%4.%5."/>
       <w:lvlJc w:val="left"/>
       <w:pPr>
@@ -7007,10 +6804,10 @@
         <w:rFonts w:hint="default"/>
       </w:rPr>
     </w:lvl>
-    <w:lvl w:ilvl="5" w:tentative="0">
+    <w:lvl w:ilvl="5">
       <w:start w:val="1"/>
       <w:numFmt w:val="decimal"/>
-      <w:pStyle w:val="7"/>
+      <w:pStyle w:val="Heading6"/>
       <w:lvlText w:val="%1.%2.%3.%4.%5.%6."/>
       <w:lvlJc w:val="left"/>
       <w:pPr>
@@ -7020,10 +6817,10 @@
         <w:rFonts w:hint="default"/>
       </w:rPr>
     </w:lvl>
-    <w:lvl w:ilvl="6" w:tentative="0">
+    <w:lvl w:ilvl="6">
       <w:start w:val="1"/>
       <w:numFmt w:val="decimal"/>
-      <w:pStyle w:val="8"/>
+      <w:pStyle w:val="Heading7"/>
       <w:lvlText w:val="%1.%2.%3.%4.%5.%6.%7."/>
       <w:lvlJc w:val="left"/>
       <w:pPr>
@@ -7033,10 +6830,10 @@
         <w:rFonts w:hint="default"/>
       </w:rPr>
     </w:lvl>
-    <w:lvl w:ilvl="7" w:tentative="0">
+    <w:lvl w:ilvl="7">
       <w:start w:val="1"/>
       <w:numFmt w:val="decimal"/>
-      <w:pStyle w:val="9"/>
+      <w:pStyle w:val="Heading8"/>
       <w:lvlText w:val="%1.%2.%3.%4.%5.%6.%7.%8."/>
       <w:lvlJc w:val="left"/>
       <w:pPr>
@@ -7046,10 +6843,10 @@
         <w:rFonts w:hint="default"/>
       </w:rPr>
     </w:lvl>
-    <w:lvl w:ilvl="8" w:tentative="0">
+    <w:lvl w:ilvl="8">
       <w:start w:val="1"/>
       <w:numFmt w:val="decimal"/>
-      <w:pStyle w:val="10"/>
+      <w:pStyle w:val="Heading9"/>
       <w:lvlText w:val="%1.%2.%3.%4.%5.%6.%7.%8.%9."/>
       <w:lvlJc w:val="left"/>
       <w:pPr>
@@ -7064,7 +6861,7 @@
     <w:nsid w:val="BA6D4CC4"/>
     <w:multiLevelType w:val="singleLevel"/>
     <w:tmpl w:val="BA6D4CC4"/>
-    <w:lvl w:ilvl="0" w:tentative="0">
+    <w:lvl w:ilvl="0">
       <w:start w:val="1"/>
       <w:numFmt w:val="decimal"/>
       <w:lvlText w:val="%1."/>
@@ -7081,7 +6878,7 @@
     <w:nsid w:val="C48F51A4"/>
     <w:multiLevelType w:val="singleLevel"/>
     <w:tmpl w:val="C48F51A4"/>
-    <w:lvl w:ilvl="0" w:tentative="0">
+    <w:lvl w:ilvl="0">
       <w:start w:val="1"/>
       <w:numFmt w:val="decimal"/>
       <w:lvlText w:val="%1."/>
@@ -7098,7 +6895,7 @@
     <w:nsid w:val="CAC7FB99"/>
     <w:multiLevelType w:val="singleLevel"/>
     <w:tmpl w:val="CAC7FB99"/>
-    <w:lvl w:ilvl="0" w:tentative="0">
+    <w:lvl w:ilvl="0">
       <w:start w:val="1"/>
       <w:numFmt w:val="decimal"/>
       <w:lvlText w:val="%1."/>
@@ -7115,7 +6912,7 @@
     <w:nsid w:val="DEF06DD2"/>
     <w:multiLevelType w:val="singleLevel"/>
     <w:tmpl w:val="DEF06DD2"/>
-    <w:lvl w:ilvl="0" w:tentative="0">
+    <w:lvl w:ilvl="0">
       <w:start w:val="1"/>
       <w:numFmt w:val="decimal"/>
       <w:lvlText w:val="%1."/>
@@ -7132,7 +6929,7 @@
     <w:nsid w:val="2490C729"/>
     <w:multiLevelType w:val="singleLevel"/>
     <w:tmpl w:val="2490C729"/>
-    <w:lvl w:ilvl="0" w:tentative="0">
+    <w:lvl w:ilvl="0">
       <w:start w:val="1"/>
       <w:numFmt w:val="decimal"/>
       <w:lvlText w:val="%1."/>
@@ -7149,7 +6946,7 @@
     <w:nsid w:val="342AFCC8"/>
     <w:multiLevelType w:val="singleLevel"/>
     <w:tmpl w:val="342AFCC8"/>
-    <w:lvl w:ilvl="0" w:tentative="0">
+    <w:lvl w:ilvl="0">
       <w:start w:val="1"/>
       <w:numFmt w:val="decimal"/>
       <w:lvlText w:val="%1."/>
@@ -7166,7 +6963,7 @@
     <w:nsid w:val="4A1C11A3"/>
     <w:multiLevelType w:val="singleLevel"/>
     <w:tmpl w:val="4A1C11A3"/>
-    <w:lvl w:ilvl="0" w:tentative="0">
+    <w:lvl w:ilvl="0">
       <w:start w:val="1"/>
       <w:numFmt w:val="decimal"/>
       <w:lvlText w:val="%1."/>
@@ -7210,269 +7007,267 @@
 </file>
 
 <file path=word/styles.xml><?xml version="1.0" encoding="utf-8"?>
-<w:styles xmlns:mc="http://schemas.openxmlformats.org/markup-compatibility/2006" xmlns:o="urn:schemas-microsoft-com:office:office" xmlns:r="http://schemas.openxmlformats.org/officeDocument/2006/relationships" xmlns:m="http://schemas.openxmlformats.org/officeDocument/2006/math" xmlns:v="urn:schemas-microsoft-com:vml" xmlns:w="http://schemas.openxmlformats.org/wordprocessingml/2006/main" xmlns:w14="http://schemas.microsoft.com/office/word/2010/wordml" xmlns:w10="urn:schemas-microsoft-com:office:word" xmlns:sl="http://schemas.openxmlformats.org/schemaLibrary/2006/main" xmlns:wpsCustomData="http://www.wps.cn/officeDocument/2013/wpsCustomData" mc:Ignorable="w14">
+<w:styles xmlns:mc="http://schemas.openxmlformats.org/markup-compatibility/2006" xmlns:r="http://schemas.openxmlformats.org/officeDocument/2006/relationships" xmlns:w="http://schemas.openxmlformats.org/wordprocessingml/2006/main" xmlns:w14="http://schemas.microsoft.com/office/word/2010/wordml" xmlns:w15="http://schemas.microsoft.com/office/word/2012/wordml" mc:Ignorable="w14 w15">
   <w:docDefaults>
     <w:rPrDefault>
       <w:rPr>
-        <w:rFonts w:ascii="Times New Roman" w:hAnsi="Times New Roman" w:eastAsia="宋体" w:cs="Times New Roman"/>
+        <w:rFonts w:ascii="Times New Roman" w:eastAsia="宋体" w:hAnsi="Times New Roman" w:cs="Times New Roman"/>
       </w:rPr>
     </w:rPrDefault>
     <w:pPrDefault/>
   </w:docDefaults>
-  <w:latentStyles w:count="260" w:defQFormat="0" w:defUnhideWhenUsed="1" w:defSemiHidden="1" w:defUIPriority="99" w:defLockedState="0">
-    <w:lsdException w:qFormat="1" w:unhideWhenUsed="0" w:uiPriority="0" w:semiHidden="0" w:name="Normal"/>
-    <w:lsdException w:qFormat="1" w:unhideWhenUsed="0" w:uiPriority="0" w:semiHidden="0" w:name="heading 1"/>
-    <w:lsdException w:qFormat="1" w:uiPriority="0" w:semiHidden="0" w:name="heading 2"/>
-    <w:lsdException w:qFormat="1" w:uiPriority="0" w:name="heading 3"/>
-    <w:lsdException w:qFormat="1" w:uiPriority="0" w:semiHidden="0" w:name="heading 4"/>
-    <w:lsdException w:qFormat="1" w:uiPriority="0" w:name="heading 5"/>
-    <w:lsdException w:qFormat="1" w:uiPriority="0" w:name="heading 6"/>
-    <w:lsdException w:qFormat="1" w:uiPriority="0" w:name="heading 7"/>
-    <w:lsdException w:qFormat="1" w:uiPriority="0" w:name="heading 8"/>
-    <w:lsdException w:qFormat="1" w:uiPriority="0" w:name="heading 9"/>
-    <w:lsdException w:unhideWhenUsed="0" w:uiPriority="0" w:semiHidden="0" w:name="index 1"/>
-    <w:lsdException w:unhideWhenUsed="0" w:uiPriority="0" w:semiHidden="0" w:name="index 2"/>
-    <w:lsdException w:unhideWhenUsed="0" w:uiPriority="0" w:semiHidden="0" w:name="index 3"/>
-    <w:lsdException w:unhideWhenUsed="0" w:uiPriority="0" w:semiHidden="0" w:name="index 4"/>
-    <w:lsdException w:unhideWhenUsed="0" w:uiPriority="0" w:semiHidden="0" w:name="index 5"/>
-    <w:lsdException w:unhideWhenUsed="0" w:uiPriority="0" w:semiHidden="0" w:name="index 6"/>
-    <w:lsdException w:unhideWhenUsed="0" w:uiPriority="0" w:semiHidden="0" w:name="index 7"/>
-    <w:lsdException w:unhideWhenUsed="0" w:uiPriority="0" w:semiHidden="0" w:name="index 8"/>
-    <w:lsdException w:unhideWhenUsed="0" w:uiPriority="0" w:semiHidden="0" w:name="index 9"/>
-    <w:lsdException w:qFormat="1" w:unhideWhenUsed="0" w:uiPriority="0" w:semiHidden="0" w:name="toc 1"/>
-    <w:lsdException w:qFormat="1" w:unhideWhenUsed="0" w:uiPriority="0" w:semiHidden="0" w:name="toc 2"/>
-    <w:lsdException w:qFormat="1" w:unhideWhenUsed="0" w:uiPriority="0" w:semiHidden="0" w:name="toc 3"/>
-    <w:lsdException w:unhideWhenUsed="0" w:uiPriority="0" w:semiHidden="0" w:name="toc 4"/>
-    <w:lsdException w:unhideWhenUsed="0" w:uiPriority="0" w:semiHidden="0" w:name="toc 5"/>
-    <w:lsdException w:unhideWhenUsed="0" w:uiPriority="0" w:semiHidden="0" w:name="toc 6"/>
-    <w:lsdException w:unhideWhenUsed="0" w:uiPriority="0" w:semiHidden="0" w:name="toc 7"/>
-    <w:lsdException w:unhideWhenUsed="0" w:uiPriority="0" w:semiHidden="0" w:name="toc 8"/>
-    <w:lsdException w:unhideWhenUsed="0" w:uiPriority="0" w:semiHidden="0" w:name="toc 9"/>
-    <w:lsdException w:unhideWhenUsed="0" w:uiPriority="0" w:semiHidden="0" w:name="Normal Indent"/>
-    <w:lsdException w:unhideWhenUsed="0" w:uiPriority="0" w:semiHidden="0" w:name="footnote text"/>
-    <w:lsdException w:qFormat="1" w:unhideWhenUsed="0" w:uiPriority="0" w:semiHidden="0" w:name="annotation text"/>
-    <w:lsdException w:qFormat="1" w:unhideWhenUsed="0" w:uiPriority="0" w:semiHidden="0" w:name="header"/>
-    <w:lsdException w:qFormat="1" w:unhideWhenUsed="0" w:uiPriority="0" w:semiHidden="0" w:name="footer"/>
-    <w:lsdException w:unhideWhenUsed="0" w:uiPriority="0" w:semiHidden="0" w:name="index heading"/>
-    <w:lsdException w:qFormat="1" w:uiPriority="0" w:name="caption"/>
-    <w:lsdException w:unhideWhenUsed="0" w:uiPriority="0" w:semiHidden="0" w:name="table of figures"/>
-    <w:lsdException w:unhideWhenUsed="0" w:uiPriority="0" w:semiHidden="0" w:name="envelope address"/>
-    <w:lsdException w:unhideWhenUsed="0" w:uiPriority="0" w:semiHidden="0" w:name="envelope return"/>
-    <w:lsdException w:unhideWhenUsed="0" w:uiPriority="0" w:semiHidden="0" w:name="footnote reference"/>
-    <w:lsdException w:unhideWhenUsed="0" w:uiPriority="0" w:semiHidden="0" w:name="annotation reference"/>
-    <w:lsdException w:unhideWhenUsed="0" w:uiPriority="0" w:semiHidden="0" w:name="line number"/>
-    <w:lsdException w:unhideWhenUsed="0" w:uiPriority="0" w:semiHidden="0" w:name="page number"/>
-    <w:lsdException w:unhideWhenUsed="0" w:uiPriority="0" w:semiHidden="0" w:name="endnote reference"/>
-    <w:lsdException w:unhideWhenUsed="0" w:uiPriority="0" w:semiHidden="0" w:name="endnote text"/>
-    <w:lsdException w:unhideWhenUsed="0" w:uiPriority="0" w:semiHidden="0" w:name="table of authorities"/>
-    <w:lsdException w:unhideWhenUsed="0" w:uiPriority="0" w:semiHidden="0" w:name="macro"/>
-    <w:lsdException w:unhideWhenUsed="0" w:uiPriority="0" w:semiHidden="0" w:name="toa heading"/>
-    <w:lsdException w:unhideWhenUsed="0" w:uiPriority="0" w:semiHidden="0" w:name="List"/>
-    <w:lsdException w:unhideWhenUsed="0" w:uiPriority="0" w:semiHidden="0" w:name="List Bullet"/>
-    <w:lsdException w:unhideWhenUsed="0" w:uiPriority="0" w:semiHidden="0" w:name="List Number"/>
-    <w:lsdException w:unhideWhenUsed="0" w:uiPriority="0" w:semiHidden="0" w:name="List 2"/>
-    <w:lsdException w:unhideWhenUsed="0" w:uiPriority="0" w:semiHidden="0" w:name="List 3"/>
-    <w:lsdException w:unhideWhenUsed="0" w:uiPriority="0" w:semiHidden="0" w:name="List 4"/>
-    <w:lsdException w:unhideWhenUsed="0" w:uiPriority="0" w:semiHidden="0" w:name="List 5"/>
-    <w:lsdException w:unhideWhenUsed="0" w:uiPriority="0" w:semiHidden="0" w:name="List Bullet 2"/>
-    <w:lsdException w:unhideWhenUsed="0" w:uiPriority="0" w:semiHidden="0" w:name="List Bullet 3"/>
-    <w:lsdException w:unhideWhenUsed="0" w:uiPriority="0" w:semiHidden="0" w:name="List Bullet 4"/>
-    <w:lsdException w:unhideWhenUsed="0" w:uiPriority="0" w:semiHidden="0" w:name="List Bullet 5"/>
-    <w:lsdException w:unhideWhenUsed="0" w:uiPriority="0" w:semiHidden="0" w:name="List Number 2"/>
-    <w:lsdException w:unhideWhenUsed="0" w:uiPriority="0" w:semiHidden="0" w:name="List Number 3"/>
-    <w:lsdException w:unhideWhenUsed="0" w:uiPriority="0" w:semiHidden="0" w:name="List Number 4"/>
-    <w:lsdException w:unhideWhenUsed="0" w:uiPriority="0" w:semiHidden="0" w:name="List Number 5"/>
-    <w:lsdException w:qFormat="1" w:unhideWhenUsed="0" w:uiPriority="0" w:semiHidden="0" w:name="Title"/>
-    <w:lsdException w:unhideWhenUsed="0" w:uiPriority="0" w:semiHidden="0" w:name="Closing"/>
-    <w:lsdException w:unhideWhenUsed="0" w:uiPriority="0" w:semiHidden="0" w:name="Signature"/>
-    <w:lsdException w:qFormat="1" w:unhideWhenUsed="0" w:uiPriority="0" w:name="Default Paragraph Font"/>
-    <w:lsdException w:qFormat="1" w:unhideWhenUsed="0" w:uiPriority="0" w:name="Body Text"/>
-    <w:lsdException w:unhideWhenUsed="0" w:uiPriority="0" w:semiHidden="0" w:name="Body Text Indent"/>
-    <w:lsdException w:unhideWhenUsed="0" w:uiPriority="0" w:semiHidden="0" w:name="List Continue"/>
-    <w:lsdException w:unhideWhenUsed="0" w:uiPriority="0" w:semiHidden="0" w:name="List Continue 2"/>
-    <w:lsdException w:unhideWhenUsed="0" w:uiPriority="0" w:semiHidden="0" w:name="List Continue 3"/>
-    <w:lsdException w:unhideWhenUsed="0" w:uiPriority="0" w:semiHidden="0" w:name="List Continue 4"/>
-    <w:lsdException w:unhideWhenUsed="0" w:uiPriority="0" w:semiHidden="0" w:name="List Continue 5"/>
-    <w:lsdException w:unhideWhenUsed="0" w:uiPriority="0" w:semiHidden="0" w:name="Message Header"/>
-    <w:lsdException w:qFormat="1" w:unhideWhenUsed="0" w:uiPriority="0" w:semiHidden="0" w:name="Subtitle"/>
-    <w:lsdException w:unhideWhenUsed="0" w:uiPriority="0" w:semiHidden="0" w:name="Salutation"/>
-    <w:lsdException w:unhideWhenUsed="0" w:uiPriority="0" w:semiHidden="0" w:name="Date"/>
-    <w:lsdException w:unhideWhenUsed="0" w:uiPriority="0" w:semiHidden="0" w:name="Body Text First Indent"/>
-    <w:lsdException w:unhideWhenUsed="0" w:uiPriority="0" w:semiHidden="0" w:name="Body Text First Indent 2"/>
-    <w:lsdException w:uiPriority="99" w:name="Note Heading"/>
-    <w:lsdException w:unhideWhenUsed="0" w:uiPriority="0" w:semiHidden="0" w:name="Body Text 2"/>
-    <w:lsdException w:unhideWhenUsed="0" w:uiPriority="0" w:semiHidden="0" w:name="Body Text 3"/>
-    <w:lsdException w:unhideWhenUsed="0" w:uiPriority="0" w:semiHidden="0" w:name="Body Text Indent 2"/>
-    <w:lsdException w:unhideWhenUsed="0" w:uiPriority="0" w:semiHidden="0" w:name="Body Text Indent 3"/>
-    <w:lsdException w:unhideWhenUsed="0" w:uiPriority="0" w:semiHidden="0" w:name="Block Text"/>
-    <w:lsdException w:unhideWhenUsed="0" w:uiPriority="0" w:semiHidden="0" w:name="Hyperlink"/>
-    <w:lsdException w:unhideWhenUsed="0" w:uiPriority="0" w:semiHidden="0" w:name="FollowedHyperlink"/>
-    <w:lsdException w:qFormat="1" w:unhideWhenUsed="0" w:uiPriority="0" w:semiHidden="0" w:name="Strong"/>
-    <w:lsdException w:qFormat="1" w:unhideWhenUsed="0" w:uiPriority="0" w:semiHidden="0" w:name="Emphasis"/>
-    <w:lsdException w:unhideWhenUsed="0" w:uiPriority="0" w:semiHidden="0" w:name="Document Map"/>
-    <w:lsdException w:unhideWhenUsed="0" w:uiPriority="0" w:semiHidden="0" w:name="Plain Text"/>
-    <w:lsdException w:unhideWhenUsed="0" w:uiPriority="0" w:semiHidden="0" w:name="E-mail Signature"/>
-    <w:lsdException w:qFormat="1" w:unhideWhenUsed="0" w:uiPriority="0" w:semiHidden="0" w:name="Normal (Web)"/>
-    <w:lsdException w:unhideWhenUsed="0" w:uiPriority="0" w:semiHidden="0" w:name="HTML Acronym"/>
-    <w:lsdException w:unhideWhenUsed="0" w:uiPriority="0" w:semiHidden="0" w:name="HTML Address"/>
-    <w:lsdException w:unhideWhenUsed="0" w:uiPriority="0" w:semiHidden="0" w:name="HTML Cite"/>
-    <w:lsdException w:unhideWhenUsed="0" w:uiPriority="0" w:semiHidden="0" w:name="HTML Code"/>
-    <w:lsdException w:unhideWhenUsed="0" w:uiPriority="0" w:semiHidden="0" w:name="HTML Definition"/>
-    <w:lsdException w:unhideWhenUsed="0" w:uiPriority="0" w:semiHidden="0" w:name="HTML Keyboard"/>
-    <w:lsdException w:unhideWhenUsed="0" w:uiPriority="0" w:semiHidden="0" w:name="HTML Preformatted"/>
-    <w:lsdException w:unhideWhenUsed="0" w:uiPriority="0" w:semiHidden="0" w:name="HTML Sample"/>
-    <w:lsdException w:unhideWhenUsed="0" w:uiPriority="0" w:semiHidden="0" w:name="HTML Typewriter"/>
-    <w:lsdException w:unhideWhenUsed="0" w:uiPriority="0" w:semiHidden="0" w:name="HTML Variable"/>
-    <w:lsdException w:qFormat="1" w:unhideWhenUsed="0" w:uiPriority="0" w:name="Normal Table"/>
-    <w:lsdException w:unhideWhenUsed="0" w:uiPriority="0" w:semiHidden="0" w:name="annotation subject"/>
-    <w:lsdException w:unhideWhenUsed="0" w:uiPriority="0" w:semiHidden="0" w:name="Table Simple 1"/>
-    <w:lsdException w:unhideWhenUsed="0" w:uiPriority="0" w:semiHidden="0" w:name="Table Simple 2"/>
-    <w:lsdException w:unhideWhenUsed="0" w:uiPriority="0" w:semiHidden="0" w:name="Table Simple 3"/>
-    <w:lsdException w:unhideWhenUsed="0" w:uiPriority="0" w:semiHidden="0" w:name="Table Classic 1"/>
-    <w:lsdException w:unhideWhenUsed="0" w:uiPriority="0" w:semiHidden="0" w:name="Table Classic 2"/>
-    <w:lsdException w:unhideWhenUsed="0" w:uiPriority="0" w:semiHidden="0" w:name="Table Classic 3"/>
-    <w:lsdException w:unhideWhenUsed="0" w:uiPriority="0" w:semiHidden="0" w:name="Table Classic 4"/>
-    <w:lsdException w:unhideWhenUsed="0" w:uiPriority="0" w:semiHidden="0" w:name="Table Colorful 1"/>
-    <w:lsdException w:unhideWhenUsed="0" w:uiPriority="0" w:semiHidden="0" w:name="Table Colorful 2"/>
-    <w:lsdException w:unhideWhenUsed="0" w:uiPriority="0" w:semiHidden="0" w:name="Table Colorful 3"/>
-    <w:lsdException w:unhideWhenUsed="0" w:uiPriority="0" w:semiHidden="0" w:name="Table Columns 1"/>
-    <w:lsdException w:unhideWhenUsed="0" w:uiPriority="0" w:semiHidden="0" w:name="Table Columns 2"/>
-    <w:lsdException w:unhideWhenUsed="0" w:uiPriority="0" w:semiHidden="0" w:name="Table Columns 3"/>
-    <w:lsdException w:unhideWhenUsed="0" w:uiPriority="0" w:semiHidden="0" w:name="Table Columns 4"/>
-    <w:lsdException w:unhideWhenUsed="0" w:uiPriority="0" w:semiHidden="0" w:name="Table Columns 5"/>
-    <w:lsdException w:unhideWhenUsed="0" w:uiPriority="0" w:semiHidden="0" w:name="Table Grid 1"/>
-    <w:lsdException w:unhideWhenUsed="0" w:uiPriority="0" w:semiHidden="0" w:name="Table Grid 2"/>
-    <w:lsdException w:unhideWhenUsed="0" w:uiPriority="0" w:semiHidden="0" w:name="Table Grid 3"/>
-    <w:lsdException w:unhideWhenUsed="0" w:uiPriority="0" w:semiHidden="0" w:name="Table Grid 4"/>
-    <w:lsdException w:unhideWhenUsed="0" w:uiPriority="0" w:semiHidden="0" w:name="Table Grid 5"/>
-    <w:lsdException w:unhideWhenUsed="0" w:uiPriority="0" w:semiHidden="0" w:name="Table Grid 6"/>
-    <w:lsdException w:unhideWhenUsed="0" w:uiPriority="0" w:semiHidden="0" w:name="Table Grid 7"/>
-    <w:lsdException w:unhideWhenUsed="0" w:uiPriority="0" w:semiHidden="0" w:name="Table Grid 8"/>
-    <w:lsdException w:unhideWhenUsed="0" w:uiPriority="0" w:semiHidden="0" w:name="Table List 1"/>
-    <w:lsdException w:unhideWhenUsed="0" w:uiPriority="0" w:semiHidden="0" w:name="Table List 2"/>
-    <w:lsdException w:unhideWhenUsed="0" w:uiPriority="0" w:semiHidden="0" w:name="Table List 3"/>
-    <w:lsdException w:unhideWhenUsed="0" w:uiPriority="0" w:semiHidden="0" w:name="Table List 4"/>
-    <w:lsdException w:unhideWhenUsed="0" w:uiPriority="0" w:semiHidden="0" w:name="Table List 5"/>
-    <w:lsdException w:unhideWhenUsed="0" w:uiPriority="0" w:semiHidden="0" w:name="Table List 6"/>
-    <w:lsdException w:unhideWhenUsed="0" w:uiPriority="0" w:semiHidden="0" w:name="Table List 7"/>
-    <w:lsdException w:unhideWhenUsed="0" w:uiPriority="0" w:semiHidden="0" w:name="Table List 8"/>
-    <w:lsdException w:unhideWhenUsed="0" w:uiPriority="0" w:semiHidden="0" w:name="Table 3D effects 1"/>
-    <w:lsdException w:unhideWhenUsed="0" w:uiPriority="0" w:semiHidden="0" w:name="Table 3D effects 2"/>
-    <w:lsdException w:unhideWhenUsed="0" w:uiPriority="0" w:semiHidden="0" w:name="Table 3D effects 3"/>
-    <w:lsdException w:unhideWhenUsed="0" w:uiPriority="0" w:semiHidden="0" w:name="Table Contemporary"/>
-    <w:lsdException w:unhideWhenUsed="0" w:uiPriority="0" w:semiHidden="0" w:name="Table Elegant"/>
-    <w:lsdException w:unhideWhenUsed="0" w:uiPriority="0" w:semiHidden="0" w:name="Table Professional"/>
-    <w:lsdException w:unhideWhenUsed="0" w:uiPriority="0" w:semiHidden="0" w:name="Table Subtle 1"/>
-    <w:lsdException w:unhideWhenUsed="0" w:uiPriority="0" w:semiHidden="0" w:name="Table Subtle 2"/>
-    <w:lsdException w:unhideWhenUsed="0" w:uiPriority="0" w:semiHidden="0" w:name="Table Web 1"/>
-    <w:lsdException w:unhideWhenUsed="0" w:uiPriority="0" w:semiHidden="0" w:name="Table Web 2"/>
-    <w:lsdException w:unhideWhenUsed="0" w:uiPriority="0" w:semiHidden="0" w:name="Table Web 3"/>
-    <w:lsdException w:unhideWhenUsed="0" w:uiPriority="0" w:semiHidden="0" w:name="Balloon Text"/>
-    <w:lsdException w:qFormat="1" w:unhideWhenUsed="0" w:uiPriority="0" w:semiHidden="0" w:name="Table Grid"/>
-    <w:lsdException w:unhideWhenUsed="0" w:uiPriority="0" w:semiHidden="0" w:name="Table Theme"/>
-    <w:lsdException w:unhideWhenUsed="0" w:uiPriority="60" w:semiHidden="0" w:name="Light Shading"/>
-    <w:lsdException w:unhideWhenUsed="0" w:uiPriority="61" w:semiHidden="0" w:name="Light List"/>
-    <w:lsdException w:unhideWhenUsed="0" w:uiPriority="62" w:semiHidden="0" w:name="Light Grid"/>
-    <w:lsdException w:unhideWhenUsed="0" w:uiPriority="63" w:semiHidden="0" w:name="Medium Shading 1"/>
-    <w:lsdException w:unhideWhenUsed="0" w:uiPriority="64" w:semiHidden="0" w:name="Medium Shading 2"/>
-    <w:lsdException w:unhideWhenUsed="0" w:uiPriority="65" w:semiHidden="0" w:name="Medium List 1"/>
-    <w:lsdException w:unhideWhenUsed="0" w:uiPriority="66" w:semiHidden="0" w:name="Medium List 2"/>
-    <w:lsdException w:unhideWhenUsed="0" w:uiPriority="67" w:semiHidden="0" w:name="Medium Grid 1"/>
-    <w:lsdException w:unhideWhenUsed="0" w:uiPriority="68" w:semiHidden="0" w:name="Medium Grid 2"/>
-    <w:lsdException w:unhideWhenUsed="0" w:uiPriority="69" w:semiHidden="0" w:name="Medium Grid 3"/>
-    <w:lsdException w:unhideWhenUsed="0" w:uiPriority="70" w:semiHidden="0" w:name="Dark List"/>
-    <w:lsdException w:unhideWhenUsed="0" w:uiPriority="71" w:semiHidden="0" w:name="Colorful Shading"/>
-    <w:lsdException w:unhideWhenUsed="0" w:uiPriority="72" w:semiHidden="0" w:name="Colorful List"/>
-    <w:lsdException w:unhideWhenUsed="0" w:uiPriority="73" w:semiHidden="0" w:name="Colorful Grid"/>
-    <w:lsdException w:unhideWhenUsed="0" w:uiPriority="60" w:semiHidden="0" w:name="Light Shading Accent 1"/>
-    <w:lsdException w:unhideWhenUsed="0" w:uiPriority="61" w:semiHidden="0" w:name="Light List Accent 1"/>
-    <w:lsdException w:unhideWhenUsed="0" w:uiPriority="62" w:semiHidden="0" w:name="Light Grid Accent 1"/>
-    <w:lsdException w:unhideWhenUsed="0" w:uiPriority="63" w:semiHidden="0" w:name="Medium Shading 1 Accent 1"/>
-    <w:lsdException w:unhideWhenUsed="0" w:uiPriority="64" w:semiHidden="0" w:name="Medium Shading 2 Accent 1"/>
-    <w:lsdException w:unhideWhenUsed="0" w:uiPriority="65" w:semiHidden="0" w:name="Medium List 1 Accent 1"/>
-    <w:lsdException w:unhideWhenUsed="0" w:uiPriority="66" w:semiHidden="0" w:name="Medium List 2 Accent 1"/>
-    <w:lsdException w:unhideWhenUsed="0" w:uiPriority="67" w:semiHidden="0" w:name="Medium Grid 1 Accent 1"/>
-    <w:lsdException w:unhideWhenUsed="0" w:uiPriority="68" w:semiHidden="0" w:name="Medium Grid 2 Accent 1"/>
-    <w:lsdException w:unhideWhenUsed="0" w:uiPriority="69" w:semiHidden="0" w:name="Medium Grid 3 Accent 1"/>
-    <w:lsdException w:unhideWhenUsed="0" w:uiPriority="70" w:semiHidden="0" w:name="Dark List Accent 1"/>
-    <w:lsdException w:unhideWhenUsed="0" w:uiPriority="71" w:semiHidden="0" w:name="Colorful Shading Accent 1"/>
-    <w:lsdException w:unhideWhenUsed="0" w:uiPriority="72" w:semiHidden="0" w:name="Colorful List Accent 1"/>
-    <w:lsdException w:unhideWhenUsed="0" w:uiPriority="73" w:semiHidden="0" w:name="Colorful Grid Accent 1"/>
-    <w:lsdException w:unhideWhenUsed="0" w:uiPriority="60" w:semiHidden="0" w:name="Light Shading Accent 2"/>
-    <w:lsdException w:unhideWhenUsed="0" w:uiPriority="61" w:semiHidden="0" w:name="Light List Accent 2"/>
-    <w:lsdException w:unhideWhenUsed="0" w:uiPriority="62" w:semiHidden="0" w:name="Light Grid Accent 2"/>
-    <w:lsdException w:unhideWhenUsed="0" w:uiPriority="63" w:semiHidden="0" w:name="Medium Shading 1 Accent 2"/>
-    <w:lsdException w:unhideWhenUsed="0" w:uiPriority="64" w:semiHidden="0" w:name="Medium Shading 2 Accent 2"/>
-    <w:lsdException w:unhideWhenUsed="0" w:uiPriority="65" w:semiHidden="0" w:name="Medium List 1 Accent 2"/>
-    <w:lsdException w:unhideWhenUsed="0" w:uiPriority="66" w:semiHidden="0" w:name="Medium List 2 Accent 2"/>
-    <w:lsdException w:unhideWhenUsed="0" w:uiPriority="67" w:semiHidden="0" w:name="Medium Grid 1 Accent 2"/>
-    <w:lsdException w:unhideWhenUsed="0" w:uiPriority="68" w:semiHidden="0" w:name="Medium Grid 2 Accent 2"/>
-    <w:lsdException w:unhideWhenUsed="0" w:uiPriority="69" w:semiHidden="0" w:name="Medium Grid 3 Accent 2"/>
-    <w:lsdException w:unhideWhenUsed="0" w:uiPriority="70" w:semiHidden="0" w:name="Dark List Accent 2"/>
-    <w:lsdException w:unhideWhenUsed="0" w:uiPriority="71" w:semiHidden="0" w:name="Colorful Shading Accent 2"/>
-    <w:lsdException w:unhideWhenUsed="0" w:uiPriority="72" w:semiHidden="0" w:name="Colorful List Accent 2"/>
-    <w:lsdException w:unhideWhenUsed="0" w:uiPriority="73" w:semiHidden="0" w:name="Colorful Grid Accent 2"/>
-    <w:lsdException w:unhideWhenUsed="0" w:uiPriority="60" w:semiHidden="0" w:name="Light Shading Accent 3"/>
-    <w:lsdException w:unhideWhenUsed="0" w:uiPriority="61" w:semiHidden="0" w:name="Light List Accent 3"/>
-    <w:lsdException w:unhideWhenUsed="0" w:uiPriority="62" w:semiHidden="0" w:name="Light Grid Accent 3"/>
-    <w:lsdException w:unhideWhenUsed="0" w:uiPriority="63" w:semiHidden="0" w:name="Medium Shading 1 Accent 3"/>
-    <w:lsdException w:unhideWhenUsed="0" w:uiPriority="64" w:semiHidden="0" w:name="Medium Shading 2 Accent 3"/>
-    <w:lsdException w:unhideWhenUsed="0" w:uiPriority="65" w:semiHidden="0" w:name="Medium List 1 Accent 3"/>
-    <w:lsdException w:unhideWhenUsed="0" w:uiPriority="66" w:semiHidden="0" w:name="Medium List 2 Accent 3"/>
-    <w:lsdException w:unhideWhenUsed="0" w:uiPriority="67" w:semiHidden="0" w:name="Medium Grid 1 Accent 3"/>
-    <w:lsdException w:unhideWhenUsed="0" w:uiPriority="68" w:semiHidden="0" w:name="Medium Grid 2 Accent 3"/>
-    <w:lsdException w:unhideWhenUsed="0" w:uiPriority="69" w:semiHidden="0" w:name="Medium Grid 3 Accent 3"/>
-    <w:lsdException w:unhideWhenUsed="0" w:uiPriority="70" w:semiHidden="0" w:name="Dark List Accent 3"/>
-    <w:lsdException w:unhideWhenUsed="0" w:uiPriority="71" w:semiHidden="0" w:name="Colorful Shading Accent 3"/>
-    <w:lsdException w:unhideWhenUsed="0" w:uiPriority="72" w:semiHidden="0" w:name="Colorful List Accent 3"/>
-    <w:lsdException w:unhideWhenUsed="0" w:uiPriority="73" w:semiHidden="0" w:name="Colorful Grid Accent 3"/>
-    <w:lsdException w:unhideWhenUsed="0" w:uiPriority="60" w:semiHidden="0" w:name="Light Shading Accent 4"/>
-    <w:lsdException w:unhideWhenUsed="0" w:uiPriority="61" w:semiHidden="0" w:name="Light List Accent 4"/>
-    <w:lsdException w:unhideWhenUsed="0" w:uiPriority="62" w:semiHidden="0" w:name="Light Grid Accent 4"/>
-    <w:lsdException w:unhideWhenUsed="0" w:uiPriority="63" w:semiHidden="0" w:name="Medium Shading 1 Accent 4"/>
-    <w:lsdException w:unhideWhenUsed="0" w:uiPriority="64" w:semiHidden="0" w:name="Medium Shading 2 Accent 4"/>
-    <w:lsdException w:unhideWhenUsed="0" w:uiPriority="65" w:semiHidden="0" w:name="Medium List 1 Accent 4"/>
-    <w:lsdException w:unhideWhenUsed="0" w:uiPriority="66" w:semiHidden="0" w:name="Medium List 2 Accent 4"/>
-    <w:lsdException w:unhideWhenUsed="0" w:uiPriority="67" w:semiHidden="0" w:name="Medium Grid 1 Accent 4"/>
-    <w:lsdException w:unhideWhenUsed="0" w:uiPriority="68" w:semiHidden="0" w:name="Medium Grid 2 Accent 4"/>
-    <w:lsdException w:unhideWhenUsed="0" w:uiPriority="69" w:semiHidden="0" w:name="Medium Grid 3 Accent 4"/>
-    <w:lsdException w:unhideWhenUsed="0" w:uiPriority="70" w:semiHidden="0" w:name="Dark List Accent 4"/>
-    <w:lsdException w:unhideWhenUsed="0" w:uiPriority="71" w:semiHidden="0" w:name="Colorful Shading Accent 4"/>
-    <w:lsdException w:unhideWhenUsed="0" w:uiPriority="72" w:semiHidden="0" w:name="Colorful List Accent 4"/>
-    <w:lsdException w:unhideWhenUsed="0" w:uiPriority="73" w:semiHidden="0" w:name="Colorful Grid Accent 4"/>
-    <w:lsdException w:unhideWhenUsed="0" w:uiPriority="60" w:semiHidden="0" w:name="Light Shading Accent 5"/>
-    <w:lsdException w:unhideWhenUsed="0" w:uiPriority="61" w:semiHidden="0" w:name="Light List Accent 5"/>
-    <w:lsdException w:unhideWhenUsed="0" w:uiPriority="62" w:semiHidden="0" w:name="Light Grid Accent 5"/>
-    <w:lsdException w:unhideWhenUsed="0" w:uiPriority="63" w:semiHidden="0" w:name="Medium Shading 1 Accent 5"/>
-    <w:lsdException w:unhideWhenUsed="0" w:uiPriority="64" w:semiHidden="0" w:name="Medium Shading 2 Accent 5"/>
-    <w:lsdException w:unhideWhenUsed="0" w:uiPriority="65" w:semiHidden="0" w:name="Medium List 1 Accent 5"/>
-    <w:lsdException w:unhideWhenUsed="0" w:uiPriority="66" w:semiHidden="0" w:name="Medium List 2 Accent 5"/>
-    <w:lsdException w:unhideWhenUsed="0" w:uiPriority="67" w:semiHidden="0" w:name="Medium Grid 1 Accent 5"/>
-    <w:lsdException w:unhideWhenUsed="0" w:uiPriority="68" w:semiHidden="0" w:name="Medium Grid 2 Accent 5"/>
-    <w:lsdException w:unhideWhenUsed="0" w:uiPriority="69" w:semiHidden="0" w:name="Medium Grid 3 Accent 5"/>
-    <w:lsdException w:unhideWhenUsed="0" w:uiPriority="70" w:semiHidden="0" w:name="Dark List Accent 5"/>
-    <w:lsdException w:unhideWhenUsed="0" w:uiPriority="71" w:semiHidden="0" w:name="Colorful Shading Accent 5"/>
-    <w:lsdException w:unhideWhenUsed="0" w:uiPriority="72" w:semiHidden="0" w:name="Colorful List Accent 5"/>
-    <w:lsdException w:unhideWhenUsed="0" w:uiPriority="73" w:semiHidden="0" w:name="Colorful Grid Accent 5"/>
-    <w:lsdException w:unhideWhenUsed="0" w:uiPriority="60" w:semiHidden="0" w:name="Light Shading Accent 6"/>
-    <w:lsdException w:unhideWhenUsed="0" w:uiPriority="61" w:semiHidden="0" w:name="Light List Accent 6"/>
-    <w:lsdException w:unhideWhenUsed="0" w:uiPriority="62" w:semiHidden="0" w:name="Light Grid Accent 6"/>
-    <w:lsdException w:unhideWhenUsed="0" w:uiPriority="63" w:semiHidden="0" w:name="Medium Shading 1 Accent 6"/>
-    <w:lsdException w:unhideWhenUsed="0" w:uiPriority="64" w:semiHidden="0" w:name="Medium Shading 2 Accent 6"/>
-    <w:lsdException w:unhideWhenUsed="0" w:uiPriority="65" w:semiHidden="0" w:name="Medium List 1 Accent 6"/>
-    <w:lsdException w:unhideWhenUsed="0" w:uiPriority="66" w:semiHidden="0" w:name="Medium List 2 Accent 6"/>
-    <w:lsdException w:unhideWhenUsed="0" w:uiPriority="67" w:semiHidden="0" w:name="Medium Grid 1 Accent 6"/>
-    <w:lsdException w:unhideWhenUsed="0" w:uiPriority="68" w:semiHidden="0" w:name="Medium Grid 2 Accent 6"/>
-    <w:lsdException w:unhideWhenUsed="0" w:uiPriority="69" w:semiHidden="0" w:name="Medium Grid 3 Accent 6"/>
-    <w:lsdException w:unhideWhenUsed="0" w:uiPriority="70" w:semiHidden="0" w:name="Dark List Accent 6"/>
-    <w:lsdException w:unhideWhenUsed="0" w:uiPriority="71" w:semiHidden="0" w:name="Colorful Shading Accent 6"/>
-    <w:lsdException w:unhideWhenUsed="0" w:uiPriority="72" w:semiHidden="0" w:name="Colorful List Accent 6"/>
-    <w:lsdException w:unhideWhenUsed="0" w:uiPriority="73" w:semiHidden="0" w:name="Colorful Grid Accent 6"/>
+  <w:latentStyles w:defLockedState="0" w:defUIPriority="99" w:defSemiHidden="1" w:defUnhideWhenUsed="1" w:defQFormat="0" w:count="260">
+    <w:lsdException w:name="Normal" w:semiHidden="0" w:uiPriority="0" w:unhideWhenUsed="0" w:qFormat="1"/>
+    <w:lsdException w:name="heading 1" w:semiHidden="0" w:uiPriority="0" w:unhideWhenUsed="0" w:qFormat="1"/>
+    <w:lsdException w:name="heading 2" w:semiHidden="0" w:uiPriority="0" w:qFormat="1"/>
+    <w:lsdException w:name="heading 3" w:uiPriority="0" w:qFormat="1"/>
+    <w:lsdException w:name="heading 4" w:semiHidden="0" w:uiPriority="0" w:qFormat="1"/>
+    <w:lsdException w:name="heading 5" w:uiPriority="0" w:qFormat="1"/>
+    <w:lsdException w:name="heading 6" w:uiPriority="0" w:qFormat="1"/>
+    <w:lsdException w:name="heading 7" w:uiPriority="0" w:qFormat="1"/>
+    <w:lsdException w:name="heading 8" w:uiPriority="0" w:qFormat="1"/>
+    <w:lsdException w:name="heading 9" w:uiPriority="0" w:qFormat="1"/>
+    <w:lsdException w:name="index 1" w:semiHidden="0" w:uiPriority="0" w:unhideWhenUsed="0"/>
+    <w:lsdException w:name="index 2" w:semiHidden="0" w:uiPriority="0" w:unhideWhenUsed="0"/>
+    <w:lsdException w:name="index 3" w:semiHidden="0" w:uiPriority="0" w:unhideWhenUsed="0"/>
+    <w:lsdException w:name="index 4" w:semiHidden="0" w:uiPriority="0" w:unhideWhenUsed="0"/>
+    <w:lsdException w:name="index 5" w:semiHidden="0" w:uiPriority="0" w:unhideWhenUsed="0"/>
+    <w:lsdException w:name="index 6" w:semiHidden="0" w:uiPriority="0" w:unhideWhenUsed="0"/>
+    <w:lsdException w:name="index 7" w:semiHidden="0" w:uiPriority="0" w:unhideWhenUsed="0"/>
+    <w:lsdException w:name="index 8" w:semiHidden="0" w:uiPriority="0" w:unhideWhenUsed="0"/>
+    <w:lsdException w:name="index 9" w:semiHidden="0" w:uiPriority="0" w:unhideWhenUsed="0"/>
+    <w:lsdException w:name="toc 1" w:semiHidden="0" w:uiPriority="0" w:unhideWhenUsed="0" w:qFormat="1"/>
+    <w:lsdException w:name="toc 2" w:semiHidden="0" w:uiPriority="0" w:unhideWhenUsed="0" w:qFormat="1"/>
+    <w:lsdException w:name="toc 3" w:semiHidden="0" w:uiPriority="0" w:unhideWhenUsed="0" w:qFormat="1"/>
+    <w:lsdException w:name="toc 4" w:semiHidden="0" w:uiPriority="0" w:unhideWhenUsed="0"/>
+    <w:lsdException w:name="toc 5" w:semiHidden="0" w:uiPriority="0" w:unhideWhenUsed="0"/>
+    <w:lsdException w:name="toc 6" w:semiHidden="0" w:uiPriority="0" w:unhideWhenUsed="0"/>
+    <w:lsdException w:name="toc 7" w:semiHidden="0" w:uiPriority="0" w:unhideWhenUsed="0"/>
+    <w:lsdException w:name="toc 8" w:semiHidden="0" w:uiPriority="0" w:unhideWhenUsed="0"/>
+    <w:lsdException w:name="toc 9" w:semiHidden="0" w:uiPriority="0" w:unhideWhenUsed="0"/>
+    <w:lsdException w:name="Normal Indent" w:semiHidden="0" w:uiPriority="0" w:unhideWhenUsed="0"/>
+    <w:lsdException w:name="footnote text" w:semiHidden="0" w:uiPriority="0" w:unhideWhenUsed="0"/>
+    <w:lsdException w:name="annotation text" w:semiHidden="0" w:uiPriority="0" w:unhideWhenUsed="0" w:qFormat="1"/>
+    <w:lsdException w:name="header" w:semiHidden="0" w:uiPriority="0" w:unhideWhenUsed="0" w:qFormat="1"/>
+    <w:lsdException w:name="footer" w:semiHidden="0" w:uiPriority="0" w:unhideWhenUsed="0" w:qFormat="1"/>
+    <w:lsdException w:name="index heading" w:semiHidden="0" w:uiPriority="0" w:unhideWhenUsed="0"/>
+    <w:lsdException w:name="caption" w:uiPriority="0" w:qFormat="1"/>
+    <w:lsdException w:name="table of figures" w:semiHidden="0" w:uiPriority="0" w:unhideWhenUsed="0"/>
+    <w:lsdException w:name="envelope address" w:semiHidden="0" w:uiPriority="0" w:unhideWhenUsed="0"/>
+    <w:lsdException w:name="envelope return" w:semiHidden="0" w:uiPriority="0" w:unhideWhenUsed="0"/>
+    <w:lsdException w:name="footnote reference" w:semiHidden="0" w:uiPriority="0" w:unhideWhenUsed="0"/>
+    <w:lsdException w:name="annotation reference" w:semiHidden="0" w:uiPriority="0" w:unhideWhenUsed="0"/>
+    <w:lsdException w:name="line number" w:semiHidden="0" w:uiPriority="0" w:unhideWhenUsed="0"/>
+    <w:lsdException w:name="page number" w:semiHidden="0" w:uiPriority="0" w:unhideWhenUsed="0"/>
+    <w:lsdException w:name="endnote reference" w:semiHidden="0" w:uiPriority="0" w:unhideWhenUsed="0"/>
+    <w:lsdException w:name="endnote text" w:semiHidden="0" w:uiPriority="0" w:unhideWhenUsed="0"/>
+    <w:lsdException w:name="table of authorities" w:semiHidden="0" w:uiPriority="0" w:unhideWhenUsed="0"/>
+    <w:lsdException w:name="macro" w:semiHidden="0" w:uiPriority="0" w:unhideWhenUsed="0"/>
+    <w:lsdException w:name="toa heading" w:semiHidden="0" w:uiPriority="0" w:unhideWhenUsed="0"/>
+    <w:lsdException w:name="List" w:semiHidden="0" w:uiPriority="0" w:unhideWhenUsed="0"/>
+    <w:lsdException w:name="List Bullet" w:semiHidden="0" w:uiPriority="0" w:unhideWhenUsed="0"/>
+    <w:lsdException w:name="List Number" w:semiHidden="0" w:uiPriority="0" w:unhideWhenUsed="0"/>
+    <w:lsdException w:name="List 2" w:semiHidden="0" w:uiPriority="0" w:unhideWhenUsed="0"/>
+    <w:lsdException w:name="List 3" w:semiHidden="0" w:uiPriority="0" w:unhideWhenUsed="0"/>
+    <w:lsdException w:name="List 4" w:semiHidden="0" w:uiPriority="0" w:unhideWhenUsed="0"/>
+    <w:lsdException w:name="List 5" w:semiHidden="0" w:uiPriority="0" w:unhideWhenUsed="0"/>
+    <w:lsdException w:name="List Bullet 2" w:semiHidden="0" w:uiPriority="0" w:unhideWhenUsed="0"/>
+    <w:lsdException w:name="List Bullet 3" w:semiHidden="0" w:uiPriority="0" w:unhideWhenUsed="0"/>
+    <w:lsdException w:name="List Bullet 4" w:semiHidden="0" w:uiPriority="0" w:unhideWhenUsed="0"/>
+    <w:lsdException w:name="List Bullet 5" w:semiHidden="0" w:uiPriority="0" w:unhideWhenUsed="0"/>
+    <w:lsdException w:name="List Number 2" w:semiHidden="0" w:uiPriority="0" w:unhideWhenUsed="0"/>
+    <w:lsdException w:name="List Number 3" w:semiHidden="0" w:uiPriority="0" w:unhideWhenUsed="0"/>
+    <w:lsdException w:name="List Number 4" w:semiHidden="0" w:uiPriority="0" w:unhideWhenUsed="0"/>
+    <w:lsdException w:name="List Number 5" w:semiHidden="0" w:uiPriority="0" w:unhideWhenUsed="0"/>
+    <w:lsdException w:name="Title" w:semiHidden="0" w:uiPriority="0" w:unhideWhenUsed="0" w:qFormat="1"/>
+    <w:lsdException w:name="Closing" w:semiHidden="0" w:uiPriority="0" w:unhideWhenUsed="0"/>
+    <w:lsdException w:name="Signature" w:semiHidden="0" w:uiPriority="0" w:unhideWhenUsed="0"/>
+    <w:lsdException w:name="Default Paragraph Font" w:uiPriority="0" w:unhideWhenUsed="0" w:qFormat="1"/>
+    <w:lsdException w:name="Body Text" w:uiPriority="0" w:unhideWhenUsed="0" w:qFormat="1"/>
+    <w:lsdException w:name="Body Text Indent" w:semiHidden="0" w:uiPriority="0" w:unhideWhenUsed="0"/>
+    <w:lsdException w:name="List Continue" w:semiHidden="0" w:uiPriority="0" w:unhideWhenUsed="0"/>
+    <w:lsdException w:name="List Continue 2" w:semiHidden="0" w:uiPriority="0" w:unhideWhenUsed="0"/>
+    <w:lsdException w:name="List Continue 3" w:semiHidden="0" w:uiPriority="0" w:unhideWhenUsed="0"/>
+    <w:lsdException w:name="List Continue 4" w:semiHidden="0" w:uiPriority="0" w:unhideWhenUsed="0"/>
+    <w:lsdException w:name="List Continue 5" w:semiHidden="0" w:uiPriority="0" w:unhideWhenUsed="0"/>
+    <w:lsdException w:name="Message Header" w:semiHidden="0" w:uiPriority="0" w:unhideWhenUsed="0"/>
+    <w:lsdException w:name="Subtitle" w:semiHidden="0" w:uiPriority="0" w:unhideWhenUsed="0" w:qFormat="1"/>
+    <w:lsdException w:name="Salutation" w:semiHidden="0" w:uiPriority="0" w:unhideWhenUsed="0"/>
+    <w:lsdException w:name="Date" w:semiHidden="0" w:uiPriority="0" w:unhideWhenUsed="0"/>
+    <w:lsdException w:name="Body Text First Indent" w:semiHidden="0" w:uiPriority="0" w:unhideWhenUsed="0"/>
+    <w:lsdException w:name="Body Text First Indent 2" w:semiHidden="0" w:uiPriority="0" w:unhideWhenUsed="0"/>
+    <w:lsdException w:name="Body Text 2" w:semiHidden="0" w:uiPriority="0" w:unhideWhenUsed="0"/>
+    <w:lsdException w:name="Body Text 3" w:semiHidden="0" w:uiPriority="0" w:unhideWhenUsed="0"/>
+    <w:lsdException w:name="Body Text Indent 2" w:semiHidden="0" w:uiPriority="0" w:unhideWhenUsed="0"/>
+    <w:lsdException w:name="Body Text Indent 3" w:semiHidden="0" w:uiPriority="0" w:unhideWhenUsed="0"/>
+    <w:lsdException w:name="Block Text" w:semiHidden="0" w:uiPriority="0" w:unhideWhenUsed="0"/>
+    <w:lsdException w:name="Hyperlink" w:semiHidden="0" w:uiPriority="0" w:unhideWhenUsed="0"/>
+    <w:lsdException w:name="FollowedHyperlink" w:semiHidden="0" w:uiPriority="0" w:unhideWhenUsed="0"/>
+    <w:lsdException w:name="Strong" w:semiHidden="0" w:uiPriority="0" w:unhideWhenUsed="0" w:qFormat="1"/>
+    <w:lsdException w:name="Emphasis" w:semiHidden="0" w:uiPriority="0" w:unhideWhenUsed="0" w:qFormat="1"/>
+    <w:lsdException w:name="Document Map" w:semiHidden="0" w:uiPriority="0" w:unhideWhenUsed="0"/>
+    <w:lsdException w:name="Plain Text" w:semiHidden="0" w:uiPriority="0" w:unhideWhenUsed="0"/>
+    <w:lsdException w:name="E-mail Signature" w:semiHidden="0" w:uiPriority="0" w:unhideWhenUsed="0"/>
+    <w:lsdException w:name="Normal (Web)" w:semiHidden="0" w:uiPriority="0" w:unhideWhenUsed="0" w:qFormat="1"/>
+    <w:lsdException w:name="HTML Acronym" w:semiHidden="0" w:uiPriority="0" w:unhideWhenUsed="0"/>
+    <w:lsdException w:name="HTML Address" w:semiHidden="0" w:uiPriority="0" w:unhideWhenUsed="0"/>
+    <w:lsdException w:name="HTML Cite" w:semiHidden="0" w:uiPriority="0" w:unhideWhenUsed="0"/>
+    <w:lsdException w:name="HTML Code" w:semiHidden="0" w:uiPriority="0" w:unhideWhenUsed="0"/>
+    <w:lsdException w:name="HTML Definition" w:semiHidden="0" w:uiPriority="0" w:unhideWhenUsed="0"/>
+    <w:lsdException w:name="HTML Keyboard" w:semiHidden="0" w:uiPriority="0" w:unhideWhenUsed="0"/>
+    <w:lsdException w:name="HTML Preformatted" w:semiHidden="0" w:uiPriority="0" w:unhideWhenUsed="0"/>
+    <w:lsdException w:name="HTML Sample" w:semiHidden="0" w:uiPriority="0" w:unhideWhenUsed="0"/>
+    <w:lsdException w:name="HTML Typewriter" w:semiHidden="0" w:uiPriority="0" w:unhideWhenUsed="0"/>
+    <w:lsdException w:name="HTML Variable" w:semiHidden="0" w:uiPriority="0" w:unhideWhenUsed="0"/>
+    <w:lsdException w:name="Normal Table" w:uiPriority="0" w:unhideWhenUsed="0" w:qFormat="1"/>
+    <w:lsdException w:name="annotation subject" w:semiHidden="0" w:uiPriority="0" w:unhideWhenUsed="0"/>
+    <w:lsdException w:name="Table Simple 1" w:semiHidden="0" w:uiPriority="0" w:unhideWhenUsed="0"/>
+    <w:lsdException w:name="Table Simple 2" w:semiHidden="0" w:uiPriority="0" w:unhideWhenUsed="0"/>
+    <w:lsdException w:name="Table Simple 3" w:semiHidden="0" w:uiPriority="0" w:unhideWhenUsed="0"/>
+    <w:lsdException w:name="Table Classic 1" w:semiHidden="0" w:uiPriority="0" w:unhideWhenUsed="0"/>
+    <w:lsdException w:name="Table Classic 2" w:semiHidden="0" w:uiPriority="0" w:unhideWhenUsed="0"/>
+    <w:lsdException w:name="Table Classic 3" w:semiHidden="0" w:uiPriority="0" w:unhideWhenUsed="0"/>
+    <w:lsdException w:name="Table Classic 4" w:semiHidden="0" w:uiPriority="0" w:unhideWhenUsed="0"/>
+    <w:lsdException w:name="Table Colorful 1" w:semiHidden="0" w:uiPriority="0" w:unhideWhenUsed="0"/>
+    <w:lsdException w:name="Table Colorful 2" w:semiHidden="0" w:uiPriority="0" w:unhideWhenUsed="0"/>
+    <w:lsdException w:name="Table Colorful 3" w:semiHidden="0" w:uiPriority="0" w:unhideWhenUsed="0"/>
+    <w:lsdException w:name="Table Columns 1" w:semiHidden="0" w:uiPriority="0" w:unhideWhenUsed="0"/>
+    <w:lsdException w:name="Table Columns 2" w:semiHidden="0" w:uiPriority="0" w:unhideWhenUsed="0"/>
+    <w:lsdException w:name="Table Columns 3" w:semiHidden="0" w:uiPriority="0" w:unhideWhenUsed="0"/>
+    <w:lsdException w:name="Table Columns 4" w:semiHidden="0" w:uiPriority="0" w:unhideWhenUsed="0"/>
+    <w:lsdException w:name="Table Columns 5" w:semiHidden="0" w:uiPriority="0" w:unhideWhenUsed="0"/>
+    <w:lsdException w:name="Table Grid 1" w:semiHidden="0" w:uiPriority="0" w:unhideWhenUsed="0"/>
+    <w:lsdException w:name="Table Grid 2" w:semiHidden="0" w:uiPriority="0" w:unhideWhenUsed="0"/>
+    <w:lsdException w:name="Table Grid 3" w:semiHidden="0" w:uiPriority="0" w:unhideWhenUsed="0"/>
+    <w:lsdException w:name="Table Grid 4" w:semiHidden="0" w:uiPriority="0" w:unhideWhenUsed="0"/>
+    <w:lsdException w:name="Table Grid 5" w:semiHidden="0" w:uiPriority="0" w:unhideWhenUsed="0"/>
+    <w:lsdException w:name="Table Grid 6" w:semiHidden="0" w:uiPriority="0" w:unhideWhenUsed="0"/>
+    <w:lsdException w:name="Table Grid 7" w:semiHidden="0" w:uiPriority="0" w:unhideWhenUsed="0"/>
+    <w:lsdException w:name="Table Grid 8" w:semiHidden="0" w:uiPriority="0" w:unhideWhenUsed="0"/>
+    <w:lsdException w:name="Table List 1" w:semiHidden="0" w:uiPriority="0" w:unhideWhenUsed="0"/>
+    <w:lsdException w:name="Table List 2" w:semiHidden="0" w:uiPriority="0" w:unhideWhenUsed="0"/>
+    <w:lsdException w:name="Table List 3" w:semiHidden="0" w:uiPriority="0" w:unhideWhenUsed="0"/>
+    <w:lsdException w:name="Table List 4" w:semiHidden="0" w:uiPriority="0" w:unhideWhenUsed="0"/>
+    <w:lsdException w:name="Table List 5" w:semiHidden="0" w:uiPriority="0" w:unhideWhenUsed="0"/>
+    <w:lsdException w:name="Table List 6" w:semiHidden="0" w:uiPriority="0" w:unhideWhenUsed="0"/>
+    <w:lsdException w:name="Table List 7" w:semiHidden="0" w:uiPriority="0" w:unhideWhenUsed="0"/>
+    <w:lsdException w:name="Table List 8" w:semiHidden="0" w:uiPriority="0" w:unhideWhenUsed="0"/>
+    <w:lsdException w:name="Table 3D effects 1" w:semiHidden="0" w:uiPriority="0" w:unhideWhenUsed="0"/>
+    <w:lsdException w:name="Table 3D effects 2" w:semiHidden="0" w:uiPriority="0" w:unhideWhenUsed="0"/>
+    <w:lsdException w:name="Table 3D effects 3" w:semiHidden="0" w:uiPriority="0" w:unhideWhenUsed="0"/>
+    <w:lsdException w:name="Table Contemporary" w:semiHidden="0" w:uiPriority="0" w:unhideWhenUsed="0"/>
+    <w:lsdException w:name="Table Elegant" w:semiHidden="0" w:uiPriority="0" w:unhideWhenUsed="0"/>
+    <w:lsdException w:name="Table Professional" w:semiHidden="0" w:uiPriority="0" w:unhideWhenUsed="0"/>
+    <w:lsdException w:name="Table Subtle 1" w:semiHidden="0" w:uiPriority="0" w:unhideWhenUsed="0"/>
+    <w:lsdException w:name="Table Subtle 2" w:semiHidden="0" w:uiPriority="0" w:unhideWhenUsed="0"/>
+    <w:lsdException w:name="Table Web 1" w:semiHidden="0" w:uiPriority="0" w:unhideWhenUsed="0"/>
+    <w:lsdException w:name="Table Web 2" w:semiHidden="0" w:uiPriority="0" w:unhideWhenUsed="0"/>
+    <w:lsdException w:name="Table Web 3" w:semiHidden="0" w:uiPriority="0" w:unhideWhenUsed="0"/>
+    <w:lsdException w:name="Balloon Text" w:semiHidden="0" w:uiPriority="0" w:unhideWhenUsed="0"/>
+    <w:lsdException w:name="Table Grid" w:semiHidden="0" w:uiPriority="0" w:unhideWhenUsed="0" w:qFormat="1"/>
+    <w:lsdException w:name="Table Theme" w:semiHidden="0" w:uiPriority="0" w:unhideWhenUsed="0"/>
+    <w:lsdException w:name="Light Shading" w:semiHidden="0" w:uiPriority="60" w:unhideWhenUsed="0"/>
+    <w:lsdException w:name="Light List" w:semiHidden="0" w:uiPriority="61" w:unhideWhenUsed="0"/>
+    <w:lsdException w:name="Light Grid" w:semiHidden="0" w:uiPriority="62" w:unhideWhenUsed="0"/>
+    <w:lsdException w:name="Medium Shading 1" w:semiHidden="0" w:uiPriority="63" w:unhideWhenUsed="0"/>
+    <w:lsdException w:name="Medium Shading 2" w:semiHidden="0" w:uiPriority="64" w:unhideWhenUsed="0"/>
+    <w:lsdException w:name="Medium List 1" w:semiHidden="0" w:uiPriority="65" w:unhideWhenUsed="0"/>
+    <w:lsdException w:name="Medium List 2" w:semiHidden="0" w:uiPriority="66" w:unhideWhenUsed="0"/>
+    <w:lsdException w:name="Medium Grid 1" w:semiHidden="0" w:uiPriority="67" w:unhideWhenUsed="0"/>
+    <w:lsdException w:name="Medium Grid 2" w:semiHidden="0" w:uiPriority="68" w:unhideWhenUsed="0"/>
+    <w:lsdException w:name="Medium Grid 3" w:semiHidden="0" w:uiPriority="69" w:unhideWhenUsed="0"/>
+    <w:lsdException w:name="Dark List" w:semiHidden="0" w:uiPriority="70" w:unhideWhenUsed="0"/>
+    <w:lsdException w:name="Colorful Shading" w:semiHidden="0" w:uiPriority="71" w:unhideWhenUsed="0"/>
+    <w:lsdException w:name="Colorful List" w:semiHidden="0" w:uiPriority="72" w:unhideWhenUsed="0"/>
+    <w:lsdException w:name="Colorful Grid" w:semiHidden="0" w:uiPriority="73" w:unhideWhenUsed="0"/>
+    <w:lsdException w:name="Light Shading Accent 1" w:semiHidden="0" w:uiPriority="60" w:unhideWhenUsed="0"/>
+    <w:lsdException w:name="Light List Accent 1" w:semiHidden="0" w:uiPriority="61" w:unhideWhenUsed="0"/>
+    <w:lsdException w:name="Light Grid Accent 1" w:semiHidden="0" w:uiPriority="62" w:unhideWhenUsed="0"/>
+    <w:lsdException w:name="Medium Shading 1 Accent 1" w:semiHidden="0" w:uiPriority="63" w:unhideWhenUsed="0"/>
+    <w:lsdException w:name="Medium Shading 2 Accent 1" w:semiHidden="0" w:uiPriority="64" w:unhideWhenUsed="0"/>
+    <w:lsdException w:name="Medium List 1 Accent 1" w:semiHidden="0" w:uiPriority="65" w:unhideWhenUsed="0"/>
+    <w:lsdException w:name="Medium List 2 Accent 1" w:semiHidden="0" w:uiPriority="66" w:unhideWhenUsed="0"/>
+    <w:lsdException w:name="Medium Grid 1 Accent 1" w:semiHidden="0" w:uiPriority="67" w:unhideWhenUsed="0"/>
+    <w:lsdException w:name="Medium Grid 2 Accent 1" w:semiHidden="0" w:uiPriority="68" w:unhideWhenUsed="0"/>
+    <w:lsdException w:name="Medium Grid 3 Accent 1" w:semiHidden="0" w:uiPriority="69" w:unhideWhenUsed="0"/>
+    <w:lsdException w:name="Dark List Accent 1" w:semiHidden="0" w:uiPriority="70" w:unhideWhenUsed="0"/>
+    <w:lsdException w:name="Colorful Shading Accent 1" w:semiHidden="0" w:uiPriority="71" w:unhideWhenUsed="0"/>
+    <w:lsdException w:name="Colorful List Accent 1" w:semiHidden="0" w:uiPriority="72" w:unhideWhenUsed="0"/>
+    <w:lsdException w:name="Colorful Grid Accent 1" w:semiHidden="0" w:uiPriority="73" w:unhideWhenUsed="0"/>
+    <w:lsdException w:name="Light Shading Accent 2" w:semiHidden="0" w:uiPriority="60" w:unhideWhenUsed="0"/>
+    <w:lsdException w:name="Light List Accent 2" w:semiHidden="0" w:uiPriority="61" w:unhideWhenUsed="0"/>
+    <w:lsdException w:name="Light Grid Accent 2" w:semiHidden="0" w:uiPriority="62" w:unhideWhenUsed="0"/>
+    <w:lsdException w:name="Medium Shading 1 Accent 2" w:semiHidden="0" w:uiPriority="63" w:unhideWhenUsed="0"/>
+    <w:lsdException w:name="Medium Shading 2 Accent 2" w:semiHidden="0" w:uiPriority="64" w:unhideWhenUsed="0"/>
+    <w:lsdException w:name="Medium List 1 Accent 2" w:semiHidden="0" w:uiPriority="65" w:unhideWhenUsed="0"/>
+    <w:lsdException w:name="Medium List 2 Accent 2" w:semiHidden="0" w:uiPriority="66" w:unhideWhenUsed="0"/>
+    <w:lsdException w:name="Medium Grid 1 Accent 2" w:semiHidden="0" w:uiPriority="67" w:unhideWhenUsed="0"/>
+    <w:lsdException w:name="Medium Grid 2 Accent 2" w:semiHidden="0" w:uiPriority="68" w:unhideWhenUsed="0"/>
+    <w:lsdException w:name="Medium Grid 3 Accent 2" w:semiHidden="0" w:uiPriority="69" w:unhideWhenUsed="0"/>
+    <w:lsdException w:name="Dark List Accent 2" w:semiHidden="0" w:uiPriority="70" w:unhideWhenUsed="0"/>
+    <w:lsdException w:name="Colorful Shading Accent 2" w:semiHidden="0" w:uiPriority="71" w:unhideWhenUsed="0"/>
+    <w:lsdException w:name="Colorful List Accent 2" w:semiHidden="0" w:uiPriority="72" w:unhideWhenUsed="0"/>
+    <w:lsdException w:name="Colorful Grid Accent 2" w:semiHidden="0" w:uiPriority="73" w:unhideWhenUsed="0"/>
+    <w:lsdException w:name="Light Shading Accent 3" w:semiHidden="0" w:uiPriority="60" w:unhideWhenUsed="0"/>
+    <w:lsdException w:name="Light List Accent 3" w:semiHidden="0" w:uiPriority="61" w:unhideWhenUsed="0"/>
+    <w:lsdException w:name="Light Grid Accent 3" w:semiHidden="0" w:uiPriority="62" w:unhideWhenUsed="0"/>
+    <w:lsdException w:name="Medium Shading 1 Accent 3" w:semiHidden="0" w:uiPriority="63" w:unhideWhenUsed="0"/>
+    <w:lsdException w:name="Medium Shading 2 Accent 3" w:semiHidden="0" w:uiPriority="64" w:unhideWhenUsed="0"/>
+    <w:lsdException w:name="Medium List 1 Accent 3" w:semiHidden="0" w:uiPriority="65" w:unhideWhenUsed="0"/>
+    <w:lsdException w:name="Medium List 2 Accent 3" w:semiHidden="0" w:uiPriority="66" w:unhideWhenUsed="0"/>
+    <w:lsdException w:name="Medium Grid 1 Accent 3" w:semiHidden="0" w:uiPriority="67" w:unhideWhenUsed="0"/>
+    <w:lsdException w:name="Medium Grid 2 Accent 3" w:semiHidden="0" w:uiPriority="68" w:unhideWhenUsed="0"/>
+    <w:lsdException w:name="Medium Grid 3 Accent 3" w:semiHidden="0" w:uiPriority="69" w:unhideWhenUsed="0"/>
+    <w:lsdException w:name="Dark List Accent 3" w:semiHidden="0" w:uiPriority="70" w:unhideWhenUsed="0"/>
+    <w:lsdException w:name="Colorful Shading Accent 3" w:semiHidden="0" w:uiPriority="71" w:unhideWhenUsed="0"/>
+    <w:lsdException w:name="Colorful List Accent 3" w:semiHidden="0" w:uiPriority="72" w:unhideWhenUsed="0"/>
+    <w:lsdException w:name="Colorful Grid Accent 3" w:semiHidden="0" w:uiPriority="73" w:unhideWhenUsed="0"/>
+    <w:lsdException w:name="Light Shading Accent 4" w:semiHidden="0" w:uiPriority="60" w:unhideWhenUsed="0"/>
+    <w:lsdException w:name="Light List Accent 4" w:semiHidden="0" w:uiPriority="61" w:unhideWhenUsed="0"/>
+    <w:lsdException w:name="Light Grid Accent 4" w:semiHidden="0" w:uiPriority="62" w:unhideWhenUsed="0"/>
+    <w:lsdException w:name="Medium Shading 1 Accent 4" w:semiHidden="0" w:uiPriority="63" w:unhideWhenUsed="0"/>
+    <w:lsdException w:name="Medium Shading 2 Accent 4" w:semiHidden="0" w:uiPriority="64" w:unhideWhenUsed="0"/>
+    <w:lsdException w:name="Medium List 1 Accent 4" w:semiHidden="0" w:uiPriority="65" w:unhideWhenUsed="0"/>
+    <w:lsdException w:name="Medium List 2 Accent 4" w:semiHidden="0" w:uiPriority="66" w:unhideWhenUsed="0"/>
+    <w:lsdException w:name="Medium Grid 1 Accent 4" w:semiHidden="0" w:uiPriority="67" w:unhideWhenUsed="0"/>
+    <w:lsdException w:name="Medium Grid 2 Accent 4" w:semiHidden="0" w:uiPriority="68" w:unhideWhenUsed="0"/>
+    <w:lsdException w:name="Medium Grid 3 Accent 4" w:semiHidden="0" w:uiPriority="69" w:unhideWhenUsed="0"/>
+    <w:lsdException w:name="Dark List Accent 4" w:semiHidden="0" w:uiPriority="70" w:unhideWhenUsed="0"/>
+    <w:lsdException w:name="Colorful Shading Accent 4" w:semiHidden="0" w:uiPriority="71" w:unhideWhenUsed="0"/>
+    <w:lsdException w:name="Colorful List Accent 4" w:semiHidden="0" w:uiPriority="72" w:unhideWhenUsed="0"/>
+    <w:lsdException w:name="Colorful Grid Accent 4" w:semiHidden="0" w:uiPriority="73" w:unhideWhenUsed="0"/>
+    <w:lsdException w:name="Light Shading Accent 5" w:semiHidden="0" w:uiPriority="60" w:unhideWhenUsed="0"/>
+    <w:lsdException w:name="Light List Accent 5" w:semiHidden="0" w:uiPriority="61" w:unhideWhenUsed="0"/>
+    <w:lsdException w:name="Light Grid Accent 5" w:semiHidden="0" w:uiPriority="62" w:unhideWhenUsed="0"/>
+    <w:lsdException w:name="Medium Shading 1 Accent 5" w:semiHidden="0" w:uiPriority="63" w:unhideWhenUsed="0"/>
+    <w:lsdException w:name="Medium Shading 2 Accent 5" w:semiHidden="0" w:uiPriority="64" w:unhideWhenUsed="0"/>
+    <w:lsdException w:name="Medium List 1 Accent 5" w:semiHidden="0" w:uiPriority="65" w:unhideWhenUsed="0"/>
+    <w:lsdException w:name="Medium List 2 Accent 5" w:semiHidden="0" w:uiPriority="66" w:unhideWhenUsed="0"/>
+    <w:lsdException w:name="Medium Grid 1 Accent 5" w:semiHidden="0" w:uiPriority="67" w:unhideWhenUsed="0"/>
+    <w:lsdException w:name="Medium Grid 2 Accent 5" w:semiHidden="0" w:uiPriority="68" w:unhideWhenUsed="0"/>
+    <w:lsdException w:name="Medium Grid 3 Accent 5" w:semiHidden="0" w:uiPriority="69" w:unhideWhenUsed="0"/>
+    <w:lsdException w:name="Dark List Accent 5" w:semiHidden="0" w:uiPriority="70" w:unhideWhenUsed="0"/>
+    <w:lsdException w:name="Colorful Shading Accent 5" w:semiHidden="0" w:uiPriority="71" w:unhideWhenUsed="0"/>
+    <w:lsdException w:name="Colorful List Accent 5" w:semiHidden="0" w:uiPriority="72" w:unhideWhenUsed="0"/>
+    <w:lsdException w:name="Colorful Grid Accent 5" w:semiHidden="0" w:uiPriority="73" w:unhideWhenUsed="0"/>
+    <w:lsdException w:name="Light Shading Accent 6" w:semiHidden="0" w:uiPriority="60" w:unhideWhenUsed="0"/>
+    <w:lsdException w:name="Light List Accent 6" w:semiHidden="0" w:uiPriority="61" w:unhideWhenUsed="0"/>
+    <w:lsdException w:name="Light Grid Accent 6" w:semiHidden="0" w:uiPriority="62" w:unhideWhenUsed="0"/>
+    <w:lsdException w:name="Medium Shading 1 Accent 6" w:semiHidden="0" w:uiPriority="63" w:unhideWhenUsed="0"/>
+    <w:lsdException w:name="Medium Shading 2 Accent 6" w:semiHidden="0" w:uiPriority="64" w:unhideWhenUsed="0"/>
+    <w:lsdException w:name="Medium List 1 Accent 6" w:semiHidden="0" w:uiPriority="65" w:unhideWhenUsed="0"/>
+    <w:lsdException w:name="Medium List 2 Accent 6" w:semiHidden="0" w:uiPriority="66" w:unhideWhenUsed="0"/>
+    <w:lsdException w:name="Medium Grid 1 Accent 6" w:semiHidden="0" w:uiPriority="67" w:unhideWhenUsed="0"/>
+    <w:lsdException w:name="Medium Grid 2 Accent 6" w:semiHidden="0" w:uiPriority="68" w:unhideWhenUsed="0"/>
+    <w:lsdException w:name="Medium Grid 3 Accent 6" w:semiHidden="0" w:uiPriority="69" w:unhideWhenUsed="0"/>
+    <w:lsdException w:name="Dark List Accent 6" w:semiHidden="0" w:uiPriority="70" w:unhideWhenUsed="0"/>
+    <w:lsdException w:name="Colorful Shading Accent 6" w:semiHidden="0" w:uiPriority="71" w:unhideWhenUsed="0"/>
+    <w:lsdException w:name="Colorful List Accent 6" w:semiHidden="0" w:uiPriority="72" w:unhideWhenUsed="0"/>
+    <w:lsdException w:name="Colorful Grid Accent 6" w:semiHidden="0" w:uiPriority="73" w:unhideWhenUsed="0"/>
   </w:latentStyles>
-  <w:style w:type="paragraph" w:default="1" w:styleId="1">
+  <w:style w:type="paragraph" w:default="1" w:styleId="Normal">
     <w:name w:val="Normal"/>
     <w:qFormat/>
-    <w:uiPriority w:val="0"/>
     <w:pPr>
       <w:kinsoku w:val="0"/>
       <w:autoSpaceDE w:val="0"/>
@@ -7484,7 +7279,7 @@
       <w:textAlignment w:val="baseline"/>
     </w:pPr>
     <w:rPr>
-      <w:rFonts w:ascii="Arial" w:hAnsi="Arial" w:eastAsia="宋体" w:cs="Arial"/>
+      <w:rFonts w:ascii="Arial" w:eastAsia="宋体" w:hAnsi="Arial" w:cs="Arial"/>
       <w:snapToGrid w:val="0"/>
       <w:color w:val="000000"/>
       <w:kern w:val="0"/>
@@ -7493,12 +7288,11 @@
       <w:lang w:val="en-US" w:eastAsia="en-US" w:bidi="ar-SA"/>
     </w:rPr>
   </w:style>
-  <w:style w:type="paragraph" w:styleId="2">
+  <w:style w:type="paragraph" w:styleId="Heading1">
     <w:name w:val="heading 1"/>
-    <w:basedOn w:val="1"/>
-    <w:next w:val="1"/>
+    <w:basedOn w:val="Normal"/>
+    <w:next w:val="Normal"/>
     <w:qFormat/>
-    <w:uiPriority w:val="0"/>
     <w:pPr>
       <w:keepNext/>
       <w:keepLines/>
@@ -7516,13 +7310,12 @@
       <w:sz w:val="44"/>
     </w:rPr>
   </w:style>
-  <w:style w:type="paragraph" w:styleId="3">
+  <w:style w:type="paragraph" w:styleId="Heading2">
     <w:name w:val="heading 2"/>
-    <w:basedOn w:val="1"/>
-    <w:next w:val="1"/>
+    <w:basedOn w:val="Normal"/>
+    <w:next w:val="Normal"/>
     <w:unhideWhenUsed/>
     <w:qFormat/>
-    <w:uiPriority w:val="0"/>
     <w:pPr>
       <w:keepNext/>
       <w:keepLines/>
@@ -7535,19 +7328,18 @@
       <w:outlineLvl w:val="1"/>
     </w:pPr>
     <w:rPr>
-      <w:rFonts w:ascii="Arial" w:hAnsi="Arial" w:eastAsia="黑体"/>
+      <w:rFonts w:ascii="Arial" w:eastAsia="黑体" w:hAnsi="Arial"/>
       <w:b/>
       <w:sz w:val="32"/>
     </w:rPr>
   </w:style>
-  <w:style w:type="paragraph" w:styleId="4">
+  <w:style w:type="paragraph" w:styleId="Heading3">
     <w:name w:val="heading 3"/>
-    <w:basedOn w:val="1"/>
-    <w:next w:val="1"/>
+    <w:basedOn w:val="Normal"/>
+    <w:next w:val="Normal"/>
     <w:semiHidden/>
     <w:unhideWhenUsed/>
     <w:qFormat/>
-    <w:uiPriority w:val="0"/>
     <w:pPr>
       <w:keepNext/>
       <w:keepLines/>
@@ -7564,13 +7356,12 @@
       <w:sz w:val="32"/>
     </w:rPr>
   </w:style>
-  <w:style w:type="paragraph" w:styleId="5">
+  <w:style w:type="paragraph" w:styleId="Heading4">
     <w:name w:val="heading 4"/>
-    <w:basedOn w:val="1"/>
-    <w:next w:val="1"/>
+    <w:basedOn w:val="Normal"/>
+    <w:next w:val="Normal"/>
     <w:unhideWhenUsed/>
     <w:qFormat/>
-    <w:uiPriority w:val="0"/>
     <w:pPr>
       <w:keepNext/>
       <w:keepLines/>
@@ -7583,19 +7374,18 @@
       <w:outlineLvl w:val="3"/>
     </w:pPr>
     <w:rPr>
-      <w:rFonts w:ascii="Arial" w:hAnsi="Arial" w:eastAsia="黑体"/>
+      <w:rFonts w:ascii="Arial" w:eastAsia="黑体" w:hAnsi="Arial"/>
       <w:b/>
       <w:sz w:val="28"/>
     </w:rPr>
   </w:style>
-  <w:style w:type="paragraph" w:styleId="6">
+  <w:style w:type="paragraph" w:styleId="Heading5">
     <w:name w:val="heading 5"/>
-    <w:basedOn w:val="1"/>
-    <w:next w:val="1"/>
+    <w:basedOn w:val="Normal"/>
+    <w:next w:val="Normal"/>
     <w:semiHidden/>
     <w:unhideWhenUsed/>
     <w:qFormat/>
-    <w:uiPriority w:val="0"/>
     <w:pPr>
       <w:keepNext/>
       <w:keepLines/>
@@ -7612,14 +7402,13 @@
       <w:sz w:val="28"/>
     </w:rPr>
   </w:style>
-  <w:style w:type="paragraph" w:styleId="7">
+  <w:style w:type="paragraph" w:styleId="Heading6">
     <w:name w:val="heading 6"/>
-    <w:basedOn w:val="1"/>
-    <w:next w:val="1"/>
+    <w:basedOn w:val="Normal"/>
+    <w:next w:val="Normal"/>
     <w:semiHidden/>
     <w:unhideWhenUsed/>
     <w:qFormat/>
-    <w:uiPriority w:val="0"/>
     <w:pPr>
       <w:keepNext/>
       <w:keepLines/>
@@ -7632,19 +7421,18 @@
       <w:outlineLvl w:val="5"/>
     </w:pPr>
     <w:rPr>
-      <w:rFonts w:ascii="Arial" w:hAnsi="Arial" w:eastAsia="黑体"/>
+      <w:rFonts w:ascii="Arial" w:eastAsia="黑体" w:hAnsi="Arial"/>
       <w:b/>
       <w:sz w:val="24"/>
     </w:rPr>
   </w:style>
-  <w:style w:type="paragraph" w:styleId="8">
+  <w:style w:type="paragraph" w:styleId="Heading7">
     <w:name w:val="heading 7"/>
-    <w:basedOn w:val="1"/>
-    <w:next w:val="1"/>
+    <w:basedOn w:val="Normal"/>
+    <w:next w:val="Normal"/>
     <w:semiHidden/>
     <w:unhideWhenUsed/>
     <w:qFormat/>
-    <w:uiPriority w:val="0"/>
     <w:pPr>
       <w:keepNext/>
       <w:keepLines/>
@@ -7661,14 +7449,13 @@
       <w:sz w:val="24"/>
     </w:rPr>
   </w:style>
-  <w:style w:type="paragraph" w:styleId="9">
+  <w:style w:type="paragraph" w:styleId="Heading8">
     <w:name w:val="heading 8"/>
-    <w:basedOn w:val="1"/>
-    <w:next w:val="1"/>
+    <w:basedOn w:val="Normal"/>
+    <w:next w:val="Normal"/>
     <w:semiHidden/>
     <w:unhideWhenUsed/>
     <w:qFormat/>
-    <w:uiPriority w:val="0"/>
     <w:pPr>
       <w:keepNext/>
       <w:keepLines/>
@@ -7681,18 +7468,17 @@
       <w:outlineLvl w:val="7"/>
     </w:pPr>
     <w:rPr>
-      <w:rFonts w:ascii="Arial" w:hAnsi="Arial" w:eastAsia="黑体"/>
+      <w:rFonts w:ascii="Arial" w:eastAsia="黑体" w:hAnsi="Arial"/>
       <w:sz w:val="24"/>
     </w:rPr>
   </w:style>
-  <w:style w:type="paragraph" w:styleId="10">
+  <w:style w:type="paragraph" w:styleId="Heading9">
     <w:name w:val="heading 9"/>
-    <w:basedOn w:val="1"/>
-    <w:next w:val="1"/>
+    <w:basedOn w:val="Normal"/>
+    <w:next w:val="Normal"/>
     <w:semiHidden/>
     <w:unhideWhenUsed/>
     <w:qFormat/>
-    <w:uiPriority w:val="0"/>
     <w:pPr>
       <w:keepNext/>
       <w:keepLines/>
@@ -7705,21 +7491,19 @@
       <w:outlineLvl w:val="8"/>
     </w:pPr>
     <w:rPr>
-      <w:rFonts w:ascii="Arial" w:hAnsi="Arial" w:eastAsia="黑体"/>
+      <w:rFonts w:ascii="Arial" w:eastAsia="黑体" w:hAnsi="Arial"/>
       <w:sz w:val="21"/>
     </w:rPr>
   </w:style>
-  <w:style w:type="character" w:default="1" w:styleId="22">
+  <w:style w:type="character" w:default="1" w:styleId="DefaultParagraphFont">
     <w:name w:val="Default Paragraph Font"/>
     <w:semiHidden/>
     <w:qFormat/>
-    <w:uiPriority w:val="0"/>
   </w:style>
-  <w:style w:type="table" w:default="1" w:styleId="20">
+  <w:style w:type="table" w:default="1" w:styleId="TableNormal">
     <w:name w:val="Normal Table"/>
     <w:semiHidden/>
     <w:qFormat/>
-    <w:uiPriority w:val="0"/>
     <w:tblPr>
       <w:tblCellMar>
         <w:top w:w="0" w:type="dxa"/>
@@ -7729,43 +7513,39 @@
       </w:tblCellMar>
     </w:tblPr>
   </w:style>
-  <w:style w:type="paragraph" w:styleId="11">
+  <w:style w:type="paragraph" w:styleId="CommentText">
     <w:name w:val="annotation text"/>
-    <w:basedOn w:val="1"/>
+    <w:basedOn w:val="Normal"/>
     <w:qFormat/>
-    <w:uiPriority w:val="0"/>
     <w:pPr>
       <w:jc w:val="left"/>
     </w:pPr>
   </w:style>
-  <w:style w:type="paragraph" w:styleId="12">
+  <w:style w:type="paragraph" w:styleId="BodyText">
     <w:name w:val="Body Text"/>
-    <w:basedOn w:val="1"/>
+    <w:basedOn w:val="Normal"/>
     <w:semiHidden/>
     <w:qFormat/>
-    <w:uiPriority w:val="0"/>
     <w:rPr>
-      <w:rFonts w:ascii="Arial" w:hAnsi="Arial" w:eastAsia="Arial" w:cs="Arial"/>
+      <w:rFonts w:ascii="Arial" w:eastAsia="Arial" w:hAnsi="Arial" w:cs="Arial"/>
       <w:sz w:val="21"/>
       <w:szCs w:val="21"/>
       <w:lang w:val="en-US" w:eastAsia="en-US" w:bidi="ar-SA"/>
     </w:rPr>
   </w:style>
-  <w:style w:type="paragraph" w:styleId="13">
+  <w:style w:type="paragraph" w:styleId="TOC3">
     <w:name w:val="toc 3"/>
-    <w:basedOn w:val="1"/>
-    <w:next w:val="1"/>
+    <w:basedOn w:val="Normal"/>
+    <w:next w:val="Normal"/>
     <w:qFormat/>
-    <w:uiPriority w:val="0"/>
     <w:pPr>
       <w:ind w:left="840" w:leftChars="400"/>
     </w:pPr>
   </w:style>
-  <w:style w:type="paragraph" w:styleId="14">
+  <w:style w:type="paragraph" w:styleId="Footer">
     <w:name w:val="footer"/>
-    <w:basedOn w:val="1"/>
+    <w:basedOn w:val="Normal"/>
     <w:qFormat/>
-    <w:uiPriority w:val="0"/>
     <w:pPr>
       <w:tabs>
         <w:tab w:val="center" w:pos="4153"/>
@@ -7778,17 +7558,16 @@
       <w:sz w:val="18"/>
     </w:rPr>
   </w:style>
-  <w:style w:type="paragraph" w:styleId="15">
+  <w:style w:type="paragraph" w:styleId="Header">
     <w:name w:val="header"/>
-    <w:basedOn w:val="1"/>
+    <w:basedOn w:val="Normal"/>
     <w:qFormat/>
-    <w:uiPriority w:val="0"/>
     <w:pPr>
       <w:pBdr>
-        <w:top w:val="none" w:color="auto" w:sz="0" w:space="0"/>
-        <w:left w:val="none" w:color="auto" w:sz="0" w:space="0"/>
-        <w:bottom w:val="none" w:color="auto" w:sz="0" w:space="0"/>
-        <w:right w:val="none" w:color="auto" w:sz="0" w:space="0"/>
+        <w:top w:val="nil"/>
+        <w:left w:val="nil"/>
+        <w:bottom w:val="nil"/>
+        <w:right w:val="nil"/>
       </w:pBdr>
       <w:tabs>
         <w:tab w:val="center" w:pos="4153"/>
@@ -7803,41 +7582,37 @@
       <w:sz w:val="18"/>
     </w:rPr>
   </w:style>
-  <w:style w:type="paragraph" w:styleId="16">
+  <w:style w:type="paragraph" w:styleId="TOC1">
     <w:name w:val="toc 1"/>
-    <w:basedOn w:val="1"/>
-    <w:next w:val="1"/>
+    <w:basedOn w:val="Normal"/>
+    <w:next w:val="Normal"/>
     <w:qFormat/>
-    <w:uiPriority w:val="0"/>
     <w:rPr>
-      <w:rFonts w:ascii="Arial" w:hAnsi="Arial" w:eastAsia="Microsoft JhengHei"/>
+      <w:rFonts w:ascii="Arial" w:eastAsia="Microsoft JhengHei" w:hAnsi="Arial"/>
       <w:sz w:val="24"/>
     </w:rPr>
   </w:style>
-  <w:style w:type="paragraph" w:styleId="17">
+  <w:style w:type="paragraph" w:styleId="TOC2">
     <w:name w:val="toc 2"/>
-    <w:basedOn w:val="1"/>
-    <w:next w:val="1"/>
+    <w:basedOn w:val="Normal"/>
+    <w:next w:val="Normal"/>
     <w:qFormat/>
-    <w:uiPriority w:val="0"/>
     <w:pPr>
       <w:ind w:left="420" w:leftChars="200"/>
     </w:pPr>
   </w:style>
-  <w:style w:type="paragraph" w:styleId="18">
+  <w:style w:type="paragraph" w:styleId="NormalWeb">
     <w:name w:val="Normal (Web)"/>
-    <w:basedOn w:val="1"/>
+    <w:basedOn w:val="Normal"/>
     <w:qFormat/>
-    <w:uiPriority w:val="0"/>
     <w:rPr>
       <w:sz w:val="24"/>
     </w:rPr>
   </w:style>
-  <w:style w:type="paragraph" w:styleId="19">
+  <w:style w:type="paragraph" w:styleId="Title">
     <w:name w:val="Title"/>
-    <w:basedOn w:val="1"/>
+    <w:basedOn w:val="Normal"/>
     <w:qFormat/>
-    <w:uiPriority w:val="0"/>
     <w:pPr>
       <w:spacing w:before="240" w:beforeLines="0" w:beforeAutospacing="0" w:after="60" w:afterLines="0" w:afterAutospacing="0"/>
       <w:jc w:val="center"/>
@@ -7849,73 +7624,68 @@
       <w:sz w:val="32"/>
     </w:rPr>
   </w:style>
-  <w:style w:type="table" w:styleId="21">
+  <w:style w:type="table" w:styleId="TableGrid">
     <w:name w:val="Table Grid"/>
-    <w:basedOn w:val="20"/>
+    <w:basedOn w:val="TableNormal"/>
     <w:qFormat/>
-    <w:uiPriority w:val="0"/>
     <w:pPr>
       <w:widowControl w:val="0"/>
       <w:jc w:val="both"/>
     </w:pPr>
     <w:tblPr>
       <w:tblBorders>
-        <w:top w:val="single" w:color="auto" w:sz="4" w:space="0"/>
-        <w:left w:val="single" w:color="auto" w:sz="4" w:space="0"/>
-        <w:bottom w:val="single" w:color="auto" w:sz="4" w:space="0"/>
-        <w:right w:val="single" w:color="auto" w:sz="4" w:space="0"/>
-        <w:insideH w:val="single" w:color="auto" w:sz="4" w:space="0"/>
-        <w:insideV w:val="single" w:color="auto" w:sz="4" w:space="0"/>
+        <w:top w:val="single" w:sz="4" w:space="0" w:color="auto"/>
+        <w:left w:val="single" w:sz="4" w:space="0" w:color="auto"/>
+        <w:bottom w:val="single" w:sz="4" w:space="0" w:color="auto"/>
+        <w:right w:val="single" w:sz="4" w:space="0" w:color="auto"/>
+        <w:insideH w:val="single" w:sz="4" w:space="0" w:color="auto"/>
+        <w:insideV w:val="single" w:sz="4" w:space="0" w:color="auto"/>
       </w:tblBorders>
     </w:tblPr>
   </w:style>
-  <w:style w:type="character" w:styleId="23">
+  <w:style w:type="character" w:styleId="Strong">
     <w:name w:val="Strong"/>
-    <w:basedOn w:val="22"/>
+    <w:basedOn w:val="DefaultParagraphFont"/>
     <w:qFormat/>
-    <w:uiPriority w:val="0"/>
     <w:rPr>
       <w:b/>
     </w:rPr>
   </w:style>
-  <w:style w:type="paragraph" w:customStyle="1" w:styleId="24">
+  <w:style w:type="paragraph" w:customStyle="1" w:styleId="a">
     <w:name w:val="柴_公司名"/>
-    <w:basedOn w:val="19"/>
+    <w:basedOn w:val="Title"/>
     <w:qFormat/>
-    <w:uiPriority w:val="0"/>
     <w:pPr>
       <w:spacing w:after="600" w:afterLines="600"/>
     </w:pPr>
     <w:rPr>
-      <w:rFonts w:hint="eastAsia" w:ascii="宋体" w:hAnsi="宋体" w:eastAsia="宋体" w:cs="宋体"/>
+      <w:rFonts w:ascii="宋体" w:eastAsia="宋体" w:hAnsi="宋体" w:cs="宋体" w:hint="eastAsia"/>
       <w:bCs/>
       <w:spacing w:val="-6"/>
       <w:sz w:val="52"/>
       <w:szCs w:val="52"/>
     </w:rPr>
   </w:style>
-  <w:style w:type="paragraph" w:customStyle="1" w:styleId="25">
+  <w:style w:type="paragraph" w:customStyle="1" w:styleId="a0">
     <w:name w:val="柴_文档名"/>
-    <w:basedOn w:val="19"/>
+    <w:basedOn w:val="Title"/>
     <w:qFormat/>
-    <w:uiPriority w:val="0"/>
     <w:pPr>
       <w:spacing w:after="900" w:afterLines="900"/>
     </w:pPr>
     <w:rPr>
-      <w:rFonts w:ascii="黑体" w:hAnsi="黑体" w:eastAsia="黑体" w:cs="黑体"/>
+      <w:rFonts w:ascii="黑体" w:eastAsia="黑体" w:hAnsi="黑体" w:cs="黑体"/>
       <w:bCs/>
       <w:spacing w:val="-7"/>
       <w:sz w:val="52"/>
       <w:szCs w:val="52"/>
     </w:rPr>
   </w:style>
-  <w:style w:type="table" w:customStyle="1" w:styleId="26">
+  <w:style w:type="table" w:customStyle="1" w:styleId="TableNormal0">
     <w:name w:val="Table Normal_0"/>
     <w:semiHidden/>
     <w:unhideWhenUsed/>
     <w:qFormat/>
-    <w:uiPriority w:val="0"/>
     <w:tblPr>
       <w:tblCellMar>
         <w:top w:w="0" w:type="dxa"/>
@@ -7925,87 +7695,81 @@
       </w:tblCellMar>
     </w:tblPr>
   </w:style>
-  <w:style w:type="paragraph" w:customStyle="1" w:styleId="27">
+  <w:style w:type="paragraph" w:customStyle="1" w:styleId="TableText">
     <w:name w:val="Table Text"/>
-    <w:basedOn w:val="1"/>
+    <w:basedOn w:val="Normal"/>
     <w:semiHidden/>
     <w:qFormat/>
-    <w:uiPriority w:val="0"/>
     <w:rPr>
-      <w:rFonts w:ascii="宋体" w:hAnsi="宋体" w:eastAsia="宋体" w:cs="宋体"/>
+      <w:rFonts w:ascii="宋体" w:eastAsia="宋体" w:hAnsi="宋体" w:cs="宋体"/>
       <w:sz w:val="21"/>
       <w:szCs w:val="21"/>
       <w:lang w:val="en-US" w:eastAsia="en-US" w:bidi="ar-SA"/>
     </w:rPr>
   </w:style>
-  <w:style w:type="paragraph" w:customStyle="1" w:styleId="28">
+  <w:style w:type="paragraph" w:customStyle="1" w:styleId="1">
     <w:name w:val="柴_标题1"/>
-    <w:basedOn w:val="2"/>
-    <w:next w:val="29"/>
-    <w:link w:val="38"/>
+    <w:basedOn w:val="Heading1"/>
+    <w:next w:val="a1"/>
+    <w:link w:val="1Char"/>
     <w:qFormat/>
-    <w:uiPriority w:val="0"/>
     <w:pPr>
       <w:spacing w:before="100" w:after="90" w:line="360" w:lineRule="auto"/>
     </w:pPr>
     <w:rPr>
-      <w:rFonts w:ascii="Arial" w:hAnsi="Arial" w:eastAsia="宋体"/>
+      <w:rFonts w:ascii="Arial" w:eastAsia="宋体" w:hAnsi="Arial"/>
       <w:sz w:val="32"/>
     </w:rPr>
   </w:style>
-  <w:style w:type="paragraph" w:customStyle="1" w:styleId="29">
+  <w:style w:type="paragraph" w:customStyle="1" w:styleId="a1">
     <w:name w:val="柴_正文"/>
-    <w:basedOn w:val="12"/>
-    <w:link w:val="42"/>
+    <w:basedOn w:val="BodyText"/>
+    <w:link w:val="Char"/>
     <w:qFormat/>
-    <w:uiPriority w:val="0"/>
     <w:pPr>
       <w:spacing w:line="360" w:lineRule="auto"/>
       <w:ind w:firstLine="470" w:firstLineChars="200"/>
     </w:pPr>
     <w:rPr>
-      <w:rFonts w:ascii="Arial" w:hAnsi="Arial" w:eastAsia="宋体"/>
+      <w:rFonts w:ascii="Arial" w:eastAsia="宋体" w:hAnsi="Arial"/>
       <w:sz w:val="24"/>
       <w:lang w:eastAsia="zh-CN"/>
     </w:rPr>
   </w:style>
-  <w:style w:type="paragraph" w:customStyle="1" w:styleId="30">
+  <w:style w:type="paragraph" w:customStyle="1" w:styleId="2">
     <w:name w:val="柴_标题2"/>
-    <w:basedOn w:val="3"/>
-    <w:next w:val="29"/>
+    <w:basedOn w:val="Heading2"/>
+    <w:next w:val="a1"/>
     <w:qFormat/>
-    <w:uiPriority w:val="0"/>
     <w:pPr>
       <w:spacing w:line="360" w:lineRule="auto"/>
     </w:pPr>
     <w:rPr>
-      <w:rFonts w:ascii="Arial" w:hAnsi="Arial" w:eastAsia="宋体"/>
+      <w:rFonts w:ascii="Arial" w:eastAsia="宋体" w:hAnsi="Arial"/>
       <w:sz w:val="28"/>
     </w:rPr>
   </w:style>
-  <w:style w:type="paragraph" w:customStyle="1" w:styleId="31">
+  <w:style w:type="paragraph" w:customStyle="1" w:styleId="3">
     <w:name w:val="柴_标题3"/>
-    <w:basedOn w:val="4"/>
-    <w:next w:val="29"/>
+    <w:basedOn w:val="Heading3"/>
+    <w:next w:val="a1"/>
     <w:qFormat/>
-    <w:uiPriority w:val="0"/>
     <w:pPr>
       <w:spacing w:line="360" w:lineRule="auto"/>
       <w:ind w:left="0" w:firstLine="472" w:firstLineChars="200"/>
     </w:pPr>
     <w:rPr>
-      <w:rFonts w:ascii="宋体" w:hAnsi="宋体" w:eastAsia="宋体" w:cs="宋体"/>
+      <w:rFonts w:ascii="宋体" w:eastAsia="宋体" w:hAnsi="宋体" w:cs="宋体"/>
       <w:spacing w:val="-2"/>
       <w:sz w:val="24"/>
       <w:szCs w:val="24"/>
     </w:rPr>
   </w:style>
-  <w:style w:type="paragraph" w:customStyle="1" w:styleId="32">
+  <w:style w:type="paragraph" w:customStyle="1" w:styleId="a2">
     <w:name w:val="柴_目录"/>
-    <w:basedOn w:val="1"/>
-    <w:next w:val="12"/>
+    <w:basedOn w:val="Normal"/>
+    <w:next w:val="BodyText"/>
     <w:qFormat/>
-    <w:uiPriority w:val="0"/>
     <w:pPr>
       <w:tabs>
         <w:tab w:val="right" w:leader="dot" w:pos="8442"/>
@@ -8013,64 +7777,59 @@
       <w:ind w:left="0" w:leftChars="0"/>
     </w:pPr>
     <w:rPr>
-      <w:rFonts w:ascii="Arial" w:hAnsi="Arial" w:eastAsia="Microsoft JhengHei"/>
+      <w:rFonts w:ascii="Arial" w:eastAsia="Microsoft JhengHei" w:hAnsi="Arial"/>
       <w:sz w:val="24"/>
     </w:rPr>
   </w:style>
-  <w:style w:type="paragraph" w:customStyle="1" w:styleId="33">
+  <w:style w:type="paragraph" w:customStyle="1" w:styleId="WPSOffice1">
     <w:name w:val="WPSOffice手动目录 1"/>
     <w:qFormat/>
-    <w:uiPriority w:val="0"/>
     <w:pPr>
       <w:ind w:leftChars="0"/>
     </w:pPr>
     <w:rPr>
-      <w:rFonts w:ascii="Times New Roman" w:hAnsi="Times New Roman" w:eastAsia="宋体" w:cs="Times New Roman"/>
+      <w:rFonts w:ascii="Times New Roman" w:eastAsia="宋体" w:hAnsi="Times New Roman" w:cs="Times New Roman"/>
       <w:sz w:val="20"/>
       <w:szCs w:val="20"/>
     </w:rPr>
   </w:style>
-  <w:style w:type="paragraph" w:customStyle="1" w:styleId="34">
+  <w:style w:type="paragraph" w:customStyle="1" w:styleId="WPSOffice2">
     <w:name w:val="WPSOffice手动目录 2"/>
     <w:qFormat/>
-    <w:uiPriority w:val="0"/>
     <w:pPr>
       <w:ind w:leftChars="200"/>
     </w:pPr>
     <w:rPr>
-      <w:rFonts w:ascii="Times New Roman" w:hAnsi="Times New Roman" w:eastAsia="宋体" w:cs="Times New Roman"/>
+      <w:rFonts w:ascii="Times New Roman" w:eastAsia="宋体" w:hAnsi="Times New Roman" w:cs="Times New Roman"/>
       <w:sz w:val="20"/>
       <w:szCs w:val="20"/>
     </w:rPr>
   </w:style>
-  <w:style w:type="paragraph" w:customStyle="1" w:styleId="35">
+  <w:style w:type="paragraph" w:customStyle="1" w:styleId="WPSOffice3">
     <w:name w:val="WPSOffice手动目录 3"/>
     <w:qFormat/>
-    <w:uiPriority w:val="0"/>
     <w:pPr>
       <w:ind w:leftChars="400"/>
     </w:pPr>
     <w:rPr>
-      <w:rFonts w:ascii="Times New Roman" w:hAnsi="Times New Roman" w:eastAsia="宋体" w:cs="Times New Roman"/>
+      <w:rFonts w:ascii="Times New Roman" w:eastAsia="宋体" w:hAnsi="Times New Roman" w:cs="Times New Roman"/>
       <w:sz w:val="20"/>
       <w:szCs w:val="20"/>
     </w:rPr>
   </w:style>
-  <w:style w:type="paragraph" w:customStyle="1" w:styleId="36">
+  <w:style w:type="paragraph" w:customStyle="1" w:styleId="Compact">
     <w:name w:val="Compact"/>
-    <w:basedOn w:val="12"/>
+    <w:basedOn w:val="BodyText"/>
     <w:qFormat/>
-    <w:uiPriority w:val="0"/>
     <w:pPr>
       <w:spacing w:before="36" w:after="36"/>
     </w:pPr>
   </w:style>
-  <w:style w:type="table" w:customStyle="1" w:styleId="37">
+  <w:style w:type="table" w:customStyle="1" w:styleId="Table">
     <w:name w:val="Table"/>
     <w:semiHidden/>
     <w:unhideWhenUsed/>
     <w:qFormat/>
-    <w:uiPriority w:val="0"/>
     <w:tblPr>
       <w:tblCellMar>
         <w:top w:w="0" w:type="dxa"/>
@@ -8082,28 +7841,26 @@
     <w:tblStylePr w:type="firstRow">
       <w:tcPr>
         <w:tcBorders>
-          <w:bottom w:val="single" w:color="auto" w:sz="0" w:space="0"/>
+          <w:bottom w:val="single" w:sz="0" w:space="0" w:color="auto"/>
         </w:tcBorders>
         <w:vAlign w:val="bottom"/>
       </w:tcPr>
     </w:tblStylePr>
   </w:style>
-  <w:style w:type="character" w:customStyle="1" w:styleId="38">
+  <w:style w:type="character" w:customStyle="1" w:styleId="1Char">
     <w:name w:val="柴_标题1 Char"/>
-    <w:link w:val="28"/>
+    <w:link w:val="1"/>
     <w:qFormat/>
-    <w:uiPriority w:val="0"/>
     <w:rPr>
-      <w:rFonts w:ascii="Arial" w:hAnsi="Arial" w:eastAsia="宋体"/>
+      <w:rFonts w:ascii="Arial" w:eastAsia="宋体" w:hAnsi="Arial"/>
       <w:sz w:val="32"/>
     </w:rPr>
   </w:style>
-  <w:style w:type="table" w:customStyle="1" w:styleId="39">
+  <w:style w:type="table" w:customStyle="1" w:styleId="TableNormal1">
     <w:name w:val="Table Normal_1"/>
     <w:semiHidden/>
     <w:unhideWhenUsed/>
     <w:qFormat/>
-    <w:uiPriority w:val="0"/>
     <w:tblPr>
       <w:tblCellMar>
         <w:top w:w="0" w:type="dxa"/>
@@ -8113,11 +7870,10 @@
       </w:tblCellMar>
     </w:tblPr>
   </w:style>
-  <w:style w:type="paragraph" w:customStyle="1" w:styleId="40">
+  <w:style w:type="paragraph" w:customStyle="1" w:styleId="a3">
     <w:name w:val="柴_正文_无缩进"/>
-    <w:basedOn w:val="1"/>
+    <w:basedOn w:val="Normal"/>
     <w:qFormat/>
-    <w:uiPriority w:val="0"/>
     <w:pPr>
       <w:ind w:firstLine="0" w:firstLineChars="0"/>
     </w:pPr>
@@ -8127,31 +7883,29 @@
       <w:lang w:eastAsia="zh-CN"/>
     </w:rPr>
   </w:style>
-  <w:style w:type="paragraph" w:customStyle="1" w:styleId="41">
+  <w:style w:type="paragraph" w:customStyle="1" w:styleId="4">
     <w:name w:val="柴_标题4"/>
-    <w:basedOn w:val="5"/>
-    <w:next w:val="1"/>
+    <w:basedOn w:val="Heading4"/>
+    <w:next w:val="Normal"/>
     <w:qFormat/>
-    <w:uiPriority w:val="0"/>
     <w:pPr>
       <w:widowControl w:val="0"/>
       <w:spacing w:before="160" w:line="360" w:lineRule="auto"/>
-      <w:ind w:left="981" w:leftChars="300" w:hanging="862"/>
+      <w:ind w:left="981" w:hanging="862" w:leftChars="300"/>
     </w:pPr>
     <w:rPr>
-      <w:rFonts w:hint="eastAsia" w:ascii="Calibri" w:hAnsi="Calibri" w:eastAsia="宋体" w:cs="宋体"/>
+      <w:rFonts w:ascii="Calibri" w:eastAsia="宋体" w:hAnsi="Calibri" w:cs="宋体" w:hint="eastAsia"/>
       <w:sz w:val="24"/>
       <w:szCs w:val="24"/>
       <w:lang w:eastAsia="zh-CN" w:bidi="zh-CN"/>
     </w:rPr>
   </w:style>
-  <w:style w:type="character" w:customStyle="1" w:styleId="42">
+  <w:style w:type="character" w:customStyle="1" w:styleId="Char">
     <w:name w:val="柴_正文 Char"/>
-    <w:link w:val="29"/>
+    <w:link w:val="a1"/>
     <w:qFormat/>
-    <w:uiPriority w:val="0"/>
     <w:rPr>
-      <w:rFonts w:ascii="Arial" w:hAnsi="Arial" w:eastAsia="宋体"/>
+      <w:rFonts w:ascii="Arial" w:eastAsia="宋体" w:hAnsi="Arial"/>
       <w:sz w:val="24"/>
       <w:lang w:eastAsia="zh-CN"/>
     </w:rPr>
